--- a/warrant_form/resources/warrant_template.docx
+++ b/warrant_form/resources/warrant_template.docx
@@ -18,8 +18,8 @@
       </w:tblPr>
       <w:tblGrid>
         <w:gridCol w:w="959"/>
-        <w:gridCol w:w="2409"/>
-        <w:gridCol w:w="1985"/>
+        <w:gridCol w:w="2408"/>
+        <w:gridCol w:w="1986"/>
         <w:gridCol w:w="4394"/>
       </w:tblGrid>
       <w:tr>
@@ -29,7 +29,7 @@
         </w:trPr>
         <w:tc>
           <w:tcPr>
-            <w:tcW w:w="3368" w:type="dxa"/>
+            <w:tcW w:w="3367" w:type="dxa"/>
             <w:gridSpan w:val="2"/>
             <w:vMerge w:val="restart"/>
             <w:tcBorders/>
@@ -48,7 +48,7 @@
               <mc:AlternateContent>
                 <mc:Choice Requires="wps">
                   <w:drawing>
-                    <wp:anchor distT="0" distB="0" distL="114300" distR="114300" simplePos="0" relativeHeight="2" behindDoc="0" locked="0" layoutInCell="1" allowOverlap="1">
+                    <wp:anchor distT="635" distB="635" distL="635" distR="635" simplePos="0" relativeHeight="6" behindDoc="0" locked="0" layoutInCell="1" allowOverlap="1">
                       <wp:simplePos x="0" y="0"/>
                       <wp:positionH relativeFrom="column">
                         <wp:posOffset>17145</wp:posOffset>
@@ -59,7 +59,7 @@
                       <wp:extent cx="182880" cy="182880"/>
                       <wp:effectExtent l="635" t="635" r="635" b="635"/>
                       <wp:wrapNone/>
-                      <wp:docPr id="1" name=""/>
+                      <wp:docPr id="1" name="Shape1"/>
                       <a:graphic xmlns:a="http://schemas.openxmlformats.org/drawingml/2006/main">
                         <a:graphicData uri="http://schemas.microsoft.com/office/word/2010/wordprocessingShape">
                           <wps:wsp>
@@ -81,6 +81,12 @@
                                 </a:solidFill>
                               </a:ln>
                             </wps:spPr>
+                            <wps:style>
+                              <a:lnRef idx="0"/>
+                              <a:fillRef idx="0"/>
+                              <a:effectRef idx="0"/>
+                              <a:fontRef idx="minor"/>
+                            </wps:style>
                             <wps:bodyPr/>
                           </wps:wsp>
                         </a:graphicData>
@@ -90,7 +96,7 @@
                 </mc:Choice>
                 <mc:Fallback>
                   <w:pict>
-                    <v:oval id="shape_0" fillcolor="white" stroked="t" o:allowincell="f" style="position:absolute;margin-left:1.35pt;margin-top:7.75pt;width:14.35pt;height:14.35pt;mso-wrap-style:none;v-text-anchor:middle">
+                    <v:oval id="shape_0" fillcolor="white" stroked="t" o:allowincell="t" style="position:absolute;margin-left:1.35pt;margin-top:7.75pt;width:14.35pt;height:14.35pt;mso-wrap-style:none;v-text-anchor:middle">
                       <v:fill o:detectmouseclick="t" type="solid" color2="black"/>
                       <v:stroke color="black" joinstyle="round" endcap="flat"/>
                       <w10:wrap type="none"/>
@@ -176,7 +182,12 @@
               </w:rPr>
             </w:pPr>
             <w:r>
-              <w:rPr/>
+              <w:rPr>
+                <w:rFonts w:cs="Angsana New" w:ascii="Angsana New" w:hAnsi="Angsana New"/>
+                <w:color w:val="000000"/>
+                <w:sz w:val="36"/>
+                <w:szCs w:val="36"/>
+              </w:rPr>
             </w:r>
           </w:p>
           <w:p>
@@ -190,7 +201,12 @@
               </w:rPr>
             </w:pPr>
             <w:r>
-              <w:rPr/>
+              <w:rPr>
+                <w:rFonts w:cs="Angsana New" w:ascii="Angsana New" w:hAnsi="Angsana New"/>
+                <w:color w:val="000000"/>
+                <w:sz w:val="36"/>
+                <w:szCs w:val="36"/>
+              </w:rPr>
             </w:r>
           </w:p>
           <w:p>
@@ -204,7 +220,12 @@
               </w:rPr>
             </w:pPr>
             <w:r>
-              <w:rPr/>
+              <w:rPr>
+                <w:rFonts w:cs="Angsana New" w:ascii="Angsana New" w:hAnsi="Angsana New"/>
+                <w:color w:val="000000"/>
+                <w:sz w:val="20"/>
+                <w:szCs w:val="20"/>
+              </w:rPr>
             </w:r>
           </w:p>
           <w:p>
@@ -381,7 +402,7 @@
         </w:tc>
         <w:tc>
           <w:tcPr>
-            <w:tcW w:w="1985" w:type="dxa"/>
+            <w:tcW w:w="1986" w:type="dxa"/>
             <w:vMerge w:val="restart"/>
             <w:tcBorders/>
           </w:tcPr>
@@ -397,72 +418,44 @@
             </w:pPr>
             <w:r>
               <w:rPr/>
-              <mc:AlternateContent>
-                <mc:Choice Requires="wps">
-                  <w:drawing>
-                    <wp:inline distT="0" distB="0" distL="0" distR="0">
-                      <wp:extent cx="1293495" cy="1252855"/>
-                      <wp:effectExtent l="0" t="0" r="0" b="0"/>
-                      <wp:docPr id="2" name=""/>
-                      <a:graphic xmlns:a="http://schemas.openxmlformats.org/drawingml/2006/main">
-                        <a:graphicData uri="http://schemas.openxmlformats.org/drawingml/2006/picture">
-                          <pic:pic xmlns:pic="http://schemas.openxmlformats.org/drawingml/2006/picture">
-                            <pic:nvPicPr>
-                              <pic:cNvPr id="3" name=""/>
-                              <pic:cNvPicPr/>
-                            </pic:nvPicPr>
-                            <pic:blipFill>
-                              <a:blip r:embed="rId2"/>
-                              <a:stretch/>
-                            </pic:blipFill>
-                            <pic:spPr>
-                              <a:xfrm>
-                                <a:off x="0" y="0"/>
-                                <a:ext cx="1293480" cy="1252800"/>
-                              </a:xfrm>
-                              <a:prstGeom prst="rect">
-                                <a:avLst/>
-                              </a:prstGeom>
-                              <a:noFill/>
-                              <a:ln w="0">
-                                <a:noFill/>
-                              </a:ln>
-                            </pic:spPr>
-                          </pic:pic>
-                        </a:graphicData>
-                      </a:graphic>
-                    </wp:inline>
-                  </w:drawing>
-                </mc:Choice>
-                <mc:Fallback>
-                  <w:pict>
-                    <v:shapetype id="_x0000_t75" coordsize="21600,21600" o:spt="75" o:preferrelative="t" path="m@4@5l@4@11@9@11@9@5xe" filled="f" stroked="f">
-                      <v:stroke joinstyle="miter"/>
-                      <v:formulas>
-                        <v:f eqn="if lineDrawn pixelLineWidth 0"/>
-                        <v:f eqn="sum @0 1 0"/>
-                        <v:f eqn="sum 0 0 @1"/>
-                        <v:f eqn="prod @2 1 2"/>
-                        <v:f eqn="prod @3 21600 pixelWidth"/>
-                        <v:f eqn="prod @3 21600 pixelHeight"/>
-                        <v:f eqn="sum @0 0 1"/>
-                        <v:f eqn="prod @6 1 2"/>
-                        <v:f eqn="prod @7 21600 pixelWidth"/>
-                        <v:f eqn="sum @8 21600 0"/>
-                        <v:f eqn="prod @7 21600 pixelHeight"/>
-                        <v:f eqn="sum @10 21600 0"/>
-                      </v:formulas>
-                      <v:path o:extrusionok="f" gradientshapeok="t" o:connecttype="rect"/>
-                      <o:lock v:ext="edit" aspectratio="t"/>
-                    </v:shapetype>
-                    <v:shape id="shape_0" stroked="f" o:allowincell="t" style="position:absolute;margin-left:0pt;margin-top:-98.7pt;width:101.8pt;height:98.6pt;mso-wrap-style:none;v-text-anchor:middle;mso-position-vertical:top" type="_x0000_t75">
-                      <v:imagedata r:id="rId3" o:detectmouseclick="t"/>
-                      <v:stroke color="#3465a4" joinstyle="round" endcap="flat"/>
-                      <w10:wrap type="none"/>
-                    </v:shape>
-                  </w:pict>
-                </mc:Fallback>
-              </mc:AlternateContent>
+              <w:drawing>
+                <wp:inline distT="0" distB="0" distL="0" distR="0">
+                  <wp:extent cx="1293495" cy="1252855"/>
+                  <wp:effectExtent l="0" t="0" r="0" b="0"/>
+                  <wp:docPr id="2" name="Image1"/>
+                  <wp:cNvGraphicFramePr>
+                    <a:graphicFrameLocks xmlns:a="http://schemas.openxmlformats.org/drawingml/2006/main" noChangeAspect="1"/>
+                  </wp:cNvGraphicFramePr>
+                  <a:graphic xmlns:a="http://schemas.openxmlformats.org/drawingml/2006/main">
+                    <a:graphicData uri="http://schemas.openxmlformats.org/drawingml/2006/picture">
+                      <pic:pic xmlns:pic="http://schemas.openxmlformats.org/drawingml/2006/picture">
+                        <pic:nvPicPr>
+                          <pic:cNvPr id="2" name="Image1"/>
+                          <pic:cNvPicPr>
+                            <a:picLocks noChangeAspect="1" noChangeArrowheads="1"/>
+                          </pic:cNvPicPr>
+                        </pic:nvPicPr>
+                        <pic:blipFill>
+                          <a:blip r:embed="rId2"/>
+                          <a:stretch>
+                            <a:fillRect/>
+                          </a:stretch>
+                        </pic:blipFill>
+                        <pic:spPr bwMode="auto">
+                          <a:xfrm>
+                            <a:off x="0" y="0"/>
+                            <a:ext cx="1293495" cy="1252855"/>
+                          </a:xfrm>
+                          <a:prstGeom prst="rect">
+                            <a:avLst/>
+                          </a:prstGeom>
+                          <a:noFill/>
+                        </pic:spPr>
+                      </pic:pic>
+                    </a:graphicData>
+                  </a:graphic>
+                </wp:inline>
+              </w:drawing>
             </w:r>
           </w:p>
         </w:tc>
@@ -492,7 +485,7 @@
               <mc:AlternateContent>
                 <mc:Choice Requires="wps">
                   <w:drawing>
-                    <wp:anchor distT="0" distB="0" distL="114300" distR="114300" simplePos="0" relativeHeight="3" behindDoc="0" locked="0" layoutInCell="1" allowOverlap="1">
+                    <wp:anchor distT="0" distB="635" distL="0" distR="635" simplePos="0" relativeHeight="7" behindDoc="0" locked="0" layoutInCell="1" allowOverlap="1">
                       <wp:simplePos x="0" y="0"/>
                       <wp:positionH relativeFrom="column">
                         <wp:posOffset>1250950</wp:posOffset>
@@ -503,7 +496,7 @@
                       <wp:extent cx="1600200" cy="343535"/>
                       <wp:effectExtent l="0" t="0" r="635" b="635"/>
                       <wp:wrapNone/>
-                      <wp:docPr id="4" name=""/>
+                      <wp:docPr id="3" name="Shape2"/>
                       <a:graphic xmlns:a="http://schemas.openxmlformats.org/drawingml/2006/main">
                         <a:graphicData uri="http://schemas.microsoft.com/office/word/2010/wordprocessingShape">
                           <wps:wsp>
@@ -533,7 +526,7 @@
                               <w:txbxContent>
                                 <w:p>
                                   <w:pPr>
-                                    <w:pStyle w:val="FrameContents"/>
+                                    <w:pStyle w:val="FrameContentsuser"/>
                                     <w:rPr>
                                       <w:rFonts w:ascii="TH SarabunPSK" w:hAnsi="TH SarabunPSK" w:cs="TH SarabunPSK"/>
                                       <w:sz w:val="34"/>
@@ -544,12 +537,14 @@
                                   <w:r>
                                     <w:rPr>
                                       <w:rFonts w:hint="cs"/>
+                                      <w:color w:val="000000"/>
                                     </w:rPr>
                                     <w:t xml:space="preserve">                </w:t>
                                   </w:r>
                                   <w:r>
                                     <w:rPr>
                                       <w:rFonts w:ascii="TH SarabunPSK" w:hAnsi="TH SarabunPSK" w:cs="TH SarabunPSK"/>
+                                      <w:color w:val="000000"/>
                                       <w:sz w:val="34"/>
                                       <w:szCs w:val="34"/>
                                       <w:u w:val="single"/>
@@ -570,18 +565,14 @@
                 </mc:Choice>
                 <mc:Fallback>
                   <w:pict>
-                    <v:shapetype id="_x0000_t202" coordsize="21600,21600" o:spt="202" path="m,l,21600l21600,21600l21600,xe">
-                      <v:stroke joinstyle="miter"/>
-                      <v:path gradientshapeok="t" o:connecttype="rect"/>
-                    </v:shapetype>
-                    <v:shape id="shape_0" fillcolor="white" stroked="f" o:allowincell="t" style="position:absolute;margin-left:98.5pt;margin-top:-35.5pt;width:125.95pt;height:27pt;mso-wrap-style:square;v-text-anchor:top" type="_x0000_t202">
+                    <v:rect id="shape_0" fillcolor="white" stroked="f" o:allowincell="t" style="position:absolute;margin-left:98.5pt;margin-top:-35.5pt;width:125.95pt;height:27pt;mso-wrap-style:square;v-text-anchor:top">
                       <v:fill o:detectmouseclick="t" type="solid" color2="black"/>
                       <v:stroke color="#3465a4" joinstyle="round" endcap="flat"/>
                       <v:textbox>
                         <w:txbxContent>
                           <w:p>
                             <w:pPr>
-                              <w:pStyle w:val="FrameContents"/>
+                              <w:pStyle w:val="FrameContentsuser"/>
                               <w:rPr>
                                 <w:rFonts w:ascii="TH SarabunPSK" w:hAnsi="TH SarabunPSK" w:cs="TH SarabunPSK"/>
                                 <w:sz w:val="34"/>
@@ -592,12 +583,14 @@
                             <w:r>
                               <w:rPr>
                                 <w:rFonts w:hint="cs"/>
+                                <w:color w:val="000000"/>
                               </w:rPr>
                               <w:t xml:space="preserve">                </w:t>
                             </w:r>
                             <w:r>
                               <w:rPr>
                                 <w:rFonts w:ascii="TH SarabunPSK" w:hAnsi="TH SarabunPSK" w:cs="TH SarabunPSK"/>
+                                <w:color w:val="000000"/>
                                 <w:sz w:val="34"/>
                                 <w:szCs w:val="34"/>
                                 <w:u w:val="single"/>
@@ -608,7 +601,7 @@
                         </w:txbxContent>
                       </v:textbox>
                       <w10:wrap type="none"/>
-                    </v:shape>
+                    </v:rect>
                   </w:pict>
                 </mc:Fallback>
               </mc:AlternateContent>
@@ -642,7 +635,7 @@
         </w:trPr>
         <w:tc>
           <w:tcPr>
-            <w:tcW w:w="3368" w:type="dxa"/>
+            <w:tcW w:w="3367" w:type="dxa"/>
             <w:gridSpan w:val="2"/>
             <w:vMerge w:val="continue"/>
             <w:tcBorders/>
@@ -669,7 +662,7 @@
         </w:tc>
         <w:tc>
           <w:tcPr>
-            <w:tcW w:w="1985" w:type="dxa"/>
+            <w:tcW w:w="1986" w:type="dxa"/>
             <w:vMerge w:val="continue"/>
             <w:tcBorders/>
           </w:tcPr>
@@ -726,7 +719,7 @@
         </w:trPr>
         <w:tc>
           <w:tcPr>
-            <w:tcW w:w="3368" w:type="dxa"/>
+            <w:tcW w:w="3367" w:type="dxa"/>
             <w:gridSpan w:val="2"/>
             <w:vMerge w:val="continue"/>
             <w:tcBorders/>
@@ -753,7 +746,7 @@
         </w:tc>
         <w:tc>
           <w:tcPr>
-            <w:tcW w:w="1985" w:type="dxa"/>
+            <w:tcW w:w="1986" w:type="dxa"/>
             <w:vMerge w:val="continue"/>
             <w:tcBorders/>
           </w:tcPr>
@@ -873,13 +866,10 @@
                 <w:sz w:val="34"/>
                 <w:szCs w:val="34"/>
               </w:rPr>
-              <w:t>...............</w:t>
-            </w:r>
-            <w:r>
               <mc:AlternateContent>
                 <mc:Choice Requires="wps">
                   <w:drawing>
-                    <wp:anchor distT="45720" distB="45720" distL="114300" distR="114300" simplePos="0" relativeHeight="6" behindDoc="0" locked="0" layoutInCell="1" allowOverlap="1">
+                    <wp:anchor distT="0" distB="0" distL="0" distR="0" simplePos="0" relativeHeight="9" behindDoc="0" locked="0" layoutInCell="1" allowOverlap="1">
                       <wp:simplePos x="0" y="0"/>
                       <wp:positionH relativeFrom="column">
                         <wp:posOffset>2027555</wp:posOffset>
@@ -890,28 +880,35 @@
                       <wp:extent cx="1506855" cy="358140"/>
                       <wp:effectExtent l="0" t="0" r="0" b="0"/>
                       <wp:wrapNone/>
-                      <wp:docPr id="5" name="Frame2"/>
+                      <wp:docPr id="4" name="Frame2"/>
                       <a:graphic xmlns:a="http://schemas.openxmlformats.org/drawingml/2006/main">
                         <a:graphicData uri="http://schemas.microsoft.com/office/word/2010/wordprocessingShape">
                           <wps:wsp>
-                            <wps:cNvSpPr txBox="1"/>
+                            <wps:cNvSpPr/>
                             <wps:spPr>
                               <a:xfrm>
                                 <a:off x="0" y="0"/>
-                                <a:ext cx="1506855" cy="358140"/>
+                                <a:ext cx="1506960" cy="358200"/>
                               </a:xfrm>
-                              <a:prstGeom prst="rect"/>
-                              <a:solidFill>
-                                <a:srgbClr val="FFFFFF">
-                                  <a:alpha val="0"/>
-                                </a:srgbClr>
-                              </a:solidFill>
+                              <a:prstGeom prst="rect">
+                                <a:avLst/>
+                              </a:prstGeom>
+                              <a:noFill/>
+                              <a:ln w="0">
+                                <a:noFill/>
+                              </a:ln>
                             </wps:spPr>
+                            <wps:style>
+                              <a:lnRef idx="0"/>
+                              <a:fillRef idx="0"/>
+                              <a:effectRef idx="0"/>
+                              <a:fontRef idx="minor"/>
+                            </wps:style>
                             <wps:txbx>
                               <w:txbxContent>
                                 <w:p>
                                   <w:pPr>
-                                    <w:pStyle w:val="FrameContents"/>
+                                    <w:pStyle w:val="FrameContentsuser"/>
                                     <w:rPr>
                                       <w:rFonts w:ascii="TH SarabunIT๙" w:hAnsi="TH SarabunIT๙" w:cs="TH SarabunIT๙"/>
                                       <w:sz w:val="34"/>
@@ -929,7 +926,7 @@
                                 </w:p>
                               </w:txbxContent>
                             </wps:txbx>
-                            <wps:bodyPr anchor="t" lIns="91440" tIns="45720" rIns="91440" bIns="45720">
+                            <wps:bodyPr anchor="t">
                               <a:noAutofit/>
                             </wps:bodyPr>
                           </wps:wsp>
@@ -940,12 +937,14 @@
                 </mc:Choice>
                 <mc:Fallback>
                   <w:pict>
-                    <v:rect stroked="f" strokeweight="0pt" style="position:absolute;rotation:-0;width:118.65pt;height:28.2pt;mso-wrap-distance-left:9pt;mso-wrap-distance-right:9pt;mso-wrap-distance-top:3.6pt;mso-wrap-distance-bottom:3.6pt;margin-top:1.25pt;mso-position-vertical-relative:text;margin-left:159.65pt;mso-position-horizontal-relative:text">
+                    <v:rect id="shape_0" fillcolor="white" stroked="f" o:allowincell="t" style="position:absolute;margin-left:159.65pt;margin-top:1.25pt;width:118.6pt;height:28.15pt;mso-wrap-style:square;v-text-anchor:top">
+                      <v:fill o:detectmouseclick="t" type="solid" color2="black" opacity="0"/>
+                      <v:stroke color="#3465a4" joinstyle="round" endcap="flat"/>
                       <v:textbox>
                         <w:txbxContent>
                           <w:p>
                             <w:pPr>
-                              <w:pStyle w:val="FrameContents"/>
+                              <w:pStyle w:val="FrameContentsuser"/>
                               <w:rPr>
                                 <w:rFonts w:ascii="TH SarabunIT๙" w:hAnsi="TH SarabunIT๙" w:cs="TH SarabunIT๙"/>
                                 <w:sz w:val="34"/>
@@ -968,12 +967,10 @@
                   </w:pict>
                 </mc:Fallback>
               </mc:AlternateContent>
-            </w:r>
-            <w:r>
               <mc:AlternateContent>
                 <mc:Choice Requires="wps">
                   <w:drawing>
-                    <wp:anchor distT="45720" distB="45720" distL="114300" distR="114300" simplePos="0" relativeHeight="7" behindDoc="0" locked="0" layoutInCell="1" allowOverlap="1">
+                    <wp:anchor distT="0" distB="0" distL="0" distR="0" simplePos="0" relativeHeight="11" behindDoc="0" locked="0" layoutInCell="1" allowOverlap="1">
                       <wp:simplePos x="0" y="0"/>
                       <wp:positionH relativeFrom="column">
                         <wp:posOffset>403225</wp:posOffset>
@@ -984,28 +981,35 @@
                       <wp:extent cx="1506855" cy="358140"/>
                       <wp:effectExtent l="0" t="0" r="0" b="0"/>
                       <wp:wrapNone/>
-                      <wp:docPr id="6" name="Frame3"/>
+                      <wp:docPr id="5" name="Frame3"/>
                       <a:graphic xmlns:a="http://schemas.openxmlformats.org/drawingml/2006/main">
                         <a:graphicData uri="http://schemas.microsoft.com/office/word/2010/wordprocessingShape">
                           <wps:wsp>
-                            <wps:cNvSpPr txBox="1"/>
+                            <wps:cNvSpPr/>
                             <wps:spPr>
                               <a:xfrm>
                                 <a:off x="0" y="0"/>
-                                <a:ext cx="1506855" cy="358140"/>
+                                <a:ext cx="1506960" cy="358200"/>
                               </a:xfrm>
-                              <a:prstGeom prst="rect"/>
-                              <a:solidFill>
-                                <a:srgbClr val="FFFFFF">
-                                  <a:alpha val="0"/>
-                                </a:srgbClr>
-                              </a:solidFill>
+                              <a:prstGeom prst="rect">
+                                <a:avLst/>
+                              </a:prstGeom>
+                              <a:noFill/>
+                              <a:ln w="0">
+                                <a:noFill/>
+                              </a:ln>
                             </wps:spPr>
+                            <wps:style>
+                              <a:lnRef idx="0"/>
+                              <a:fillRef idx="0"/>
+                              <a:effectRef idx="0"/>
+                              <a:fontRef idx="minor"/>
+                            </wps:style>
                             <wps:txbx>
                               <w:txbxContent>
                                 <w:p>
                                   <w:pPr>
-                                    <w:pStyle w:val="FrameContents"/>
+                                    <w:pStyle w:val="FrameContentsuser"/>
                                     <w:jc w:val="center"/>
                                     <w:rPr>
                                       <w:rFonts w:ascii="TH SarabunIT๙" w:hAnsi="TH SarabunIT๙" w:cs="TH SarabunIT๙"/>
@@ -1024,7 +1028,7 @@
                                 </w:p>
                               </w:txbxContent>
                             </wps:txbx>
-                            <wps:bodyPr anchor="t" lIns="91440" tIns="45720" rIns="91440" bIns="45720">
+                            <wps:bodyPr anchor="t">
                               <a:noAutofit/>
                             </wps:bodyPr>
                           </wps:wsp>
@@ -1035,12 +1039,14 @@
                 </mc:Choice>
                 <mc:Fallback>
                   <w:pict>
-                    <v:rect stroked="f" strokeweight="0pt" style="position:absolute;rotation:-0;width:118.65pt;height:28.2pt;mso-wrap-distance-left:9pt;mso-wrap-distance-right:9pt;mso-wrap-distance-top:3.6pt;mso-wrap-distance-bottom:3.6pt;margin-top:0.05pt;mso-position-vertical-relative:text;margin-left:31.75pt;mso-position-horizontal-relative:text">
+                    <v:rect id="shape_0" fillcolor="white" stroked="f" o:allowincell="t" style="position:absolute;margin-left:31.75pt;margin-top:0.05pt;width:118.6pt;height:28.15pt;mso-wrap-style:square;v-text-anchor:top">
+                      <v:fill o:detectmouseclick="t" type="solid" color2="black" opacity="0"/>
+                      <v:stroke color="#3465a4" joinstyle="round" endcap="flat"/>
                       <v:textbox>
                         <w:txbxContent>
                           <w:p>
                             <w:pPr>
-                              <w:pStyle w:val="FrameContents"/>
+                              <w:pStyle w:val="FrameContentsuser"/>
                               <w:jc w:val="center"/>
                               <w:rPr>
                                 <w:rFonts w:ascii="TH SarabunIT๙" w:hAnsi="TH SarabunIT๙" w:cs="TH SarabunIT๙"/>
@@ -1065,6 +1071,15 @@
                 </mc:Fallback>
               </mc:AlternateContent>
             </w:r>
+            <w:r>
+              <w:rPr>
+                <w:rFonts w:cs="TH SarabunPSK" w:ascii="TH SarabunPSK" w:hAnsi="TH SarabunPSK"/>
+                <w:color w:val="000000"/>
+                <w:sz w:val="34"/>
+                <w:szCs w:val="34"/>
+              </w:rPr>
+              <w:t>...............</w:t>
+            </w:r>
           </w:p>
         </w:tc>
       </w:tr>
@@ -1187,13 +1202,10 @@
                 <w:sz w:val="34"/>
                 <w:szCs w:val="34"/>
               </w:rPr>
-              <w:t>.........................................................</w:t>
-            </w:r>
-            <w:r>
               <mc:AlternateContent>
                 <mc:Choice Requires="wps">
                   <w:drawing>
-                    <wp:anchor distT="45720" distB="45720" distL="114300" distR="114300" simplePos="0" relativeHeight="8" behindDoc="0" locked="0" layoutInCell="1" allowOverlap="1">
+                    <wp:anchor distT="0" distB="0" distL="0" distR="0" simplePos="0" relativeHeight="13" behindDoc="0" locked="0" layoutInCell="1" allowOverlap="1">
                       <wp:simplePos x="0" y="0"/>
                       <wp:positionH relativeFrom="column">
                         <wp:posOffset>2961640</wp:posOffset>
@@ -1204,28 +1216,35 @@
                       <wp:extent cx="2996565" cy="358140"/>
                       <wp:effectExtent l="0" t="0" r="0" b="0"/>
                       <wp:wrapNone/>
-                      <wp:docPr id="7" name="Frame7"/>
+                      <wp:docPr id="6" name="Frame7"/>
                       <a:graphic xmlns:a="http://schemas.openxmlformats.org/drawingml/2006/main">
                         <a:graphicData uri="http://schemas.microsoft.com/office/word/2010/wordprocessingShape">
                           <wps:wsp>
-                            <wps:cNvSpPr txBox="1"/>
+                            <wps:cNvSpPr/>
                             <wps:spPr>
                               <a:xfrm>
                                 <a:off x="0" y="0"/>
-                                <a:ext cx="2996565" cy="358140"/>
+                                <a:ext cx="2996640" cy="358200"/>
                               </a:xfrm>
-                              <a:prstGeom prst="rect"/>
-                              <a:solidFill>
-                                <a:srgbClr val="FFFFFF">
-                                  <a:alpha val="0"/>
-                                </a:srgbClr>
-                              </a:solidFill>
+                              <a:prstGeom prst="rect">
+                                <a:avLst/>
+                              </a:prstGeom>
+                              <a:noFill/>
+                              <a:ln w="0">
+                                <a:noFill/>
+                              </a:ln>
                             </wps:spPr>
+                            <wps:style>
+                              <a:lnRef idx="0"/>
+                              <a:fillRef idx="0"/>
+                              <a:effectRef idx="0"/>
+                              <a:fontRef idx="minor"/>
+                            </wps:style>
                             <wps:txbx>
                               <w:txbxContent>
                                 <w:p>
                                   <w:pPr>
-                                    <w:pStyle w:val="FrameContents"/>
+                                    <w:pStyle w:val="FrameContentsuser"/>
                                     <w:rPr>
                                       <w:rFonts w:ascii="TH SarabunIT๙" w:hAnsi="TH SarabunIT๙" w:cs="TH SarabunIT๙"/>
                                       <w:sz w:val="34"/>
@@ -1243,7 +1262,7 @@
                                 </w:p>
                               </w:txbxContent>
                             </wps:txbx>
-                            <wps:bodyPr anchor="t" lIns="91440" tIns="45720" rIns="91440" bIns="45720">
+                            <wps:bodyPr anchor="t">
                               <a:noAutofit/>
                             </wps:bodyPr>
                           </wps:wsp>
@@ -1254,12 +1273,14 @@
                 </mc:Choice>
                 <mc:Fallback>
                   <w:pict>
-                    <v:rect stroked="f" strokeweight="0pt" style="position:absolute;rotation:-0;width:235.95pt;height:28.2pt;mso-wrap-distance-left:9pt;mso-wrap-distance-right:9pt;mso-wrap-distance-top:3.6pt;mso-wrap-distance-bottom:3.6pt;margin-top:0.2pt;mso-position-vertical-relative:text;margin-left:233.2pt;mso-position-horizontal-relative:text">
+                    <v:rect id="shape_0" fillcolor="white" stroked="f" o:allowincell="t" style="position:absolute;margin-left:233.2pt;margin-top:0.2pt;width:235.9pt;height:28.15pt;mso-wrap-style:square;v-text-anchor:top">
+                      <v:fill o:detectmouseclick="t" type="solid" color2="black" opacity="0"/>
+                      <v:stroke color="#3465a4" joinstyle="round" endcap="flat"/>
                       <v:textbox>
                         <w:txbxContent>
                           <w:p>
                             <w:pPr>
-                              <w:pStyle w:val="FrameContents"/>
+                              <w:pStyle w:val="FrameContentsuser"/>
                               <w:rPr>
                                 <w:rFonts w:ascii="TH SarabunIT๙" w:hAnsi="TH SarabunIT๙" w:cs="TH SarabunIT๙"/>
                                 <w:sz w:val="34"/>
@@ -1282,12 +1303,10 @@
                   </w:pict>
                 </mc:Fallback>
               </mc:AlternateContent>
-            </w:r>
-            <w:r>
               <mc:AlternateContent>
                 <mc:Choice Requires="wps">
                   <w:drawing>
-                    <wp:anchor distT="45720" distB="45720" distL="114300" distR="114300" simplePos="0" relativeHeight="9" behindDoc="0" locked="0" layoutInCell="1" allowOverlap="1">
+                    <wp:anchor distT="0" distB="0" distL="0" distR="0" simplePos="0" relativeHeight="15" behindDoc="0" locked="0" layoutInCell="1" allowOverlap="1">
                       <wp:simplePos x="0" y="0"/>
                       <wp:positionH relativeFrom="column">
                         <wp:posOffset>1765300</wp:posOffset>
@@ -1298,28 +1317,35 @@
                       <wp:extent cx="1592580" cy="358140"/>
                       <wp:effectExtent l="0" t="0" r="0" b="0"/>
                       <wp:wrapNone/>
-                      <wp:docPr id="8" name="Frame6"/>
+                      <wp:docPr id="7" name="Frame6"/>
                       <a:graphic xmlns:a="http://schemas.openxmlformats.org/drawingml/2006/main">
                         <a:graphicData uri="http://schemas.microsoft.com/office/word/2010/wordprocessingShape">
                           <wps:wsp>
-                            <wps:cNvSpPr txBox="1"/>
+                            <wps:cNvSpPr/>
                             <wps:spPr>
                               <a:xfrm>
                                 <a:off x="0" y="0"/>
-                                <a:ext cx="1592580" cy="358140"/>
+                                <a:ext cx="1592640" cy="358200"/>
                               </a:xfrm>
-                              <a:prstGeom prst="rect"/>
-                              <a:solidFill>
-                                <a:srgbClr val="FFFFFF">
-                                  <a:alpha val="0"/>
-                                </a:srgbClr>
-                              </a:solidFill>
+                              <a:prstGeom prst="rect">
+                                <a:avLst/>
+                              </a:prstGeom>
+                              <a:noFill/>
+                              <a:ln w="0">
+                                <a:noFill/>
+                              </a:ln>
                             </wps:spPr>
+                            <wps:style>
+                              <a:lnRef idx="0"/>
+                              <a:fillRef idx="0"/>
+                              <a:effectRef idx="0"/>
+                              <a:fontRef idx="minor"/>
+                            </wps:style>
                             <wps:txbx>
                               <w:txbxContent>
                                 <w:p>
                                   <w:pPr>
-                                    <w:pStyle w:val="FrameContents"/>
+                                    <w:pStyle w:val="FrameContentsuser"/>
                                     <w:jc w:val="center"/>
                                     <w:rPr>
                                       <w:rFonts w:ascii="TH SarabunIT๙" w:hAnsi="TH SarabunIT๙" w:cs="TH SarabunIT๙"/>
@@ -1338,7 +1364,7 @@
                                 </w:p>
                               </w:txbxContent>
                             </wps:txbx>
-                            <wps:bodyPr anchor="t" lIns="91440" tIns="45720" rIns="91440" bIns="45720">
+                            <wps:bodyPr anchor="t">
                               <a:noAutofit/>
                             </wps:bodyPr>
                           </wps:wsp>
@@ -1349,12 +1375,14 @@
                 </mc:Choice>
                 <mc:Fallback>
                   <w:pict>
-                    <v:rect stroked="f" strokeweight="0pt" style="position:absolute;rotation:-0;width:125.4pt;height:28.2pt;mso-wrap-distance-left:9pt;mso-wrap-distance-right:9pt;mso-wrap-distance-top:3.6pt;mso-wrap-distance-bottom:3.6pt;margin-top:17.7pt;mso-position-vertical-relative:text;margin-left:139pt;mso-position-horizontal-relative:text">
+                    <v:rect id="shape_0" fillcolor="white" stroked="f" o:allowincell="t" style="position:absolute;margin-left:139pt;margin-top:17.7pt;width:125.35pt;height:28.15pt;mso-wrap-style:square;v-text-anchor:top">
+                      <v:fill o:detectmouseclick="t" type="solid" color2="black" opacity="0"/>
+                      <v:stroke color="#3465a4" joinstyle="round" endcap="flat"/>
                       <v:textbox>
                         <w:txbxContent>
                           <w:p>
                             <w:pPr>
-                              <w:pStyle w:val="FrameContents"/>
+                              <w:pStyle w:val="FrameContentsuser"/>
                               <w:jc w:val="center"/>
                               <w:rPr>
                                 <w:rFonts w:ascii="TH SarabunIT๙" w:hAnsi="TH SarabunIT๙" w:cs="TH SarabunIT๙"/>
@@ -1378,12 +1406,10 @@
                   </w:pict>
                 </mc:Fallback>
               </mc:AlternateContent>
-            </w:r>
-            <w:r>
               <mc:AlternateContent>
                 <mc:Choice Requires="wps">
                   <w:drawing>
-                    <wp:anchor distT="45720" distB="45720" distL="114300" distR="114300" simplePos="0" relativeHeight="10" behindDoc="0" locked="0" layoutInCell="1" allowOverlap="1">
+                    <wp:anchor distT="0" distB="0" distL="0" distR="0" simplePos="0" relativeHeight="17" behindDoc="0" locked="0" layoutInCell="1" allowOverlap="1">
                       <wp:simplePos x="0" y="0"/>
                       <wp:positionH relativeFrom="column">
                         <wp:posOffset>2995930</wp:posOffset>
@@ -1394,28 +1420,35 @@
                       <wp:extent cx="1631315" cy="395605"/>
                       <wp:effectExtent l="0" t="0" r="0" b="0"/>
                       <wp:wrapNone/>
-                      <wp:docPr id="9" name="Frame5"/>
+                      <wp:docPr id="8" name="Frame5"/>
                       <a:graphic xmlns:a="http://schemas.openxmlformats.org/drawingml/2006/main">
                         <a:graphicData uri="http://schemas.microsoft.com/office/word/2010/wordprocessingShape">
                           <wps:wsp>
-                            <wps:cNvSpPr txBox="1"/>
+                            <wps:cNvSpPr/>
                             <wps:spPr>
                               <a:xfrm>
                                 <a:off x="0" y="0"/>
-                                <a:ext cx="1631315" cy="395605"/>
+                                <a:ext cx="1631160" cy="395640"/>
                               </a:xfrm>
-                              <a:prstGeom prst="rect"/>
-                              <a:solidFill>
-                                <a:srgbClr val="FFFFFF">
-                                  <a:alpha val="0"/>
-                                </a:srgbClr>
-                              </a:solidFill>
+                              <a:prstGeom prst="rect">
+                                <a:avLst/>
+                              </a:prstGeom>
+                              <a:noFill/>
+                              <a:ln w="0">
+                                <a:noFill/>
+                              </a:ln>
                             </wps:spPr>
+                            <wps:style>
+                              <a:lnRef idx="0"/>
+                              <a:fillRef idx="0"/>
+                              <a:effectRef idx="0"/>
+                              <a:fontRef idx="minor"/>
+                            </wps:style>
                             <wps:txbx>
                               <w:txbxContent>
                                 <w:p>
                                   <w:pPr>
-                                    <w:pStyle w:val="FrameContents"/>
+                                    <w:pStyle w:val="FrameContentsuser"/>
                                     <w:jc w:val="center"/>
                                     <w:rPr>
                                       <w:rFonts w:ascii="TH SarabunIT๙" w:hAnsi="TH SarabunIT๙" w:cs="TH SarabunIT๙"/>
@@ -1430,7 +1463,7 @@
                                 </w:p>
                               </w:txbxContent>
                             </wps:txbx>
-                            <wps:bodyPr anchor="t" lIns="91440" tIns="45720" rIns="91440" bIns="45720">
+                            <wps:bodyPr anchor="t">
                               <a:noAutofit/>
                             </wps:bodyPr>
                           </wps:wsp>
@@ -1441,12 +1474,14 @@
                 </mc:Choice>
                 <mc:Fallback>
                   <w:pict>
-                    <v:rect stroked="f" strokeweight="0pt" style="position:absolute;rotation:-0;width:128.45pt;height:31.15pt;mso-wrap-distance-left:9pt;mso-wrap-distance-right:9pt;mso-wrap-distance-top:3.6pt;mso-wrap-distance-bottom:3.6pt;margin-top:19.25pt;mso-position-vertical-relative:text;margin-left:235.9pt;mso-position-horizontal-relative:text">
+                    <v:rect id="shape_0" fillcolor="white" stroked="f" o:allowincell="t" style="position:absolute;margin-left:235.9pt;margin-top:19.25pt;width:128.4pt;height:31.1pt;mso-wrap-style:square;v-text-anchor:top">
+                      <v:fill o:detectmouseclick="t" type="solid" color2="black" opacity="0"/>
+                      <v:stroke color="#3465a4" joinstyle="round" endcap="flat"/>
                       <v:textbox>
                         <w:txbxContent>
                           <w:p>
                             <w:pPr>
-                              <w:pStyle w:val="FrameContents"/>
+                              <w:pStyle w:val="FrameContentsuser"/>
                               <w:jc w:val="center"/>
                               <w:rPr>
                                 <w:rFonts w:ascii="TH SarabunIT๙" w:hAnsi="TH SarabunIT๙" w:cs="TH SarabunIT๙"/>
@@ -1466,12 +1501,10 @@
                   </w:pict>
                 </mc:Fallback>
               </mc:AlternateContent>
-            </w:r>
-            <w:r>
               <mc:AlternateContent>
                 <mc:Choice Requires="wps">
                   <w:drawing>
-                    <wp:anchor distT="45720" distB="45720" distL="114300" distR="114300" simplePos="0" relativeHeight="11" behindDoc="0" locked="0" layoutInCell="1" allowOverlap="1">
+                    <wp:anchor distT="0" distB="0" distL="0" distR="0" simplePos="0" relativeHeight="19" behindDoc="0" locked="0" layoutInCell="1" allowOverlap="1">
                       <wp:simplePos x="0" y="0"/>
                       <wp:positionH relativeFrom="column">
                         <wp:posOffset>5316855</wp:posOffset>
@@ -1482,28 +1515,35 @@
                       <wp:extent cx="1094105" cy="358140"/>
                       <wp:effectExtent l="0" t="0" r="0" b="0"/>
                       <wp:wrapNone/>
-                      <wp:docPr id="10" name="Frame4"/>
+                      <wp:docPr id="9" name="Frame4"/>
                       <a:graphic xmlns:a="http://schemas.openxmlformats.org/drawingml/2006/main">
                         <a:graphicData uri="http://schemas.microsoft.com/office/word/2010/wordprocessingShape">
                           <wps:wsp>
-                            <wps:cNvSpPr txBox="1"/>
+                            <wps:cNvSpPr/>
                             <wps:spPr>
                               <a:xfrm>
                                 <a:off x="0" y="0"/>
-                                <a:ext cx="1094105" cy="358140"/>
+                                <a:ext cx="1094040" cy="358200"/>
                               </a:xfrm>
-                              <a:prstGeom prst="rect"/>
-                              <a:solidFill>
-                                <a:srgbClr val="FFFFFF">
-                                  <a:alpha val="0"/>
-                                </a:srgbClr>
-                              </a:solidFill>
+                              <a:prstGeom prst="rect">
+                                <a:avLst/>
+                              </a:prstGeom>
+                              <a:noFill/>
+                              <a:ln w="0">
+                                <a:noFill/>
+                              </a:ln>
                             </wps:spPr>
+                            <wps:style>
+                              <a:lnRef idx="0"/>
+                              <a:fillRef idx="0"/>
+                              <a:effectRef idx="0"/>
+                              <a:fontRef idx="minor"/>
+                            </wps:style>
                             <wps:txbx>
                               <w:txbxContent>
                                 <w:p>
                                   <w:pPr>
-                                    <w:pStyle w:val="FrameContents"/>
+                                    <w:pStyle w:val="FrameContentsuser"/>
                                     <w:rPr>
                                       <w:rFonts w:ascii="TH SarabunIT๙" w:hAnsi="TH SarabunIT๙" w:cs="TH SarabunIT๙"/>
                                       <w:sz w:val="34"/>
@@ -1521,7 +1561,7 @@
                                 </w:p>
                               </w:txbxContent>
                             </wps:txbx>
-                            <wps:bodyPr anchor="t" lIns="91440" tIns="45720" rIns="91440" bIns="45720">
+                            <wps:bodyPr anchor="t">
                               <a:noAutofit/>
                             </wps:bodyPr>
                           </wps:wsp>
@@ -1532,12 +1572,14 @@
                 </mc:Choice>
                 <mc:Fallback>
                   <w:pict>
-                    <v:rect stroked="f" strokeweight="0pt" style="position:absolute;rotation:-0;width:86.15pt;height:28.2pt;mso-wrap-distance-left:9pt;mso-wrap-distance-right:9pt;mso-wrap-distance-top:3.6pt;mso-wrap-distance-bottom:3.6pt;margin-top:19.25pt;mso-position-vertical-relative:text;margin-left:418.65pt;mso-position-horizontal-relative:text">
+                    <v:rect id="shape_0" fillcolor="white" stroked="f" o:allowincell="t" style="position:absolute;margin-left:418.65pt;margin-top:19.25pt;width:86.1pt;height:28.15pt;mso-wrap-style:square;v-text-anchor:top">
+                      <v:fill o:detectmouseclick="t" type="solid" color2="black" opacity="0"/>
+                      <v:stroke color="#3465a4" joinstyle="round" endcap="flat"/>
                       <v:textbox>
                         <w:txbxContent>
                           <w:p>
                             <w:pPr>
-                              <w:pStyle w:val="FrameContents"/>
+                              <w:pStyle w:val="FrameContentsuser"/>
                               <w:rPr>
                                 <w:rFonts w:ascii="TH SarabunIT๙" w:hAnsi="TH SarabunIT๙" w:cs="TH SarabunIT๙"/>
                                 <w:sz w:val="34"/>
@@ -1561,6 +1603,15 @@
                 </mc:Fallback>
               </mc:AlternateContent>
             </w:r>
+            <w:r>
+              <w:rPr>
+                <w:rFonts w:cs="TH SarabunPSK" w:ascii="TH SarabunPSK" w:hAnsi="TH SarabunPSK"/>
+                <w:color w:val="000000"/>
+                <w:sz w:val="34"/>
+                <w:szCs w:val="34"/>
+              </w:rPr>
+              <w:t>.........................................................</w:t>
+            </w:r>
           </w:p>
           <w:p>
             <w:pPr>
@@ -1728,7 +1779,12 @@
               </w:rPr>
             </w:pPr>
             <w:r>
-              <w:rPr/>
+              <w:rPr>
+                <w:rFonts w:cs="Angsana New" w:ascii="Angsana New" w:hAnsi="Angsana New"/>
+                <w:color w:val="000000"/>
+                <w:sz w:val="36"/>
+                <w:szCs w:val="36"/>
+              </w:rPr>
             </w:r>
           </w:p>
           <w:p>
@@ -1744,6 +1800,198 @@
                 <w:rFonts w:cs="Angsana New" w:ascii="Angsana New" w:hAnsi="Angsana New"/>
                 <w:color w:val="000000"/>
               </w:rPr>
+              <mc:AlternateContent>
+                <mc:Choice Requires="wps">
+                  <w:drawing>
+                    <wp:anchor distT="0" distB="0" distL="0" distR="0" simplePos="0" relativeHeight="21" behindDoc="0" locked="0" layoutInCell="1" allowOverlap="1">
+                      <wp:simplePos x="0" y="0"/>
+                      <wp:positionH relativeFrom="column">
+                        <wp:posOffset>675640</wp:posOffset>
+                      </wp:positionH>
+                      <wp:positionV relativeFrom="paragraph">
+                        <wp:posOffset>254000</wp:posOffset>
+                      </wp:positionV>
+                      <wp:extent cx="5114290" cy="395605"/>
+                      <wp:effectExtent l="0" t="0" r="0" b="0"/>
+                      <wp:wrapNone/>
+                      <wp:docPr id="10" name="Frame8"/>
+                      <a:graphic xmlns:a="http://schemas.openxmlformats.org/drawingml/2006/main">
+                        <a:graphicData uri="http://schemas.microsoft.com/office/word/2010/wordprocessingShape">
+                          <wps:wsp>
+                            <wps:cNvSpPr/>
+                            <wps:spPr>
+                              <a:xfrm>
+                                <a:off x="0" y="0"/>
+                                <a:ext cx="5114160" cy="395640"/>
+                              </a:xfrm>
+                              <a:prstGeom prst="rect">
+                                <a:avLst/>
+                              </a:prstGeom>
+                              <a:noFill/>
+                              <a:ln w="0">
+                                <a:noFill/>
+                              </a:ln>
+                            </wps:spPr>
+                            <wps:style>
+                              <a:lnRef idx="0"/>
+                              <a:fillRef idx="0"/>
+                              <a:effectRef idx="0"/>
+                              <a:fontRef idx="minor"/>
+                            </wps:style>
+                            <wps:txbx>
+                              <w:txbxContent>
+                                <w:p>
+                                  <w:pPr>
+                                    <w:pStyle w:val="FrameContentsuser"/>
+                                    <w:jc w:val="center"/>
+                                    <w:rPr/>
+                                  </w:pPr>
+                                  <w:r>
+                                    <w:rPr>
+                                      <w:rFonts w:cs="TH SarabunIT๙" w:ascii="TH SarabunIT๙" w:hAnsi="TH SarabunIT๙"/>
+                                    </w:rPr>
+                                    <w:t>{{ req_name }}</w:t>
+                                  </w:r>
+                                </w:p>
+                              </w:txbxContent>
+                            </wps:txbx>
+                            <wps:bodyPr anchor="t">
+                              <a:noAutofit/>
+                            </wps:bodyPr>
+                          </wps:wsp>
+                        </a:graphicData>
+                      </a:graphic>
+                    </wp:anchor>
+                  </w:drawing>
+                </mc:Choice>
+                <mc:Fallback>
+                  <w:pict>
+                    <v:rect id="shape_0" fillcolor="white" stroked="f" o:allowincell="t" style="position:absolute;margin-left:53.2pt;margin-top:20pt;width:402.65pt;height:31.1pt;mso-wrap-style:square;v-text-anchor:top">
+                      <v:fill o:detectmouseclick="t" type="solid" color2="black" opacity="0"/>
+                      <v:stroke color="#3465a4" joinstyle="round" endcap="flat"/>
+                      <v:textbox>
+                        <w:txbxContent>
+                          <w:p>
+                            <w:pPr>
+                              <w:pStyle w:val="FrameContentsuser"/>
+                              <w:jc w:val="center"/>
+                              <w:rPr/>
+                            </w:pPr>
+                            <w:r>
+                              <w:rPr>
+                                <w:rFonts w:cs="TH SarabunIT๙" w:ascii="TH SarabunIT๙" w:hAnsi="TH SarabunIT๙"/>
+                              </w:rPr>
+                              <w:t>{{ req_name }}</w:t>
+                            </w:r>
+                          </w:p>
+                        </w:txbxContent>
+                      </v:textbox>
+                      <w10:wrap type="none"/>
+                    </v:rect>
+                  </w:pict>
+                </mc:Fallback>
+              </mc:AlternateContent>
+              <mc:AlternateContent>
+                <mc:Choice Requires="wps">
+                  <w:drawing>
+                    <wp:anchor distT="0" distB="0" distL="0" distR="0" simplePos="0" relativeHeight="95" behindDoc="0" locked="0" layoutInCell="1" allowOverlap="1">
+                      <wp:simplePos x="0" y="0"/>
+                      <wp:positionH relativeFrom="column">
+                        <wp:posOffset>415290</wp:posOffset>
+                      </wp:positionH>
+                      <wp:positionV relativeFrom="paragraph">
+                        <wp:posOffset>594360</wp:posOffset>
+                      </wp:positionV>
+                      <wp:extent cx="5433060" cy="395605"/>
+                      <wp:effectExtent l="0" t="0" r="0" b="0"/>
+                      <wp:wrapNone/>
+                      <wp:docPr id="11" name="Frame 1"/>
+                      <a:graphic xmlns:a="http://schemas.openxmlformats.org/drawingml/2006/main">
+                        <a:graphicData uri="http://schemas.microsoft.com/office/word/2010/wordprocessingShape">
+                          <wps:wsp>
+                            <wps:cNvSpPr/>
+                            <wps:spPr>
+                              <a:xfrm>
+                                <a:off x="0" y="0"/>
+                                <a:ext cx="5433120" cy="395640"/>
+                              </a:xfrm>
+                              <a:prstGeom prst="rect">
+                                <a:avLst/>
+                              </a:prstGeom>
+                              <a:noFill/>
+                              <a:ln w="0">
+                                <a:noFill/>
+                              </a:ln>
+                            </wps:spPr>
+                            <wps:style>
+                              <a:lnRef idx="0"/>
+                              <a:fillRef idx="0"/>
+                              <a:effectRef idx="0"/>
+                              <a:fontRef idx="minor"/>
+                            </wps:style>
+                            <wps:txbx>
+                              <w:txbxContent>
+                                <w:p>
+                                  <w:pPr>
+                                    <w:pStyle w:val="FrameContentsuser"/>
+                                    <w:rPr>
+                                      <w:rFonts w:ascii="TH SarabunIT๙" w:hAnsi="TH SarabunIT๙" w:cs="TH SarabunIT๙"/>
+                                      <w:sz w:val="34"/>
+                                      <w:szCs w:val="34"/>
+                                    </w:rPr>
+                                  </w:pPr>
+                                  <w:r>
+                                    <w:rPr>
+                                      <w:rFonts w:cs="TH SarabunIT๙" w:ascii="TH SarabunIT๙" w:hAnsi="TH SarabunIT๙"/>
+                                      <w:sz w:val="34"/>
+                                      <w:szCs w:val="34"/>
+                                    </w:rPr>
+                                    <w:t>{{ send_to_name }}</w:t>
+                                  </w:r>
+                                </w:p>
+                              </w:txbxContent>
+                            </wps:txbx>
+                            <wps:bodyPr anchor="t">
+                              <a:noAutofit/>
+                            </wps:bodyPr>
+                          </wps:wsp>
+                        </a:graphicData>
+                      </a:graphic>
+                    </wp:anchor>
+                  </w:drawing>
+                </mc:Choice>
+                <mc:Fallback>
+                  <w:pict>
+                    <v:rect id="shape_0" fillcolor="white" stroked="f" o:allowincell="f" style="position:absolute;margin-left:32.7pt;margin-top:46.8pt;width:427.75pt;height:31.1pt;mso-wrap-style:square;v-text-anchor:top">
+                      <v:fill o:detectmouseclick="t" type="solid" color2="black" opacity="0"/>
+                      <v:stroke color="#3465a4" joinstyle="round" endcap="flat"/>
+                      <v:textbox>
+                        <w:txbxContent>
+                          <w:p>
+                            <w:pPr>
+                              <w:pStyle w:val="FrameContentsuser"/>
+                              <w:rPr>
+                                <w:rFonts w:ascii="TH SarabunIT๙" w:hAnsi="TH SarabunIT๙" w:cs="TH SarabunIT๙"/>
+                                <w:sz w:val="34"/>
+                                <w:szCs w:val="34"/>
+                              </w:rPr>
+                            </w:pPr>
+                            <w:r>
+                              <w:rPr>
+                                <w:rFonts w:cs="TH SarabunIT๙" w:ascii="TH SarabunIT๙" w:hAnsi="TH SarabunIT๙"/>
+                                <w:sz w:val="34"/>
+                                <w:szCs w:val="34"/>
+                              </w:rPr>
+                              <w:t>{{ send_to_name }}</w:t>
+                            </w:r>
+                          </w:p>
+                        </w:txbxContent>
+                      </v:textbox>
+                      <w10:wrap type="none"/>
+                    </v:rect>
+                  </w:pict>
+                </mc:Fallback>
+              </mc:AlternateContent>
             </w:r>
           </w:p>
           <w:p>
@@ -1805,92 +2053,6 @@
               </w:rPr>
               <w:t>ความอาญา</w:t>
             </w:r>
-            <w:r>
-              <mc:AlternateContent>
-                <mc:Choice Requires="wps">
-                  <w:drawing>
-                    <wp:anchor distT="45720" distB="45720" distL="114300" distR="114300" simplePos="0" relativeHeight="12" behindDoc="0" locked="0" layoutInCell="1" allowOverlap="1">
-                      <wp:simplePos x="0" y="0"/>
-                      <wp:positionH relativeFrom="column">
-                        <wp:posOffset>675640</wp:posOffset>
-                      </wp:positionH>
-                      <wp:positionV relativeFrom="paragraph">
-                        <wp:posOffset>254000</wp:posOffset>
-                      </wp:positionV>
-                      <wp:extent cx="1631315" cy="395605"/>
-                      <wp:effectExtent l="0" t="0" r="0" b="0"/>
-                      <wp:wrapNone/>
-                      <wp:docPr id="11" name="Frame8"/>
-                      <a:graphic xmlns:a="http://schemas.openxmlformats.org/drawingml/2006/main">
-                        <a:graphicData uri="http://schemas.microsoft.com/office/word/2010/wordprocessingShape">
-                          <wps:wsp>
-                            <wps:cNvSpPr txBox="1"/>
-                            <wps:spPr>
-                              <a:xfrm>
-                                <a:off x="0" y="0"/>
-                                <a:ext cx="1631315" cy="395605"/>
-                              </a:xfrm>
-                              <a:prstGeom prst="rect"/>
-                              <a:solidFill>
-                                <a:srgbClr val="FFFFFF">
-                                  <a:alpha val="0"/>
-                                </a:srgbClr>
-                              </a:solidFill>
-                            </wps:spPr>
-                            <wps:txbx>
-                              <w:txbxContent>
-                                <w:p>
-                                  <w:pPr>
-                                    <w:pStyle w:val="FrameContents"/>
-                                    <w:rPr>
-                                      <w:rFonts w:ascii="TH SarabunIT๙" w:hAnsi="TH SarabunIT๙" w:cs="TH SarabunIT๙"/>
-                                    </w:rPr>
-                                  </w:pPr>
-                                  <w:r>
-                                    <w:rPr>
-                                      <w:rFonts w:cs="TH SarabunIT๙" w:ascii="TH SarabunIT๙" w:hAnsi="TH SarabunIT๙"/>
-                                    </w:rPr>
-                                    <w:t>{{ req_name }}</w:t>
-                                  </w:r>
-                                </w:p>
-                              </w:txbxContent>
-                            </wps:txbx>
-                            <wps:bodyPr anchor="t" lIns="91440" tIns="45720" rIns="91440" bIns="45720">
-                              <a:noAutofit/>
-                            </wps:bodyPr>
-                          </wps:wsp>
-                        </a:graphicData>
-                      </a:graphic>
-                    </wp:anchor>
-                  </w:drawing>
-                </mc:Choice>
-                <mc:Fallback>
-                  <w:pict>
-                    <v:rect stroked="f" strokeweight="0pt" style="position:absolute;rotation:-0;width:128.45pt;height:31.15pt;mso-wrap-distance-left:9pt;mso-wrap-distance-right:9pt;mso-wrap-distance-top:3.6pt;mso-wrap-distance-bottom:3.6pt;margin-top:20pt;mso-position-vertical-relative:text;margin-left:53.2pt;mso-position-horizontal-relative:text">
-                      <v:textbox>
-                        <w:txbxContent>
-                          <w:p>
-                            <w:pPr>
-                              <w:pStyle w:val="FrameContents"/>
-                              <w:rPr>
-                                <w:rFonts w:ascii="TH SarabunIT๙" w:hAnsi="TH SarabunIT๙" w:cs="TH SarabunIT๙"/>
-                              </w:rPr>
-                            </w:pPr>
-                            <w:r>
-                              <w:rPr>
-                                <w:rFonts w:cs="TH SarabunIT๙" w:ascii="TH SarabunIT๙" w:hAnsi="TH SarabunIT๙"/>
-                              </w:rPr>
-                              <w:t>{{ req_name }}</w:t>
-                            </w:r>
-                          </w:p>
-                        </w:txbxContent>
-                      </v:textbox>
-                      <w10:wrap type="none"/>
-                    </v:rect>
-                  </w:pict>
-                </mc:Fallback>
-              </mc:AlternateContent>
-            </w:r>
           </w:p>
         </w:tc>
       </w:tr>
@@ -2018,100 +2180,6 @@
           <w:szCs w:val="10"/>
         </w:rPr>
       </w:r>
-      <w:r>
-        <mc:AlternateContent>
-          <mc:Choice Requires="wps">
-            <w:drawing>
-              <wp:anchor distT="45720" distB="45720" distL="114300" distR="114300" simplePos="0" relativeHeight="13" behindDoc="0" locked="0" layoutInCell="1" allowOverlap="1">
-                <wp:simplePos x="0" y="0"/>
-                <wp:positionH relativeFrom="column">
-                  <wp:posOffset>660400</wp:posOffset>
-                </wp:positionH>
-                <wp:positionV relativeFrom="paragraph">
-                  <wp:posOffset>11430</wp:posOffset>
-                </wp:positionV>
-                <wp:extent cx="1631315" cy="395605"/>
-                <wp:effectExtent l="0" t="0" r="0" b="0"/>
-                <wp:wrapNone/>
-                <wp:docPr id="12" name="Frame9"/>
-                <a:graphic xmlns:a="http://schemas.openxmlformats.org/drawingml/2006/main">
-                  <a:graphicData uri="http://schemas.microsoft.com/office/word/2010/wordprocessingShape">
-                    <wps:wsp>
-                      <wps:cNvSpPr txBox="1"/>
-                      <wps:spPr>
-                        <a:xfrm>
-                          <a:off x="0" y="0"/>
-                          <a:ext cx="1631315" cy="395605"/>
-                        </a:xfrm>
-                        <a:prstGeom prst="rect"/>
-                        <a:solidFill>
-                          <a:srgbClr val="FFFFFF">
-                            <a:alpha val="0"/>
-                          </a:srgbClr>
-                        </a:solidFill>
-                      </wps:spPr>
-                      <wps:txbx>
-                        <w:txbxContent>
-                          <w:p>
-                            <w:pPr>
-                              <w:pStyle w:val="FrameContents"/>
-                              <w:rPr>
-                                <w:rFonts w:ascii="TH SarabunIT๙" w:hAnsi="TH SarabunIT๙" w:cs="TH SarabunIT๙"/>
-                                <w:sz w:val="34"/>
-                                <w:szCs w:val="34"/>
-                              </w:rPr>
-                            </w:pPr>
-                            <w:r>
-                              <w:rPr>
-                                <w:rFonts w:cs="TH SarabunIT๙" w:ascii="TH SarabunIT๙" w:hAnsi="TH SarabunIT๙"/>
-                                <w:sz w:val="34"/>
-                                <w:szCs w:val="34"/>
-                              </w:rPr>
-                              <w:t>{{ send_to_name }}</w:t>
-                            </w:r>
-                          </w:p>
-                        </w:txbxContent>
-                      </wps:txbx>
-                      <wps:bodyPr anchor="t" lIns="91440" tIns="45720" rIns="91440" bIns="45720">
-                        <a:noAutofit/>
-                      </wps:bodyPr>
-                    </wps:wsp>
-                  </a:graphicData>
-                </a:graphic>
-              </wp:anchor>
-            </w:drawing>
-          </mc:Choice>
-          <mc:Fallback>
-            <w:pict>
-              <v:rect stroked="f" strokeweight="0pt" style="position:absolute;rotation:-0;width:128.45pt;height:31.15pt;mso-wrap-distance-left:9pt;mso-wrap-distance-right:9pt;mso-wrap-distance-top:3.6pt;mso-wrap-distance-bottom:3.6pt;margin-top:0.9pt;mso-position-vertical-relative:text;margin-left:52pt;mso-position-horizontal-relative:text">
-                <v:textbox>
-                  <w:txbxContent>
-                    <w:p>
-                      <w:pPr>
-                        <w:pStyle w:val="FrameContents"/>
-                        <w:rPr>
-                          <w:rFonts w:ascii="TH SarabunIT๙" w:hAnsi="TH SarabunIT๙" w:cs="TH SarabunIT๙"/>
-                          <w:sz w:val="34"/>
-                          <w:szCs w:val="34"/>
-                        </w:rPr>
-                      </w:pPr>
-                      <w:r>
-                        <w:rPr>
-                          <w:rFonts w:cs="TH SarabunIT๙" w:ascii="TH SarabunIT๙" w:hAnsi="TH SarabunIT๙"/>
-                          <w:sz w:val="34"/>
-                          <w:szCs w:val="34"/>
-                        </w:rPr>
-                        <w:t>{{ send_to_name }}</w:t>
-                      </w:r>
-                    </w:p>
-                  </w:txbxContent>
-                </v:textbox>
-                <w10:wrap type="none"/>
-              </v:rect>
-            </w:pict>
-          </mc:Fallback>
-        </mc:AlternateContent>
-      </w:r>
     </w:p>
     <w:p>
       <w:pPr>
@@ -2175,13 +2243,10 @@
           <w:sz w:val="34"/>
           <w:szCs w:val="34"/>
         </w:rPr>
-        <w:t xml:space="preserve">....................................................................   </w:t>
-      </w:r>
-      <w:r>
         <mc:AlternateContent>
           <mc:Choice Requires="wps">
             <w:drawing>
-              <wp:anchor distT="45720" distB="45720" distL="114300" distR="114300" simplePos="0" relativeHeight="14" behindDoc="0" locked="0" layoutInCell="1" allowOverlap="1">
+              <wp:anchor distT="0" distB="0" distL="0" distR="0" simplePos="0" relativeHeight="23" behindDoc="0" locked="0" layoutInCell="1" allowOverlap="1">
                 <wp:simplePos x="0" y="0"/>
                 <wp:positionH relativeFrom="column">
                   <wp:posOffset>17145</wp:posOffset>
@@ -2192,28 +2257,35 @@
                 <wp:extent cx="5991225" cy="688975"/>
                 <wp:effectExtent l="0" t="0" r="0" b="0"/>
                 <wp:wrapNone/>
-                <wp:docPr id="13" name="Frame10"/>
+                <wp:docPr id="12" name="Frame10"/>
                 <a:graphic xmlns:a="http://schemas.openxmlformats.org/drawingml/2006/main">
                   <a:graphicData uri="http://schemas.microsoft.com/office/word/2010/wordprocessingShape">
                     <wps:wsp>
-                      <wps:cNvSpPr txBox="1"/>
+                      <wps:cNvSpPr/>
                       <wps:spPr>
                         <a:xfrm>
                           <a:off x="0" y="0"/>
-                          <a:ext cx="5991225" cy="688975"/>
+                          <a:ext cx="5991120" cy="689040"/>
                         </a:xfrm>
-                        <a:prstGeom prst="rect"/>
-                        <a:solidFill>
-                          <a:srgbClr val="FFFFFF">
-                            <a:alpha val="0"/>
-                          </a:srgbClr>
-                        </a:solidFill>
+                        <a:prstGeom prst="rect">
+                          <a:avLst/>
+                        </a:prstGeom>
+                        <a:noFill/>
+                        <a:ln w="0">
+                          <a:noFill/>
+                        </a:ln>
                       </wps:spPr>
+                      <wps:style>
+                        <a:lnRef idx="0"/>
+                        <a:fillRef idx="0"/>
+                        <a:effectRef idx="0"/>
+                        <a:fontRef idx="minor"/>
+                      </wps:style>
                       <wps:txbx>
                         <w:txbxContent>
                           <w:p>
                             <w:pPr>
-                              <w:pStyle w:val="FrameContents"/>
+                              <w:pStyle w:val="FrameContentsuser"/>
                               <w:ind w:firstLine="1701"/>
                               <w:rPr>
                                 <w:rFonts w:ascii="TH SarabunIT๙" w:hAnsi="TH SarabunIT๙" w:cs="TH SarabunIT๙"/>
@@ -2232,7 +2304,7 @@
                           </w:p>
                         </w:txbxContent>
                       </wps:txbx>
-                      <wps:bodyPr anchor="t" lIns="91440" tIns="45720" rIns="91440" bIns="45720">
+                      <wps:bodyPr anchor="t">
                         <a:noAutofit/>
                       </wps:bodyPr>
                     </wps:wsp>
@@ -2243,12 +2315,14 @@
           </mc:Choice>
           <mc:Fallback>
             <w:pict>
-              <v:rect stroked="f" strokeweight="0pt" style="position:absolute;rotation:-0;width:471.75pt;height:54.25pt;mso-wrap-distance-left:9pt;mso-wrap-distance-right:9pt;mso-wrap-distance-top:3.6pt;mso-wrap-distance-bottom:3.6pt;margin-top:13.5pt;mso-position-vertical-relative:text;margin-left:1.35pt;mso-position-horizontal-relative:text">
+              <v:rect id="shape_0" fillcolor="white" stroked="f" o:allowincell="f" style="position:absolute;margin-left:1.35pt;margin-top:13.5pt;width:471.7pt;height:54.2pt;mso-wrap-style:square;v-text-anchor:top">
+                <v:fill o:detectmouseclick="t" type="solid" color2="black" opacity="0"/>
+                <v:stroke color="#3465a4" joinstyle="round" endcap="flat"/>
                 <v:textbox>
                   <w:txbxContent>
                     <w:p>
                       <w:pPr>
-                        <w:pStyle w:val="FrameContents"/>
+                        <w:pStyle w:val="FrameContentsuser"/>
                         <w:ind w:firstLine="1701"/>
                         <w:rPr>
                           <w:rFonts w:ascii="TH SarabunIT๙" w:hAnsi="TH SarabunIT๙" w:cs="TH SarabunIT๙"/>
@@ -2273,6 +2347,15 @@
           </mc:Fallback>
         </mc:AlternateContent>
       </w:r>
+      <w:r>
+        <w:rPr>
+          <w:rFonts w:cs="TH SarabunPSK" w:ascii="TH SarabunPSK" w:hAnsi="TH SarabunPSK"/>
+          <w:color w:val="000000"/>
+          <w:sz w:val="34"/>
+          <w:szCs w:val="34"/>
+        </w:rPr>
+        <w:t xml:space="preserve">....................................................................   </w:t>
+      </w:r>
     </w:p>
     <w:p>
       <w:pPr>
@@ -2486,13 +2569,10 @@
           <w:sz w:val="34"/>
           <w:szCs w:val="34"/>
         </w:rPr>
-        <w:t>.................................................</w:t>
-      </w:r>
-      <w:r>
         <mc:AlternateContent>
           <mc:Choice Requires="wps">
             <w:drawing>
-              <wp:anchor distT="45720" distB="45720" distL="114300" distR="114300" simplePos="0" relativeHeight="15" behindDoc="0" locked="0" layoutInCell="1" allowOverlap="1">
+              <wp:anchor distT="0" distB="0" distL="0" distR="0" simplePos="0" relativeHeight="25" behindDoc="0" locked="0" layoutInCell="1" allowOverlap="1">
                 <wp:simplePos x="0" y="0"/>
                 <wp:positionH relativeFrom="column">
                   <wp:posOffset>17145</wp:posOffset>
@@ -2503,28 +2583,35 @@
                 <wp:extent cx="5991225" cy="688975"/>
                 <wp:effectExtent l="0" t="0" r="0" b="0"/>
                 <wp:wrapNone/>
-                <wp:docPr id="14" name="Frame11"/>
+                <wp:docPr id="13" name="Frame11"/>
                 <a:graphic xmlns:a="http://schemas.openxmlformats.org/drawingml/2006/main">
                   <a:graphicData uri="http://schemas.microsoft.com/office/word/2010/wordprocessingShape">
                     <wps:wsp>
-                      <wps:cNvSpPr txBox="1"/>
+                      <wps:cNvSpPr/>
                       <wps:spPr>
                         <a:xfrm>
                           <a:off x="0" y="0"/>
-                          <a:ext cx="5991225" cy="688975"/>
+                          <a:ext cx="5991120" cy="689040"/>
                         </a:xfrm>
-                        <a:prstGeom prst="rect"/>
-                        <a:solidFill>
-                          <a:srgbClr val="FFFFFF">
-                            <a:alpha val="0"/>
-                          </a:srgbClr>
-                        </a:solidFill>
+                        <a:prstGeom prst="rect">
+                          <a:avLst/>
+                        </a:prstGeom>
+                        <a:noFill/>
+                        <a:ln w="0">
+                          <a:noFill/>
+                        </a:ln>
                       </wps:spPr>
+                      <wps:style>
+                        <a:lnRef idx="0"/>
+                        <a:fillRef idx="0"/>
+                        <a:effectRef idx="0"/>
+                        <a:fontRef idx="minor"/>
+                      </wps:style>
                       <wps:txbx>
                         <w:txbxContent>
                           <w:p>
                             <w:pPr>
-                              <w:pStyle w:val="FrameContents"/>
+                              <w:pStyle w:val="FrameContentsuser"/>
                               <w:ind w:firstLine="2835"/>
                               <w:rPr>
                                 <w:rFonts w:ascii="TH SarabunIT๙" w:hAnsi="TH SarabunIT๙" w:cs="TH SarabunIT๙"/>
@@ -2543,7 +2630,7 @@
                           </w:p>
                         </w:txbxContent>
                       </wps:txbx>
-                      <wps:bodyPr anchor="t" lIns="91440" tIns="45720" rIns="91440" bIns="45720">
+                      <wps:bodyPr anchor="t">
                         <a:noAutofit/>
                       </wps:bodyPr>
                     </wps:wsp>
@@ -2554,12 +2641,14 @@
           </mc:Choice>
           <mc:Fallback>
             <w:pict>
-              <v:rect stroked="f" strokeweight="0pt" style="position:absolute;rotation:-0;width:471.75pt;height:54.25pt;mso-wrap-distance-left:9pt;mso-wrap-distance-right:9pt;mso-wrap-distance-top:3.6pt;mso-wrap-distance-bottom:3.6pt;margin-top:14.1pt;mso-position-vertical-relative:text;margin-left:1.35pt;mso-position-horizontal-relative:text">
+              <v:rect id="shape_0" fillcolor="white" stroked="f" o:allowincell="f" style="position:absolute;margin-left:1.35pt;margin-top:14.1pt;width:471.7pt;height:54.2pt;mso-wrap-style:square;v-text-anchor:top">
+                <v:fill o:detectmouseclick="t" type="solid" color2="black" opacity="0"/>
+                <v:stroke color="#3465a4" joinstyle="round" endcap="flat"/>
                 <v:textbox>
                   <w:txbxContent>
                     <w:p>
                       <w:pPr>
-                        <w:pStyle w:val="FrameContents"/>
+                        <w:pStyle w:val="FrameContentsuser"/>
                         <w:ind w:firstLine="2835"/>
                         <w:rPr>
                           <w:rFonts w:ascii="TH SarabunIT๙" w:hAnsi="TH SarabunIT๙" w:cs="TH SarabunIT๙"/>
@@ -2584,6 +2673,15 @@
           </mc:Fallback>
         </mc:AlternateContent>
       </w:r>
+      <w:r>
+        <w:rPr>
+          <w:rFonts w:cs="TH SarabunPSK" w:ascii="TH SarabunPSK" w:hAnsi="TH SarabunPSK"/>
+          <w:color w:val="000000"/>
+          <w:sz w:val="34"/>
+          <w:szCs w:val="34"/>
+        </w:rPr>
+        <w:t>.................................................</w:t>
+      </w:r>
     </w:p>
     <w:p>
       <w:pPr>
@@ -2638,13 +2736,10 @@
           <w:sz w:val="34"/>
           <w:szCs w:val="34"/>
         </w:rPr>
-        <w:t>...............................</w:t>
-      </w:r>
-      <w:r>
         <mc:AlternateContent>
           <mc:Choice Requires="wps">
             <w:drawing>
-              <wp:anchor distT="45720" distB="45720" distL="114300" distR="114300" simplePos="0" relativeHeight="16" behindDoc="0" locked="0" layoutInCell="1" allowOverlap="1">
+              <wp:anchor distT="0" distB="0" distL="0" distR="0" simplePos="0" relativeHeight="27" behindDoc="0" locked="0" layoutInCell="1" allowOverlap="1">
                 <wp:simplePos x="0" y="0"/>
                 <wp:positionH relativeFrom="column">
                   <wp:posOffset>1765300</wp:posOffset>
@@ -2655,28 +2750,35 @@
                 <wp:extent cx="1631315" cy="395605"/>
                 <wp:effectExtent l="0" t="0" r="0" b="0"/>
                 <wp:wrapNone/>
-                <wp:docPr id="15" name="Frame12"/>
+                <wp:docPr id="14" name="Frame12"/>
                 <a:graphic xmlns:a="http://schemas.openxmlformats.org/drawingml/2006/main">
                   <a:graphicData uri="http://schemas.microsoft.com/office/word/2010/wordprocessingShape">
                     <wps:wsp>
-                      <wps:cNvSpPr txBox="1"/>
+                      <wps:cNvSpPr/>
                       <wps:spPr>
                         <a:xfrm>
                           <a:off x="0" y="0"/>
-                          <a:ext cx="1631315" cy="395605"/>
+                          <a:ext cx="1631160" cy="395640"/>
                         </a:xfrm>
-                        <a:prstGeom prst="rect"/>
-                        <a:solidFill>
-                          <a:srgbClr val="FFFFFF">
-                            <a:alpha val="0"/>
-                          </a:srgbClr>
-                        </a:solidFill>
+                        <a:prstGeom prst="rect">
+                          <a:avLst/>
+                        </a:prstGeom>
+                        <a:noFill/>
+                        <a:ln w="0">
+                          <a:noFill/>
+                        </a:ln>
                       </wps:spPr>
+                      <wps:style>
+                        <a:lnRef idx="0"/>
+                        <a:fillRef idx="0"/>
+                        <a:effectRef idx="0"/>
+                        <a:fontRef idx="minor"/>
+                      </wps:style>
                       <wps:txbx>
                         <w:txbxContent>
                           <w:p>
                             <w:pPr>
-                              <w:pStyle w:val="FrameContents"/>
+                              <w:pStyle w:val="FrameContentsuser"/>
                               <w:rPr>
                                 <w:rFonts w:ascii="TH SarabunIT๙" w:hAnsi="TH SarabunIT๙" w:cs="TH SarabunIT๙"/>
                                 <w:sz w:val="34"/>
@@ -2694,7 +2796,7 @@
                           </w:p>
                         </w:txbxContent>
                       </wps:txbx>
-                      <wps:bodyPr anchor="t" lIns="91440" tIns="45720" rIns="91440" bIns="45720">
+                      <wps:bodyPr anchor="t">
                         <a:noAutofit/>
                       </wps:bodyPr>
                     </wps:wsp>
@@ -2705,12 +2807,14 @@
           </mc:Choice>
           <mc:Fallback>
             <w:pict>
-              <v:rect stroked="f" strokeweight="0pt" style="position:absolute;rotation:-0;width:128.45pt;height:31.15pt;mso-wrap-distance-left:9pt;mso-wrap-distance-right:9pt;mso-wrap-distance-top:3.6pt;mso-wrap-distance-bottom:3.6pt;margin-top:13.6pt;mso-position-vertical-relative:text;margin-left:139pt;mso-position-horizontal-relative:text">
+              <v:rect id="shape_0" fillcolor="white" stroked="f" o:allowincell="f" style="position:absolute;margin-left:139pt;margin-top:13.6pt;width:128.4pt;height:31.1pt;mso-wrap-style:square;v-text-anchor:top">
+                <v:fill o:detectmouseclick="t" type="solid" color2="black" opacity="0"/>
+                <v:stroke color="#3465a4" joinstyle="round" endcap="flat"/>
                 <v:textbox>
                   <w:txbxContent>
                     <w:p>
                       <w:pPr>
-                        <w:pStyle w:val="FrameContents"/>
+                        <w:pStyle w:val="FrameContentsuser"/>
                         <w:rPr>
                           <w:rFonts w:ascii="TH SarabunIT๙" w:hAnsi="TH SarabunIT๙" w:cs="TH SarabunIT๙"/>
                           <w:sz w:val="34"/>
@@ -2734,6 +2838,15 @@
           </mc:Fallback>
         </mc:AlternateContent>
       </w:r>
+      <w:r>
+        <w:rPr>
+          <w:rFonts w:cs="TH SarabunPSK" w:ascii="TH SarabunPSK" w:hAnsi="TH SarabunPSK"/>
+          <w:color w:val="000000"/>
+          <w:sz w:val="34"/>
+          <w:szCs w:val="34"/>
+        </w:rPr>
+        <w:t>...............................</w:t>
+      </w:r>
     </w:p>
     <w:p>
       <w:pPr>
@@ -2761,13 +2874,10 @@
           <w:sz w:val="34"/>
           <w:szCs w:val="34"/>
         </w:rPr>
-        <w:t>*............................................................................................................................</w:t>
-      </w:r>
-      <w:r>
         <mc:AlternateContent>
           <mc:Choice Requires="wps">
             <w:drawing>
-              <wp:anchor distT="45720" distB="45720" distL="114300" distR="114300" simplePos="0" relativeHeight="18" behindDoc="0" locked="0" layoutInCell="1" allowOverlap="1">
+              <wp:anchor distT="0" distB="0" distL="0" distR="0" simplePos="0" relativeHeight="31" behindDoc="0" locked="0" layoutInCell="1" allowOverlap="1">
                 <wp:simplePos x="0" y="0"/>
                 <wp:positionH relativeFrom="column">
                   <wp:posOffset>-69850</wp:posOffset>
@@ -2778,28 +2888,35 @@
                 <wp:extent cx="1631315" cy="395605"/>
                 <wp:effectExtent l="0" t="0" r="0" b="0"/>
                 <wp:wrapNone/>
-                <wp:docPr id="16" name="Frame13"/>
+                <wp:docPr id="15" name="Frame13"/>
                 <a:graphic xmlns:a="http://schemas.openxmlformats.org/drawingml/2006/main">
                   <a:graphicData uri="http://schemas.microsoft.com/office/word/2010/wordprocessingShape">
                     <wps:wsp>
-                      <wps:cNvSpPr txBox="1"/>
+                      <wps:cNvSpPr/>
                       <wps:spPr>
                         <a:xfrm>
                           <a:off x="0" y="0"/>
-                          <a:ext cx="1631315" cy="395605"/>
+                          <a:ext cx="1631160" cy="395640"/>
                         </a:xfrm>
-                        <a:prstGeom prst="rect"/>
-                        <a:solidFill>
-                          <a:srgbClr val="FFFFFF">
-                            <a:alpha val="0"/>
-                          </a:srgbClr>
-                        </a:solidFill>
+                        <a:prstGeom prst="rect">
+                          <a:avLst/>
+                        </a:prstGeom>
+                        <a:noFill/>
+                        <a:ln w="0">
+                          <a:noFill/>
+                        </a:ln>
                       </wps:spPr>
+                      <wps:style>
+                        <a:lnRef idx="0"/>
+                        <a:fillRef idx="0"/>
+                        <a:effectRef idx="0"/>
+                        <a:fontRef idx="minor"/>
+                      </wps:style>
                       <wps:txbx>
                         <w:txbxContent>
                           <w:p>
                             <w:pPr>
-                              <w:pStyle w:val="FrameContents"/>
+                              <w:pStyle w:val="FrameContentsuser"/>
                               <w:rPr>
                                 <w:rFonts w:ascii="TH SarabunIT๙" w:hAnsi="TH SarabunIT๙" w:cs="TH SarabunIT๙"/>
                                 <w:sz w:val="34"/>
@@ -2817,7 +2934,7 @@
                           </w:p>
                         </w:txbxContent>
                       </wps:txbx>
-                      <wps:bodyPr anchor="t" lIns="91440" tIns="45720" rIns="91440" bIns="45720">
+                      <wps:bodyPr anchor="t">
                         <a:noAutofit/>
                       </wps:bodyPr>
                     </wps:wsp>
@@ -2828,12 +2945,14 @@
           </mc:Choice>
           <mc:Fallback>
             <w:pict>
-              <v:rect stroked="f" strokeweight="0pt" style="position:absolute;rotation:-0;width:128.45pt;height:31.15pt;mso-wrap-distance-left:9pt;mso-wrap-distance-right:9pt;mso-wrap-distance-top:3.6pt;mso-wrap-distance-bottom:3.6pt;margin-top:11.7pt;mso-position-vertical-relative:text;margin-left:-5.5pt;mso-position-horizontal-relative:text">
+              <v:rect id="shape_0" fillcolor="white" stroked="f" o:allowincell="f" style="position:absolute;margin-left:-5.5pt;margin-top:11.7pt;width:128.4pt;height:31.1pt;mso-wrap-style:square;v-text-anchor:top">
+                <v:fill o:detectmouseclick="t" type="solid" color2="black" opacity="0"/>
+                <v:stroke color="#3465a4" joinstyle="round" endcap="flat"/>
                 <v:textbox>
                   <w:txbxContent>
                     <w:p>
                       <w:pPr>
-                        <w:pStyle w:val="FrameContents"/>
+                        <w:pStyle w:val="FrameContentsuser"/>
                         <w:rPr>
                           <w:rFonts w:ascii="TH SarabunIT๙" w:hAnsi="TH SarabunIT๙" w:cs="TH SarabunIT๙"/>
                           <w:sz w:val="34"/>
@@ -2857,6 +2976,15 @@
           </mc:Fallback>
         </mc:AlternateContent>
       </w:r>
+      <w:r>
+        <w:rPr>
+          <w:rFonts w:cs="TH SarabunPSK" w:hint="cs" w:ascii="TH SarabunPSK" w:hAnsi="TH SarabunPSK"/>
+          <w:color w:val="000000"/>
+          <w:sz w:val="34"/>
+          <w:szCs w:val="34"/>
+        </w:rPr>
+        <w:t>*............................................................................................................................</w:t>
+      </w:r>
     </w:p>
     <w:p>
       <w:pPr>
@@ -2924,13 +3052,10 @@
           <w:sz w:val="34"/>
           <w:szCs w:val="34"/>
         </w:rPr>
-        <w:t>ได้หรือน่าจะได้กระทำความผิดอาญาซึ่งมีอัตราโทษจำคุกอย่างสูงเกินสามปี</w:t>
-      </w:r>
-      <w:r>
         <mc:AlternateContent>
           <mc:Choice Requires="wps">
             <w:drawing>
-              <wp:anchor distT="45720" distB="45720" distL="114300" distR="114300" simplePos="0" relativeHeight="19" behindDoc="0" locked="0" layoutInCell="1" allowOverlap="1">
+              <wp:anchor distT="0" distB="0" distL="0" distR="0" simplePos="0" relativeHeight="33" behindDoc="0" locked="0" layoutInCell="1" allowOverlap="1">
                 <wp:simplePos x="0" y="0"/>
                 <wp:positionH relativeFrom="column">
                   <wp:posOffset>-69215</wp:posOffset>
@@ -2941,28 +3066,35 @@
                 <wp:extent cx="1631315" cy="395605"/>
                 <wp:effectExtent l="0" t="0" r="0" b="0"/>
                 <wp:wrapNone/>
-                <wp:docPr id="17" name="Frame14"/>
+                <wp:docPr id="16" name="Frame14"/>
                 <a:graphic xmlns:a="http://schemas.openxmlformats.org/drawingml/2006/main">
                   <a:graphicData uri="http://schemas.microsoft.com/office/word/2010/wordprocessingShape">
                     <wps:wsp>
-                      <wps:cNvSpPr txBox="1"/>
+                      <wps:cNvSpPr/>
                       <wps:spPr>
                         <a:xfrm>
                           <a:off x="0" y="0"/>
-                          <a:ext cx="1631315" cy="395605"/>
+                          <a:ext cx="1631160" cy="395640"/>
                         </a:xfrm>
-                        <a:prstGeom prst="rect"/>
-                        <a:solidFill>
-                          <a:srgbClr val="FFFFFF">
-                            <a:alpha val="0"/>
-                          </a:srgbClr>
-                        </a:solidFill>
+                        <a:prstGeom prst="rect">
+                          <a:avLst/>
+                        </a:prstGeom>
+                        <a:noFill/>
+                        <a:ln w="0">
+                          <a:noFill/>
+                        </a:ln>
                       </wps:spPr>
+                      <wps:style>
+                        <a:lnRef idx="0"/>
+                        <a:fillRef idx="0"/>
+                        <a:effectRef idx="0"/>
+                        <a:fontRef idx="minor"/>
+                      </wps:style>
                       <wps:txbx>
                         <w:txbxContent>
                           <w:p>
                             <w:pPr>
-                              <w:pStyle w:val="FrameContents"/>
+                              <w:pStyle w:val="FrameContentsuser"/>
                               <w:rPr>
                                 <w:rFonts w:ascii="TH SarabunIT๙" w:hAnsi="TH SarabunIT๙" w:cs="TH SarabunIT๙"/>
                                 <w:sz w:val="34"/>
@@ -2980,7 +3112,7 @@
                           </w:p>
                         </w:txbxContent>
                       </wps:txbx>
-                      <wps:bodyPr anchor="t" lIns="91440" tIns="45720" rIns="91440" bIns="45720">
+                      <wps:bodyPr anchor="t">
                         <a:noAutofit/>
                       </wps:bodyPr>
                     </wps:wsp>
@@ -2991,12 +3123,14 @@
           </mc:Choice>
           <mc:Fallback>
             <w:pict>
-              <v:rect stroked="f" strokeweight="0pt" style="position:absolute;rotation:-0;width:128.45pt;height:31.15pt;mso-wrap-distance-left:9pt;mso-wrap-distance-right:9pt;mso-wrap-distance-top:3.6pt;mso-wrap-distance-bottom:3.6pt;margin-top:11.6pt;mso-position-vertical-relative:text;margin-left:-5.45pt;mso-position-horizontal-relative:text">
+              <v:rect id="shape_0" fillcolor="white" stroked="f" o:allowincell="f" style="position:absolute;margin-left:-5.45pt;margin-top:11.6pt;width:128.4pt;height:31.1pt;mso-wrap-style:square;v-text-anchor:top">
+                <v:fill o:detectmouseclick="t" type="solid" color2="black" opacity="0"/>
+                <v:stroke color="#3465a4" joinstyle="round" endcap="flat"/>
                 <v:textbox>
                   <w:txbxContent>
                     <w:p>
                       <w:pPr>
-                        <w:pStyle w:val="FrameContents"/>
+                        <w:pStyle w:val="FrameContentsuser"/>
                         <w:rPr>
                           <w:rFonts w:ascii="TH SarabunIT๙" w:hAnsi="TH SarabunIT๙" w:cs="TH SarabunIT๙"/>
                           <w:sz w:val="34"/>
@@ -3020,6 +3154,15 @@
           </mc:Fallback>
         </mc:AlternateContent>
       </w:r>
+      <w:r>
+        <w:rPr>
+          <w:rFonts w:ascii="TH SarabunPSK" w:hAnsi="TH SarabunPSK" w:hint="cs" w:cs="TH SarabunPSK"/>
+          <w:color w:val="000000"/>
+          <w:sz w:val="34"/>
+          <w:szCs w:val="34"/>
+        </w:rPr>
+        <w:t>ได้หรือน่าจะได้กระทำความผิดอาญาซึ่งมีอัตราโทษจำคุกอย่างสูงเกินสามปี</w:t>
+      </w:r>
     </w:p>
     <w:p>
       <w:pPr>
@@ -3087,13 +3230,10 @@
           <w:sz w:val="34"/>
           <w:szCs w:val="34"/>
         </w:rPr>
-        <w:t>ได้หรือน่าจะได้กระทำความผิดอาญาและมีเหตุอันควรเชื่อว่า</w:t>
-      </w:r>
-      <w:r>
         <mc:AlternateContent>
           <mc:Choice Requires="wps">
             <w:drawing>
-              <wp:anchor distT="45720" distB="45720" distL="114300" distR="114300" simplePos="0" relativeHeight="20" behindDoc="0" locked="0" layoutInCell="1" allowOverlap="1">
+              <wp:anchor distT="0" distB="0" distL="0" distR="0" simplePos="0" relativeHeight="35" behindDoc="0" locked="0" layoutInCell="1" allowOverlap="1">
                 <wp:simplePos x="0" y="0"/>
                 <wp:positionH relativeFrom="column">
                   <wp:posOffset>290830</wp:posOffset>
@@ -3104,28 +3244,35 @@
                 <wp:extent cx="1631315" cy="395605"/>
                 <wp:effectExtent l="0" t="0" r="0" b="0"/>
                 <wp:wrapNone/>
-                <wp:docPr id="18" name="Frame15"/>
+                <wp:docPr id="17" name="Frame15"/>
                 <a:graphic xmlns:a="http://schemas.openxmlformats.org/drawingml/2006/main">
                   <a:graphicData uri="http://schemas.microsoft.com/office/word/2010/wordprocessingShape">
                     <wps:wsp>
-                      <wps:cNvSpPr txBox="1"/>
+                      <wps:cNvSpPr/>
                       <wps:spPr>
                         <a:xfrm>
                           <a:off x="0" y="0"/>
-                          <a:ext cx="1631315" cy="395605"/>
+                          <a:ext cx="1631160" cy="395640"/>
                         </a:xfrm>
-                        <a:prstGeom prst="rect"/>
-                        <a:solidFill>
-                          <a:srgbClr val="FFFFFF">
-                            <a:alpha val="0"/>
-                          </a:srgbClr>
-                        </a:solidFill>
+                        <a:prstGeom prst="rect">
+                          <a:avLst/>
+                        </a:prstGeom>
+                        <a:noFill/>
+                        <a:ln w="0">
+                          <a:noFill/>
+                        </a:ln>
                       </wps:spPr>
+                      <wps:style>
+                        <a:lnRef idx="0"/>
+                        <a:fillRef idx="0"/>
+                        <a:effectRef idx="0"/>
+                        <a:fontRef idx="minor"/>
+                      </wps:style>
                       <wps:txbx>
                         <w:txbxContent>
                           <w:p>
                             <w:pPr>
-                              <w:pStyle w:val="FrameContents"/>
+                              <w:pStyle w:val="FrameContentsuser"/>
                               <w:rPr>
                                 <w:rFonts w:ascii="TH SarabunIT๙" w:hAnsi="TH SarabunIT๙" w:cs="TH SarabunIT๙"/>
                                 <w:sz w:val="34"/>
@@ -3143,7 +3290,7 @@
                           </w:p>
                         </w:txbxContent>
                       </wps:txbx>
-                      <wps:bodyPr anchor="t" lIns="91440" tIns="45720" rIns="91440" bIns="45720">
+                      <wps:bodyPr anchor="t">
                         <a:noAutofit/>
                       </wps:bodyPr>
                     </wps:wsp>
@@ -3154,12 +3301,14 @@
           </mc:Choice>
           <mc:Fallback>
             <w:pict>
-              <v:rect stroked="f" strokeweight="0pt" style="position:absolute;rotation:-0;width:128.45pt;height:31.15pt;mso-wrap-distance-left:9pt;mso-wrap-distance-right:9pt;mso-wrap-distance-top:3.6pt;mso-wrap-distance-bottom:3.6pt;margin-top:11.55pt;mso-position-vertical-relative:text;margin-left:22.9pt;mso-position-horizontal-relative:text">
+              <v:rect id="shape_0" fillcolor="white" stroked="f" o:allowincell="f" style="position:absolute;margin-left:22.9pt;margin-top:11.55pt;width:128.4pt;height:31.1pt;mso-wrap-style:square;v-text-anchor:top">
+                <v:fill o:detectmouseclick="t" type="solid" color2="black" opacity="0"/>
+                <v:stroke color="#3465a4" joinstyle="round" endcap="flat"/>
                 <v:textbox>
                   <w:txbxContent>
                     <w:p>
                       <w:pPr>
-                        <w:pStyle w:val="FrameContents"/>
+                        <w:pStyle w:val="FrameContentsuser"/>
                         <w:rPr>
                           <w:rFonts w:ascii="TH SarabunIT๙" w:hAnsi="TH SarabunIT๙" w:cs="TH SarabunIT๙"/>
                           <w:sz w:val="34"/>
@@ -3183,6 +3332,15 @@
           </mc:Fallback>
         </mc:AlternateContent>
       </w:r>
+      <w:r>
+        <w:rPr>
+          <w:rFonts w:ascii="TH SarabunPSK" w:hAnsi="TH SarabunPSK" w:hint="cs" w:cs="TH SarabunPSK"/>
+          <w:color w:val="000000"/>
+          <w:sz w:val="34"/>
+          <w:szCs w:val="34"/>
+        </w:rPr>
+        <w:t>ได้หรือน่าจะได้กระทำความผิดอาญาและมีเหตุอันควรเชื่อว่า</w:t>
+      </w:r>
     </w:p>
     <w:p>
       <w:pPr>
@@ -3277,13 +3435,10 @@
           <w:sz w:val="34"/>
           <w:szCs w:val="34"/>
         </w:rPr>
-        <w:t>หลบหนี</w:t>
-      </w:r>
-      <w:r>
         <mc:AlternateContent>
           <mc:Choice Requires="wps">
             <w:drawing>
-              <wp:anchor distT="45720" distB="45720" distL="114300" distR="114300" simplePos="0" relativeHeight="21" behindDoc="0" locked="0" layoutInCell="1" allowOverlap="1">
+              <wp:anchor distT="0" distB="0" distL="0" distR="0" simplePos="0" relativeHeight="37" behindDoc="0" locked="0" layoutInCell="1" allowOverlap="1">
                 <wp:simplePos x="0" y="0"/>
                 <wp:positionH relativeFrom="column">
                   <wp:posOffset>290830</wp:posOffset>
@@ -3294,28 +3449,35 @@
                 <wp:extent cx="1631315" cy="395605"/>
                 <wp:effectExtent l="0" t="0" r="0" b="0"/>
                 <wp:wrapNone/>
-                <wp:docPr id="19" name="Frame16"/>
+                <wp:docPr id="18" name="Frame16"/>
                 <a:graphic xmlns:a="http://schemas.openxmlformats.org/drawingml/2006/main">
                   <a:graphicData uri="http://schemas.microsoft.com/office/word/2010/wordprocessingShape">
                     <wps:wsp>
-                      <wps:cNvSpPr txBox="1"/>
+                      <wps:cNvSpPr/>
                       <wps:spPr>
                         <a:xfrm>
                           <a:off x="0" y="0"/>
-                          <a:ext cx="1631315" cy="395605"/>
+                          <a:ext cx="1631160" cy="395640"/>
                         </a:xfrm>
-                        <a:prstGeom prst="rect"/>
-                        <a:solidFill>
-                          <a:srgbClr val="FFFFFF">
-                            <a:alpha val="0"/>
-                          </a:srgbClr>
-                        </a:solidFill>
+                        <a:prstGeom prst="rect">
+                          <a:avLst/>
+                        </a:prstGeom>
+                        <a:noFill/>
+                        <a:ln w="0">
+                          <a:noFill/>
+                        </a:ln>
                       </wps:spPr>
+                      <wps:style>
+                        <a:lnRef idx="0"/>
+                        <a:fillRef idx="0"/>
+                        <a:effectRef idx="0"/>
+                        <a:fontRef idx="minor"/>
+                      </wps:style>
                       <wps:txbx>
                         <w:txbxContent>
                           <w:p>
                             <w:pPr>
-                              <w:pStyle w:val="FrameContents"/>
+                              <w:pStyle w:val="FrameContentsuser"/>
                               <w:rPr>
                                 <w:rFonts w:ascii="TH SarabunIT๙" w:hAnsi="TH SarabunIT๙" w:cs="TH SarabunIT๙"/>
                                 <w:sz w:val="34"/>
@@ -3333,7 +3495,7 @@
                           </w:p>
                         </w:txbxContent>
                       </wps:txbx>
-                      <wps:bodyPr anchor="t" lIns="91440" tIns="45720" rIns="91440" bIns="45720">
+                      <wps:bodyPr anchor="t">
                         <a:noAutofit/>
                       </wps:bodyPr>
                     </wps:wsp>
@@ -3344,12 +3506,14 @@
           </mc:Choice>
           <mc:Fallback>
             <w:pict>
-              <v:rect stroked="f" strokeweight="0pt" style="position:absolute;rotation:-0;width:128.45pt;height:31.15pt;mso-wrap-distance-left:9pt;mso-wrap-distance-right:9pt;mso-wrap-distance-top:3.6pt;mso-wrap-distance-bottom:3.6pt;margin-top:12.15pt;mso-position-vertical-relative:text;margin-left:22.9pt;mso-position-horizontal-relative:text">
+              <v:rect id="shape_0" fillcolor="white" stroked="f" o:allowincell="f" style="position:absolute;margin-left:22.9pt;margin-top:12.15pt;width:128.4pt;height:31.1pt;mso-wrap-style:square;v-text-anchor:top">
+                <v:fill o:detectmouseclick="t" type="solid" color2="black" opacity="0"/>
+                <v:stroke color="#3465a4" joinstyle="round" endcap="flat"/>
                 <v:textbox>
                   <w:txbxContent>
                     <w:p>
                       <w:pPr>
-                        <w:pStyle w:val="FrameContents"/>
+                        <w:pStyle w:val="FrameContentsuser"/>
                         <w:rPr>
                           <w:rFonts w:ascii="TH SarabunIT๙" w:hAnsi="TH SarabunIT๙" w:cs="TH SarabunIT๙"/>
                           <w:sz w:val="34"/>
@@ -3373,6 +3537,15 @@
           </mc:Fallback>
         </mc:AlternateContent>
       </w:r>
+      <w:r>
+        <w:rPr>
+          <w:rFonts w:ascii="TH SarabunPSK" w:hAnsi="TH SarabunPSK" w:hint="cs" w:cs="TH SarabunPSK"/>
+          <w:color w:val="000000"/>
+          <w:sz w:val="34"/>
+          <w:szCs w:val="34"/>
+        </w:rPr>
+        <w:t>หลบหนี</w:t>
+      </w:r>
     </w:p>
     <w:p>
       <w:pPr>
@@ -3483,13 +3656,10 @@
           <w:sz w:val="34"/>
           <w:szCs w:val="34"/>
         </w:rPr>
-        <w:t>กับพยานหลักฐาน</w:t>
-      </w:r>
-      <w:r>
         <mc:AlternateContent>
           <mc:Choice Requires="wps">
             <w:drawing>
-              <wp:anchor distT="45720" distB="45720" distL="114300" distR="114300" simplePos="0" relativeHeight="22" behindDoc="0" locked="0" layoutInCell="1" allowOverlap="1">
+              <wp:anchor distT="0" distB="0" distL="0" distR="0" simplePos="0" relativeHeight="39" behindDoc="0" locked="0" layoutInCell="1" allowOverlap="1">
                 <wp:simplePos x="0" y="0"/>
                 <wp:positionH relativeFrom="column">
                   <wp:posOffset>291465</wp:posOffset>
@@ -3500,28 +3670,35 @@
                 <wp:extent cx="1631315" cy="395605"/>
                 <wp:effectExtent l="0" t="0" r="0" b="0"/>
                 <wp:wrapNone/>
-                <wp:docPr id="20" name="Frame17"/>
+                <wp:docPr id="19" name="Frame17"/>
                 <a:graphic xmlns:a="http://schemas.openxmlformats.org/drawingml/2006/main">
                   <a:graphicData uri="http://schemas.microsoft.com/office/word/2010/wordprocessingShape">
                     <wps:wsp>
-                      <wps:cNvSpPr txBox="1"/>
+                      <wps:cNvSpPr/>
                       <wps:spPr>
                         <a:xfrm>
                           <a:off x="0" y="0"/>
-                          <a:ext cx="1631315" cy="395605"/>
+                          <a:ext cx="1631160" cy="395640"/>
                         </a:xfrm>
-                        <a:prstGeom prst="rect"/>
-                        <a:solidFill>
-                          <a:srgbClr val="FFFFFF">
-                            <a:alpha val="0"/>
-                          </a:srgbClr>
-                        </a:solidFill>
+                        <a:prstGeom prst="rect">
+                          <a:avLst/>
+                        </a:prstGeom>
+                        <a:noFill/>
+                        <a:ln w="0">
+                          <a:noFill/>
+                        </a:ln>
                       </wps:spPr>
+                      <wps:style>
+                        <a:lnRef idx="0"/>
+                        <a:fillRef idx="0"/>
+                        <a:effectRef idx="0"/>
+                        <a:fontRef idx="minor"/>
+                      </wps:style>
                       <wps:txbx>
                         <w:txbxContent>
                           <w:p>
                             <w:pPr>
-                              <w:pStyle w:val="FrameContents"/>
+                              <w:pStyle w:val="FrameContentsuser"/>
                               <w:rPr>
                                 <w:rFonts w:ascii="TH SarabunIT๙" w:hAnsi="TH SarabunIT๙" w:cs="TH SarabunIT๙"/>
                                 <w:sz w:val="34"/>
@@ -3539,7 +3716,7 @@
                           </w:p>
                         </w:txbxContent>
                       </wps:txbx>
-                      <wps:bodyPr anchor="t" lIns="91440" tIns="45720" rIns="91440" bIns="45720">
+                      <wps:bodyPr anchor="t">
                         <a:noAutofit/>
                       </wps:bodyPr>
                     </wps:wsp>
@@ -3550,12 +3727,14 @@
           </mc:Choice>
           <mc:Fallback>
             <w:pict>
-              <v:rect stroked="f" strokeweight="0pt" style="position:absolute;rotation:-0;width:128.45pt;height:31.15pt;mso-wrap-distance-left:9pt;mso-wrap-distance-right:9pt;mso-wrap-distance-top:3.6pt;mso-wrap-distance-bottom:3.6pt;margin-top:12.1pt;mso-position-vertical-relative:text;margin-left:22.95pt;mso-position-horizontal-relative:text">
+              <v:rect id="shape_0" fillcolor="white" stroked="f" o:allowincell="f" style="position:absolute;margin-left:22.95pt;margin-top:12.1pt;width:128.4pt;height:31.1pt;mso-wrap-style:square;v-text-anchor:top">
+                <v:fill o:detectmouseclick="t" type="solid" color2="black" opacity="0"/>
+                <v:stroke color="#3465a4" joinstyle="round" endcap="flat"/>
                 <v:textbox>
                   <w:txbxContent>
                     <w:p>
                       <w:pPr>
-                        <w:pStyle w:val="FrameContents"/>
+                        <w:pStyle w:val="FrameContentsuser"/>
                         <w:rPr>
                           <w:rFonts w:ascii="TH SarabunIT๙" w:hAnsi="TH SarabunIT๙" w:cs="TH SarabunIT๙"/>
                           <w:sz w:val="34"/>
@@ -3579,6 +3758,15 @@
           </mc:Fallback>
         </mc:AlternateContent>
       </w:r>
+      <w:r>
+        <w:rPr>
+          <w:rFonts w:ascii="TH SarabunPSK" w:hAnsi="TH SarabunPSK" w:hint="cs" w:cs="TH SarabunPSK"/>
+          <w:color w:val="000000"/>
+          <w:sz w:val="34"/>
+          <w:szCs w:val="34"/>
+        </w:rPr>
+        <w:t>กับพยานหลักฐาน</w:t>
+      </w:r>
     </w:p>
     <w:p>
       <w:pPr>
@@ -3655,13 +3843,10 @@
           <w:sz w:val="34"/>
           <w:szCs w:val="34"/>
         </w:rPr>
-        <w:t>ก่อเหตุอันตรายประการอื่น</w:t>
-      </w:r>
-      <w:r>
         <mc:AlternateContent>
           <mc:Choice Requires="wps">
             <w:drawing>
-              <wp:anchor distT="45720" distB="45720" distL="114300" distR="114300" simplePos="0" relativeHeight="23" behindDoc="0" locked="0" layoutInCell="1" allowOverlap="1">
+              <wp:anchor distT="0" distB="0" distL="0" distR="0" simplePos="0" relativeHeight="41" behindDoc="0" locked="0" layoutInCell="1" allowOverlap="1">
                 <wp:simplePos x="0" y="0"/>
                 <wp:positionH relativeFrom="column">
                   <wp:posOffset>-69215</wp:posOffset>
@@ -3672,28 +3857,35 @@
                 <wp:extent cx="1631315" cy="395605"/>
                 <wp:effectExtent l="0" t="0" r="0" b="0"/>
                 <wp:wrapNone/>
-                <wp:docPr id="21" name="Frame18"/>
+                <wp:docPr id="20" name="Frame18"/>
                 <a:graphic xmlns:a="http://schemas.openxmlformats.org/drawingml/2006/main">
                   <a:graphicData uri="http://schemas.microsoft.com/office/word/2010/wordprocessingShape">
                     <wps:wsp>
-                      <wps:cNvSpPr txBox="1"/>
+                      <wps:cNvSpPr/>
                       <wps:spPr>
                         <a:xfrm>
                           <a:off x="0" y="0"/>
-                          <a:ext cx="1631315" cy="395605"/>
+                          <a:ext cx="1631160" cy="395640"/>
                         </a:xfrm>
-                        <a:prstGeom prst="rect"/>
-                        <a:solidFill>
-                          <a:srgbClr val="FFFFFF">
-                            <a:alpha val="0"/>
-                          </a:srgbClr>
-                        </a:solidFill>
+                        <a:prstGeom prst="rect">
+                          <a:avLst/>
+                        </a:prstGeom>
+                        <a:noFill/>
+                        <a:ln w="0">
+                          <a:noFill/>
+                        </a:ln>
                       </wps:spPr>
+                      <wps:style>
+                        <a:lnRef idx="0"/>
+                        <a:fillRef idx="0"/>
+                        <a:effectRef idx="0"/>
+                        <a:fontRef idx="minor"/>
+                      </wps:style>
                       <wps:txbx>
                         <w:txbxContent>
                           <w:p>
                             <w:pPr>
-                              <w:pStyle w:val="FrameContents"/>
+                              <w:pStyle w:val="FrameContentsuser"/>
                               <w:rPr>
                                 <w:rFonts w:ascii="TH SarabunIT๙" w:hAnsi="TH SarabunIT๙" w:cs="TH SarabunIT๙"/>
                                 <w:sz w:val="34"/>
@@ -3711,7 +3903,7 @@
                           </w:p>
                         </w:txbxContent>
                       </wps:txbx>
-                      <wps:bodyPr anchor="t" lIns="91440" tIns="45720" rIns="91440" bIns="45720">
+                      <wps:bodyPr anchor="t">
                         <a:noAutofit/>
                       </wps:bodyPr>
                     </wps:wsp>
@@ -3722,12 +3914,14 @@
           </mc:Choice>
           <mc:Fallback>
             <w:pict>
-              <v:rect stroked="f" strokeweight="0pt" style="position:absolute;rotation:-0;width:128.45pt;height:31.15pt;mso-wrap-distance-left:9pt;mso-wrap-distance-right:9pt;mso-wrap-distance-top:3.6pt;mso-wrap-distance-bottom:3.6pt;margin-top:11.45pt;mso-position-vertical-relative:text;margin-left:-5.45pt;mso-position-horizontal-relative:text">
+              <v:rect id="shape_0" fillcolor="white" stroked="f" o:allowincell="f" style="position:absolute;margin-left:-5.45pt;margin-top:11.45pt;width:128.4pt;height:31.1pt;mso-wrap-style:square;v-text-anchor:top">
+                <v:fill o:detectmouseclick="t" type="solid" color2="black" opacity="0"/>
+                <v:stroke color="#3465a4" joinstyle="round" endcap="flat"/>
                 <v:textbox>
                   <w:txbxContent>
                     <w:p>
                       <w:pPr>
-                        <w:pStyle w:val="FrameContents"/>
+                        <w:pStyle w:val="FrameContentsuser"/>
                         <w:rPr>
                           <w:rFonts w:ascii="TH SarabunIT๙" w:hAnsi="TH SarabunIT๙" w:cs="TH SarabunIT๙"/>
                           <w:sz w:val="34"/>
@@ -3750,12 +3944,10 @@
             </w:pict>
           </mc:Fallback>
         </mc:AlternateContent>
-      </w:r>
-      <w:r>
         <mc:AlternateContent>
           <mc:Choice Requires="wps">
             <w:drawing>
-              <wp:anchor distT="45720" distB="45720" distL="114300" distR="114300" simplePos="0" relativeHeight="24" behindDoc="0" locked="0" layoutInCell="1" allowOverlap="1">
+              <wp:anchor distT="0" distB="0" distL="0" distR="0" simplePos="0" relativeHeight="43" behindDoc="0" locked="0" layoutInCell="1" allowOverlap="1">
                 <wp:simplePos x="0" y="0"/>
                 <wp:positionH relativeFrom="column">
                   <wp:posOffset>660400</wp:posOffset>
@@ -3766,28 +3958,35 @@
                 <wp:extent cx="1631315" cy="395605"/>
                 <wp:effectExtent l="0" t="0" r="0" b="0"/>
                 <wp:wrapNone/>
-                <wp:docPr id="22" name="Frame19"/>
+                <wp:docPr id="21" name="Frame19"/>
                 <a:graphic xmlns:a="http://schemas.openxmlformats.org/drawingml/2006/main">
                   <a:graphicData uri="http://schemas.microsoft.com/office/word/2010/wordprocessingShape">
                     <wps:wsp>
-                      <wps:cNvSpPr txBox="1"/>
+                      <wps:cNvSpPr/>
                       <wps:spPr>
                         <a:xfrm>
                           <a:off x="0" y="0"/>
-                          <a:ext cx="1631315" cy="395605"/>
+                          <a:ext cx="1631160" cy="395640"/>
                         </a:xfrm>
-                        <a:prstGeom prst="rect"/>
-                        <a:solidFill>
-                          <a:srgbClr val="FFFFFF">
-                            <a:alpha val="0"/>
-                          </a:srgbClr>
-                        </a:solidFill>
+                        <a:prstGeom prst="rect">
+                          <a:avLst/>
+                        </a:prstGeom>
+                        <a:noFill/>
+                        <a:ln w="0">
+                          <a:noFill/>
+                        </a:ln>
                       </wps:spPr>
+                      <wps:style>
+                        <a:lnRef idx="0"/>
+                        <a:fillRef idx="0"/>
+                        <a:effectRef idx="0"/>
+                        <a:fontRef idx="minor"/>
+                      </wps:style>
                       <wps:txbx>
                         <w:txbxContent>
                           <w:p>
                             <w:pPr>
-                              <w:pStyle w:val="FrameContents"/>
+                              <w:pStyle w:val="FrameContentsuser"/>
                               <w:rPr>
                                 <w:rFonts w:ascii="TH SarabunIT๙" w:hAnsi="TH SarabunIT๙" w:cs="TH SarabunIT๙"/>
                                 <w:sz w:val="34"/>
@@ -3805,7 +4004,7 @@
                           </w:p>
                         </w:txbxContent>
                       </wps:txbx>
-                      <wps:bodyPr anchor="t" lIns="91440" tIns="45720" rIns="91440" bIns="45720">
+                      <wps:bodyPr anchor="t">
                         <a:noAutofit/>
                       </wps:bodyPr>
                     </wps:wsp>
@@ -3816,12 +4015,14 @@
           </mc:Choice>
           <mc:Fallback>
             <w:pict>
-              <v:rect stroked="f" strokeweight="0pt" style="position:absolute;rotation:-0;width:128.45pt;height:31.15pt;mso-wrap-distance-left:9pt;mso-wrap-distance-right:9pt;mso-wrap-distance-top:3.6pt;mso-wrap-distance-bottom:3.6pt;margin-top:12.85pt;mso-position-vertical-relative:text;margin-left:52pt;mso-position-horizontal-relative:text">
+              <v:rect id="shape_0" fillcolor="white" stroked="f" o:allowincell="f" style="position:absolute;margin-left:52pt;margin-top:12.85pt;width:128.4pt;height:31.1pt;mso-wrap-style:square;v-text-anchor:top">
+                <v:fill o:detectmouseclick="t" type="solid" color2="black" opacity="0"/>
+                <v:stroke color="#3465a4" joinstyle="round" endcap="flat"/>
                 <v:textbox>
                   <w:txbxContent>
                     <w:p>
                       <w:pPr>
-                        <w:pStyle w:val="FrameContents"/>
+                        <w:pStyle w:val="FrameContentsuser"/>
                         <w:rPr>
                           <w:rFonts w:ascii="TH SarabunIT๙" w:hAnsi="TH SarabunIT๙" w:cs="TH SarabunIT๙"/>
                           <w:sz w:val="34"/>
@@ -3845,6 +4046,15 @@
           </mc:Fallback>
         </mc:AlternateContent>
       </w:r>
+      <w:r>
+        <w:rPr>
+          <w:rFonts w:ascii="TH SarabunPSK" w:hAnsi="TH SarabunPSK" w:hint="cs" w:cs="TH SarabunPSK"/>
+          <w:color w:val="000000"/>
+          <w:sz w:val="34"/>
+          <w:szCs w:val="34"/>
+        </w:rPr>
+        <w:t>ก่อเหตุอันตรายประการอื่น</w:t>
+      </w:r>
     </w:p>
     <w:p>
       <w:pPr>
@@ -3913,13 +4123,10 @@
           <w:sz w:val="34"/>
           <w:szCs w:val="34"/>
         </w:rPr>
-        <w:t>........................................................................................................................................................</w:t>
-      </w:r>
-      <w:r>
         <mc:AlternateContent>
           <mc:Choice Requires="wps">
             <w:drawing>
-              <wp:anchor distT="45720" distB="45720" distL="114300" distR="114300" simplePos="0" relativeHeight="17" behindDoc="0" locked="0" layoutInCell="1" allowOverlap="1">
+              <wp:anchor distT="0" distB="0" distL="0" distR="0" simplePos="0" relativeHeight="29" behindDoc="0" locked="0" layoutInCell="1" allowOverlap="1">
                 <wp:simplePos x="0" y="0"/>
                 <wp:positionH relativeFrom="column">
                   <wp:posOffset>2306955</wp:posOffset>
@@ -3930,28 +4137,35 @@
                 <wp:extent cx="1631315" cy="395605"/>
                 <wp:effectExtent l="0" t="0" r="0" b="0"/>
                 <wp:wrapNone/>
-                <wp:docPr id="23" name="Frame20"/>
+                <wp:docPr id="22" name="Frame20"/>
                 <a:graphic xmlns:a="http://schemas.openxmlformats.org/drawingml/2006/main">
                   <a:graphicData uri="http://schemas.microsoft.com/office/word/2010/wordprocessingShape">
                     <wps:wsp>
-                      <wps:cNvSpPr txBox="1"/>
+                      <wps:cNvSpPr/>
                       <wps:spPr>
                         <a:xfrm>
                           <a:off x="0" y="0"/>
-                          <a:ext cx="1631315" cy="395605"/>
+                          <a:ext cx="1631160" cy="395640"/>
                         </a:xfrm>
-                        <a:prstGeom prst="rect"/>
-                        <a:solidFill>
-                          <a:srgbClr val="FFFFFF">
-                            <a:alpha val="0"/>
-                          </a:srgbClr>
-                        </a:solidFill>
+                        <a:prstGeom prst="rect">
+                          <a:avLst/>
+                        </a:prstGeom>
+                        <a:noFill/>
+                        <a:ln w="0">
+                          <a:noFill/>
+                        </a:ln>
                       </wps:spPr>
+                      <wps:style>
+                        <a:lnRef idx="0"/>
+                        <a:fillRef idx="0"/>
+                        <a:effectRef idx="0"/>
+                        <a:fontRef idx="minor"/>
+                      </wps:style>
                       <wps:txbx>
                         <w:txbxContent>
                           <w:p>
                             <w:pPr>
-                              <w:pStyle w:val="FrameContents"/>
+                              <w:pStyle w:val="FrameContentsuser"/>
                               <w:rPr>
                                 <w:rFonts w:ascii="TH SarabunIT๙" w:hAnsi="TH SarabunIT๙" w:cs="TH SarabunIT๙"/>
                               </w:rPr>
@@ -3965,7 +4179,7 @@
                           </w:p>
                         </w:txbxContent>
                       </wps:txbx>
-                      <wps:bodyPr anchor="t" lIns="91440" tIns="45720" rIns="91440" bIns="45720">
+                      <wps:bodyPr anchor="t">
                         <a:noAutofit/>
                       </wps:bodyPr>
                     </wps:wsp>
@@ -3976,12 +4190,14 @@
           </mc:Choice>
           <mc:Fallback>
             <w:pict>
-              <v:rect stroked="f" strokeweight="0pt" style="position:absolute;rotation:-0;width:128.45pt;height:31.15pt;mso-wrap-distance-left:9pt;mso-wrap-distance-right:9pt;mso-wrap-distance-top:3.6pt;mso-wrap-distance-bottom:3.6pt;margin-top:13.3pt;mso-position-vertical-relative:text;margin-left:181.65pt;mso-position-horizontal-relative:text">
+              <v:rect id="shape_0" fillcolor="white" stroked="f" o:allowincell="f" style="position:absolute;margin-left:181.65pt;margin-top:13.3pt;width:128.4pt;height:31.1pt;mso-wrap-style:square;v-text-anchor:top">
+                <v:fill o:detectmouseclick="t" type="solid" color2="black" opacity="0"/>
+                <v:stroke color="#3465a4" joinstyle="round" endcap="flat"/>
                 <v:textbox>
                   <w:txbxContent>
                     <w:p>
                       <w:pPr>
-                        <w:pStyle w:val="FrameContents"/>
+                        <w:pStyle w:val="FrameContentsuser"/>
                         <w:rPr>
                           <w:rFonts w:ascii="TH SarabunIT๙" w:hAnsi="TH SarabunIT๙" w:cs="TH SarabunIT๙"/>
                         </w:rPr>
@@ -4001,6 +4217,15 @@
           </mc:Fallback>
         </mc:AlternateContent>
       </w:r>
+      <w:r>
+        <w:rPr>
+          <w:rFonts w:cs="TH SarabunPSK" w:hint="cs" w:ascii="TH SarabunPSK" w:hAnsi="TH SarabunPSK"/>
+          <w:color w:val="000000"/>
+          <w:sz w:val="34"/>
+          <w:szCs w:val="34"/>
+        </w:rPr>
+        <w:t>........................................................................................................................................................</w:t>
+      </w:r>
     </w:p>
     <w:p>
       <w:pPr>
@@ -4122,13 +4347,10 @@
           <w:sz w:val="34"/>
           <w:szCs w:val="34"/>
         </w:rPr>
-        <w:t>.......................................</w:t>
-      </w:r>
-      <w:r>
         <mc:AlternateContent>
           <mc:Choice Requires="wps">
             <w:drawing>
-              <wp:anchor distT="45720" distB="45720" distL="114300" distR="114300" simplePos="0" relativeHeight="25" behindDoc="0" locked="0" layoutInCell="1" allowOverlap="1">
+              <wp:anchor distT="0" distB="0" distL="0" distR="0" simplePos="0" relativeHeight="45" behindDoc="0" locked="0" layoutInCell="1" allowOverlap="1">
                 <wp:simplePos x="0" y="0"/>
                 <wp:positionH relativeFrom="column">
                   <wp:posOffset>1330325</wp:posOffset>
@@ -4139,28 +4361,35 @@
                 <wp:extent cx="231140" cy="395605"/>
                 <wp:effectExtent l="0" t="0" r="0" b="0"/>
                 <wp:wrapNone/>
-                <wp:docPr id="24" name="Frame26"/>
+                <wp:docPr id="23" name="Frame26"/>
                 <a:graphic xmlns:a="http://schemas.openxmlformats.org/drawingml/2006/main">
                   <a:graphicData uri="http://schemas.microsoft.com/office/word/2010/wordprocessingShape">
                     <wps:wsp>
-                      <wps:cNvSpPr txBox="1"/>
+                      <wps:cNvSpPr/>
                       <wps:spPr>
                         <a:xfrm>
                           <a:off x="0" y="0"/>
-                          <a:ext cx="231140" cy="395605"/>
+                          <a:ext cx="231120" cy="395640"/>
                         </a:xfrm>
-                        <a:prstGeom prst="rect"/>
-                        <a:solidFill>
-                          <a:srgbClr val="FFFFFF">
-                            <a:alpha val="0"/>
-                          </a:srgbClr>
-                        </a:solidFill>
+                        <a:prstGeom prst="rect">
+                          <a:avLst/>
+                        </a:prstGeom>
+                        <a:noFill/>
+                        <a:ln w="0">
+                          <a:noFill/>
+                        </a:ln>
                       </wps:spPr>
+                      <wps:style>
+                        <a:lnRef idx="0"/>
+                        <a:fillRef idx="0"/>
+                        <a:effectRef idx="0"/>
+                        <a:fontRef idx="minor"/>
+                      </wps:style>
                       <wps:txbx>
                         <w:txbxContent>
                           <w:p>
                             <w:pPr>
-                              <w:pStyle w:val="FrameContents"/>
+                              <w:pStyle w:val="FrameContentsuser"/>
                               <w:rPr>
                                 <w:rFonts w:ascii="TH SarabunIT๙" w:hAnsi="TH SarabunIT๙" w:cs="TH SarabunIT๙"/>
                               </w:rPr>
@@ -4174,7 +4403,7 @@
                           </w:p>
                         </w:txbxContent>
                       </wps:txbx>
-                      <wps:bodyPr anchor="t" lIns="91440" tIns="45720" rIns="91440" bIns="45720">
+                      <wps:bodyPr anchor="t">
                         <a:noAutofit/>
                       </wps:bodyPr>
                     </wps:wsp>
@@ -4185,12 +4414,14 @@
           </mc:Choice>
           <mc:Fallback>
             <w:pict>
-              <v:rect stroked="f" strokeweight="0pt" style="position:absolute;rotation:-0;width:18.2pt;height:31.15pt;mso-wrap-distance-left:9pt;mso-wrap-distance-right:9pt;mso-wrap-distance-top:3.6pt;mso-wrap-distance-bottom:3.6pt;margin-top:13.65pt;mso-position-vertical-relative:text;margin-left:104.75pt;mso-position-horizontal-relative:text">
+              <v:rect id="shape_0" fillcolor="white" stroked="f" o:allowincell="f" style="position:absolute;margin-left:104.75pt;margin-top:13.65pt;width:18.15pt;height:31.1pt;mso-wrap-style:square;v-text-anchor:top">
+                <v:fill o:detectmouseclick="t" type="solid" color2="black" opacity="0"/>
+                <v:stroke color="#3465a4" joinstyle="round" endcap="flat"/>
                 <v:textbox>
                   <w:txbxContent>
                     <w:p>
                       <w:pPr>
-                        <w:pStyle w:val="FrameContents"/>
+                        <w:pStyle w:val="FrameContentsuser"/>
                         <w:rPr>
                           <w:rFonts w:ascii="TH SarabunIT๙" w:hAnsi="TH SarabunIT๙" w:cs="TH SarabunIT๙"/>
                         </w:rPr>
@@ -4209,12 +4440,10 @@
             </w:pict>
           </mc:Fallback>
         </mc:AlternateContent>
-      </w:r>
-      <w:r>
         <mc:AlternateContent>
           <mc:Choice Requires="wps">
             <w:drawing>
-              <wp:anchor distT="45720" distB="45720" distL="114300" distR="114300" simplePos="0" relativeHeight="26" behindDoc="0" locked="0" layoutInCell="1" allowOverlap="1">
+              <wp:anchor distT="0" distB="0" distL="0" distR="0" simplePos="0" relativeHeight="47" behindDoc="0" locked="0" layoutInCell="1" allowOverlap="1">
                 <wp:simplePos x="0" y="0"/>
                 <wp:positionH relativeFrom="column">
                   <wp:posOffset>1554480</wp:posOffset>
@@ -4225,28 +4454,35 @@
                 <wp:extent cx="986155" cy="395605"/>
                 <wp:effectExtent l="0" t="0" r="0" b="0"/>
                 <wp:wrapNone/>
-                <wp:docPr id="25" name="Frame25"/>
+                <wp:docPr id="24" name="Frame25"/>
                 <a:graphic xmlns:a="http://schemas.openxmlformats.org/drawingml/2006/main">
                   <a:graphicData uri="http://schemas.microsoft.com/office/word/2010/wordprocessingShape">
                     <wps:wsp>
-                      <wps:cNvSpPr txBox="1"/>
+                      <wps:cNvSpPr/>
                       <wps:spPr>
                         <a:xfrm>
                           <a:off x="0" y="0"/>
-                          <a:ext cx="986155" cy="395605"/>
+                          <a:ext cx="986040" cy="395640"/>
                         </a:xfrm>
-                        <a:prstGeom prst="rect"/>
-                        <a:solidFill>
-                          <a:srgbClr val="FFFFFF">
-                            <a:alpha val="0"/>
-                          </a:srgbClr>
-                        </a:solidFill>
+                        <a:prstGeom prst="rect">
+                          <a:avLst/>
+                        </a:prstGeom>
+                        <a:noFill/>
+                        <a:ln w="0">
+                          <a:noFill/>
+                        </a:ln>
                       </wps:spPr>
+                      <wps:style>
+                        <a:lnRef idx="0"/>
+                        <a:fillRef idx="0"/>
+                        <a:effectRef idx="0"/>
+                        <a:fontRef idx="minor"/>
+                      </wps:style>
                       <wps:txbx>
                         <w:txbxContent>
                           <w:p>
                             <w:pPr>
-                              <w:pStyle w:val="FrameContents"/>
+                              <w:pStyle w:val="FrameContentsuser"/>
                               <w:rPr>
                                 <w:rFonts w:ascii="TH SarabunIT๙" w:hAnsi="TH SarabunIT๙" w:cs="TH SarabunIT๙"/>
                                 <w:spacing w:val="160"/>
@@ -4262,7 +4498,7 @@
                           </w:p>
                         </w:txbxContent>
                       </wps:txbx>
-                      <wps:bodyPr anchor="t" lIns="91440" tIns="45720" rIns="91440" bIns="45720">
+                      <wps:bodyPr anchor="t">
                         <a:noAutofit/>
                       </wps:bodyPr>
                     </wps:wsp>
@@ -4273,12 +4509,14 @@
           </mc:Choice>
           <mc:Fallback>
             <w:pict>
-              <v:rect stroked="f" strokeweight="0pt" style="position:absolute;rotation:-0;width:77.65pt;height:31.15pt;mso-wrap-distance-left:9pt;mso-wrap-distance-right:9pt;mso-wrap-distance-top:3.6pt;mso-wrap-distance-bottom:3.6pt;margin-top:13.7pt;mso-position-vertical-relative:text;margin-left:122.4pt;mso-position-horizontal-relative:text">
+              <v:rect id="shape_0" fillcolor="white" stroked="f" o:allowincell="f" style="position:absolute;margin-left:122.4pt;margin-top:13.7pt;width:77.6pt;height:31.1pt;mso-wrap-style:square;v-text-anchor:top">
+                <v:fill o:detectmouseclick="t" type="solid" color2="black" opacity="0"/>
+                <v:stroke color="#3465a4" joinstyle="round" endcap="flat"/>
                 <v:textbox>
                   <w:txbxContent>
                     <w:p>
                       <w:pPr>
-                        <w:pStyle w:val="FrameContents"/>
+                        <w:pStyle w:val="FrameContentsuser"/>
                         <w:rPr>
                           <w:rFonts w:ascii="TH SarabunIT๙" w:hAnsi="TH SarabunIT๙" w:cs="TH SarabunIT๙"/>
                           <w:spacing w:val="160"/>
@@ -4299,12 +4537,10 @@
             </w:pict>
           </mc:Fallback>
         </mc:AlternateContent>
-      </w:r>
-      <w:r>
         <mc:AlternateContent>
           <mc:Choice Requires="wps">
             <w:drawing>
-              <wp:anchor distT="45720" distB="45720" distL="114300" distR="114300" simplePos="0" relativeHeight="27" behindDoc="0" locked="0" layoutInCell="1" allowOverlap="1">
+              <wp:anchor distT="0" distB="0" distL="0" distR="0" simplePos="0" relativeHeight="49" behindDoc="0" locked="0" layoutInCell="1" allowOverlap="1">
                 <wp:simplePos x="0" y="0"/>
                 <wp:positionH relativeFrom="column">
                   <wp:posOffset>2376805</wp:posOffset>
@@ -4315,28 +4551,35 @@
                 <wp:extent cx="1327150" cy="395605"/>
                 <wp:effectExtent l="0" t="0" r="0" b="0"/>
                 <wp:wrapNone/>
-                <wp:docPr id="26" name="Frame24"/>
+                <wp:docPr id="25" name="Frame24"/>
                 <a:graphic xmlns:a="http://schemas.openxmlformats.org/drawingml/2006/main">
                   <a:graphicData uri="http://schemas.microsoft.com/office/word/2010/wordprocessingShape">
                     <wps:wsp>
-                      <wps:cNvSpPr txBox="1"/>
+                      <wps:cNvSpPr/>
                       <wps:spPr>
                         <a:xfrm>
                           <a:off x="0" y="0"/>
-                          <a:ext cx="1327150" cy="395605"/>
+                          <a:ext cx="1327320" cy="395640"/>
                         </a:xfrm>
-                        <a:prstGeom prst="rect"/>
-                        <a:solidFill>
-                          <a:srgbClr val="FFFFFF">
-                            <a:alpha val="0"/>
-                          </a:srgbClr>
-                        </a:solidFill>
+                        <a:prstGeom prst="rect">
+                          <a:avLst/>
+                        </a:prstGeom>
+                        <a:noFill/>
+                        <a:ln w="0">
+                          <a:noFill/>
+                        </a:ln>
                       </wps:spPr>
+                      <wps:style>
+                        <a:lnRef idx="0"/>
+                        <a:fillRef idx="0"/>
+                        <a:effectRef idx="0"/>
+                        <a:fontRef idx="minor"/>
+                      </wps:style>
                       <wps:txbx>
                         <w:txbxContent>
                           <w:p>
                             <w:pPr>
-                              <w:pStyle w:val="FrameContents"/>
+                              <w:pStyle w:val="FrameContentsuser"/>
                               <w:rPr>
                                 <w:rFonts w:ascii="TH SarabunIT๙" w:hAnsi="TH SarabunIT๙" w:cs="TH SarabunIT๙"/>
                                 <w:spacing w:val="160"/>
@@ -4352,7 +4595,7 @@
                           </w:p>
                         </w:txbxContent>
                       </wps:txbx>
-                      <wps:bodyPr anchor="t" lIns="91440" tIns="45720" rIns="91440" bIns="45720">
+                      <wps:bodyPr anchor="t">
                         <a:noAutofit/>
                       </wps:bodyPr>
                     </wps:wsp>
@@ -4363,12 +4606,14 @@
           </mc:Choice>
           <mc:Fallback>
             <w:pict>
-              <v:rect stroked="f" strokeweight="0pt" style="position:absolute;rotation:-0;width:104.5pt;height:31.15pt;mso-wrap-distance-left:9pt;mso-wrap-distance-right:9pt;mso-wrap-distance-top:3.6pt;mso-wrap-distance-bottom:3.6pt;margin-top:13.8pt;mso-position-vertical-relative:text;margin-left:187.15pt;mso-position-horizontal-relative:text">
+              <v:rect id="shape_0" fillcolor="white" stroked="f" o:allowincell="f" style="position:absolute;margin-left:187.15pt;margin-top:13.8pt;width:104.45pt;height:31.1pt;mso-wrap-style:square;v-text-anchor:top">
+                <v:fill o:detectmouseclick="t" type="solid" color2="black" opacity="0"/>
+                <v:stroke color="#3465a4" joinstyle="round" endcap="flat"/>
                 <v:textbox>
                   <w:txbxContent>
                     <w:p>
                       <w:pPr>
-                        <w:pStyle w:val="FrameContents"/>
+                        <w:pStyle w:val="FrameContentsuser"/>
                         <w:rPr>
                           <w:rFonts w:ascii="TH SarabunIT๙" w:hAnsi="TH SarabunIT๙" w:cs="TH SarabunIT๙"/>
                           <w:spacing w:val="160"/>
@@ -4389,12 +4634,10 @@
             </w:pict>
           </mc:Fallback>
         </mc:AlternateContent>
-      </w:r>
-      <w:r>
         <mc:AlternateContent>
           <mc:Choice Requires="wps">
             <w:drawing>
-              <wp:anchor distT="45720" distB="45720" distL="114300" distR="114300" simplePos="0" relativeHeight="28" behindDoc="0" locked="0" layoutInCell="1" allowOverlap="1">
+              <wp:anchor distT="0" distB="0" distL="0" distR="0" simplePos="0" relativeHeight="51" behindDoc="0" locked="0" layoutInCell="1" allowOverlap="1">
                 <wp:simplePos x="0" y="0"/>
                 <wp:positionH relativeFrom="column">
                   <wp:posOffset>3388995</wp:posOffset>
@@ -4405,28 +4648,35 @@
                 <wp:extent cx="596900" cy="395605"/>
                 <wp:effectExtent l="0" t="0" r="0" b="0"/>
                 <wp:wrapNone/>
-                <wp:docPr id="27" name="Frame23"/>
+                <wp:docPr id="26" name="Frame23"/>
                 <a:graphic xmlns:a="http://schemas.openxmlformats.org/drawingml/2006/main">
                   <a:graphicData uri="http://schemas.microsoft.com/office/word/2010/wordprocessingShape">
                     <wps:wsp>
-                      <wps:cNvSpPr txBox="1"/>
+                      <wps:cNvSpPr/>
                       <wps:spPr>
                         <a:xfrm>
                           <a:off x="0" y="0"/>
-                          <a:ext cx="596900" cy="395605"/>
+                          <a:ext cx="596880" cy="395640"/>
                         </a:xfrm>
-                        <a:prstGeom prst="rect"/>
-                        <a:solidFill>
-                          <a:srgbClr val="FFFFFF">
-                            <a:alpha val="0"/>
-                          </a:srgbClr>
-                        </a:solidFill>
+                        <a:prstGeom prst="rect">
+                          <a:avLst/>
+                        </a:prstGeom>
+                        <a:noFill/>
+                        <a:ln w="0">
+                          <a:noFill/>
+                        </a:ln>
                       </wps:spPr>
+                      <wps:style>
+                        <a:lnRef idx="0"/>
+                        <a:fillRef idx="0"/>
+                        <a:effectRef idx="0"/>
+                        <a:fontRef idx="minor"/>
+                      </wps:style>
                       <wps:txbx>
                         <w:txbxContent>
                           <w:p>
                             <w:pPr>
-                              <w:pStyle w:val="FrameContents"/>
+                              <w:pStyle w:val="FrameContentsuser"/>
                               <w:rPr>
                                 <w:rFonts w:ascii="TH SarabunIT๙" w:hAnsi="TH SarabunIT๙" w:cs="TH SarabunIT๙"/>
                                 <w:spacing w:val="160"/>
@@ -4442,7 +4692,7 @@
                           </w:p>
                         </w:txbxContent>
                       </wps:txbx>
-                      <wps:bodyPr anchor="t" lIns="91440" tIns="45720" rIns="91440" bIns="45720">
+                      <wps:bodyPr anchor="t">
                         <a:noAutofit/>
                       </wps:bodyPr>
                     </wps:wsp>
@@ -4453,12 +4703,14 @@
           </mc:Choice>
           <mc:Fallback>
             <w:pict>
-              <v:rect stroked="f" strokeweight="0pt" style="position:absolute;rotation:-0;width:47pt;height:31.15pt;mso-wrap-distance-left:9pt;mso-wrap-distance-right:9pt;mso-wrap-distance-top:3.6pt;mso-wrap-distance-bottom:3.6pt;margin-top:13.8pt;mso-position-vertical-relative:text;margin-left:266.85pt;mso-position-horizontal-relative:text">
+              <v:rect id="shape_0" fillcolor="white" stroked="f" o:allowincell="f" style="position:absolute;margin-left:266.85pt;margin-top:13.8pt;width:46.95pt;height:31.1pt;mso-wrap-style:square;v-text-anchor:top">
+                <v:fill o:detectmouseclick="t" type="solid" color2="black" opacity="0"/>
+                <v:stroke color="#3465a4" joinstyle="round" endcap="flat"/>
                 <v:textbox>
                   <w:txbxContent>
                     <w:p>
                       <w:pPr>
-                        <w:pStyle w:val="FrameContents"/>
+                        <w:pStyle w:val="FrameContentsuser"/>
                         <w:rPr>
                           <w:rFonts w:ascii="TH SarabunIT๙" w:hAnsi="TH SarabunIT๙" w:cs="TH SarabunIT๙"/>
                           <w:spacing w:val="160"/>
@@ -4479,12 +4731,10 @@
             </w:pict>
           </mc:Fallback>
         </mc:AlternateContent>
-      </w:r>
-      <w:r>
         <mc:AlternateContent>
           <mc:Choice Requires="wps">
             <w:drawing>
-              <wp:anchor distT="45720" distB="45720" distL="114300" distR="114300" simplePos="0" relativeHeight="29" behindDoc="0" locked="0" layoutInCell="1" allowOverlap="1">
+              <wp:anchor distT="0" distB="0" distL="0" distR="0" simplePos="0" relativeHeight="53" behindDoc="0" locked="0" layoutInCell="1" allowOverlap="1">
                 <wp:simplePos x="0" y="0"/>
                 <wp:positionH relativeFrom="column">
                   <wp:posOffset>3822065</wp:posOffset>
@@ -4495,28 +4745,35 @@
                 <wp:extent cx="231140" cy="395605"/>
                 <wp:effectExtent l="0" t="0" r="0" b="0"/>
                 <wp:wrapNone/>
-                <wp:docPr id="28" name="Frame22"/>
+                <wp:docPr id="27" name="Frame22"/>
                 <a:graphic xmlns:a="http://schemas.openxmlformats.org/drawingml/2006/main">
                   <a:graphicData uri="http://schemas.microsoft.com/office/word/2010/wordprocessingShape">
                     <wps:wsp>
-                      <wps:cNvSpPr txBox="1"/>
+                      <wps:cNvSpPr/>
                       <wps:spPr>
                         <a:xfrm>
                           <a:off x="0" y="0"/>
-                          <a:ext cx="231140" cy="395605"/>
+                          <a:ext cx="231120" cy="395640"/>
                         </a:xfrm>
-                        <a:prstGeom prst="rect"/>
-                        <a:solidFill>
-                          <a:srgbClr val="FFFFFF">
-                            <a:alpha val="0"/>
-                          </a:srgbClr>
-                        </a:solidFill>
+                        <a:prstGeom prst="rect">
+                          <a:avLst/>
+                        </a:prstGeom>
+                        <a:noFill/>
+                        <a:ln w="0">
+                          <a:noFill/>
+                        </a:ln>
                       </wps:spPr>
+                      <wps:style>
+                        <a:lnRef idx="0"/>
+                        <a:fillRef idx="0"/>
+                        <a:effectRef idx="0"/>
+                        <a:fontRef idx="minor"/>
+                      </wps:style>
                       <wps:txbx>
                         <w:txbxContent>
                           <w:p>
                             <w:pPr>
-                              <w:pStyle w:val="FrameContents"/>
+                              <w:pStyle w:val="FrameContentsuser"/>
                               <w:rPr>
                                 <w:rFonts w:ascii="TH SarabunIT๙" w:hAnsi="TH SarabunIT๙" w:cs="TH SarabunIT๙"/>
                               </w:rPr>
@@ -4530,7 +4787,7 @@
                           </w:p>
                         </w:txbxContent>
                       </wps:txbx>
-                      <wps:bodyPr anchor="t" lIns="91440" tIns="45720" rIns="91440" bIns="45720">
+                      <wps:bodyPr anchor="t">
                         <a:noAutofit/>
                       </wps:bodyPr>
                     </wps:wsp>
@@ -4541,12 +4798,14 @@
           </mc:Choice>
           <mc:Fallback>
             <w:pict>
-              <v:rect stroked="f" strokeweight="0pt" style="position:absolute;rotation:-0;width:18.2pt;height:31.15pt;mso-wrap-distance-left:9pt;mso-wrap-distance-right:9pt;mso-wrap-distance-top:3.6pt;mso-wrap-distance-bottom:3.6pt;margin-top:13.05pt;mso-position-vertical-relative:text;margin-left:300.95pt;mso-position-horizontal-relative:text">
+              <v:rect id="shape_0" fillcolor="white" stroked="f" o:allowincell="f" style="position:absolute;margin-left:300.95pt;margin-top:13.05pt;width:18.15pt;height:31.1pt;mso-wrap-style:square;v-text-anchor:top">
+                <v:fill o:detectmouseclick="t" type="solid" color2="black" opacity="0"/>
+                <v:stroke color="#3465a4" joinstyle="round" endcap="flat"/>
                 <v:textbox>
                   <w:txbxContent>
                     <w:p>
                       <w:pPr>
-                        <w:pStyle w:val="FrameContents"/>
+                        <w:pStyle w:val="FrameContentsuser"/>
                         <w:rPr>
                           <w:rFonts w:ascii="TH SarabunIT๙" w:hAnsi="TH SarabunIT๙" w:cs="TH SarabunIT๙"/>
                         </w:rPr>
@@ -4565,47 +4824,51 @@
             </w:pict>
           </mc:Fallback>
         </mc:AlternateContent>
-      </w:r>
-      <w:r>
         <mc:AlternateContent>
           <mc:Choice Requires="wps">
             <w:drawing>
-              <wp:anchor distT="45720" distB="45720" distL="114300" distR="114300" simplePos="0" relativeHeight="30" behindDoc="0" locked="0" layoutInCell="1" allowOverlap="1">
+              <wp:anchor distT="0" distB="0" distL="0" distR="0" simplePos="0" relativeHeight="55" behindDoc="0" locked="0" layoutInCell="1" allowOverlap="1">
                 <wp:simplePos x="0" y="0"/>
                 <wp:positionH relativeFrom="column">
-                  <wp:posOffset>4546600</wp:posOffset>
+                  <wp:posOffset>4460240</wp:posOffset>
                 </wp:positionH>
                 <wp:positionV relativeFrom="paragraph">
                   <wp:posOffset>167640</wp:posOffset>
                 </wp:positionV>
-                <wp:extent cx="1631315" cy="395605"/>
+                <wp:extent cx="1635125" cy="395605"/>
                 <wp:effectExtent l="0" t="0" r="0" b="0"/>
                 <wp:wrapNone/>
-                <wp:docPr id="29" name="Frame21"/>
+                <wp:docPr id="28" name="Frame21"/>
                 <a:graphic xmlns:a="http://schemas.openxmlformats.org/drawingml/2006/main">
                   <a:graphicData uri="http://schemas.microsoft.com/office/word/2010/wordprocessingShape">
                     <wps:wsp>
-                      <wps:cNvSpPr txBox="1"/>
+                      <wps:cNvSpPr/>
                       <wps:spPr>
                         <a:xfrm>
                           <a:off x="0" y="0"/>
-                          <a:ext cx="1631315" cy="395605"/>
+                          <a:ext cx="1635120" cy="395640"/>
                         </a:xfrm>
-                        <a:prstGeom prst="rect"/>
-                        <a:solidFill>
-                          <a:srgbClr val="FFFFFF">
-                            <a:alpha val="0"/>
-                          </a:srgbClr>
-                        </a:solidFill>
+                        <a:prstGeom prst="rect">
+                          <a:avLst/>
+                        </a:prstGeom>
+                        <a:noFill/>
+                        <a:ln w="0">
+                          <a:noFill/>
+                        </a:ln>
                       </wps:spPr>
+                      <wps:style>
+                        <a:lnRef idx="0"/>
+                        <a:fillRef idx="0"/>
+                        <a:effectRef idx="0"/>
+                        <a:fontRef idx="minor"/>
+                      </wps:style>
                       <wps:txbx>
                         <w:txbxContent>
                           <w:p>
                             <w:pPr>
-                              <w:pStyle w:val="FrameContents"/>
-                              <w:rPr>
-                                <w:rFonts w:ascii="TH SarabunIT๙" w:hAnsi="TH SarabunIT๙" w:cs="TH SarabunIT๙"/>
-                              </w:rPr>
+                              <w:pStyle w:val="FrameContentsuser"/>
+                              <w:jc w:val="center"/>
+                              <w:rPr/>
                             </w:pPr>
                             <w:r>
                               <w:rPr>
@@ -4616,7 +4879,7 @@
                           </w:p>
                         </w:txbxContent>
                       </wps:txbx>
-                      <wps:bodyPr anchor="t" lIns="91440" tIns="45720" rIns="91440" bIns="45720">
+                      <wps:bodyPr anchor="t">
                         <a:noAutofit/>
                       </wps:bodyPr>
                     </wps:wsp>
@@ -4627,15 +4890,16 @@
           </mc:Choice>
           <mc:Fallback>
             <w:pict>
-              <v:rect stroked="f" strokeweight="0pt" style="position:absolute;rotation:-0;width:128.45pt;height:31.15pt;mso-wrap-distance-left:9pt;mso-wrap-distance-right:9pt;mso-wrap-distance-top:3.6pt;mso-wrap-distance-bottom:3.6pt;margin-top:13.2pt;mso-position-vertical-relative:text;margin-left:358pt;mso-position-horizontal-relative:text">
+              <v:rect id="shape_0" fillcolor="white" stroked="f" o:allowincell="f" style="position:absolute;margin-left:351.2pt;margin-top:13.2pt;width:128.7pt;height:31.1pt;mso-wrap-style:square;v-text-anchor:top">
+                <v:fill o:detectmouseclick="t" type="solid" color2="black" opacity="0"/>
+                <v:stroke color="#3465a4" joinstyle="round" endcap="flat"/>
                 <v:textbox>
                   <w:txbxContent>
                     <w:p>
                       <w:pPr>
-                        <w:pStyle w:val="FrameContents"/>
-                        <w:rPr>
-                          <w:rFonts w:ascii="TH SarabunIT๙" w:hAnsi="TH SarabunIT๙" w:cs="TH SarabunIT๙"/>
-                        </w:rPr>
+                        <w:pStyle w:val="FrameContentsuser"/>
+                        <w:jc w:val="center"/>
+                        <w:rPr/>
                       </w:pPr>
                       <w:r>
                         <w:rPr>
@@ -4652,6 +4916,15 @@
           </mc:Fallback>
         </mc:AlternateContent>
       </w:r>
+      <w:r>
+        <w:rPr>
+          <w:rFonts w:cs="TH SarabunPSK" w:ascii="TH SarabunPSK" w:hAnsi="TH SarabunPSK"/>
+          <w:color w:val="000000"/>
+          <w:sz w:val="34"/>
+          <w:szCs w:val="34"/>
+        </w:rPr>
+        <w:t>.......................................</w:t>
+      </w:r>
     </w:p>
     <w:p>
       <w:pPr>
@@ -4822,13 +5095,10 @@
           <w:sz w:val="34"/>
           <w:szCs w:val="34"/>
         </w:rPr>
-        <w:t>........</w:t>
-      </w:r>
-      <w:r>
         <mc:AlternateContent>
           <mc:Choice Requires="wps">
             <w:drawing>
-              <wp:anchor distT="45720" distB="45720" distL="114300" distR="114300" simplePos="0" relativeHeight="31" behindDoc="0" locked="0" layoutInCell="1" allowOverlap="1">
+              <wp:anchor distT="0" distB="0" distL="0" distR="0" simplePos="0" relativeHeight="57" behindDoc="0" locked="0" layoutInCell="1" allowOverlap="1">
                 <wp:simplePos x="0" y="0"/>
                 <wp:positionH relativeFrom="column">
                   <wp:posOffset>427355</wp:posOffset>
@@ -4839,28 +5109,35 @@
                 <wp:extent cx="1631315" cy="395605"/>
                 <wp:effectExtent l="0" t="0" r="0" b="0"/>
                 <wp:wrapNone/>
-                <wp:docPr id="30" name="Frame30"/>
+                <wp:docPr id="29" name="Frame30"/>
                 <a:graphic xmlns:a="http://schemas.openxmlformats.org/drawingml/2006/main">
                   <a:graphicData uri="http://schemas.microsoft.com/office/word/2010/wordprocessingShape">
                     <wps:wsp>
-                      <wps:cNvSpPr txBox="1"/>
+                      <wps:cNvSpPr/>
                       <wps:spPr>
                         <a:xfrm>
                           <a:off x="0" y="0"/>
-                          <a:ext cx="1631315" cy="395605"/>
+                          <a:ext cx="1631160" cy="395640"/>
                         </a:xfrm>
-                        <a:prstGeom prst="rect"/>
-                        <a:solidFill>
-                          <a:srgbClr val="FFFFFF">
-                            <a:alpha val="0"/>
-                          </a:srgbClr>
-                        </a:solidFill>
+                        <a:prstGeom prst="rect">
+                          <a:avLst/>
+                        </a:prstGeom>
+                        <a:noFill/>
+                        <a:ln w="0">
+                          <a:noFill/>
+                        </a:ln>
                       </wps:spPr>
+                      <wps:style>
+                        <a:lnRef idx="0"/>
+                        <a:fillRef idx="0"/>
+                        <a:effectRef idx="0"/>
+                        <a:fontRef idx="minor"/>
+                      </wps:style>
                       <wps:txbx>
                         <w:txbxContent>
                           <w:p>
                             <w:pPr>
-                              <w:pStyle w:val="FrameContents"/>
+                              <w:pStyle w:val="FrameContentsuser"/>
                               <w:rPr>
                                 <w:rFonts w:ascii="TH SarabunIT๙" w:hAnsi="TH SarabunIT๙" w:cs="TH SarabunIT๙"/>
                               </w:rPr>
@@ -4874,7 +5151,7 @@
                           </w:p>
                         </w:txbxContent>
                       </wps:txbx>
-                      <wps:bodyPr anchor="t" lIns="91440" tIns="45720" rIns="91440" bIns="45720">
+                      <wps:bodyPr anchor="t">
                         <a:noAutofit/>
                       </wps:bodyPr>
                     </wps:wsp>
@@ -4885,12 +5162,14 @@
           </mc:Choice>
           <mc:Fallback>
             <w:pict>
-              <v:rect stroked="f" strokeweight="0pt" style="position:absolute;rotation:-0;width:128.45pt;height:31.15pt;mso-wrap-distance-left:9pt;mso-wrap-distance-right:9pt;mso-wrap-distance-top:3.6pt;mso-wrap-distance-bottom:3.6pt;margin-top:13.3pt;mso-position-vertical-relative:text;margin-left:33.65pt;mso-position-horizontal-relative:text">
+              <v:rect id="shape_0" fillcolor="white" stroked="f" o:allowincell="f" style="position:absolute;margin-left:33.65pt;margin-top:13.3pt;width:128.4pt;height:31.1pt;mso-wrap-style:square;v-text-anchor:top">
+                <v:fill o:detectmouseclick="t" type="solid" color2="black" opacity="0"/>
+                <v:stroke color="#3465a4" joinstyle="round" endcap="flat"/>
                 <v:textbox>
                   <w:txbxContent>
                     <w:p>
                       <w:pPr>
-                        <w:pStyle w:val="FrameContents"/>
+                        <w:pStyle w:val="FrameContentsuser"/>
                         <w:rPr>
                           <w:rFonts w:ascii="TH SarabunIT๙" w:hAnsi="TH SarabunIT๙" w:cs="TH SarabunIT๙"/>
                         </w:rPr>
@@ -4909,12 +5188,10 @@
             </w:pict>
           </mc:Fallback>
         </mc:AlternateContent>
-      </w:r>
-      <w:r>
         <mc:AlternateContent>
           <mc:Choice Requires="wps">
             <w:drawing>
-              <wp:anchor distT="45720" distB="45720" distL="114300" distR="114300" simplePos="0" relativeHeight="32" behindDoc="0" locked="0" layoutInCell="1" allowOverlap="1">
+              <wp:anchor distT="0" distB="0" distL="0" distR="0" simplePos="0" relativeHeight="59" behindDoc="0" locked="0" layoutInCell="1" allowOverlap="1">
                 <wp:simplePos x="0" y="0"/>
                 <wp:positionH relativeFrom="column">
                   <wp:posOffset>1936115</wp:posOffset>
@@ -4925,28 +5202,35 @@
                 <wp:extent cx="1631315" cy="395605"/>
                 <wp:effectExtent l="0" t="0" r="0" b="0"/>
                 <wp:wrapNone/>
-                <wp:docPr id="31" name="Frame29"/>
+                <wp:docPr id="30" name="Frame29"/>
                 <a:graphic xmlns:a="http://schemas.openxmlformats.org/drawingml/2006/main">
                   <a:graphicData uri="http://schemas.microsoft.com/office/word/2010/wordprocessingShape">
                     <wps:wsp>
-                      <wps:cNvSpPr txBox="1"/>
+                      <wps:cNvSpPr/>
                       <wps:spPr>
                         <a:xfrm>
                           <a:off x="0" y="0"/>
-                          <a:ext cx="1631315" cy="395605"/>
+                          <a:ext cx="1631160" cy="395640"/>
                         </a:xfrm>
-                        <a:prstGeom prst="rect"/>
-                        <a:solidFill>
-                          <a:srgbClr val="FFFFFF">
-                            <a:alpha val="0"/>
-                          </a:srgbClr>
-                        </a:solidFill>
+                        <a:prstGeom prst="rect">
+                          <a:avLst/>
+                        </a:prstGeom>
+                        <a:noFill/>
+                        <a:ln w="0">
+                          <a:noFill/>
+                        </a:ln>
                       </wps:spPr>
+                      <wps:style>
+                        <a:lnRef idx="0"/>
+                        <a:fillRef idx="0"/>
+                        <a:effectRef idx="0"/>
+                        <a:fontRef idx="minor"/>
+                      </wps:style>
                       <wps:txbx>
                         <w:txbxContent>
                           <w:p>
                             <w:pPr>
-                              <w:pStyle w:val="FrameContents"/>
+                              <w:pStyle w:val="FrameContentsuser"/>
                               <w:rPr>
                                 <w:rFonts w:ascii="TH SarabunIT๙" w:hAnsi="TH SarabunIT๙" w:cs="TH SarabunIT๙"/>
                               </w:rPr>
@@ -4960,7 +5244,7 @@
                           </w:p>
                         </w:txbxContent>
                       </wps:txbx>
-                      <wps:bodyPr anchor="t" lIns="91440" tIns="45720" rIns="91440" bIns="45720">
+                      <wps:bodyPr anchor="t">
                         <a:noAutofit/>
                       </wps:bodyPr>
                     </wps:wsp>
@@ -4971,12 +5255,14 @@
           </mc:Choice>
           <mc:Fallback>
             <w:pict>
-              <v:rect stroked="f" strokeweight="0pt" style="position:absolute;rotation:-0;width:128.45pt;height:31.15pt;mso-wrap-distance-left:9pt;mso-wrap-distance-right:9pt;mso-wrap-distance-top:3.6pt;mso-wrap-distance-bottom:3.6pt;margin-top:13.8pt;mso-position-vertical-relative:text;margin-left:152.45pt;mso-position-horizontal-relative:text">
+              <v:rect id="shape_0" fillcolor="white" stroked="f" o:allowincell="f" style="position:absolute;margin-left:152.45pt;margin-top:13.8pt;width:128.4pt;height:31.1pt;mso-wrap-style:square;v-text-anchor:top">
+                <v:fill o:detectmouseclick="t" type="solid" color2="black" opacity="0"/>
+                <v:stroke color="#3465a4" joinstyle="round" endcap="flat"/>
                 <v:textbox>
                   <w:txbxContent>
                     <w:p>
                       <w:pPr>
-                        <w:pStyle w:val="FrameContents"/>
+                        <w:pStyle w:val="FrameContentsuser"/>
                         <w:rPr>
                           <w:rFonts w:ascii="TH SarabunIT๙" w:hAnsi="TH SarabunIT๙" w:cs="TH SarabunIT๙"/>
                         </w:rPr>
@@ -4995,12 +5281,10 @@
             </w:pict>
           </mc:Fallback>
         </mc:AlternateContent>
-      </w:r>
-      <w:r>
         <mc:AlternateContent>
           <mc:Choice Requires="wps">
             <w:drawing>
-              <wp:anchor distT="45720" distB="45720" distL="114300" distR="114300" simplePos="0" relativeHeight="33" behindDoc="0" locked="0" layoutInCell="1" allowOverlap="1">
+              <wp:anchor distT="0" distB="0" distL="0" distR="0" simplePos="0" relativeHeight="61" behindDoc="0" locked="0" layoutInCell="1" allowOverlap="1">
                 <wp:simplePos x="0" y="0"/>
                 <wp:positionH relativeFrom="column">
                   <wp:posOffset>4113530</wp:posOffset>
@@ -5011,28 +5295,35 @@
                 <wp:extent cx="1631315" cy="395605"/>
                 <wp:effectExtent l="0" t="0" r="0" b="0"/>
                 <wp:wrapNone/>
-                <wp:docPr id="32" name="Frame28"/>
+                <wp:docPr id="31" name="Frame28"/>
                 <a:graphic xmlns:a="http://schemas.openxmlformats.org/drawingml/2006/main">
                   <a:graphicData uri="http://schemas.microsoft.com/office/word/2010/wordprocessingShape">
                     <wps:wsp>
-                      <wps:cNvSpPr txBox="1"/>
+                      <wps:cNvSpPr/>
                       <wps:spPr>
                         <a:xfrm>
                           <a:off x="0" y="0"/>
-                          <a:ext cx="1631315" cy="395605"/>
+                          <a:ext cx="1631160" cy="395640"/>
                         </a:xfrm>
-                        <a:prstGeom prst="rect"/>
-                        <a:solidFill>
-                          <a:srgbClr val="FFFFFF">
-                            <a:alpha val="0"/>
-                          </a:srgbClr>
-                        </a:solidFill>
+                        <a:prstGeom prst="rect">
+                          <a:avLst/>
+                        </a:prstGeom>
+                        <a:noFill/>
+                        <a:ln w="0">
+                          <a:noFill/>
+                        </a:ln>
                       </wps:spPr>
+                      <wps:style>
+                        <a:lnRef idx="0"/>
+                        <a:fillRef idx="0"/>
+                        <a:effectRef idx="0"/>
+                        <a:fontRef idx="minor"/>
+                      </wps:style>
                       <wps:txbx>
                         <w:txbxContent>
                           <w:p>
                             <w:pPr>
-                              <w:pStyle w:val="FrameContents"/>
+                              <w:pStyle w:val="FrameContentsuser"/>
                               <w:rPr>
                                 <w:rFonts w:ascii="TH SarabunIT๙" w:hAnsi="TH SarabunIT๙" w:cs="TH SarabunIT๙"/>
                               </w:rPr>
@@ -5046,7 +5337,7 @@
                           </w:p>
                         </w:txbxContent>
                       </wps:txbx>
-                      <wps:bodyPr anchor="t" lIns="91440" tIns="45720" rIns="91440" bIns="45720">
+                      <wps:bodyPr anchor="t">
                         <a:noAutofit/>
                       </wps:bodyPr>
                     </wps:wsp>
@@ -5057,12 +5348,14 @@
           </mc:Choice>
           <mc:Fallback>
             <w:pict>
-              <v:rect stroked="f" strokeweight="0pt" style="position:absolute;rotation:-0;width:128.45pt;height:31.15pt;mso-wrap-distance-left:9pt;mso-wrap-distance-right:9pt;mso-wrap-distance-top:3.6pt;mso-wrap-distance-bottom:3.6pt;margin-top:14.4pt;mso-position-vertical-relative:text;margin-left:323.9pt;mso-position-horizontal-relative:text">
+              <v:rect id="shape_0" fillcolor="white" stroked="f" o:allowincell="f" style="position:absolute;margin-left:323.9pt;margin-top:14.4pt;width:128.4pt;height:31.1pt;mso-wrap-style:square;v-text-anchor:top">
+                <v:fill o:detectmouseclick="t" type="solid" color2="black" opacity="0"/>
+                <v:stroke color="#3465a4" joinstyle="round" endcap="flat"/>
                 <v:textbox>
                   <w:txbxContent>
                     <w:p>
                       <w:pPr>
-                        <w:pStyle w:val="FrameContents"/>
+                        <w:pStyle w:val="FrameContentsuser"/>
                         <w:rPr>
                           <w:rFonts w:ascii="TH SarabunIT๙" w:hAnsi="TH SarabunIT๙" w:cs="TH SarabunIT๙"/>
                         </w:rPr>
@@ -5081,12 +5374,10 @@
             </w:pict>
           </mc:Fallback>
         </mc:AlternateContent>
-      </w:r>
-      <w:r>
         <mc:AlternateContent>
           <mc:Choice Requires="wps">
             <w:drawing>
-              <wp:anchor distT="45720" distB="45720" distL="114300" distR="114300" simplePos="0" relativeHeight="34" behindDoc="0" locked="0" layoutInCell="1" allowOverlap="1">
+              <wp:anchor distT="0" distB="0" distL="0" distR="0" simplePos="0" relativeHeight="63" behindDoc="0" locked="0" layoutInCell="1" allowOverlap="1">
                 <wp:simplePos x="0" y="0"/>
                 <wp:positionH relativeFrom="column">
                   <wp:posOffset>5446395</wp:posOffset>
@@ -5097,28 +5388,35 @@
                 <wp:extent cx="1631315" cy="395605"/>
                 <wp:effectExtent l="0" t="0" r="0" b="0"/>
                 <wp:wrapNone/>
-                <wp:docPr id="33" name="Frame27"/>
+                <wp:docPr id="32" name="Frame27"/>
                 <a:graphic xmlns:a="http://schemas.openxmlformats.org/drawingml/2006/main">
                   <a:graphicData uri="http://schemas.microsoft.com/office/word/2010/wordprocessingShape">
                     <wps:wsp>
-                      <wps:cNvSpPr txBox="1"/>
+                      <wps:cNvSpPr/>
                       <wps:spPr>
                         <a:xfrm>
                           <a:off x="0" y="0"/>
-                          <a:ext cx="1631315" cy="395605"/>
+                          <a:ext cx="1631160" cy="395640"/>
                         </a:xfrm>
-                        <a:prstGeom prst="rect"/>
-                        <a:solidFill>
-                          <a:srgbClr val="FFFFFF">
-                            <a:alpha val="0"/>
-                          </a:srgbClr>
-                        </a:solidFill>
+                        <a:prstGeom prst="rect">
+                          <a:avLst/>
+                        </a:prstGeom>
+                        <a:noFill/>
+                        <a:ln w="0">
+                          <a:noFill/>
+                        </a:ln>
                       </wps:spPr>
+                      <wps:style>
+                        <a:lnRef idx="0"/>
+                        <a:fillRef idx="0"/>
+                        <a:effectRef idx="0"/>
+                        <a:fontRef idx="minor"/>
+                      </wps:style>
                       <wps:txbx>
                         <w:txbxContent>
                           <w:p>
                             <w:pPr>
-                              <w:pStyle w:val="FrameContents"/>
+                              <w:pStyle w:val="FrameContentsuser"/>
                               <w:rPr>
                                 <w:rFonts w:ascii="TH SarabunIT๙" w:hAnsi="TH SarabunIT๙" w:cs="TH SarabunIT๙"/>
                               </w:rPr>
@@ -5132,7 +5430,7 @@
                           </w:p>
                         </w:txbxContent>
                       </wps:txbx>
-                      <wps:bodyPr anchor="t" lIns="91440" tIns="45720" rIns="91440" bIns="45720">
+                      <wps:bodyPr anchor="t">
                         <a:noAutofit/>
                       </wps:bodyPr>
                     </wps:wsp>
@@ -5143,12 +5441,14 @@
           </mc:Choice>
           <mc:Fallback>
             <w:pict>
-              <v:rect stroked="f" strokeweight="0pt" style="position:absolute;rotation:-0;width:128.45pt;height:31.15pt;mso-wrap-distance-left:9pt;mso-wrap-distance-right:9pt;mso-wrap-distance-top:3.6pt;mso-wrap-distance-bottom:3.6pt;margin-top:14.4pt;mso-position-vertical-relative:text;margin-left:428.85pt;mso-position-horizontal-relative:text">
+              <v:rect id="shape_0" fillcolor="white" stroked="f" o:allowincell="f" style="position:absolute;margin-left:428.85pt;margin-top:14.4pt;width:128.4pt;height:31.1pt;mso-wrap-style:square;v-text-anchor:top">
+                <v:fill o:detectmouseclick="t" type="solid" color2="black" opacity="0"/>
+                <v:stroke color="#3465a4" joinstyle="round" endcap="flat"/>
                 <v:textbox>
                   <w:txbxContent>
                     <w:p>
                       <w:pPr>
-                        <w:pStyle w:val="FrameContents"/>
+                        <w:pStyle w:val="FrameContentsuser"/>
                         <w:rPr>
                           <w:rFonts w:ascii="TH SarabunIT๙" w:hAnsi="TH SarabunIT๙" w:cs="TH SarabunIT๙"/>
                         </w:rPr>
@@ -5168,6 +5468,15 @@
           </mc:Fallback>
         </mc:AlternateContent>
       </w:r>
+      <w:r>
+        <w:rPr>
+          <w:rFonts w:cs="TH SarabunPSK" w:ascii="TH SarabunPSK" w:hAnsi="TH SarabunPSK"/>
+          <w:color w:val="000000"/>
+          <w:sz w:val="34"/>
+          <w:szCs w:val="34"/>
+        </w:rPr>
+        <w:t>........</w:t>
+      </w:r>
     </w:p>
     <w:p>
       <w:pPr>
@@ -5339,48 +5648,51 @@
           <w:sz w:val="34"/>
           <w:szCs w:val="34"/>
         </w:rPr>
-        <w:t>...............</w:t>
-      </w:r>
-      <w:r>
         <mc:AlternateContent>
           <mc:Choice Requires="wps">
             <w:drawing>
-              <wp:anchor distT="45720" distB="45720" distL="114300" distR="114300" simplePos="0" relativeHeight="35" behindDoc="0" locked="0" layoutInCell="1" allowOverlap="1">
+              <wp:anchor distT="0" distB="0" distL="0" distR="0" simplePos="0" relativeHeight="65" behindDoc="0" locked="0" layoutInCell="1" allowOverlap="1">
                 <wp:simplePos x="0" y="0"/>
                 <wp:positionH relativeFrom="column">
-                  <wp:posOffset>282575</wp:posOffset>
+                  <wp:posOffset>191135</wp:posOffset>
                 </wp:positionH>
                 <wp:positionV relativeFrom="paragraph">
                   <wp:posOffset>168910</wp:posOffset>
                 </wp:positionV>
-                <wp:extent cx="1631315" cy="395605"/>
+                <wp:extent cx="1665605" cy="395605"/>
                 <wp:effectExtent l="0" t="0" r="0" b="0"/>
                 <wp:wrapNone/>
-                <wp:docPr id="34" name="Frame33"/>
+                <wp:docPr id="33" name="Frame33"/>
                 <a:graphic xmlns:a="http://schemas.openxmlformats.org/drawingml/2006/main">
                   <a:graphicData uri="http://schemas.microsoft.com/office/word/2010/wordprocessingShape">
                     <wps:wsp>
-                      <wps:cNvSpPr txBox="1"/>
+                      <wps:cNvSpPr/>
                       <wps:spPr>
                         <a:xfrm>
                           <a:off x="0" y="0"/>
-                          <a:ext cx="1631315" cy="395605"/>
+                          <a:ext cx="1665720" cy="395640"/>
                         </a:xfrm>
-                        <a:prstGeom prst="rect"/>
-                        <a:solidFill>
-                          <a:srgbClr val="FFFFFF">
-                            <a:alpha val="0"/>
-                          </a:srgbClr>
-                        </a:solidFill>
+                        <a:prstGeom prst="rect">
+                          <a:avLst/>
+                        </a:prstGeom>
+                        <a:noFill/>
+                        <a:ln w="0">
+                          <a:noFill/>
+                        </a:ln>
                       </wps:spPr>
+                      <wps:style>
+                        <a:lnRef idx="0"/>
+                        <a:fillRef idx="0"/>
+                        <a:effectRef idx="0"/>
+                        <a:fontRef idx="minor"/>
+                      </wps:style>
                       <wps:txbx>
                         <w:txbxContent>
                           <w:p>
                             <w:pPr>
-                              <w:pStyle w:val="FrameContents"/>
-                              <w:rPr>
-                                <w:rFonts w:ascii="TH SarabunIT๙" w:hAnsi="TH SarabunIT๙" w:cs="TH SarabunIT๙"/>
-                              </w:rPr>
+                              <w:pStyle w:val="FrameContentsuser"/>
+                              <w:jc w:val="center"/>
+                              <w:rPr/>
                             </w:pPr>
                             <w:r>
                               <w:rPr>
@@ -5391,7 +5703,7 @@
                           </w:p>
                         </w:txbxContent>
                       </wps:txbx>
-                      <wps:bodyPr anchor="t" lIns="91440" tIns="45720" rIns="91440" bIns="45720">
+                      <wps:bodyPr anchor="t">
                         <a:noAutofit/>
                       </wps:bodyPr>
                     </wps:wsp>
@@ -5402,15 +5714,16 @@
           </mc:Choice>
           <mc:Fallback>
             <w:pict>
-              <v:rect stroked="f" strokeweight="0pt" style="position:absolute;rotation:-0;width:128.45pt;height:31.15pt;mso-wrap-distance-left:9pt;mso-wrap-distance-right:9pt;mso-wrap-distance-top:3.6pt;mso-wrap-distance-bottom:3.6pt;margin-top:13.3pt;mso-position-vertical-relative:text;margin-left:22.25pt;mso-position-horizontal-relative:text">
+              <v:rect id="shape_0" fillcolor="white" stroked="f" o:allowincell="f" style="position:absolute;margin-left:15.05pt;margin-top:13.3pt;width:131.1pt;height:31.1pt;mso-wrap-style:square;v-text-anchor:top">
+                <v:fill o:detectmouseclick="t" type="solid" color2="black" opacity="0"/>
+                <v:stroke color="#3465a4" joinstyle="round" endcap="flat"/>
                 <v:textbox>
                   <w:txbxContent>
                     <w:p>
                       <w:pPr>
-                        <w:pStyle w:val="FrameContents"/>
-                        <w:rPr>
-                          <w:rFonts w:ascii="TH SarabunIT๙" w:hAnsi="TH SarabunIT๙" w:cs="TH SarabunIT๙"/>
-                        </w:rPr>
+                        <w:pStyle w:val="FrameContentsuser"/>
+                        <w:jc w:val="center"/>
+                        <w:rPr/>
                       </w:pPr>
                       <w:r>
                         <w:rPr>
@@ -5426,47 +5739,51 @@
             </w:pict>
           </mc:Fallback>
         </mc:AlternateContent>
-      </w:r>
-      <w:r>
         <mc:AlternateContent>
           <mc:Choice Requires="wps">
             <w:drawing>
-              <wp:anchor distT="45720" distB="45720" distL="114300" distR="114300" simplePos="0" relativeHeight="36" behindDoc="0" locked="0" layoutInCell="1" allowOverlap="1">
+              <wp:anchor distT="0" distB="0" distL="0" distR="0" simplePos="0" relativeHeight="67" behindDoc="0" locked="0" layoutInCell="1" allowOverlap="1">
                 <wp:simplePos x="0" y="0"/>
                 <wp:positionH relativeFrom="column">
-                  <wp:posOffset>2421890</wp:posOffset>
+                  <wp:posOffset>2320925</wp:posOffset>
                 </wp:positionH>
                 <wp:positionV relativeFrom="paragraph">
                   <wp:posOffset>168910</wp:posOffset>
                 </wp:positionV>
-                <wp:extent cx="1631315" cy="395605"/>
+                <wp:extent cx="1882140" cy="395605"/>
                 <wp:effectExtent l="0" t="0" r="0" b="0"/>
                 <wp:wrapNone/>
-                <wp:docPr id="35" name="Frame32"/>
+                <wp:docPr id="34" name="Frame32"/>
                 <a:graphic xmlns:a="http://schemas.openxmlformats.org/drawingml/2006/main">
                   <a:graphicData uri="http://schemas.microsoft.com/office/word/2010/wordprocessingShape">
                     <wps:wsp>
-                      <wps:cNvSpPr txBox="1"/>
+                      <wps:cNvSpPr/>
                       <wps:spPr>
                         <a:xfrm>
                           <a:off x="0" y="0"/>
-                          <a:ext cx="1631315" cy="395605"/>
+                          <a:ext cx="1882080" cy="395640"/>
                         </a:xfrm>
-                        <a:prstGeom prst="rect"/>
-                        <a:solidFill>
-                          <a:srgbClr val="FFFFFF">
-                            <a:alpha val="0"/>
-                          </a:srgbClr>
-                        </a:solidFill>
+                        <a:prstGeom prst="rect">
+                          <a:avLst/>
+                        </a:prstGeom>
+                        <a:noFill/>
+                        <a:ln w="0">
+                          <a:noFill/>
+                        </a:ln>
                       </wps:spPr>
+                      <wps:style>
+                        <a:lnRef idx="0"/>
+                        <a:fillRef idx="0"/>
+                        <a:effectRef idx="0"/>
+                        <a:fontRef idx="minor"/>
+                      </wps:style>
                       <wps:txbx>
                         <w:txbxContent>
                           <w:p>
                             <w:pPr>
-                              <w:pStyle w:val="FrameContents"/>
-                              <w:rPr>
-                                <w:rFonts w:ascii="TH SarabunIT๙" w:hAnsi="TH SarabunIT๙" w:cs="TH SarabunIT๙"/>
-                              </w:rPr>
+                              <w:pStyle w:val="FrameContentsuser"/>
+                              <w:jc w:val="center"/>
+                              <w:rPr/>
                             </w:pPr>
                             <w:r>
                               <w:rPr>
@@ -5477,7 +5794,7 @@
                           </w:p>
                         </w:txbxContent>
                       </wps:txbx>
-                      <wps:bodyPr anchor="t" lIns="91440" tIns="45720" rIns="91440" bIns="45720">
+                      <wps:bodyPr anchor="t">
                         <a:noAutofit/>
                       </wps:bodyPr>
                     </wps:wsp>
@@ -5488,15 +5805,16 @@
           </mc:Choice>
           <mc:Fallback>
             <w:pict>
-              <v:rect stroked="f" strokeweight="0pt" style="position:absolute;rotation:-0;width:128.45pt;height:31.15pt;mso-wrap-distance-left:9pt;mso-wrap-distance-right:9pt;mso-wrap-distance-top:3.6pt;mso-wrap-distance-bottom:3.6pt;margin-top:13.3pt;mso-position-vertical-relative:text;margin-left:190.7pt;mso-position-horizontal-relative:text">
+              <v:rect id="shape_0" fillcolor="white" stroked="f" o:allowincell="f" style="position:absolute;margin-left:182.75pt;margin-top:13.3pt;width:148.15pt;height:31.1pt;mso-wrap-style:square;v-text-anchor:top">
+                <v:fill o:detectmouseclick="t" type="solid" color2="black" opacity="0"/>
+                <v:stroke color="#3465a4" joinstyle="round" endcap="flat"/>
                 <v:textbox>
                   <w:txbxContent>
                     <w:p>
                       <w:pPr>
-                        <w:pStyle w:val="FrameContents"/>
-                        <w:rPr>
-                          <w:rFonts w:ascii="TH SarabunIT๙" w:hAnsi="TH SarabunIT๙" w:cs="TH SarabunIT๙"/>
-                        </w:rPr>
+                        <w:pStyle w:val="FrameContentsuser"/>
+                        <w:jc w:val="center"/>
+                        <w:rPr/>
                       </w:pPr>
                       <w:r>
                         <w:rPr>
@@ -5512,47 +5830,51 @@
             </w:pict>
           </mc:Fallback>
         </mc:AlternateContent>
-      </w:r>
-      <w:r>
         <mc:AlternateContent>
           <mc:Choice Requires="wps">
             <w:drawing>
-              <wp:anchor distT="45720" distB="45720" distL="114300" distR="114300" simplePos="0" relativeHeight="37" behindDoc="0" locked="0" layoutInCell="1" allowOverlap="1">
+              <wp:anchor distT="0" distB="0" distL="0" distR="0" simplePos="0" relativeHeight="69" behindDoc="0" locked="0" layoutInCell="1" allowOverlap="1">
                 <wp:simplePos x="0" y="0"/>
                 <wp:positionH relativeFrom="column">
-                  <wp:posOffset>4645660</wp:posOffset>
+                  <wp:posOffset>4576445</wp:posOffset>
                 </wp:positionH>
                 <wp:positionV relativeFrom="paragraph">
                   <wp:posOffset>166370</wp:posOffset>
                 </wp:positionV>
-                <wp:extent cx="1631315" cy="395605"/>
+                <wp:extent cx="1544320" cy="395605"/>
                 <wp:effectExtent l="0" t="0" r="0" b="0"/>
                 <wp:wrapNone/>
-                <wp:docPr id="36" name="Frame31"/>
+                <wp:docPr id="35" name="Frame31"/>
                 <a:graphic xmlns:a="http://schemas.openxmlformats.org/drawingml/2006/main">
                   <a:graphicData uri="http://schemas.microsoft.com/office/word/2010/wordprocessingShape">
                     <wps:wsp>
-                      <wps:cNvSpPr txBox="1"/>
+                      <wps:cNvSpPr/>
                       <wps:spPr>
                         <a:xfrm>
                           <a:off x="0" y="0"/>
-                          <a:ext cx="1631315" cy="395605"/>
+                          <a:ext cx="1544400" cy="395640"/>
                         </a:xfrm>
-                        <a:prstGeom prst="rect"/>
-                        <a:solidFill>
-                          <a:srgbClr val="FFFFFF">
-                            <a:alpha val="0"/>
-                          </a:srgbClr>
-                        </a:solidFill>
+                        <a:prstGeom prst="rect">
+                          <a:avLst/>
+                        </a:prstGeom>
+                        <a:noFill/>
+                        <a:ln w="0">
+                          <a:noFill/>
+                        </a:ln>
                       </wps:spPr>
+                      <wps:style>
+                        <a:lnRef idx="0"/>
+                        <a:fillRef idx="0"/>
+                        <a:effectRef idx="0"/>
+                        <a:fontRef idx="minor"/>
+                      </wps:style>
                       <wps:txbx>
                         <w:txbxContent>
                           <w:p>
                             <w:pPr>
-                              <w:pStyle w:val="FrameContents"/>
-                              <w:rPr>
-                                <w:rFonts w:ascii="TH SarabunIT๙" w:hAnsi="TH SarabunIT๙" w:cs="TH SarabunIT๙"/>
-                              </w:rPr>
+                              <w:pStyle w:val="FrameContentsuser"/>
+                              <w:jc w:val="center"/>
+                              <w:rPr/>
                             </w:pPr>
                             <w:r>
                               <w:rPr>
@@ -5563,7 +5885,7 @@
                           </w:p>
                         </w:txbxContent>
                       </wps:txbx>
-                      <wps:bodyPr anchor="t" lIns="91440" tIns="45720" rIns="91440" bIns="45720">
+                      <wps:bodyPr anchor="t">
                         <a:noAutofit/>
                       </wps:bodyPr>
                     </wps:wsp>
@@ -5574,15 +5896,16 @@
           </mc:Choice>
           <mc:Fallback>
             <w:pict>
-              <v:rect stroked="f" strokeweight="0pt" style="position:absolute;rotation:-0;width:128.45pt;height:31.15pt;mso-wrap-distance-left:9pt;mso-wrap-distance-right:9pt;mso-wrap-distance-top:3.6pt;mso-wrap-distance-bottom:3.6pt;margin-top:13.1pt;mso-position-vertical-relative:text;margin-left:365.8pt;mso-position-horizontal-relative:text">
+              <v:rect id="shape_0" fillcolor="white" stroked="f" o:allowincell="f" style="position:absolute;margin-left:360.35pt;margin-top:13.1pt;width:121.55pt;height:31.1pt;mso-wrap-style:square;v-text-anchor:top">
+                <v:fill o:detectmouseclick="t" type="solid" color2="black" opacity="0"/>
+                <v:stroke color="#3465a4" joinstyle="round" endcap="flat"/>
                 <v:textbox>
                   <w:txbxContent>
                     <w:p>
                       <w:pPr>
-                        <w:pStyle w:val="FrameContents"/>
-                        <w:rPr>
-                          <w:rFonts w:ascii="TH SarabunIT๙" w:hAnsi="TH SarabunIT๙" w:cs="TH SarabunIT๙"/>
-                        </w:rPr>
+                        <w:pStyle w:val="FrameContentsuser"/>
+                        <w:jc w:val="center"/>
+                        <w:rPr/>
                       </w:pPr>
                       <w:r>
                         <w:rPr>
@@ -5599,6 +5922,15 @@
           </mc:Fallback>
         </mc:AlternateContent>
       </w:r>
+      <w:r>
+        <w:rPr>
+          <w:rFonts w:cs="TH SarabunPSK" w:ascii="TH SarabunPSK" w:hAnsi="TH SarabunPSK"/>
+          <w:color w:val="000000"/>
+          <w:sz w:val="34"/>
+          <w:szCs w:val="34"/>
+        </w:rPr>
+        <w:t>...............</w:t>
+      </w:r>
     </w:p>
     <w:p>
       <w:pPr>
@@ -5752,48 +6084,51 @@
           <w:sz w:val="34"/>
           <w:szCs w:val="34"/>
         </w:rPr>
-        <w:t>............</w:t>
-      </w:r>
-      <w:r>
         <mc:AlternateContent>
           <mc:Choice Requires="wps">
             <w:drawing>
-              <wp:anchor distT="45720" distB="45720" distL="114300" distR="114300" simplePos="0" relativeHeight="38" behindDoc="0" locked="0" layoutInCell="1" allowOverlap="1">
+              <wp:anchor distT="0" distB="0" distL="0" distR="0" simplePos="0" relativeHeight="71" behindDoc="0" locked="0" layoutInCell="1" allowOverlap="1">
                 <wp:simplePos x="0" y="0"/>
                 <wp:positionH relativeFrom="column">
-                  <wp:posOffset>660400</wp:posOffset>
+                  <wp:posOffset>569595</wp:posOffset>
                 </wp:positionH>
                 <wp:positionV relativeFrom="paragraph">
                   <wp:posOffset>175260</wp:posOffset>
                 </wp:positionV>
-                <wp:extent cx="1631315" cy="395605"/>
+                <wp:extent cx="1665605" cy="395605"/>
                 <wp:effectExtent l="0" t="0" r="0" b="0"/>
                 <wp:wrapNone/>
-                <wp:docPr id="37" name="Frame36"/>
+                <wp:docPr id="36" name="Frame36"/>
                 <a:graphic xmlns:a="http://schemas.openxmlformats.org/drawingml/2006/main">
                   <a:graphicData uri="http://schemas.microsoft.com/office/word/2010/wordprocessingShape">
                     <wps:wsp>
-                      <wps:cNvSpPr txBox="1"/>
+                      <wps:cNvSpPr/>
                       <wps:spPr>
                         <a:xfrm>
                           <a:off x="0" y="0"/>
-                          <a:ext cx="1631315" cy="395605"/>
+                          <a:ext cx="1665720" cy="395640"/>
                         </a:xfrm>
-                        <a:prstGeom prst="rect"/>
-                        <a:solidFill>
-                          <a:srgbClr val="FFFFFF">
-                            <a:alpha val="0"/>
-                          </a:srgbClr>
-                        </a:solidFill>
+                        <a:prstGeom prst="rect">
+                          <a:avLst/>
+                        </a:prstGeom>
+                        <a:noFill/>
+                        <a:ln w="0">
+                          <a:noFill/>
+                        </a:ln>
                       </wps:spPr>
+                      <wps:style>
+                        <a:lnRef idx="0"/>
+                        <a:fillRef idx="0"/>
+                        <a:effectRef idx="0"/>
+                        <a:fontRef idx="minor"/>
+                      </wps:style>
                       <wps:txbx>
                         <w:txbxContent>
                           <w:p>
                             <w:pPr>
-                              <w:pStyle w:val="FrameContents"/>
-                              <w:rPr>
-                                <w:rFonts w:ascii="TH SarabunIT๙" w:hAnsi="TH SarabunIT๙" w:cs="TH SarabunIT๙"/>
-                              </w:rPr>
+                              <w:pStyle w:val="FrameContentsuser"/>
+                              <w:jc w:val="center"/>
+                              <w:rPr/>
                             </w:pPr>
                             <w:r>
                               <w:rPr>
@@ -5804,7 +6139,7 @@
                           </w:p>
                         </w:txbxContent>
                       </wps:txbx>
-                      <wps:bodyPr anchor="t" lIns="91440" tIns="45720" rIns="91440" bIns="45720">
+                      <wps:bodyPr anchor="t">
                         <a:noAutofit/>
                       </wps:bodyPr>
                     </wps:wsp>
@@ -5815,15 +6150,16 @@
           </mc:Choice>
           <mc:Fallback>
             <w:pict>
-              <v:rect stroked="f" strokeweight="0pt" style="position:absolute;rotation:-0;width:128.45pt;height:31.15pt;mso-wrap-distance-left:9pt;mso-wrap-distance-right:9pt;mso-wrap-distance-top:3.6pt;mso-wrap-distance-bottom:3.6pt;margin-top:13.8pt;mso-position-vertical-relative:text;margin-left:52pt;mso-position-horizontal-relative:text">
+              <v:rect id="shape_0" fillcolor="white" stroked="f" o:allowincell="f" style="position:absolute;margin-left:44.85pt;margin-top:13.8pt;width:131.1pt;height:31.1pt;mso-wrap-style:square;v-text-anchor:top">
+                <v:fill o:detectmouseclick="t" type="solid" color2="black" opacity="0"/>
+                <v:stroke color="#3465a4" joinstyle="round" endcap="flat"/>
                 <v:textbox>
                   <w:txbxContent>
                     <w:p>
                       <w:pPr>
-                        <w:pStyle w:val="FrameContents"/>
-                        <w:rPr>
-                          <w:rFonts w:ascii="TH SarabunIT๙" w:hAnsi="TH SarabunIT๙" w:cs="TH SarabunIT๙"/>
-                        </w:rPr>
+                        <w:pStyle w:val="FrameContentsuser"/>
+                        <w:jc w:val="center"/>
+                        <w:rPr/>
                       </w:pPr>
                       <w:r>
                         <w:rPr>
@@ -5839,47 +6175,51 @@
             </w:pict>
           </mc:Fallback>
         </mc:AlternateContent>
-      </w:r>
-      <w:r>
         <mc:AlternateContent>
           <mc:Choice Requires="wps">
             <w:drawing>
-              <wp:anchor distT="45720" distB="45720" distL="114300" distR="114300" simplePos="0" relativeHeight="39" behindDoc="0" locked="0" layoutInCell="1" allowOverlap="1">
+              <wp:anchor distT="0" distB="0" distL="0" distR="0" simplePos="0" relativeHeight="73" behindDoc="0" locked="0" layoutInCell="1" allowOverlap="1">
                 <wp:simplePos x="0" y="0"/>
                 <wp:positionH relativeFrom="column">
-                  <wp:posOffset>2761615</wp:posOffset>
+                  <wp:posOffset>2719705</wp:posOffset>
                 </wp:positionH>
                 <wp:positionV relativeFrom="paragraph">
                   <wp:posOffset>175260</wp:posOffset>
                 </wp:positionV>
-                <wp:extent cx="1631315" cy="395605"/>
+                <wp:extent cx="1518920" cy="395605"/>
                 <wp:effectExtent l="0" t="0" r="0" b="0"/>
                 <wp:wrapNone/>
-                <wp:docPr id="38" name="Frame35"/>
+                <wp:docPr id="37" name="Frame35"/>
                 <a:graphic xmlns:a="http://schemas.openxmlformats.org/drawingml/2006/main">
                   <a:graphicData uri="http://schemas.microsoft.com/office/word/2010/wordprocessingShape">
                     <wps:wsp>
-                      <wps:cNvSpPr txBox="1"/>
+                      <wps:cNvSpPr/>
                       <wps:spPr>
                         <a:xfrm>
                           <a:off x="0" y="0"/>
-                          <a:ext cx="1631315" cy="395605"/>
+                          <a:ext cx="1518840" cy="395640"/>
                         </a:xfrm>
-                        <a:prstGeom prst="rect"/>
-                        <a:solidFill>
-                          <a:srgbClr val="FFFFFF">
-                            <a:alpha val="0"/>
-                          </a:srgbClr>
-                        </a:solidFill>
+                        <a:prstGeom prst="rect">
+                          <a:avLst/>
+                        </a:prstGeom>
+                        <a:noFill/>
+                        <a:ln w="0">
+                          <a:noFill/>
+                        </a:ln>
                       </wps:spPr>
+                      <wps:style>
+                        <a:lnRef idx="0"/>
+                        <a:fillRef idx="0"/>
+                        <a:effectRef idx="0"/>
+                        <a:fontRef idx="minor"/>
+                      </wps:style>
                       <wps:txbx>
                         <w:txbxContent>
                           <w:p>
                             <w:pPr>
-                              <w:pStyle w:val="FrameContents"/>
-                              <w:rPr>
-                                <w:rFonts w:ascii="TH SarabunIT๙" w:hAnsi="TH SarabunIT๙" w:cs="TH SarabunIT๙"/>
-                              </w:rPr>
+                              <w:pStyle w:val="FrameContentsuser"/>
+                              <w:jc w:val="center"/>
+                              <w:rPr/>
                             </w:pPr>
                             <w:r>
                               <w:rPr>
@@ -5890,7 +6230,7 @@
                           </w:p>
                         </w:txbxContent>
                       </wps:txbx>
-                      <wps:bodyPr anchor="t" lIns="91440" tIns="45720" rIns="91440" bIns="45720">
+                      <wps:bodyPr anchor="t">
                         <a:noAutofit/>
                       </wps:bodyPr>
                     </wps:wsp>
@@ -5901,15 +6241,16 @@
           </mc:Choice>
           <mc:Fallback>
             <w:pict>
-              <v:rect stroked="f" strokeweight="0pt" style="position:absolute;rotation:-0;width:128.45pt;height:31.15pt;mso-wrap-distance-left:9pt;mso-wrap-distance-right:9pt;mso-wrap-distance-top:3.6pt;mso-wrap-distance-bottom:3.6pt;margin-top:13.8pt;mso-position-vertical-relative:text;margin-left:217.45pt;mso-position-horizontal-relative:text">
+              <v:rect id="shape_0" fillcolor="white" stroked="f" o:allowincell="f" style="position:absolute;margin-left:214.15pt;margin-top:13.8pt;width:119.55pt;height:31.1pt;mso-wrap-style:square;v-text-anchor:top">
+                <v:fill o:detectmouseclick="t" type="solid" color2="black" opacity="0"/>
+                <v:stroke color="#3465a4" joinstyle="round" endcap="flat"/>
                 <v:textbox>
                   <w:txbxContent>
                     <w:p>
                       <w:pPr>
-                        <w:pStyle w:val="FrameContents"/>
-                        <w:rPr>
-                          <w:rFonts w:ascii="TH SarabunIT๙" w:hAnsi="TH SarabunIT๙" w:cs="TH SarabunIT๙"/>
-                        </w:rPr>
+                        <w:pStyle w:val="FrameContentsuser"/>
+                        <w:jc w:val="center"/>
+                        <w:rPr/>
                       </w:pPr>
                       <w:r>
                         <w:rPr>
@@ -5925,47 +6266,51 @@
             </w:pict>
           </mc:Fallback>
         </mc:AlternateContent>
-      </w:r>
-      <w:r>
         <mc:AlternateContent>
           <mc:Choice Requires="wps">
             <w:drawing>
-              <wp:anchor distT="45720" distB="45720" distL="114300" distR="114300" simplePos="0" relativeHeight="40" behindDoc="0" locked="0" layoutInCell="1" allowOverlap="1">
+              <wp:anchor distT="0" distB="0" distL="0" distR="0" simplePos="0" relativeHeight="75" behindDoc="0" locked="0" layoutInCell="1" allowOverlap="1">
                 <wp:simplePos x="0" y="0"/>
                 <wp:positionH relativeFrom="column">
-                  <wp:posOffset>4561840</wp:posOffset>
+                  <wp:posOffset>4531360</wp:posOffset>
                 </wp:positionH>
                 <wp:positionV relativeFrom="paragraph">
                   <wp:posOffset>174625</wp:posOffset>
                 </wp:positionV>
-                <wp:extent cx="1631315" cy="395605"/>
+                <wp:extent cx="1589405" cy="395605"/>
                 <wp:effectExtent l="0" t="0" r="0" b="0"/>
                 <wp:wrapNone/>
-                <wp:docPr id="39" name="Frame34"/>
+                <wp:docPr id="38" name="Frame34"/>
                 <a:graphic xmlns:a="http://schemas.openxmlformats.org/drawingml/2006/main">
                   <a:graphicData uri="http://schemas.microsoft.com/office/word/2010/wordprocessingShape">
                     <wps:wsp>
-                      <wps:cNvSpPr txBox="1"/>
+                      <wps:cNvSpPr/>
                       <wps:spPr>
                         <a:xfrm>
                           <a:off x="0" y="0"/>
-                          <a:ext cx="1631315" cy="395605"/>
+                          <a:ext cx="1589400" cy="395640"/>
                         </a:xfrm>
-                        <a:prstGeom prst="rect"/>
-                        <a:solidFill>
-                          <a:srgbClr val="FFFFFF">
-                            <a:alpha val="0"/>
-                          </a:srgbClr>
-                        </a:solidFill>
+                        <a:prstGeom prst="rect">
+                          <a:avLst/>
+                        </a:prstGeom>
+                        <a:noFill/>
+                        <a:ln w="0">
+                          <a:noFill/>
+                        </a:ln>
                       </wps:spPr>
+                      <wps:style>
+                        <a:lnRef idx="0"/>
+                        <a:fillRef idx="0"/>
+                        <a:effectRef idx="0"/>
+                        <a:fontRef idx="minor"/>
+                      </wps:style>
                       <wps:txbx>
                         <w:txbxContent>
                           <w:p>
                             <w:pPr>
-                              <w:pStyle w:val="FrameContents"/>
-                              <w:rPr>
-                                <w:rFonts w:ascii="TH SarabunIT๙" w:hAnsi="TH SarabunIT๙" w:cs="TH SarabunIT๙"/>
-                              </w:rPr>
+                              <w:pStyle w:val="FrameContentsuser"/>
+                              <w:jc w:val="center"/>
+                              <w:rPr/>
                             </w:pPr>
                             <w:r>
                               <w:rPr>
@@ -5976,7 +6321,7 @@
                           </w:p>
                         </w:txbxContent>
                       </wps:txbx>
-                      <wps:bodyPr anchor="t" lIns="91440" tIns="45720" rIns="91440" bIns="45720">
+                      <wps:bodyPr anchor="t">
                         <a:noAutofit/>
                       </wps:bodyPr>
                     </wps:wsp>
@@ -5987,15 +6332,16 @@
           </mc:Choice>
           <mc:Fallback>
             <w:pict>
-              <v:rect stroked="f" strokeweight="0pt" style="position:absolute;rotation:-0;width:128.45pt;height:31.15pt;mso-wrap-distance-left:9pt;mso-wrap-distance-right:9pt;mso-wrap-distance-top:3.6pt;mso-wrap-distance-bottom:3.6pt;margin-top:13.75pt;mso-position-vertical-relative:text;margin-left:359.2pt;mso-position-horizontal-relative:text">
+              <v:rect id="shape_0" fillcolor="white" stroked="f" o:allowincell="f" style="position:absolute;margin-left:356.8pt;margin-top:13.75pt;width:125.1pt;height:31.1pt;mso-wrap-style:square;v-text-anchor:top">
+                <v:fill o:detectmouseclick="t" type="solid" color2="black" opacity="0"/>
+                <v:stroke color="#3465a4" joinstyle="round" endcap="flat"/>
                 <v:textbox>
                   <w:txbxContent>
                     <w:p>
                       <w:pPr>
-                        <w:pStyle w:val="FrameContents"/>
-                        <w:rPr>
-                          <w:rFonts w:ascii="TH SarabunIT๙" w:hAnsi="TH SarabunIT๙" w:cs="TH SarabunIT๙"/>
-                        </w:rPr>
+                        <w:pStyle w:val="FrameContentsuser"/>
+                        <w:jc w:val="center"/>
+                        <w:rPr/>
                       </w:pPr>
                       <w:r>
                         <w:rPr>
@@ -6012,6 +6358,15 @@
           </mc:Fallback>
         </mc:AlternateContent>
       </w:r>
+      <w:r>
+        <w:rPr>
+          <w:rFonts w:cs="TH SarabunPSK" w:ascii="TH SarabunPSK" w:hAnsi="TH SarabunPSK"/>
+          <w:color w:val="000000"/>
+          <w:sz w:val="34"/>
+          <w:szCs w:val="34"/>
+        </w:rPr>
+        <w:t>............</w:t>
+      </w:r>
     </w:p>
     <w:p>
       <w:pPr>
@@ -6183,13 +6538,10 @@
           <w:sz w:val="34"/>
           <w:szCs w:val="34"/>
         </w:rPr>
-        <w:t>....................</w:t>
-      </w:r>
-      <w:r>
         <mc:AlternateContent>
           <mc:Choice Requires="wps">
             <w:drawing>
-              <wp:anchor distT="45720" distB="45720" distL="114300" distR="114300" simplePos="0" relativeHeight="41" behindDoc="0" locked="0" layoutInCell="1" allowOverlap="1">
+              <wp:anchor distT="0" distB="0" distL="0" distR="0" simplePos="0" relativeHeight="77" behindDoc="0" locked="0" layoutInCell="1" allowOverlap="1">
                 <wp:simplePos x="0" y="0"/>
                 <wp:positionH relativeFrom="column">
                   <wp:posOffset>473075</wp:posOffset>
@@ -6200,28 +6552,35 @@
                 <wp:extent cx="1631315" cy="395605"/>
                 <wp:effectExtent l="0" t="0" r="0" b="0"/>
                 <wp:wrapNone/>
-                <wp:docPr id="40" name="Frame37"/>
+                <wp:docPr id="39" name="Frame37"/>
                 <a:graphic xmlns:a="http://schemas.openxmlformats.org/drawingml/2006/main">
                   <a:graphicData uri="http://schemas.microsoft.com/office/word/2010/wordprocessingShape">
                     <wps:wsp>
-                      <wps:cNvSpPr txBox="1"/>
+                      <wps:cNvSpPr/>
                       <wps:spPr>
                         <a:xfrm>
                           <a:off x="0" y="0"/>
-                          <a:ext cx="1631315" cy="395605"/>
+                          <a:ext cx="1631160" cy="395640"/>
                         </a:xfrm>
-                        <a:prstGeom prst="rect"/>
-                        <a:solidFill>
-                          <a:srgbClr val="FFFFFF">
-                            <a:alpha val="0"/>
-                          </a:srgbClr>
-                        </a:solidFill>
+                        <a:prstGeom prst="rect">
+                          <a:avLst/>
+                        </a:prstGeom>
+                        <a:noFill/>
+                        <a:ln w="0">
+                          <a:noFill/>
+                        </a:ln>
                       </wps:spPr>
+                      <wps:style>
+                        <a:lnRef idx="0"/>
+                        <a:fillRef idx="0"/>
+                        <a:effectRef idx="0"/>
+                        <a:fontRef idx="minor"/>
+                      </wps:style>
                       <wps:txbx>
                         <w:txbxContent>
                           <w:p>
                             <w:pPr>
-                              <w:pStyle w:val="FrameContents"/>
+                              <w:pStyle w:val="FrameContentsuser"/>
                               <w:rPr>
                                 <w:rFonts w:ascii="TH SarabunIT๙" w:hAnsi="TH SarabunIT๙" w:cs="TH SarabunIT๙"/>
                               </w:rPr>
@@ -6235,7 +6594,7 @@
                           </w:p>
                         </w:txbxContent>
                       </wps:txbx>
-                      <wps:bodyPr anchor="t" lIns="91440" tIns="45720" rIns="91440" bIns="45720">
+                      <wps:bodyPr anchor="t">
                         <a:noAutofit/>
                       </wps:bodyPr>
                     </wps:wsp>
@@ -6246,12 +6605,14 @@
           </mc:Choice>
           <mc:Fallback>
             <w:pict>
-              <v:rect stroked="f" strokeweight="0pt" style="position:absolute;rotation:-0;width:128.45pt;height:31.15pt;mso-wrap-distance-left:9pt;mso-wrap-distance-right:9pt;mso-wrap-distance-top:3.6pt;mso-wrap-distance-bottom:3.6pt;margin-top:13.75pt;mso-position-vertical-relative:text;margin-left:37.25pt;mso-position-horizontal-relative:text">
+              <v:rect id="shape_0" fillcolor="white" stroked="f" o:allowincell="f" style="position:absolute;margin-left:37.25pt;margin-top:13.75pt;width:128.4pt;height:31.1pt;mso-wrap-style:square;v-text-anchor:top">
+                <v:fill o:detectmouseclick="t" type="solid" color2="black" opacity="0"/>
+                <v:stroke color="#3465a4" joinstyle="round" endcap="flat"/>
                 <v:textbox>
                   <w:txbxContent>
                     <w:p>
                       <w:pPr>
-                        <w:pStyle w:val="FrameContents"/>
+                        <w:pStyle w:val="FrameContentsuser"/>
                         <w:rPr>
                           <w:rFonts w:ascii="TH SarabunIT๙" w:hAnsi="TH SarabunIT๙" w:cs="TH SarabunIT๙"/>
                         </w:rPr>
@@ -6271,6 +6632,15 @@
           </mc:Fallback>
         </mc:AlternateContent>
       </w:r>
+      <w:r>
+        <w:rPr>
+          <w:rFonts w:cs="TH SarabunPSK" w:ascii="TH SarabunPSK" w:hAnsi="TH SarabunPSK"/>
+          <w:color w:val="000000"/>
+          <w:sz w:val="34"/>
+          <w:szCs w:val="34"/>
+        </w:rPr>
+        <w:t>....................</w:t>
+      </w:r>
     </w:p>
     <w:p>
       <w:pPr>
@@ -6388,13 +6758,10 @@
           <w:sz w:val="34"/>
           <w:szCs w:val="34"/>
         </w:rPr>
-        <w:t>......................</w:t>
-      </w:r>
-      <w:r>
         <mc:AlternateContent>
           <mc:Choice Requires="wps">
             <w:drawing>
-              <wp:anchor distT="45720" distB="45720" distL="114300" distR="114300" simplePos="0" relativeHeight="42" behindDoc="0" locked="0" layoutInCell="1" allowOverlap="1">
+              <wp:anchor distT="0" distB="0" distL="0" distR="0" simplePos="0" relativeHeight="79" behindDoc="0" locked="0" layoutInCell="1" allowOverlap="1">
                 <wp:simplePos x="0" y="0"/>
                 <wp:positionH relativeFrom="column">
                   <wp:posOffset>836930</wp:posOffset>
@@ -6405,28 +6772,35 @@
                 <wp:extent cx="1631315" cy="395605"/>
                 <wp:effectExtent l="0" t="0" r="0" b="0"/>
                 <wp:wrapNone/>
-                <wp:docPr id="41" name="Frame41"/>
+                <wp:docPr id="40" name="Frame41"/>
                 <a:graphic xmlns:a="http://schemas.openxmlformats.org/drawingml/2006/main">
                   <a:graphicData uri="http://schemas.microsoft.com/office/word/2010/wordprocessingShape">
                     <wps:wsp>
-                      <wps:cNvSpPr txBox="1"/>
+                      <wps:cNvSpPr/>
                       <wps:spPr>
                         <a:xfrm>
                           <a:off x="0" y="0"/>
-                          <a:ext cx="1631315" cy="395605"/>
+                          <a:ext cx="1631160" cy="395640"/>
                         </a:xfrm>
-                        <a:prstGeom prst="rect"/>
-                        <a:solidFill>
-                          <a:srgbClr val="FFFFFF">
-                            <a:alpha val="0"/>
-                          </a:srgbClr>
-                        </a:solidFill>
+                        <a:prstGeom prst="rect">
+                          <a:avLst/>
+                        </a:prstGeom>
+                        <a:noFill/>
+                        <a:ln w="0">
+                          <a:noFill/>
+                        </a:ln>
                       </wps:spPr>
+                      <wps:style>
+                        <a:lnRef idx="0"/>
+                        <a:fillRef idx="0"/>
+                        <a:effectRef idx="0"/>
+                        <a:fontRef idx="minor"/>
+                      </wps:style>
                       <wps:txbx>
                         <w:txbxContent>
                           <w:p>
                             <w:pPr>
-                              <w:pStyle w:val="FrameContents"/>
+                              <w:pStyle w:val="FrameContentsuser"/>
                               <w:rPr>
                                 <w:rFonts w:ascii="TH SarabunIT๙" w:hAnsi="TH SarabunIT๙" w:cs="TH SarabunIT๙"/>
                               </w:rPr>
@@ -6440,7 +6814,7 @@
                           </w:p>
                         </w:txbxContent>
                       </wps:txbx>
-                      <wps:bodyPr anchor="t" lIns="91440" tIns="45720" rIns="91440" bIns="45720">
+                      <wps:bodyPr anchor="t">
                         <a:noAutofit/>
                       </wps:bodyPr>
                     </wps:wsp>
@@ -6451,12 +6825,14 @@
           </mc:Choice>
           <mc:Fallback>
             <w:pict>
-              <v:rect stroked="f" strokeweight="0pt" style="position:absolute;rotation:-0;width:128.45pt;height:31.15pt;mso-wrap-distance-left:9pt;mso-wrap-distance-right:9pt;mso-wrap-distance-top:3.6pt;mso-wrap-distance-bottom:3.6pt;margin-top:13.75pt;mso-position-vertical-relative:text;margin-left:65.9pt;mso-position-horizontal-relative:text">
+              <v:rect id="shape_0" fillcolor="white" stroked="f" o:allowincell="f" style="position:absolute;margin-left:65.9pt;margin-top:13.75pt;width:128.4pt;height:31.1pt;mso-wrap-style:square;v-text-anchor:top">
+                <v:fill o:detectmouseclick="t" type="solid" color2="black" opacity="0"/>
+                <v:stroke color="#3465a4" joinstyle="round" endcap="flat"/>
                 <v:textbox>
                   <w:txbxContent>
                     <w:p>
                       <w:pPr>
-                        <w:pStyle w:val="FrameContents"/>
+                        <w:pStyle w:val="FrameContentsuser"/>
                         <w:rPr>
                           <w:rFonts w:ascii="TH SarabunIT๙" w:hAnsi="TH SarabunIT๙" w:cs="TH SarabunIT๙"/>
                         </w:rPr>
@@ -6475,47 +6851,51 @@
             </w:pict>
           </mc:Fallback>
         </mc:AlternateContent>
-      </w:r>
-      <w:r>
         <mc:AlternateContent>
           <mc:Choice Requires="wps">
             <w:drawing>
-              <wp:anchor distT="45720" distB="45720" distL="114300" distR="114300" simplePos="0" relativeHeight="43" behindDoc="0" locked="0" layoutInCell="1" allowOverlap="1">
+              <wp:anchor distT="0" distB="0" distL="0" distR="0" simplePos="0" relativeHeight="81" behindDoc="0" locked="0" layoutInCell="1" allowOverlap="1">
                 <wp:simplePos x="0" y="0"/>
                 <wp:positionH relativeFrom="column">
-                  <wp:posOffset>2268855</wp:posOffset>
+                  <wp:posOffset>2239010</wp:posOffset>
                 </wp:positionH>
                 <wp:positionV relativeFrom="paragraph">
-                  <wp:posOffset>167005</wp:posOffset>
+                  <wp:posOffset>174625</wp:posOffset>
                 </wp:positionV>
                 <wp:extent cx="492760" cy="395605"/>
                 <wp:effectExtent l="0" t="0" r="0" b="0"/>
                 <wp:wrapNone/>
-                <wp:docPr id="42" name="Frame40"/>
+                <wp:docPr id="41" name="Frame40"/>
                 <a:graphic xmlns:a="http://schemas.openxmlformats.org/drawingml/2006/main">
                   <a:graphicData uri="http://schemas.microsoft.com/office/word/2010/wordprocessingShape">
                     <wps:wsp>
-                      <wps:cNvSpPr txBox="1"/>
+                      <wps:cNvSpPr/>
                       <wps:spPr>
                         <a:xfrm>
                           <a:off x="0" y="0"/>
-                          <a:ext cx="492760" cy="395605"/>
+                          <a:ext cx="492840" cy="395640"/>
                         </a:xfrm>
-                        <a:prstGeom prst="rect"/>
-                        <a:solidFill>
-                          <a:srgbClr val="FFFFFF">
-                            <a:alpha val="0"/>
-                          </a:srgbClr>
-                        </a:solidFill>
+                        <a:prstGeom prst="rect">
+                          <a:avLst/>
+                        </a:prstGeom>
+                        <a:noFill/>
+                        <a:ln w="0">
+                          <a:noFill/>
+                        </a:ln>
                       </wps:spPr>
+                      <wps:style>
+                        <a:lnRef idx="0"/>
+                        <a:fillRef idx="0"/>
+                        <a:effectRef idx="0"/>
+                        <a:fontRef idx="minor"/>
+                      </wps:style>
                       <wps:txbx>
                         <w:txbxContent>
                           <w:p>
                             <w:pPr>
-                              <w:pStyle w:val="FrameContents"/>
-                              <w:rPr>
-                                <w:rFonts w:ascii="TH SarabunIT๙" w:hAnsi="TH SarabunIT๙" w:cs="TH SarabunIT๙"/>
-                              </w:rPr>
+                              <w:pStyle w:val="FrameContentsuser"/>
+                              <w:jc w:val="center"/>
+                              <w:rPr/>
                             </w:pPr>
                             <w:r>
                               <w:rPr>
@@ -6526,7 +6906,7 @@
                           </w:p>
                         </w:txbxContent>
                       </wps:txbx>
-                      <wps:bodyPr anchor="t" lIns="91440" tIns="45720" rIns="91440" bIns="45720">
+                      <wps:bodyPr anchor="t">
                         <a:noAutofit/>
                       </wps:bodyPr>
                     </wps:wsp>
@@ -6537,15 +6917,16 @@
           </mc:Choice>
           <mc:Fallback>
             <w:pict>
-              <v:rect stroked="f" strokeweight="0pt" style="position:absolute;rotation:-0;width:38.8pt;height:31.15pt;mso-wrap-distance-left:9pt;mso-wrap-distance-right:9pt;mso-wrap-distance-top:3.6pt;mso-wrap-distance-bottom:3.6pt;margin-top:13.15pt;mso-position-vertical-relative:text;margin-left:178.65pt;mso-position-horizontal-relative:text">
+              <v:rect id="shape_0" fillcolor="white" stroked="f" o:allowincell="f" style="position:absolute;margin-left:176.3pt;margin-top:13.75pt;width:38.75pt;height:31.1pt;mso-wrap-style:square;v-text-anchor:top">
+                <v:fill o:detectmouseclick="t" type="solid" color2="black" opacity="0"/>
+                <v:stroke color="#3465a4" joinstyle="round" endcap="flat"/>
                 <v:textbox>
                   <w:txbxContent>
                     <w:p>
                       <w:pPr>
-                        <w:pStyle w:val="FrameContents"/>
-                        <w:rPr>
-                          <w:rFonts w:ascii="TH SarabunIT๙" w:hAnsi="TH SarabunIT๙" w:cs="TH SarabunIT๙"/>
-                        </w:rPr>
+                        <w:pStyle w:val="FrameContentsuser"/>
+                        <w:jc w:val="center"/>
+                        <w:rPr/>
                       </w:pPr>
                       <w:r>
                         <w:rPr>
@@ -6561,12 +6942,10 @@
             </w:pict>
           </mc:Fallback>
         </mc:AlternateContent>
-      </w:r>
-      <w:r>
         <mc:AlternateContent>
           <mc:Choice Requires="wps">
             <w:drawing>
-              <wp:anchor distT="45720" distB="45720" distL="114300" distR="114300" simplePos="0" relativeHeight="44" behindDoc="0" locked="0" layoutInCell="1" allowOverlap="1">
+              <wp:anchor distT="0" distB="0" distL="0" distR="0" simplePos="0" relativeHeight="83" behindDoc="0" locked="0" layoutInCell="1" allowOverlap="1">
                 <wp:simplePos x="0" y="0"/>
                 <wp:positionH relativeFrom="column">
                   <wp:posOffset>3026410</wp:posOffset>
@@ -6577,28 +6956,35 @@
                 <wp:extent cx="1211580" cy="395605"/>
                 <wp:effectExtent l="0" t="0" r="0" b="0"/>
                 <wp:wrapNone/>
-                <wp:docPr id="43" name="Frame39"/>
+                <wp:docPr id="42" name="Frame39"/>
                 <a:graphic xmlns:a="http://schemas.openxmlformats.org/drawingml/2006/main">
                   <a:graphicData uri="http://schemas.microsoft.com/office/word/2010/wordprocessingShape">
                     <wps:wsp>
-                      <wps:cNvSpPr txBox="1"/>
+                      <wps:cNvSpPr/>
                       <wps:spPr>
                         <a:xfrm>
                           <a:off x="0" y="0"/>
-                          <a:ext cx="1211580" cy="395605"/>
+                          <a:ext cx="1211760" cy="395640"/>
                         </a:xfrm>
-                        <a:prstGeom prst="rect"/>
-                        <a:solidFill>
-                          <a:srgbClr val="FFFFFF">
-                            <a:alpha val="0"/>
-                          </a:srgbClr>
-                        </a:solidFill>
+                        <a:prstGeom prst="rect">
+                          <a:avLst/>
+                        </a:prstGeom>
+                        <a:noFill/>
+                        <a:ln w="0">
+                          <a:noFill/>
+                        </a:ln>
                       </wps:spPr>
+                      <wps:style>
+                        <a:lnRef idx="0"/>
+                        <a:fillRef idx="0"/>
+                        <a:effectRef idx="0"/>
+                        <a:fontRef idx="minor"/>
+                      </wps:style>
                       <wps:txbx>
                         <w:txbxContent>
                           <w:p>
                             <w:pPr>
-                              <w:pStyle w:val="FrameContents"/>
+                              <w:pStyle w:val="FrameContentsuser"/>
                               <w:rPr>
                                 <w:rFonts w:ascii="TH SarabunIT๙" w:hAnsi="TH SarabunIT๙" w:cs="TH SarabunIT๙"/>
                               </w:rPr>
@@ -6612,7 +6998,7 @@
                           </w:p>
                         </w:txbxContent>
                       </wps:txbx>
-                      <wps:bodyPr anchor="t" lIns="91440" tIns="45720" rIns="91440" bIns="45720">
+                      <wps:bodyPr anchor="t">
                         <a:noAutofit/>
                       </wps:bodyPr>
                     </wps:wsp>
@@ -6623,12 +7009,14 @@
           </mc:Choice>
           <mc:Fallback>
             <w:pict>
-              <v:rect stroked="f" strokeweight="0pt" style="position:absolute;rotation:-0;width:95.4pt;height:31.15pt;mso-wrap-distance-left:9pt;mso-wrap-distance-right:9pt;mso-wrap-distance-top:3.6pt;mso-wrap-distance-bottom:3.6pt;margin-top:13.1pt;mso-position-vertical-relative:text;margin-left:238.3pt;mso-position-horizontal-relative:text">
+              <v:rect id="shape_0" fillcolor="white" stroked="f" o:allowincell="f" style="position:absolute;margin-left:238.3pt;margin-top:13.1pt;width:95.35pt;height:31.1pt;mso-wrap-style:square;v-text-anchor:top">
+                <v:fill o:detectmouseclick="t" type="solid" color2="black" opacity="0"/>
+                <v:stroke color="#3465a4" joinstyle="round" endcap="flat"/>
                 <v:textbox>
                   <w:txbxContent>
                     <w:p>
                       <w:pPr>
-                        <w:pStyle w:val="FrameContents"/>
+                        <w:pStyle w:val="FrameContentsuser"/>
                         <w:rPr>
                           <w:rFonts w:ascii="TH SarabunIT๙" w:hAnsi="TH SarabunIT๙" w:cs="TH SarabunIT๙"/>
                         </w:rPr>
@@ -6647,12 +7035,10 @@
             </w:pict>
           </mc:Fallback>
         </mc:AlternateContent>
-      </w:r>
-      <w:r>
         <mc:AlternateContent>
           <mc:Choice Requires="wps">
             <w:drawing>
-              <wp:anchor distT="45720" distB="45720" distL="114300" distR="114300" simplePos="0" relativeHeight="45" behindDoc="0" locked="0" layoutInCell="1" allowOverlap="1">
+              <wp:anchor distT="0" distB="0" distL="0" distR="0" simplePos="0" relativeHeight="85" behindDoc="0" locked="0" layoutInCell="1" allowOverlap="1">
                 <wp:simplePos x="0" y="0"/>
                 <wp:positionH relativeFrom="column">
                   <wp:posOffset>4450715</wp:posOffset>
@@ -6663,28 +7049,35 @@
                 <wp:extent cx="467360" cy="395605"/>
                 <wp:effectExtent l="0" t="0" r="0" b="0"/>
                 <wp:wrapNone/>
-                <wp:docPr id="44" name="Frame38"/>
+                <wp:docPr id="43" name="Frame38"/>
                 <a:graphic xmlns:a="http://schemas.openxmlformats.org/drawingml/2006/main">
                   <a:graphicData uri="http://schemas.microsoft.com/office/word/2010/wordprocessingShape">
                     <wps:wsp>
-                      <wps:cNvSpPr txBox="1"/>
+                      <wps:cNvSpPr/>
                       <wps:spPr>
                         <a:xfrm>
                           <a:off x="0" y="0"/>
-                          <a:ext cx="467360" cy="395605"/>
+                          <a:ext cx="467280" cy="395640"/>
                         </a:xfrm>
-                        <a:prstGeom prst="rect"/>
-                        <a:solidFill>
-                          <a:srgbClr val="FFFFFF">
-                            <a:alpha val="0"/>
-                          </a:srgbClr>
-                        </a:solidFill>
+                        <a:prstGeom prst="rect">
+                          <a:avLst/>
+                        </a:prstGeom>
+                        <a:noFill/>
+                        <a:ln w="0">
+                          <a:noFill/>
+                        </a:ln>
                       </wps:spPr>
+                      <wps:style>
+                        <a:lnRef idx="0"/>
+                        <a:fillRef idx="0"/>
+                        <a:effectRef idx="0"/>
+                        <a:fontRef idx="minor"/>
+                      </wps:style>
                       <wps:txbx>
                         <w:txbxContent>
                           <w:p>
                             <w:pPr>
-                              <w:pStyle w:val="FrameContents"/>
+                              <w:pStyle w:val="FrameContentsuser"/>
                               <w:rPr>
                                 <w:rFonts w:ascii="TH SarabunIT๙" w:hAnsi="TH SarabunIT๙" w:cs="TH SarabunIT๙"/>
                               </w:rPr>
@@ -6698,7 +7091,7 @@
                           </w:p>
                         </w:txbxContent>
                       </wps:txbx>
-                      <wps:bodyPr anchor="t" lIns="91440" tIns="45720" rIns="91440" bIns="45720">
+                      <wps:bodyPr anchor="t">
                         <a:noAutofit/>
                       </wps:bodyPr>
                     </wps:wsp>
@@ -6709,12 +7102,14 @@
           </mc:Choice>
           <mc:Fallback>
             <w:pict>
-              <v:rect stroked="f" strokeweight="0pt" style="position:absolute;rotation:-0;width:36.8pt;height:31.15pt;mso-wrap-distance-left:9pt;mso-wrap-distance-right:9pt;mso-wrap-distance-top:3.6pt;mso-wrap-distance-bottom:3.6pt;margin-top:14.3pt;mso-position-vertical-relative:text;margin-left:350.45pt;mso-position-horizontal-relative:text">
+              <v:rect id="shape_0" fillcolor="white" stroked="f" o:allowincell="f" style="position:absolute;margin-left:350.45pt;margin-top:14.3pt;width:36.75pt;height:31.1pt;mso-wrap-style:square;v-text-anchor:top">
+                <v:fill o:detectmouseclick="t" type="solid" color2="black" opacity="0"/>
+                <v:stroke color="#3465a4" joinstyle="round" endcap="flat"/>
                 <v:textbox>
                   <w:txbxContent>
                     <w:p>
                       <w:pPr>
-                        <w:pStyle w:val="FrameContents"/>
+                        <w:pStyle w:val="FrameContentsuser"/>
                         <w:rPr>
                           <w:rFonts w:ascii="TH SarabunIT๙" w:hAnsi="TH SarabunIT๙" w:cs="TH SarabunIT๙"/>
                         </w:rPr>
@@ -6734,6 +7129,15 @@
           </mc:Fallback>
         </mc:AlternateContent>
       </w:r>
+      <w:r>
+        <w:rPr>
+          <w:rFonts w:cs="TH SarabunPSK" w:ascii="TH SarabunPSK" w:hAnsi="TH SarabunPSK"/>
+          <w:color w:val="000000"/>
+          <w:sz w:val="34"/>
+          <w:szCs w:val="34"/>
+        </w:rPr>
+        <w:t>......................</w:t>
+      </w:r>
     </w:p>
     <w:p>
       <w:pPr>
@@ -7138,13 +7542,10 @@
           <w:sz w:val="34"/>
           <w:szCs w:val="34"/>
         </w:rPr>
-        <w:t>......</w:t>
-      </w:r>
-      <w:r>
         <mc:AlternateContent>
           <mc:Choice Requires="wps">
             <w:drawing>
-              <wp:anchor distT="45720" distB="45720" distL="114300" distR="114300" simplePos="0" relativeHeight="46" behindDoc="0" locked="0" layoutInCell="1" allowOverlap="1">
+              <wp:anchor distT="0" distB="0" distL="0" distR="0" simplePos="0" relativeHeight="87" behindDoc="0" locked="0" layoutInCell="1" allowOverlap="1">
                 <wp:simplePos x="0" y="0"/>
                 <wp:positionH relativeFrom="column">
                   <wp:posOffset>1731645</wp:posOffset>
@@ -7155,31 +7556,37 @@
                 <wp:extent cx="600710" cy="395605"/>
                 <wp:effectExtent l="0" t="0" r="0" b="0"/>
                 <wp:wrapNone/>
-                <wp:docPr id="45" name="Frame44"/>
+                <wp:docPr id="44" name="Frame44"/>
                 <a:graphic xmlns:a="http://schemas.openxmlformats.org/drawingml/2006/main">
                   <a:graphicData uri="http://schemas.microsoft.com/office/word/2010/wordprocessingShape">
                     <wps:wsp>
-                      <wps:cNvSpPr txBox="1"/>
+                      <wps:cNvSpPr/>
                       <wps:spPr>
                         <a:xfrm>
                           <a:off x="0" y="0"/>
-                          <a:ext cx="600710" cy="395605"/>
+                          <a:ext cx="600840" cy="395640"/>
                         </a:xfrm>
-                        <a:prstGeom prst="rect"/>
-                        <a:solidFill>
-                          <a:srgbClr val="FFFFFF">
-                            <a:alpha val="0"/>
-                          </a:srgbClr>
-                        </a:solidFill>
+                        <a:prstGeom prst="rect">
+                          <a:avLst/>
+                        </a:prstGeom>
+                        <a:noFill/>
+                        <a:ln w="0">
+                          <a:noFill/>
+                        </a:ln>
                       </wps:spPr>
+                      <wps:style>
+                        <a:lnRef idx="0"/>
+                        <a:fillRef idx="0"/>
+                        <a:effectRef idx="0"/>
+                        <a:fontRef idx="minor"/>
+                      </wps:style>
                       <wps:txbx>
                         <w:txbxContent>
                           <w:p>
                             <w:pPr>
-                              <w:pStyle w:val="FrameContents"/>
-                              <w:rPr>
-                                <w:rFonts w:ascii="TH SarabunIT๙" w:hAnsi="TH SarabunIT๙" w:cs="TH SarabunIT๙"/>
-                              </w:rPr>
+                              <w:pStyle w:val="FrameContentsuser"/>
+                              <w:jc w:val="center"/>
+                              <w:rPr/>
                             </w:pPr>
                             <w:r>
                               <w:rPr>
@@ -7190,7 +7597,7 @@
                           </w:p>
                         </w:txbxContent>
                       </wps:txbx>
-                      <wps:bodyPr anchor="t" lIns="91440" tIns="45720" rIns="91440" bIns="45720">
+                      <wps:bodyPr anchor="t">
                         <a:noAutofit/>
                       </wps:bodyPr>
                     </wps:wsp>
@@ -7201,15 +7608,16 @@
           </mc:Choice>
           <mc:Fallback>
             <w:pict>
-              <v:rect stroked="f" strokeweight="0pt" style="position:absolute;rotation:-0;width:47.3pt;height:31.15pt;mso-wrap-distance-left:9pt;mso-wrap-distance-right:9pt;mso-wrap-distance-top:3.6pt;mso-wrap-distance-bottom:3.6pt;margin-top:14.6pt;mso-position-vertical-relative:text;margin-left:136.35pt;mso-position-horizontal-relative:text">
+              <v:rect id="shape_0" fillcolor="white" stroked="f" o:allowincell="f" style="position:absolute;margin-left:136.35pt;margin-top:14.6pt;width:47.25pt;height:31.1pt;mso-wrap-style:square;v-text-anchor:top">
+                <v:fill o:detectmouseclick="t" type="solid" color2="black" opacity="0"/>
+                <v:stroke color="#3465a4" joinstyle="round" endcap="flat"/>
                 <v:textbox>
                   <w:txbxContent>
                     <w:p>
                       <w:pPr>
-                        <w:pStyle w:val="FrameContents"/>
-                        <w:rPr>
-                          <w:rFonts w:ascii="TH SarabunIT๙" w:hAnsi="TH SarabunIT๙" w:cs="TH SarabunIT๙"/>
-                        </w:rPr>
+                        <w:pStyle w:val="FrameContentsuser"/>
+                        <w:jc w:val="center"/>
+                        <w:rPr/>
                       </w:pPr>
                       <w:r>
                         <w:rPr>
@@ -7225,12 +7633,10 @@
             </w:pict>
           </mc:Fallback>
         </mc:AlternateContent>
-      </w:r>
-      <w:r>
         <mc:AlternateContent>
           <mc:Choice Requires="wps">
             <w:drawing>
-              <wp:anchor distT="45720" distB="45720" distL="114300" distR="114300" simplePos="0" relativeHeight="47" behindDoc="0" locked="0" layoutInCell="1" allowOverlap="1">
+              <wp:anchor distT="0" distB="0" distL="0" distR="0" simplePos="0" relativeHeight="89" behindDoc="0" locked="0" layoutInCell="1" allowOverlap="1">
                 <wp:simplePos x="0" y="0"/>
                 <wp:positionH relativeFrom="column">
                   <wp:posOffset>2969260</wp:posOffset>
@@ -7241,28 +7647,35 @@
                 <wp:extent cx="1211580" cy="395605"/>
                 <wp:effectExtent l="0" t="0" r="0" b="0"/>
                 <wp:wrapNone/>
-                <wp:docPr id="46" name="Frame45"/>
+                <wp:docPr id="45" name="Frame45"/>
                 <a:graphic xmlns:a="http://schemas.openxmlformats.org/drawingml/2006/main">
                   <a:graphicData uri="http://schemas.microsoft.com/office/word/2010/wordprocessingShape">
                     <wps:wsp>
-                      <wps:cNvSpPr txBox="1"/>
+                      <wps:cNvSpPr/>
                       <wps:spPr>
                         <a:xfrm>
                           <a:off x="0" y="0"/>
-                          <a:ext cx="1211580" cy="395605"/>
+                          <a:ext cx="1211760" cy="395640"/>
                         </a:xfrm>
-                        <a:prstGeom prst="rect"/>
-                        <a:solidFill>
-                          <a:srgbClr val="FFFFFF">
-                            <a:alpha val="0"/>
-                          </a:srgbClr>
-                        </a:solidFill>
+                        <a:prstGeom prst="rect">
+                          <a:avLst/>
+                        </a:prstGeom>
+                        <a:noFill/>
+                        <a:ln w="0">
+                          <a:noFill/>
+                        </a:ln>
                       </wps:spPr>
+                      <wps:style>
+                        <a:lnRef idx="0"/>
+                        <a:fillRef idx="0"/>
+                        <a:effectRef idx="0"/>
+                        <a:fontRef idx="minor"/>
+                      </wps:style>
                       <wps:txbx>
                         <w:txbxContent>
                           <w:p>
                             <w:pPr>
-                              <w:pStyle w:val="FrameContents"/>
+                              <w:pStyle w:val="FrameContentsuser"/>
                               <w:rPr>
                                 <w:rFonts w:ascii="TH SarabunIT๙" w:hAnsi="TH SarabunIT๙" w:cs="TH SarabunIT๙"/>
                               </w:rPr>
@@ -7276,7 +7689,7 @@
                           </w:p>
                         </w:txbxContent>
                       </wps:txbx>
-                      <wps:bodyPr anchor="t" lIns="91440" tIns="45720" rIns="91440" bIns="45720">
+                      <wps:bodyPr anchor="t">
                         <a:noAutofit/>
                       </wps:bodyPr>
                     </wps:wsp>
@@ -7287,12 +7700,14 @@
           </mc:Choice>
           <mc:Fallback>
             <w:pict>
-              <v:rect stroked="f" strokeweight="0pt" style="position:absolute;rotation:-0;width:95.4pt;height:31.15pt;mso-wrap-distance-left:9pt;mso-wrap-distance-right:9pt;mso-wrap-distance-top:3.6pt;mso-wrap-distance-bottom:3.6pt;margin-top:14.55pt;mso-position-vertical-relative:text;margin-left:233.8pt;mso-position-horizontal-relative:text">
+              <v:rect id="shape_0" fillcolor="white" stroked="f" o:allowincell="f" style="position:absolute;margin-left:233.8pt;margin-top:14.55pt;width:95.35pt;height:31.1pt;mso-wrap-style:square;v-text-anchor:top">
+                <v:fill o:detectmouseclick="t" type="solid" color2="black" opacity="0"/>
+                <v:stroke color="#3465a4" joinstyle="round" endcap="flat"/>
                 <v:textbox>
                   <w:txbxContent>
                     <w:p>
                       <w:pPr>
-                        <w:pStyle w:val="FrameContents"/>
+                        <w:pStyle w:val="FrameContentsuser"/>
                         <w:rPr>
                           <w:rFonts w:ascii="TH SarabunIT๙" w:hAnsi="TH SarabunIT๙" w:cs="TH SarabunIT๙"/>
                         </w:rPr>
@@ -7311,12 +7726,10 @@
             </w:pict>
           </mc:Fallback>
         </mc:AlternateContent>
-      </w:r>
-      <w:r>
         <mc:AlternateContent>
           <mc:Choice Requires="wps">
             <w:drawing>
-              <wp:anchor distT="45720" distB="45720" distL="114300" distR="114300" simplePos="0" relativeHeight="48" behindDoc="0" locked="0" layoutInCell="1" allowOverlap="1">
+              <wp:anchor distT="0" distB="0" distL="0" distR="0" simplePos="0" relativeHeight="91" behindDoc="0" locked="0" layoutInCell="1" allowOverlap="1">
                 <wp:simplePos x="0" y="0"/>
                 <wp:positionH relativeFrom="column">
                   <wp:posOffset>4735830</wp:posOffset>
@@ -7327,28 +7740,35 @@
                 <wp:extent cx="781050" cy="395605"/>
                 <wp:effectExtent l="0" t="0" r="0" b="0"/>
                 <wp:wrapNone/>
-                <wp:docPr id="47" name="Frame43"/>
+                <wp:docPr id="46" name="Frame43"/>
                 <a:graphic xmlns:a="http://schemas.openxmlformats.org/drawingml/2006/main">
                   <a:graphicData uri="http://schemas.microsoft.com/office/word/2010/wordprocessingShape">
                     <wps:wsp>
-                      <wps:cNvSpPr txBox="1"/>
+                      <wps:cNvSpPr/>
                       <wps:spPr>
                         <a:xfrm>
                           <a:off x="0" y="0"/>
-                          <a:ext cx="781050" cy="395605"/>
+                          <a:ext cx="781200" cy="395640"/>
                         </a:xfrm>
-                        <a:prstGeom prst="rect"/>
-                        <a:solidFill>
-                          <a:srgbClr val="FFFFFF">
-                            <a:alpha val="0"/>
-                          </a:srgbClr>
-                        </a:solidFill>
+                        <a:prstGeom prst="rect">
+                          <a:avLst/>
+                        </a:prstGeom>
+                        <a:noFill/>
+                        <a:ln w="0">
+                          <a:noFill/>
+                        </a:ln>
                       </wps:spPr>
+                      <wps:style>
+                        <a:lnRef idx="0"/>
+                        <a:fillRef idx="0"/>
+                        <a:effectRef idx="0"/>
+                        <a:fontRef idx="minor"/>
+                      </wps:style>
                       <wps:txbx>
                         <w:txbxContent>
                           <w:p>
                             <w:pPr>
-                              <w:pStyle w:val="FrameContents"/>
+                              <w:pStyle w:val="FrameContentsuser"/>
                               <w:rPr>
                                 <w:rFonts w:ascii="TH SarabunIT๙" w:hAnsi="TH SarabunIT๙" w:cs="TH SarabunIT๙"/>
                               </w:rPr>
@@ -7362,7 +7782,7 @@
                           </w:p>
                         </w:txbxContent>
                       </wps:txbx>
-                      <wps:bodyPr anchor="t" lIns="91440" tIns="45720" rIns="91440" bIns="45720">
+                      <wps:bodyPr anchor="t">
                         <a:noAutofit/>
                       </wps:bodyPr>
                     </wps:wsp>
@@ -7373,12 +7793,14 @@
           </mc:Choice>
           <mc:Fallback>
             <w:pict>
-              <v:rect stroked="f" strokeweight="0pt" style="position:absolute;rotation:-0;width:61.5pt;height:31.15pt;mso-wrap-distance-left:9pt;mso-wrap-distance-right:9pt;mso-wrap-distance-top:3.6pt;mso-wrap-distance-bottom:3.6pt;margin-top:14.55pt;mso-position-vertical-relative:text;margin-left:372.9pt;mso-position-horizontal-relative:text">
+              <v:rect id="shape_0" fillcolor="white" stroked="f" o:allowincell="f" style="position:absolute;margin-left:372.9pt;margin-top:14.55pt;width:61.45pt;height:31.1pt;mso-wrap-style:square;v-text-anchor:top">
+                <v:fill o:detectmouseclick="t" type="solid" color2="black" opacity="0"/>
+                <v:stroke color="#3465a4" joinstyle="round" endcap="flat"/>
                 <v:textbox>
                   <w:txbxContent>
                     <w:p>
                       <w:pPr>
-                        <w:pStyle w:val="FrameContents"/>
+                        <w:pStyle w:val="FrameContentsuser"/>
                         <w:rPr>
                           <w:rFonts w:ascii="TH SarabunIT๙" w:hAnsi="TH SarabunIT๙" w:cs="TH SarabunIT๙"/>
                         </w:rPr>
@@ -7397,12 +7819,10 @@
             </w:pict>
           </mc:Fallback>
         </mc:AlternateContent>
-      </w:r>
-      <w:r>
         <mc:AlternateContent>
           <mc:Choice Requires="wps">
             <w:drawing>
-              <wp:anchor distT="45720" distB="45720" distL="114300" distR="114300" simplePos="0" relativeHeight="49" behindDoc="0" locked="0" layoutInCell="1" allowOverlap="1">
+              <wp:anchor distT="0" distB="0" distL="0" distR="0" simplePos="0" relativeHeight="93" behindDoc="0" locked="0" layoutInCell="1" allowOverlap="1">
                 <wp:simplePos x="0" y="0"/>
                 <wp:positionH relativeFrom="column">
                   <wp:posOffset>3582670</wp:posOffset>
@@ -7413,28 +7833,35 @@
                 <wp:extent cx="1211580" cy="395605"/>
                 <wp:effectExtent l="0" t="0" r="0" b="0"/>
                 <wp:wrapNone/>
-                <wp:docPr id="48" name="Frame42"/>
+                <wp:docPr id="47" name="Frame42"/>
                 <a:graphic xmlns:a="http://schemas.openxmlformats.org/drawingml/2006/main">
                   <a:graphicData uri="http://schemas.microsoft.com/office/word/2010/wordprocessingShape">
                     <wps:wsp>
-                      <wps:cNvSpPr txBox="1"/>
+                      <wps:cNvSpPr/>
                       <wps:spPr>
                         <a:xfrm>
                           <a:off x="0" y="0"/>
-                          <a:ext cx="1211580" cy="395605"/>
+                          <a:ext cx="1211760" cy="395640"/>
                         </a:xfrm>
-                        <a:prstGeom prst="rect"/>
-                        <a:solidFill>
-                          <a:srgbClr val="FFFFFF">
-                            <a:alpha val="0"/>
-                          </a:srgbClr>
-                        </a:solidFill>
+                        <a:prstGeom prst="rect">
+                          <a:avLst/>
+                        </a:prstGeom>
+                        <a:noFill/>
+                        <a:ln w="0">
+                          <a:noFill/>
+                        </a:ln>
                       </wps:spPr>
+                      <wps:style>
+                        <a:lnRef idx="0"/>
+                        <a:fillRef idx="0"/>
+                        <a:effectRef idx="0"/>
+                        <a:fontRef idx="minor"/>
+                      </wps:style>
                       <wps:txbx>
                         <w:txbxContent>
                           <w:p>
                             <w:pPr>
-                              <w:pStyle w:val="FrameContents"/>
+                              <w:pStyle w:val="FrameContentsuser"/>
                               <w:rPr>
                                 <w:rFonts w:ascii="TH SarabunIT๙" w:hAnsi="TH SarabunIT๙" w:cs="TH SarabunIT๙"/>
                               </w:rPr>
@@ -7448,7 +7875,7 @@
                           </w:p>
                         </w:txbxContent>
                       </wps:txbx>
-                      <wps:bodyPr anchor="t" lIns="91440" tIns="45720" rIns="91440" bIns="45720">
+                      <wps:bodyPr anchor="t">
                         <a:noAutofit/>
                       </wps:bodyPr>
                     </wps:wsp>
@@ -7459,12 +7886,14 @@
           </mc:Choice>
           <mc:Fallback>
             <w:pict>
-              <v:rect stroked="f" strokeweight="0pt" style="position:absolute;rotation:-0;width:95.4pt;height:31.15pt;mso-wrap-distance-left:9pt;mso-wrap-distance-right:9pt;mso-wrap-distance-top:3.6pt;mso-wrap-distance-bottom:3.6pt;margin-top:38.95pt;mso-position-vertical-relative:text;margin-left:282.1pt;mso-position-horizontal-relative:text">
+              <v:rect id="shape_0" fillcolor="white" stroked="f" o:allowincell="f" style="position:absolute;margin-left:282.1pt;margin-top:38.95pt;width:95.35pt;height:31.1pt;mso-wrap-style:square;v-text-anchor:top">
+                <v:fill o:detectmouseclick="t" type="solid" color2="black" opacity="0"/>
+                <v:stroke color="#3465a4" joinstyle="round" endcap="flat"/>
                 <v:textbox>
                   <w:txbxContent>
                     <w:p>
                       <w:pPr>
-                        <w:pStyle w:val="FrameContents"/>
+                        <w:pStyle w:val="FrameContentsuser"/>
                         <w:rPr>
                           <w:rFonts w:ascii="TH SarabunIT๙" w:hAnsi="TH SarabunIT๙" w:cs="TH SarabunIT๙"/>
                         </w:rPr>
@@ -7484,6 +7913,15 @@
           </mc:Fallback>
         </mc:AlternateContent>
       </w:r>
+      <w:r>
+        <w:rPr>
+          <w:rFonts w:cs="TH SarabunPSK" w:ascii="TH SarabunPSK" w:hAnsi="TH SarabunPSK"/>
+          <w:color w:val="000000"/>
+          <w:sz w:val="34"/>
+          <w:szCs w:val="34"/>
+        </w:rPr>
+        <w:t>......</w:t>
+      </w:r>
     </w:p>
     <w:p>
       <w:pPr>
@@ -8357,9 +8795,9 @@
       </w:r>
     </w:p>
     <w:sectPr>
-      <w:headerReference w:type="even" r:id="rId4"/>
-      <w:headerReference w:type="default" r:id="rId5"/>
-      <w:headerReference w:type="first" r:id="rId6"/>
+      <w:headerReference w:type="even" r:id="rId3"/>
+      <w:headerReference w:type="default" r:id="rId4"/>
+      <w:headerReference w:type="first" r:id="rId5"/>
       <w:type w:val="nextPage"/>
       <w:pgSz w:w="11906" w:h="16838"/>
       <w:pgMar w:left="1701" w:right="720" w:gutter="0" w:header="720" w:top="1134" w:footer="0" w:bottom="142"/>
@@ -8382,12 +8820,10 @@
     </w:pPr>
     <w:r>
       <w:rPr/>
-    </w:r>
-    <w:r>
       <mc:AlternateContent>
         <mc:Choice Requires="wps">
           <w:drawing>
-            <wp:anchor distT="0" distB="0" distL="0" distR="0" simplePos="0" relativeHeight="50" behindDoc="0" locked="0" layoutInCell="0" allowOverlap="1">
+            <wp:anchor distT="0" distB="0" distL="0" distR="0" simplePos="0" relativeHeight="3" behindDoc="1" locked="0" layoutInCell="0" allowOverlap="1">
               <wp:simplePos x="0" y="0"/>
               <wp:positionH relativeFrom="page">
                 <wp:posOffset>6972300</wp:posOffset>
@@ -8395,32 +8831,38 @@
               <wp:positionV relativeFrom="paragraph">
                 <wp:posOffset>4445</wp:posOffset>
               </wp:positionV>
-              <wp:extent cx="14605" cy="236220"/>
+              <wp:extent cx="14605" cy="234950"/>
               <wp:effectExtent l="0" t="0" r="0" b="0"/>
               <wp:wrapSquare wrapText="bothSides"/>
-              <wp:docPr id="49" name="Frame46"/>
+              <wp:docPr id="48" name="Frame46"/>
               <a:graphic xmlns:a="http://schemas.openxmlformats.org/drawingml/2006/main">
                 <a:graphicData uri="http://schemas.microsoft.com/office/word/2010/wordprocessingShape">
                   <wps:wsp>
-                    <wps:cNvSpPr txBox="1"/>
+                    <wps:cNvSpPr/>
                     <wps:spPr>
                       <a:xfrm>
                         <a:off x="0" y="0"/>
-                        <a:ext cx="14605" cy="236220"/>
+                        <a:ext cx="14760" cy="235080"/>
                       </a:xfrm>
-                      <a:prstGeom prst="rect"/>
-                      <a:solidFill>
-                        <a:srgbClr val="FFFFFF">
-                          <a:alpha val="0"/>
-                        </a:srgbClr>
-                      </a:solidFill>
+                      <a:prstGeom prst="rect">
+                        <a:avLst/>
+                      </a:prstGeom>
+                      <a:noFill/>
+                      <a:ln w="0">
+                        <a:noFill/>
+                      </a:ln>
                     </wps:spPr>
+                    <wps:style>
+                      <a:lnRef idx="0"/>
+                      <a:fillRef idx="0"/>
+                      <a:effectRef idx="0"/>
+                      <a:fontRef idx="minor"/>
+                    </wps:style>
                     <wps:txbx>
                       <w:txbxContent>
                         <w:p>
                           <w:pPr>
                             <w:pStyle w:val="Header"/>
-                            <w:pBdr/>
                             <w:rPr>
                               <w:rStyle w:val="PageNumber"/>
                             </w:rPr>
@@ -8431,7 +8873,7 @@
                         </w:p>
                       </w:txbxContent>
                     </wps:txbx>
-                    <wps:bodyPr anchor="t" lIns="0" tIns="0" rIns="0" bIns="0">
+                    <wps:bodyPr lIns="0" rIns="0" tIns="0" bIns="0" anchor="t">
                       <a:spAutoFit/>
                     </wps:bodyPr>
                   </wps:wsp>
@@ -8442,14 +8884,14 @@
         </mc:Choice>
         <mc:Fallback>
           <w:pict>
-            <v:rect fillcolor="#FFFFFF" style="position:absolute;rotation:-0;width:1.15pt;height:18.6pt;mso-wrap-distance-left:0pt;mso-wrap-distance-right:0pt;mso-wrap-distance-top:0pt;mso-wrap-distance-bottom:0pt;margin-top:0.35pt;mso-position-vertical-relative:text;margin-left:549pt;mso-position-horizontal-relative:page">
-              <v:fill opacity="0f"/>
-              <v:textbox inset="0in,0in,0in,0in">
+            <v:rect id="shape_0" fillcolor="white" stroked="f" o:allowincell="f" style="position:absolute;margin-left:549pt;margin-top:0.35pt;width:1.1pt;height:18.45pt;mso-wrap-style:none;v-text-anchor:middle;mso-position-horizontal-relative:page">
+              <v:fill o:detectmouseclick="t" type="solid" color2="black" opacity="0"/>
+              <v:stroke color="#3465a4" joinstyle="round" endcap="flat"/>
+              <v:textbox>
                 <w:txbxContent>
                   <w:p>
                     <w:pPr>
                       <w:pStyle w:val="Header"/>
-                      <w:pBdr/>
                       <w:rPr>
                         <w:rStyle w:val="PageNumber"/>
                       </w:rPr>
@@ -8479,12 +8921,10 @@
     </w:pPr>
     <w:r>
       <w:rPr/>
-    </w:r>
-    <w:r>
       <mc:AlternateContent>
         <mc:Choice Requires="wps">
           <w:drawing>
-            <wp:anchor distT="0" distB="0" distL="0" distR="0" simplePos="0" relativeHeight="0" behindDoc="0" locked="0" layoutInCell="1" allowOverlap="1">
+            <wp:anchor distT="0" distB="0" distL="0" distR="0" simplePos="0" relativeHeight="5" behindDoc="1" locked="0" layoutInCell="0" allowOverlap="1">
               <wp:simplePos x="0" y="0"/>
               <wp:positionH relativeFrom="margin">
                 <wp:align>center</wp:align>
@@ -8495,29 +8935,35 @@
               <wp:extent cx="14605" cy="14605"/>
               <wp:effectExtent l="0" t="0" r="0" b="0"/>
               <wp:wrapSquare wrapText="bothSides"/>
-              <wp:docPr id="50" name="Frame47"/>
+              <wp:docPr id="49" name="Frame47"/>
               <a:graphic xmlns:a="http://schemas.openxmlformats.org/drawingml/2006/main">
                 <a:graphicData uri="http://schemas.microsoft.com/office/word/2010/wordprocessingShape">
                   <wps:wsp>
-                    <wps:cNvSpPr txBox="1"/>
+                    <wps:cNvSpPr/>
                     <wps:spPr>
                       <a:xfrm>
                         <a:off x="0" y="0"/>
-                        <a:ext cx="14605" cy="14605"/>
+                        <a:ext cx="14760" cy="14760"/>
                       </a:xfrm>
-                      <a:prstGeom prst="rect"/>
-                      <a:solidFill>
-                        <a:srgbClr val="FFFFFF">
-                          <a:alpha val="0"/>
-                        </a:srgbClr>
-                      </a:solidFill>
+                      <a:prstGeom prst="rect">
+                        <a:avLst/>
+                      </a:prstGeom>
+                      <a:noFill/>
+                      <a:ln w="0">
+                        <a:noFill/>
+                      </a:ln>
                     </wps:spPr>
+                    <wps:style>
+                      <a:lnRef idx="0"/>
+                      <a:fillRef idx="0"/>
+                      <a:effectRef idx="0"/>
+                      <a:fontRef idx="minor"/>
+                    </wps:style>
                     <wps:txbx>
                       <w:txbxContent>
                         <w:p>
                           <w:pPr>
                             <w:pStyle w:val="Header"/>
-                            <w:pBdr/>
                             <w:rPr>
                               <w:rStyle w:val="PageNumber"/>
                             </w:rPr>
@@ -8528,7 +8974,7 @@
                         </w:p>
                       </w:txbxContent>
                     </wps:txbx>
-                    <wps:bodyPr anchor="t" lIns="0" tIns="0" rIns="0" bIns="0">
+                    <wps:bodyPr lIns="0" rIns="0" tIns="0" bIns="0" anchor="t">
                       <a:spAutoFit/>
                     </wps:bodyPr>
                   </wps:wsp>
@@ -8539,14 +8985,14 @@
         </mc:Choice>
         <mc:Fallback>
           <w:pict>
-            <v:rect fillcolor="#FFFFFF" style="position:absolute;rotation:-0;width:1.15pt;height:1.15pt;mso-wrap-distance-left:0pt;mso-wrap-distance-right:0pt;mso-wrap-distance-top:0pt;mso-wrap-distance-bottom:0pt;margin-top:0.05pt;mso-position-vertical-relative:text;margin-left:0pt;mso-position-horizontal:center;mso-position-horizontal-relative:margin">
-              <v:fill opacity="0f"/>
-              <v:textbox inset="0in,0in,0in,0in">
+            <v:rect id="shape_0" fillcolor="white" stroked="f" o:allowincell="f" style="position:absolute;margin-left:0pt;margin-top:0.05pt;width:1.1pt;height:1.1pt;mso-wrap-style:none;v-text-anchor:middle;mso-position-horizontal:center;mso-position-horizontal-relative:margin">
+              <v:fill o:detectmouseclick="t" type="solid" color2="black" opacity="0"/>
+              <v:stroke color="#3465a4" joinstyle="round" endcap="flat"/>
+              <v:textbox>
                 <w:txbxContent>
                   <w:p>
                     <w:pPr>
                       <w:pStyle w:val="Header"/>
-                      <w:pBdr/>
                       <w:rPr>
                         <w:rStyle w:val="PageNumber"/>
                       </w:rPr>
@@ -8979,17 +9425,18 @@
     <w:qFormat/>
     <w:pPr>
       <w:widowControl/>
+      <w:suppressAutoHyphens w:val="true"/>
       <w:bidi w:val="0"/>
       <w:spacing w:before="0" w:after="0"/>
       <w:jc w:val="left"/>
     </w:pPr>
     <w:rPr>
-      <w:rFonts w:ascii="AngsanaUPC" w:hAnsi="AngsanaUPC" w:cs="AngsanaUPC" w:eastAsia="Times New Roman"/>
+      <w:rFonts w:ascii="AngsanaUPC" w:hAnsi="AngsanaUPC" w:eastAsia="Times New Roman" w:cs="AngsanaUPC"/>
       <w:color w:val="auto"/>
       <w:kern w:val="0"/>
       <w:sz w:val="32"/>
       <w:szCs w:val="32"/>
-      <w:lang w:eastAsia="zh-CN" w:val="en-US" w:bidi="th-TH"/>
+      <w:lang w:val="en-US" w:eastAsia="zh-CN" w:bidi="th-TH"/>
     </w:rPr>
   </w:style>
   <w:style w:type="paragraph" w:styleId="Heading1">
@@ -9149,6 +9596,13 @@
       <w:sz w:val="16"/>
       <w:szCs w:val="18"/>
     </w:rPr>
+  </w:style>
+  <w:style w:type="paragraph" w:styleId="FrameContentsuser">
+    <w:name w:val="Frame Contents (user)"/>
+    <w:basedOn w:val="Normal"/>
+    <w:qFormat/>
+    <w:pPr/>
+    <w:rPr/>
   </w:style>
   <w:style w:type="paragraph" w:styleId="FrameContents">
     <w:name w:val="Frame Contents"/>

--- a/warrant_form/resources/warrant_template.docx
+++ b/warrant_form/resources/warrant_template.docx
@@ -1,6 +1,6 @@
 
 <file path=word/document.xml><?xml version="1.0" encoding="utf-8"?>
-<w:document xmlns:o="urn:schemas-microsoft-com:office:office" xmlns:r="http://schemas.openxmlformats.org/officeDocument/2006/relationships" xmlns:v="urn:schemas-microsoft-com:vml" xmlns:w="http://schemas.openxmlformats.org/wordprocessingml/2006/main" xmlns:w10="urn:schemas-microsoft-com:office:word" xmlns:wp="http://schemas.openxmlformats.org/drawingml/2006/wordprocessingDrawing" xmlns:pic="http://schemas.openxmlformats.org/drawingml/2006/picture" xmlns:wps="http://schemas.microsoft.com/office/word/2010/wordprocessingShape" xmlns:wpg="http://schemas.microsoft.com/office/word/2010/wordprocessingGroup" xmlns:mc="http://schemas.openxmlformats.org/markup-compatibility/2006" xmlns:wp14="http://schemas.microsoft.com/office/word/2010/wordprocessingDrawing" xmlns:w14="http://schemas.microsoft.com/office/word/2010/wordml" xmlns:w15="http://schemas.microsoft.com/office/word/2012/wordml" mc:Ignorable="w14 wp14 w15">
+<w:document xmlns:o="urn:schemas-microsoft-com:office:office" xmlns:r="http://schemas.openxmlformats.org/officeDocument/2006/relationships" xmlns:v="urn:schemas-microsoft-com:vml" xmlns:w="http://schemas.openxmlformats.org/wordprocessingml/2006/main" xmlns:w10="urn:schemas-microsoft-com:office:word" xmlns:wp="http://schemas.openxmlformats.org/drawingml/2006/wordprocessingDrawing" xmlns:wps="http://schemas.microsoft.com/office/word/2010/wordprocessingShape" xmlns:wpg="http://schemas.microsoft.com/office/word/2010/wordprocessingGroup" xmlns:mc="http://schemas.openxmlformats.org/markup-compatibility/2006" xmlns:wp14="http://schemas.microsoft.com/office/word/2010/wordprocessingDrawing" xmlns:w14="http://schemas.microsoft.com/office/word/2010/wordml" xmlns:w15="http://schemas.microsoft.com/office/word/2012/wordml" mc:Ignorable="w14 wp14 w15">
   <w:body>
     <w:tbl>
       <w:tblPr>
@@ -14,12 +14,12 @@
           <w:bottom w:w="0" w:type="dxa"/>
           <w:right w:w="108" w:type="dxa"/>
         </w:tblCellMar>
-        <w:tblLook w:firstRow="0" w:noVBand="0" w:lastRow="0" w:firstColumn="0" w:lastColumn="0" w:noHBand="0" w:val="0000"/>
+        <w:tblLook w:val="0000" w:noHBand="0" w:noVBand="0" w:firstColumn="0" w:lastRow="0" w:lastColumn="0" w:firstRow="0"/>
       </w:tblPr>
       <w:tblGrid>
         <w:gridCol w:w="959"/>
-        <w:gridCol w:w="2408"/>
-        <w:gridCol w:w="1986"/>
+        <w:gridCol w:w="2406"/>
+        <w:gridCol w:w="1988"/>
         <w:gridCol w:w="4394"/>
       </w:tblGrid>
       <w:tr>
@@ -29,7 +29,7 @@
         </w:trPr>
         <w:tc>
           <w:tcPr>
-            <w:tcW w:w="3367" w:type="dxa"/>
+            <w:tcW w:w="3365" w:type="dxa"/>
             <w:gridSpan w:val="2"/>
             <w:vMerge w:val="restart"/>
             <w:tcBorders/>
@@ -48,7 +48,7 @@
               <mc:AlternateContent>
                 <mc:Choice Requires="wps">
                   <w:drawing>
-                    <wp:anchor distT="635" distB="635" distL="635" distR="635" simplePos="0" relativeHeight="6" behindDoc="0" locked="0" layoutInCell="1" allowOverlap="1">
+                    <wp:anchor behindDoc="0" distT="635" distB="635" distL="635" distR="635" simplePos="0" locked="0" layoutInCell="1" allowOverlap="1" relativeHeight="5">
                       <wp:simplePos x="0" y="0"/>
                       <wp:positionH relativeFrom="column">
                         <wp:posOffset>17145</wp:posOffset>
@@ -96,7 +96,7 @@
                 </mc:Choice>
                 <mc:Fallback>
                   <w:pict>
-                    <v:oval id="shape_0" fillcolor="white" stroked="t" o:allowincell="t" style="position:absolute;margin-left:1.35pt;margin-top:7.75pt;width:14.35pt;height:14.35pt;mso-wrap-style:none;v-text-anchor:middle">
+                    <v:oval id="shape_0" ID="Shape1" path="l-2147483648,-2147483643l-2147483628,-2147483627l-2147483648,-2147483643l-2147483626,-2147483625xe" fillcolor="white" stroked="t" o:allowincell="f" style="position:absolute;margin-left:1.35pt;margin-top:7.75pt;width:14.35pt;height:14.35pt;mso-wrap-style:none;v-text-anchor:middle">
                       <v:fill o:detectmouseclick="t" type="solid" color2="black"/>
                       <v:stroke color="black" joinstyle="round" endcap="flat"/>
                       <w10:wrap type="none"/>
@@ -127,6 +127,7 @@
               <w:rPr>
                 <w:rFonts w:ascii="TH SarabunPSK" w:hAnsi="TH SarabunPSK" w:cs="TH SarabunPSK"/>
                 <w:color w:val="000000"/>
+                <w:sz w:val="34"/>
                 <w:sz w:val="34"/>
                 <w:szCs w:val="34"/>
               </w:rPr>
@@ -165,6 +166,7 @@
               <w:rPr>
                 <w:rFonts w:ascii="TH SarabunPSK" w:hAnsi="TH SarabunPSK" w:cs="TH SarabunPSK"/>
                 <w:color w:val="000000"/>
+                <w:sz w:val="34"/>
                 <w:sz w:val="34"/>
                 <w:szCs w:val="34"/>
               </w:rPr>
@@ -402,7 +404,7 @@
         </w:tc>
         <w:tc>
           <w:tcPr>
-            <w:tcW w:w="1986" w:type="dxa"/>
+            <w:tcW w:w="1988" w:type="dxa"/>
             <w:vMerge w:val="restart"/>
             <w:tcBorders/>
           </w:tcPr>
@@ -422,7 +424,7 @@
                 <wp:inline distT="0" distB="0" distL="0" distR="0">
                   <wp:extent cx="1293495" cy="1252855"/>
                   <wp:effectExtent l="0" t="0" r="0" b="0"/>
-                  <wp:docPr id="2" name="Image1"/>
+                  <wp:docPr id="2" name="Image1" descr=""/>
                   <wp:cNvGraphicFramePr>
                     <a:graphicFrameLocks xmlns:a="http://schemas.openxmlformats.org/drawingml/2006/main" noChangeAspect="1"/>
                   </wp:cNvGraphicFramePr>
@@ -430,7 +432,7 @@
                     <a:graphicData uri="http://schemas.openxmlformats.org/drawingml/2006/picture">
                       <pic:pic xmlns:pic="http://schemas.openxmlformats.org/drawingml/2006/picture">
                         <pic:nvPicPr>
-                          <pic:cNvPr id="2" name="Image1"/>
+                          <pic:cNvPr id="2" name="Image1" descr=""/>
                           <pic:cNvPicPr>
                             <a:picLocks noChangeAspect="1" noChangeArrowheads="1"/>
                           </pic:cNvPicPr>
@@ -449,7 +451,6 @@
                           <a:prstGeom prst="rect">
                             <a:avLst/>
                           </a:prstGeom>
-                          <a:noFill/>
                         </pic:spPr>
                       </pic:pic>
                     </a:graphicData>
@@ -485,7 +486,7 @@
               <mc:AlternateContent>
                 <mc:Choice Requires="wps">
                   <w:drawing>
-                    <wp:anchor distT="0" distB="635" distL="0" distR="635" simplePos="0" relativeHeight="7" behindDoc="0" locked="0" layoutInCell="1" allowOverlap="1">
+                    <wp:anchor behindDoc="0" distT="0" distB="635" distL="0" distR="635" simplePos="0" locked="0" layoutInCell="1" allowOverlap="1" relativeHeight="7">
                       <wp:simplePos x="0" y="0"/>
                       <wp:positionH relativeFrom="column">
                         <wp:posOffset>1250950</wp:posOffset>
@@ -526,7 +527,7 @@
                               <w:txbxContent>
                                 <w:p>
                                   <w:pPr>
-                                    <w:pStyle w:val="FrameContentsuser"/>
+                                    <w:pStyle w:val="FrameContents"/>
                                     <w:rPr>
                                       <w:rFonts w:ascii="TH SarabunPSK" w:hAnsi="TH SarabunPSK" w:cs="TH SarabunPSK"/>
                                       <w:sz w:val="34"/>
@@ -536,7 +537,6 @@
                                   </w:pPr>
                                   <w:r>
                                     <w:rPr>
-                                      <w:rFonts w:hint="cs"/>
                                       <w:color w:val="000000"/>
                                     </w:rPr>
                                     <w:t xml:space="preserve">                </w:t>
@@ -545,6 +545,7 @@
                                     <w:rPr>
                                       <w:rFonts w:ascii="TH SarabunPSK" w:hAnsi="TH SarabunPSK" w:cs="TH SarabunPSK"/>
                                       <w:color w:val="000000"/>
+                                      <w:sz w:val="34"/>
                                       <w:sz w:val="34"/>
                                       <w:szCs w:val="34"/>
                                       <w:u w:val="single"/>
@@ -565,14 +566,14 @@
                 </mc:Choice>
                 <mc:Fallback>
                   <w:pict>
-                    <v:rect id="shape_0" fillcolor="white" stroked="f" o:allowincell="t" style="position:absolute;margin-left:98.5pt;margin-top:-35.5pt;width:125.95pt;height:27pt;mso-wrap-style:square;v-text-anchor:top">
+                    <v:rect id="shape_0" ID="Shape2" path="m0,0l-2147483645,0l-2147483645,-2147483646l0,-2147483646xe" fillcolor="white" stroked="f" o:allowincell="f" style="position:absolute;margin-left:98.5pt;margin-top:-35.5pt;width:125.95pt;height:27pt;mso-wrap-style:square;v-text-anchor:top">
                       <v:fill o:detectmouseclick="t" type="solid" color2="black"/>
                       <v:stroke color="#3465a4" joinstyle="round" endcap="flat"/>
                       <v:textbox>
                         <w:txbxContent>
                           <w:p>
                             <w:pPr>
-                              <w:pStyle w:val="FrameContentsuser"/>
+                              <w:pStyle w:val="FrameContents"/>
                               <w:rPr>
                                 <w:rFonts w:ascii="TH SarabunPSK" w:hAnsi="TH SarabunPSK" w:cs="TH SarabunPSK"/>
                                 <w:sz w:val="34"/>
@@ -582,7 +583,6 @@
                             </w:pPr>
                             <w:r>
                               <w:rPr>
-                                <w:rFonts w:hint="cs"/>
                                 <w:color w:val="000000"/>
                               </w:rPr>
                               <w:t xml:space="preserve">                </w:t>
@@ -591,6 +591,7 @@
                               <w:rPr>
                                 <w:rFonts w:ascii="TH SarabunPSK" w:hAnsi="TH SarabunPSK" w:cs="TH SarabunPSK"/>
                                 <w:color w:val="000000"/>
+                                <w:sz w:val="34"/>
                                 <w:sz w:val="34"/>
                                 <w:szCs w:val="34"/>
                                 <w:u w:val="single"/>
@@ -635,7 +636,7 @@
         </w:trPr>
         <w:tc>
           <w:tcPr>
-            <w:tcW w:w="3367" w:type="dxa"/>
+            <w:tcW w:w="3365" w:type="dxa"/>
             <w:gridSpan w:val="2"/>
             <w:vMerge w:val="continue"/>
             <w:tcBorders/>
@@ -662,7 +663,7 @@
         </w:tc>
         <w:tc>
           <w:tcPr>
-            <w:tcW w:w="1986" w:type="dxa"/>
+            <w:tcW w:w="1988" w:type="dxa"/>
             <w:vMerge w:val="continue"/>
             <w:tcBorders/>
           </w:tcPr>
@@ -719,7 +720,7 @@
         </w:trPr>
         <w:tc>
           <w:tcPr>
-            <w:tcW w:w="3367" w:type="dxa"/>
+            <w:tcW w:w="3365" w:type="dxa"/>
             <w:gridSpan w:val="2"/>
             <w:vMerge w:val="continue"/>
             <w:tcBorders/>
@@ -746,7 +747,7 @@
         </w:tc>
         <w:tc>
           <w:tcPr>
-            <w:tcW w:w="1986" w:type="dxa"/>
+            <w:tcW w:w="1988" w:type="dxa"/>
             <w:vMerge w:val="continue"/>
             <w:tcBorders/>
           </w:tcPr>
@@ -789,7 +790,7 @@
             </w:pPr>
             <w:r>
               <w:rPr>
-                <w:rFonts w:cs="Angsana New" w:hint="cs" w:ascii="Angsana New" w:hAnsi="Angsana New"/>
+                <w:rFonts w:cs="Angsana New" w:ascii="Angsana New" w:hAnsi="Angsana New"/>
                 <w:color w:val="000000"/>
                 <w:sz w:val="36"/>
                 <w:szCs w:val="36"/>
@@ -800,6 +801,7 @@
               <w:rPr>
                 <w:rFonts w:ascii="TH SarabunPSK" w:hAnsi="TH SarabunPSK" w:cs="TH SarabunPSK"/>
                 <w:color w:val="000000"/>
+                <w:sz w:val="34"/>
                 <w:sz w:val="34"/>
                 <w:szCs w:val="34"/>
               </w:rPr>
@@ -812,64 +814,23 @@
                 <w:sz w:val="34"/>
                 <w:szCs w:val="34"/>
               </w:rPr>
-              <w:t>.......................</w:t>
-            </w:r>
-            <w:r>
-              <w:rPr>
-                <w:rFonts w:cs="TH SarabunPSK" w:hint="cs" w:ascii="TH SarabunPSK" w:hAnsi="TH SarabunPSK"/>
-                <w:color w:val="000000"/>
-                <w:sz w:val="34"/>
-                <w:szCs w:val="34"/>
-              </w:rPr>
-              <w:t>....</w:t>
-            </w:r>
-            <w:r>
-              <w:rPr>
-                <w:rFonts w:cs="TH SarabunPSK" w:ascii="TH SarabunPSK" w:hAnsi="TH SarabunPSK"/>
-                <w:color w:val="000000"/>
-                <w:sz w:val="34"/>
-                <w:szCs w:val="34"/>
-              </w:rPr>
-              <w:t>.</w:t>
-            </w:r>
-            <w:r>
-              <w:rPr>
-                <w:rFonts w:cs="TH SarabunPSK" w:hint="cs" w:ascii="TH SarabunPSK" w:hAnsi="TH SarabunPSK"/>
-                <w:color w:val="000000"/>
-                <w:sz w:val="34"/>
-                <w:szCs w:val="34"/>
-              </w:rPr>
-              <w:t>..</w:t>
-            </w:r>
-            <w:r>
-              <w:rPr>
-                <w:rFonts w:cs="TH SarabunPSK" w:ascii="TH SarabunPSK" w:hAnsi="TH SarabunPSK"/>
-                <w:color w:val="000000"/>
-                <w:sz w:val="34"/>
-                <w:szCs w:val="34"/>
-              </w:rPr>
-              <w:t>......../</w:t>
+              <w:t>....................................../</w:t>
             </w:r>
             <w:r>
               <w:rPr>
                 <w:rFonts w:ascii="TH SarabunPSK" w:hAnsi="TH SarabunPSK" w:cs="TH SarabunPSK"/>
                 <w:color w:val="000000"/>
                 <w:sz w:val="34"/>
+                <w:sz w:val="34"/>
                 <w:szCs w:val="34"/>
               </w:rPr>
               <w:t>๒๕</w:t>
             </w:r>
             <w:r>
-              <w:rPr>
-                <w:rFonts w:cs="TH SarabunPSK" w:ascii="TH SarabunPSK" w:hAnsi="TH SarabunPSK"/>
-                <w:color w:val="000000"/>
-                <w:sz w:val="34"/>
-                <w:szCs w:val="34"/>
-              </w:rPr>
               <mc:AlternateContent>
                 <mc:Choice Requires="wps">
                   <w:drawing>
-                    <wp:anchor distT="0" distB="0" distL="0" distR="0" simplePos="0" relativeHeight="9" behindDoc="0" locked="0" layoutInCell="1" allowOverlap="1">
+                    <wp:anchor behindDoc="0" distT="0" distB="0" distL="0" distR="0" simplePos="0" locked="0" layoutInCell="1" allowOverlap="1" relativeHeight="9">
                       <wp:simplePos x="0" y="0"/>
                       <wp:positionH relativeFrom="column">
                         <wp:posOffset>2027555</wp:posOffset>
@@ -908,7 +869,7 @@
                               <w:txbxContent>
                                 <w:p>
                                   <w:pPr>
-                                    <w:pStyle w:val="FrameContentsuser"/>
+                                    <w:pStyle w:val="FrameContents"/>
                                     <w:rPr>
                                       <w:rFonts w:ascii="TH SarabunIT๙" w:hAnsi="TH SarabunIT๙" w:cs="TH SarabunIT๙"/>
                                       <w:sz w:val="34"/>
@@ -918,6 +879,7 @@
                                   <w:r>
                                     <w:rPr>
                                       <w:rFonts w:cs="TH SarabunIT๙" w:ascii="TH SarabunIT๙" w:hAnsi="TH SarabunIT๙"/>
+                                      <w:color w:val="000000"/>
                                       <w:sz w:val="34"/>
                                       <w:szCs w:val="34"/>
                                     </w:rPr>
@@ -937,14 +899,14 @@
                 </mc:Choice>
                 <mc:Fallback>
                   <w:pict>
-                    <v:rect id="shape_0" fillcolor="white" stroked="f" o:allowincell="t" style="position:absolute;margin-left:159.65pt;margin-top:1.25pt;width:118.6pt;height:28.15pt;mso-wrap-style:square;v-text-anchor:top">
-                      <v:fill o:detectmouseclick="t" type="solid" color2="black" opacity="0"/>
+                    <v:rect id="shape_0" ID="Frame2" path="m0,0l-2147483645,0l-2147483645,-2147483646l0,-2147483646xe" stroked="f" o:allowincell="f" style="position:absolute;margin-left:159.65pt;margin-top:1.25pt;width:118.6pt;height:28.15pt;mso-wrap-style:square;v-text-anchor:top">
+                      <v:fill o:detectmouseclick="t" on="false"/>
                       <v:stroke color="#3465a4" joinstyle="round" endcap="flat"/>
                       <v:textbox>
                         <w:txbxContent>
                           <w:p>
                             <w:pPr>
-                              <w:pStyle w:val="FrameContentsuser"/>
+                              <w:pStyle w:val="FrameContents"/>
                               <w:rPr>
                                 <w:rFonts w:ascii="TH SarabunIT๙" w:hAnsi="TH SarabunIT๙" w:cs="TH SarabunIT๙"/>
                                 <w:sz w:val="34"/>
@@ -954,6 +916,7 @@
                             <w:r>
                               <w:rPr>
                                 <w:rFonts w:cs="TH SarabunIT๙" w:ascii="TH SarabunIT๙" w:hAnsi="TH SarabunIT๙"/>
+                                <w:color w:val="000000"/>
                                 <w:sz w:val="34"/>
                                 <w:szCs w:val="34"/>
                               </w:rPr>
@@ -970,7 +933,7 @@
               <mc:AlternateContent>
                 <mc:Choice Requires="wps">
                   <w:drawing>
-                    <wp:anchor distT="0" distB="0" distL="0" distR="0" simplePos="0" relativeHeight="11" behindDoc="0" locked="0" layoutInCell="1" allowOverlap="1">
+                    <wp:anchor behindDoc="0" distT="0" distB="0" distL="0" distR="0" simplePos="0" locked="0" layoutInCell="1" allowOverlap="1" relativeHeight="11">
                       <wp:simplePos x="0" y="0"/>
                       <wp:positionH relativeFrom="column">
                         <wp:posOffset>403225</wp:posOffset>
@@ -1009,7 +972,7 @@
                               <w:txbxContent>
                                 <w:p>
                                   <w:pPr>
-                                    <w:pStyle w:val="FrameContentsuser"/>
+                                    <w:pStyle w:val="FrameContents"/>
                                     <w:jc w:val="center"/>
                                     <w:rPr>
                                       <w:rFonts w:ascii="TH SarabunIT๙" w:hAnsi="TH SarabunIT๙" w:cs="TH SarabunIT๙"/>
@@ -1020,6 +983,7 @@
                                   <w:r>
                                     <w:rPr>
                                       <w:rFonts w:cs="TH SarabunIT๙" w:ascii="TH SarabunIT๙" w:hAnsi="TH SarabunIT๙"/>
+                                      <w:color w:val="000000"/>
                                       <w:sz w:val="34"/>
                                       <w:szCs w:val="34"/>
                                     </w:rPr>
@@ -1039,14 +1003,14 @@
                 </mc:Choice>
                 <mc:Fallback>
                   <w:pict>
-                    <v:rect id="shape_0" fillcolor="white" stroked="f" o:allowincell="t" style="position:absolute;margin-left:31.75pt;margin-top:0.05pt;width:118.6pt;height:28.15pt;mso-wrap-style:square;v-text-anchor:top">
-                      <v:fill o:detectmouseclick="t" type="solid" color2="black" opacity="0"/>
+                    <v:rect id="shape_0" ID="Frame3" path="m0,0l-2147483645,0l-2147483645,-2147483646l0,-2147483646xe" stroked="f" o:allowincell="f" style="position:absolute;margin-left:31.75pt;margin-top:0.05pt;width:118.6pt;height:28.15pt;mso-wrap-style:square;v-text-anchor:top">
+                      <v:fill o:detectmouseclick="t" on="false"/>
                       <v:stroke color="#3465a4" joinstyle="round" endcap="flat"/>
                       <v:textbox>
                         <w:txbxContent>
                           <w:p>
                             <w:pPr>
-                              <w:pStyle w:val="FrameContentsuser"/>
+                              <w:pStyle w:val="FrameContents"/>
                               <w:jc w:val="center"/>
                               <w:rPr>
                                 <w:rFonts w:ascii="TH SarabunIT๙" w:hAnsi="TH SarabunIT๙" w:cs="TH SarabunIT๙"/>
@@ -1057,6 +1021,7 @@
                             <w:r>
                               <w:rPr>
                                 <w:rFonts w:cs="TH SarabunIT๙" w:ascii="TH SarabunIT๙" w:hAnsi="TH SarabunIT๙"/>
+                                <w:color w:val="000000"/>
                                 <w:sz w:val="34"/>
                                 <w:szCs w:val="34"/>
                               </w:rPr>
@@ -1122,6 +1087,7 @@
                 <w:bCs/>
                 <w:color w:val="000000"/>
                 <w:sz w:val="48"/>
+                <w:sz w:val="48"/>
                 <w:szCs w:val="48"/>
               </w:rPr>
               <w:t>ในพระปรมาภิไธยพระมหากษัตริย์</w:t>
@@ -1157,21 +1123,13 @@
                 <w:sz w:val="36"/>
                 <w:szCs w:val="36"/>
               </w:rPr>
-              <w:t xml:space="preserve">                                                                      </w:t>
-            </w:r>
-            <w:r>
-              <w:rPr>
-                <w:rFonts w:cs="Angsana New" w:hint="cs" w:ascii="Angsana New" w:hAnsi="Angsana New"/>
-                <w:color w:val="000000"/>
-                <w:sz w:val="36"/>
-                <w:szCs w:val="36"/>
-              </w:rPr>
-              <w:t xml:space="preserve"> </w:t>
+              <w:t xml:space="preserve">                                                                       </w:t>
             </w:r>
             <w:r>
               <w:rPr>
                 <w:rFonts w:ascii="TH SarabunPSK" w:hAnsi="TH SarabunPSK" w:cs="TH SarabunPSK"/>
                 <w:color w:val="000000"/>
+                <w:sz w:val="34"/>
                 <w:sz w:val="34"/>
                 <w:szCs w:val="34"/>
               </w:rPr>
@@ -1184,28 +1142,13 @@
                 <w:sz w:val="34"/>
                 <w:szCs w:val="34"/>
               </w:rPr>
-              <w:t>.........................</w:t>
+              <w:t>...............................</w:t>
             </w:r>
             <w:r>
-              <w:rPr>
-                <w:rFonts w:cs="TH SarabunPSK" w:hint="cs" w:ascii="TH SarabunPSK" w:hAnsi="TH SarabunPSK"/>
-                <w:color w:val="000000"/>
-                <w:sz w:val="34"/>
-                <w:szCs w:val="34"/>
-              </w:rPr>
-              <w:t>......</w:t>
-            </w:r>
-            <w:r>
-              <w:rPr>
-                <w:rFonts w:cs="TH SarabunPSK" w:ascii="TH SarabunPSK" w:hAnsi="TH SarabunPSK"/>
-                <w:color w:val="000000"/>
-                <w:sz w:val="34"/>
-                <w:szCs w:val="34"/>
-              </w:rPr>
               <mc:AlternateContent>
                 <mc:Choice Requires="wps">
                   <w:drawing>
-                    <wp:anchor distT="0" distB="0" distL="0" distR="0" simplePos="0" relativeHeight="13" behindDoc="0" locked="0" layoutInCell="1" allowOverlap="1">
+                    <wp:anchor behindDoc="0" distT="0" distB="0" distL="0" distR="0" simplePos="0" locked="0" layoutInCell="1" allowOverlap="1" relativeHeight="13">
                       <wp:simplePos x="0" y="0"/>
                       <wp:positionH relativeFrom="column">
                         <wp:posOffset>2961640</wp:posOffset>
@@ -1244,7 +1187,7 @@
                               <w:txbxContent>
                                 <w:p>
                                   <w:pPr>
-                                    <w:pStyle w:val="FrameContentsuser"/>
+                                    <w:pStyle w:val="FrameContents"/>
                                     <w:rPr>
                                       <w:rFonts w:ascii="TH SarabunIT๙" w:hAnsi="TH SarabunIT๙" w:cs="TH SarabunIT๙"/>
                                       <w:sz w:val="34"/>
@@ -1254,6 +1197,7 @@
                                   <w:r>
                                     <w:rPr>
                                       <w:rFonts w:cs="TH SarabunIT๙" w:ascii="TH SarabunIT๙" w:hAnsi="TH SarabunIT๙"/>
+                                      <w:color w:val="000000"/>
                                       <w:sz w:val="34"/>
                                       <w:szCs w:val="34"/>
                                     </w:rPr>
@@ -1273,14 +1217,14 @@
                 </mc:Choice>
                 <mc:Fallback>
                   <w:pict>
-                    <v:rect id="shape_0" fillcolor="white" stroked="f" o:allowincell="t" style="position:absolute;margin-left:233.2pt;margin-top:0.2pt;width:235.9pt;height:28.15pt;mso-wrap-style:square;v-text-anchor:top">
-                      <v:fill o:detectmouseclick="t" type="solid" color2="black" opacity="0"/>
+                    <v:rect id="shape_0" ID="Frame7" path="m0,0l-2147483645,0l-2147483645,-2147483646l0,-2147483646xe" stroked="f" o:allowincell="f" style="position:absolute;margin-left:233.2pt;margin-top:0.2pt;width:235.9pt;height:28.15pt;mso-wrap-style:square;v-text-anchor:top">
+                      <v:fill o:detectmouseclick="t" on="false"/>
                       <v:stroke color="#3465a4" joinstyle="round" endcap="flat"/>
                       <v:textbox>
                         <w:txbxContent>
                           <w:p>
                             <w:pPr>
-                              <w:pStyle w:val="FrameContentsuser"/>
+                              <w:pStyle w:val="FrameContents"/>
                               <w:rPr>
                                 <w:rFonts w:ascii="TH SarabunIT๙" w:hAnsi="TH SarabunIT๙" w:cs="TH SarabunIT๙"/>
                                 <w:sz w:val="34"/>
@@ -1290,6 +1234,7 @@
                             <w:r>
                               <w:rPr>
                                 <w:rFonts w:cs="TH SarabunIT๙" w:ascii="TH SarabunIT๙" w:hAnsi="TH SarabunIT๙"/>
+                                <w:color w:val="000000"/>
                                 <w:sz w:val="34"/>
                                 <w:szCs w:val="34"/>
                               </w:rPr>
@@ -1306,7 +1251,7 @@
               <mc:AlternateContent>
                 <mc:Choice Requires="wps">
                   <w:drawing>
-                    <wp:anchor distT="0" distB="0" distL="0" distR="0" simplePos="0" relativeHeight="15" behindDoc="0" locked="0" layoutInCell="1" allowOverlap="1">
+                    <wp:anchor behindDoc="0" distT="0" distB="0" distL="0" distR="0" simplePos="0" locked="0" layoutInCell="1" allowOverlap="1" relativeHeight="15">
                       <wp:simplePos x="0" y="0"/>
                       <wp:positionH relativeFrom="column">
                         <wp:posOffset>1765300</wp:posOffset>
@@ -1345,7 +1290,7 @@
                               <w:txbxContent>
                                 <w:p>
                                   <w:pPr>
-                                    <w:pStyle w:val="FrameContentsuser"/>
+                                    <w:pStyle w:val="FrameContents"/>
                                     <w:jc w:val="center"/>
                                     <w:rPr>
                                       <w:rFonts w:ascii="TH SarabunIT๙" w:hAnsi="TH SarabunIT๙" w:cs="TH SarabunIT๙"/>
@@ -1356,6 +1301,7 @@
                                   <w:r>
                                     <w:rPr>
                                       <w:rFonts w:cs="TH SarabunIT๙" w:ascii="TH SarabunIT๙" w:hAnsi="TH SarabunIT๙"/>
+                                      <w:color w:val="000000"/>
                                       <w:sz w:val="34"/>
                                       <w:szCs w:val="34"/>
                                     </w:rPr>
@@ -1375,14 +1321,14 @@
                 </mc:Choice>
                 <mc:Fallback>
                   <w:pict>
-                    <v:rect id="shape_0" fillcolor="white" stroked="f" o:allowincell="t" style="position:absolute;margin-left:139pt;margin-top:17.7pt;width:125.35pt;height:28.15pt;mso-wrap-style:square;v-text-anchor:top">
-                      <v:fill o:detectmouseclick="t" type="solid" color2="black" opacity="0"/>
+                    <v:rect id="shape_0" ID="Frame6" path="m0,0l-2147483645,0l-2147483645,-2147483646l0,-2147483646xe" stroked="f" o:allowincell="f" style="position:absolute;margin-left:139pt;margin-top:17.7pt;width:125.35pt;height:28.15pt;mso-wrap-style:square;v-text-anchor:top">
+                      <v:fill o:detectmouseclick="t" on="false"/>
                       <v:stroke color="#3465a4" joinstyle="round" endcap="flat"/>
                       <v:textbox>
                         <w:txbxContent>
                           <w:p>
                             <w:pPr>
-                              <w:pStyle w:val="FrameContentsuser"/>
+                              <w:pStyle w:val="FrameContents"/>
                               <w:jc w:val="center"/>
                               <w:rPr>
                                 <w:rFonts w:ascii="TH SarabunIT๙" w:hAnsi="TH SarabunIT๙" w:cs="TH SarabunIT๙"/>
@@ -1393,6 +1339,7 @@
                             <w:r>
                               <w:rPr>
                                 <w:rFonts w:cs="TH SarabunIT๙" w:ascii="TH SarabunIT๙" w:hAnsi="TH SarabunIT๙"/>
+                                <w:color w:val="000000"/>
                                 <w:sz w:val="34"/>
                                 <w:szCs w:val="34"/>
                               </w:rPr>
@@ -1409,7 +1356,7 @@
               <mc:AlternateContent>
                 <mc:Choice Requires="wps">
                   <w:drawing>
-                    <wp:anchor distT="0" distB="0" distL="0" distR="0" simplePos="0" relativeHeight="17" behindDoc="0" locked="0" layoutInCell="1" allowOverlap="1">
+                    <wp:anchor behindDoc="0" distT="0" distB="0" distL="0" distR="0" simplePos="0" locked="0" layoutInCell="1" allowOverlap="1" relativeHeight="17">
                       <wp:simplePos x="0" y="0"/>
                       <wp:positionH relativeFrom="column">
                         <wp:posOffset>2995930</wp:posOffset>
@@ -1448,7 +1395,7 @@
                               <w:txbxContent>
                                 <w:p>
                                   <w:pPr>
-                                    <w:pStyle w:val="FrameContentsuser"/>
+                                    <w:pStyle w:val="FrameContents"/>
                                     <w:jc w:val="center"/>
                                     <w:rPr>
                                       <w:rFonts w:ascii="TH SarabunIT๙" w:hAnsi="TH SarabunIT๙" w:cs="TH SarabunIT๙"/>
@@ -1457,6 +1404,7 @@
                                   <w:r>
                                     <w:rPr>
                                       <w:rFonts w:cs="TH SarabunIT๙" w:ascii="TH SarabunIT๙" w:hAnsi="TH SarabunIT๙"/>
+                                      <w:color w:val="000000"/>
                                     </w:rPr>
                                     <w:t>{{ woa_date_month }}</w:t>
                                   </w:r>
@@ -1474,14 +1422,14 @@
                 </mc:Choice>
                 <mc:Fallback>
                   <w:pict>
-                    <v:rect id="shape_0" fillcolor="white" stroked="f" o:allowincell="t" style="position:absolute;margin-left:235.9pt;margin-top:19.25pt;width:128.4pt;height:31.1pt;mso-wrap-style:square;v-text-anchor:top">
-                      <v:fill o:detectmouseclick="t" type="solid" color2="black" opacity="0"/>
+                    <v:rect id="shape_0" ID="Frame5" path="m0,0l-2147483645,0l-2147483645,-2147483646l0,-2147483646xe" stroked="f" o:allowincell="f" style="position:absolute;margin-left:235.9pt;margin-top:19.25pt;width:128.4pt;height:31.1pt;mso-wrap-style:square;v-text-anchor:top">
+                      <v:fill o:detectmouseclick="t" on="false"/>
                       <v:stroke color="#3465a4" joinstyle="round" endcap="flat"/>
                       <v:textbox>
                         <w:txbxContent>
                           <w:p>
                             <w:pPr>
-                              <w:pStyle w:val="FrameContentsuser"/>
+                              <w:pStyle w:val="FrameContents"/>
                               <w:jc w:val="center"/>
                               <w:rPr>
                                 <w:rFonts w:ascii="TH SarabunIT๙" w:hAnsi="TH SarabunIT๙" w:cs="TH SarabunIT๙"/>
@@ -1490,6 +1438,7 @@
                             <w:r>
                               <w:rPr>
                                 <w:rFonts w:cs="TH SarabunIT๙" w:ascii="TH SarabunIT๙" w:hAnsi="TH SarabunIT๙"/>
+                                <w:color w:val="000000"/>
                               </w:rPr>
                               <w:t>{{ woa_date_month }}</w:t>
                             </w:r>
@@ -1504,7 +1453,7 @@
               <mc:AlternateContent>
                 <mc:Choice Requires="wps">
                   <w:drawing>
-                    <wp:anchor distT="0" distB="0" distL="0" distR="0" simplePos="0" relativeHeight="19" behindDoc="0" locked="0" layoutInCell="1" allowOverlap="1">
+                    <wp:anchor behindDoc="0" distT="0" distB="0" distL="0" distR="0" simplePos="0" locked="0" layoutInCell="1" allowOverlap="1" relativeHeight="19">
                       <wp:simplePos x="0" y="0"/>
                       <wp:positionH relativeFrom="column">
                         <wp:posOffset>5316855</wp:posOffset>
@@ -1543,7 +1492,7 @@
                               <w:txbxContent>
                                 <w:p>
                                   <w:pPr>
-                                    <w:pStyle w:val="FrameContentsuser"/>
+                                    <w:pStyle w:val="FrameContents"/>
                                     <w:rPr>
                                       <w:rFonts w:ascii="TH SarabunIT๙" w:hAnsi="TH SarabunIT๙" w:cs="TH SarabunIT๙"/>
                                       <w:sz w:val="34"/>
@@ -1553,6 +1502,7 @@
                                   <w:r>
                                     <w:rPr>
                                       <w:rFonts w:cs="TH SarabunIT๙" w:ascii="TH SarabunIT๙" w:hAnsi="TH SarabunIT๙"/>
+                                      <w:color w:val="000000"/>
                                       <w:sz w:val="34"/>
                                       <w:szCs w:val="34"/>
                                     </w:rPr>
@@ -1572,14 +1522,14 @@
                 </mc:Choice>
                 <mc:Fallback>
                   <w:pict>
-                    <v:rect id="shape_0" fillcolor="white" stroked="f" o:allowincell="t" style="position:absolute;margin-left:418.65pt;margin-top:19.25pt;width:86.1pt;height:28.15pt;mso-wrap-style:square;v-text-anchor:top">
-                      <v:fill o:detectmouseclick="t" type="solid" color2="black" opacity="0"/>
+                    <v:rect id="shape_0" ID="Frame4" path="m0,0l-2147483645,0l-2147483645,-2147483646l0,-2147483646xe" stroked="f" o:allowincell="f" style="position:absolute;margin-left:418.65pt;margin-top:19.25pt;width:86.1pt;height:28.15pt;mso-wrap-style:square;v-text-anchor:top">
+                      <v:fill o:detectmouseclick="t" on="false"/>
                       <v:stroke color="#3465a4" joinstyle="round" endcap="flat"/>
                       <v:textbox>
                         <w:txbxContent>
                           <w:p>
                             <w:pPr>
-                              <w:pStyle w:val="FrameContentsuser"/>
+                              <w:pStyle w:val="FrameContents"/>
                               <w:rPr>
                                 <w:rFonts w:ascii="TH SarabunIT๙" w:hAnsi="TH SarabunIT๙" w:cs="TH SarabunIT๙"/>
                                 <w:sz w:val="34"/>
@@ -1589,6 +1539,7 @@
                             <w:r>
                               <w:rPr>
                                 <w:rFonts w:cs="TH SarabunIT๙" w:ascii="TH SarabunIT๙" w:hAnsi="TH SarabunIT๙"/>
+                                <w:color w:val="000000"/>
                                 <w:sz w:val="34"/>
                                 <w:szCs w:val="34"/>
                               </w:rPr>
@@ -1634,7 +1585,7 @@
             </w:r>
             <w:r>
               <w:rPr>
-                <w:rFonts w:cs="TH SarabunPSK" w:hint="cs" w:ascii="TH SarabunPSK" w:hAnsi="TH SarabunPSK"/>
+                <w:rFonts w:cs="TH SarabunPSK" w:ascii="TH SarabunPSK" w:hAnsi="TH SarabunPSK"/>
                 <w:color w:val="000000"/>
                 <w:sz w:val="36"/>
                 <w:szCs w:val="36"/>
@@ -1643,7 +1594,7 @@
             </w:r>
             <w:r>
               <w:rPr>
-                <w:rFonts w:cs="TH SarabunPSK" w:hint="cs" w:ascii="TH SarabunPSK" w:hAnsi="TH SarabunPSK"/>
+                <w:rFonts w:cs="TH SarabunPSK" w:ascii="TH SarabunPSK" w:hAnsi="TH SarabunPSK"/>
                 <w:color w:val="000000"/>
                 <w:sz w:val="34"/>
                 <w:szCs w:val="34"/>
@@ -1654,6 +1605,7 @@
               <w:rPr>
                 <w:rFonts w:ascii="TH SarabunPSK" w:hAnsi="TH SarabunPSK" w:cs="TH SarabunPSK"/>
                 <w:color w:val="000000"/>
+                <w:sz w:val="34"/>
                 <w:sz w:val="34"/>
                 <w:szCs w:val="34"/>
               </w:rPr>
@@ -1673,6 +1625,7 @@
                 <w:rFonts w:ascii="TH SarabunPSK" w:hAnsi="TH SarabunPSK" w:cs="TH SarabunPSK"/>
                 <w:color w:val="000000"/>
                 <w:sz w:val="34"/>
+                <w:sz w:val="34"/>
                 <w:szCs w:val="34"/>
               </w:rPr>
               <w:t>เดือน</w:t>
@@ -1684,48 +1637,13 @@
                 <w:sz w:val="34"/>
                 <w:szCs w:val="34"/>
               </w:rPr>
-              <w:t>.........................</w:t>
-            </w:r>
-            <w:r>
-              <w:rPr>
-                <w:rFonts w:cs="TH SarabunPSK" w:hint="cs" w:ascii="TH SarabunPSK" w:hAnsi="TH SarabunPSK"/>
-                <w:color w:val="000000"/>
-                <w:sz w:val="34"/>
-                <w:szCs w:val="34"/>
-              </w:rPr>
-              <w:t>.</w:t>
-            </w:r>
-            <w:r>
-              <w:rPr>
-                <w:rFonts w:cs="TH SarabunPSK" w:ascii="TH SarabunPSK" w:hAnsi="TH SarabunPSK"/>
-                <w:color w:val="000000"/>
-                <w:sz w:val="34"/>
-                <w:szCs w:val="34"/>
-              </w:rPr>
-              <w:t>...</w:t>
-            </w:r>
-            <w:r>
-              <w:rPr>
-                <w:rFonts w:cs="TH SarabunPSK" w:hint="cs" w:ascii="TH SarabunPSK" w:hAnsi="TH SarabunPSK"/>
-                <w:color w:val="000000"/>
-                <w:sz w:val="34"/>
-                <w:szCs w:val="34"/>
-              </w:rPr>
-              <w:t>..</w:t>
-            </w:r>
-            <w:r>
-              <w:rPr>
-                <w:rFonts w:cs="TH SarabunPSK" w:ascii="TH SarabunPSK" w:hAnsi="TH SarabunPSK"/>
-                <w:color w:val="000000"/>
-                <w:sz w:val="34"/>
-                <w:szCs w:val="34"/>
-              </w:rPr>
-              <w:t>.......</w:t>
+              <w:t>......................................</w:t>
             </w:r>
             <w:r>
               <w:rPr>
                 <w:rFonts w:ascii="TH SarabunPSK" w:hAnsi="TH SarabunPSK" w:cs="TH SarabunPSK"/>
                 <w:color w:val="000000"/>
+                <w:sz w:val="34"/>
                 <w:sz w:val="34"/>
                 <w:szCs w:val="34"/>
               </w:rPr>
@@ -1738,34 +1656,7 @@
                 <w:sz w:val="34"/>
                 <w:szCs w:val="34"/>
               </w:rPr>
-              <w:t>.......</w:t>
-            </w:r>
-            <w:r>
-              <w:rPr>
-                <w:rFonts w:cs="TH SarabunPSK" w:hint="cs" w:ascii="TH SarabunPSK" w:hAnsi="TH SarabunPSK"/>
-                <w:color w:val="000000"/>
-                <w:sz w:val="34"/>
-                <w:szCs w:val="34"/>
-              </w:rPr>
-              <w:t>......</w:t>
-            </w:r>
-            <w:r>
-              <w:rPr>
-                <w:rFonts w:cs="TH SarabunPSK" w:ascii="TH SarabunPSK" w:hAnsi="TH SarabunPSK"/>
-                <w:color w:val="000000"/>
-                <w:sz w:val="34"/>
-                <w:szCs w:val="34"/>
-              </w:rPr>
-              <w:t>....</w:t>
-            </w:r>
-            <w:r>
-              <w:rPr>
-                <w:rFonts w:cs="TH SarabunPSK" w:hint="cs" w:ascii="TH SarabunPSK" w:hAnsi="TH SarabunPSK"/>
-                <w:color w:val="000000"/>
-                <w:sz w:val="34"/>
-                <w:szCs w:val="34"/>
-              </w:rPr>
-              <w:t>.</w:t>
+              <w:t>..................</w:t>
             </w:r>
           </w:p>
           <w:p>
@@ -1803,7 +1694,7 @@
               <mc:AlternateContent>
                 <mc:Choice Requires="wps">
                   <w:drawing>
-                    <wp:anchor distT="0" distB="0" distL="0" distR="0" simplePos="0" relativeHeight="21" behindDoc="0" locked="0" layoutInCell="1" allowOverlap="1">
+                    <wp:anchor behindDoc="0" distT="0" distB="0" distL="0" distR="0" simplePos="0" locked="0" layoutInCell="1" allowOverlap="1" relativeHeight="21">
                       <wp:simplePos x="0" y="0"/>
                       <wp:positionH relativeFrom="column">
                         <wp:posOffset>675640</wp:posOffset>
@@ -1842,13 +1733,16 @@
                               <w:txbxContent>
                                 <w:p>
                                   <w:pPr>
-                                    <w:pStyle w:val="FrameContentsuser"/>
+                                    <w:pStyle w:val="FrameContents"/>
                                     <w:jc w:val="center"/>
-                                    <w:rPr/>
+                                    <w:rPr>
+                                      <w:color w:val="000000"/>
+                                    </w:rPr>
                                   </w:pPr>
                                   <w:r>
                                     <w:rPr>
                                       <w:rFonts w:cs="TH SarabunIT๙" w:ascii="TH SarabunIT๙" w:hAnsi="TH SarabunIT๙"/>
+                                      <w:color w:val="000000"/>
                                     </w:rPr>
                                     <w:t>{{ req_name }}</w:t>
                                   </w:r>
@@ -1866,20 +1760,23 @@
                 </mc:Choice>
                 <mc:Fallback>
                   <w:pict>
-                    <v:rect id="shape_0" fillcolor="white" stroked="f" o:allowincell="t" style="position:absolute;margin-left:53.2pt;margin-top:20pt;width:402.65pt;height:31.1pt;mso-wrap-style:square;v-text-anchor:top">
-                      <v:fill o:detectmouseclick="t" type="solid" color2="black" opacity="0"/>
+                    <v:rect id="shape_0" ID="Frame8" path="m0,0l-2147483645,0l-2147483645,-2147483646l0,-2147483646xe" stroked="f" o:allowincell="f" style="position:absolute;margin-left:53.2pt;margin-top:20pt;width:402.65pt;height:31.1pt;mso-wrap-style:square;v-text-anchor:top">
+                      <v:fill o:detectmouseclick="t" on="false"/>
                       <v:stroke color="#3465a4" joinstyle="round" endcap="flat"/>
                       <v:textbox>
                         <w:txbxContent>
                           <w:p>
                             <w:pPr>
-                              <w:pStyle w:val="FrameContentsuser"/>
+                              <w:pStyle w:val="FrameContents"/>
                               <w:jc w:val="center"/>
-                              <w:rPr/>
+                              <w:rPr>
+                                <w:color w:val="000000"/>
+                              </w:rPr>
                             </w:pPr>
                             <w:r>
                               <w:rPr>
                                 <w:rFonts w:cs="TH SarabunIT๙" w:ascii="TH SarabunIT๙" w:hAnsi="TH SarabunIT๙"/>
+                                <w:color w:val="000000"/>
                               </w:rPr>
                               <w:t>{{ req_name }}</w:t>
                             </w:r>
@@ -1894,7 +1791,7 @@
               <mc:AlternateContent>
                 <mc:Choice Requires="wps">
                   <w:drawing>
-                    <wp:anchor distT="0" distB="0" distL="0" distR="0" simplePos="0" relativeHeight="95" behindDoc="0" locked="0" layoutInCell="1" allowOverlap="1">
+                    <wp:anchor behindDoc="0" distT="0" distB="0" distL="0" distR="0" simplePos="0" locked="0" layoutInCell="1" allowOverlap="1" relativeHeight="95">
                       <wp:simplePos x="0" y="0"/>
                       <wp:positionH relativeFrom="column">
                         <wp:posOffset>415290</wp:posOffset>
@@ -1933,7 +1830,7 @@
                               <w:txbxContent>
                                 <w:p>
                                   <w:pPr>
-                                    <w:pStyle w:val="FrameContentsuser"/>
+                                    <w:pStyle w:val="FrameContents"/>
                                     <w:rPr>
                                       <w:rFonts w:ascii="TH SarabunIT๙" w:hAnsi="TH SarabunIT๙" w:cs="TH SarabunIT๙"/>
                                       <w:sz w:val="34"/>
@@ -1943,6 +1840,7 @@
                                   <w:r>
                                     <w:rPr>
                                       <w:rFonts w:cs="TH SarabunIT๙" w:ascii="TH SarabunIT๙" w:hAnsi="TH SarabunIT๙"/>
+                                      <w:color w:val="000000"/>
                                       <w:sz w:val="34"/>
                                       <w:szCs w:val="34"/>
                                     </w:rPr>
@@ -1962,14 +1860,14 @@
                 </mc:Choice>
                 <mc:Fallback>
                   <w:pict>
-                    <v:rect id="shape_0" fillcolor="white" stroked="f" o:allowincell="f" style="position:absolute;margin-left:32.7pt;margin-top:46.8pt;width:427.75pt;height:31.1pt;mso-wrap-style:square;v-text-anchor:top">
-                      <v:fill o:detectmouseclick="t" type="solid" color2="black" opacity="0"/>
+                    <v:rect id="shape_0" ID="Frame 1" path="m0,0l-2147483645,0l-2147483645,-2147483646l0,-2147483646xe" stroked="f" o:allowincell="f" style="position:absolute;margin-left:32.7pt;margin-top:46.8pt;width:427.75pt;height:31.1pt;mso-wrap-style:square;v-text-anchor:top">
+                      <v:fill o:detectmouseclick="t" on="false"/>
                       <v:stroke color="#3465a4" joinstyle="round" endcap="flat"/>
                       <v:textbox>
                         <w:txbxContent>
                           <w:p>
                             <w:pPr>
-                              <w:pStyle w:val="FrameContentsuser"/>
+                              <w:pStyle w:val="FrameContents"/>
                               <w:rPr>
                                 <w:rFonts w:ascii="TH SarabunIT๙" w:hAnsi="TH SarabunIT๙" w:cs="TH SarabunIT๙"/>
                                 <w:sz w:val="34"/>
@@ -1979,6 +1877,7 @@
                             <w:r>
                               <w:rPr>
                                 <w:rFonts w:cs="TH SarabunIT๙" w:ascii="TH SarabunIT๙" w:hAnsi="TH SarabunIT๙"/>
+                                <w:color w:val="000000"/>
                                 <w:sz w:val="34"/>
                                 <w:szCs w:val="34"/>
                               </w:rPr>
@@ -2037,7 +1936,7 @@
             </w:pPr>
             <w:r>
               <w:rPr>
-                <w:rFonts w:cs="Angsana New" w:hint="cs" w:ascii="Angsana New" w:hAnsi="Angsana New"/>
+                <w:rFonts w:cs="Angsana New" w:ascii="Angsana New" w:hAnsi="Angsana New"/>
                 <w:color w:val="000000"/>
                 <w:sz w:val="36"/>
                 <w:szCs w:val="36"/>
@@ -2048,6 +1947,7 @@
               <w:rPr>
                 <w:rFonts w:ascii="TH SarabunPSK" w:hAnsi="TH SarabunPSK" w:cs="TH SarabunPSK"/>
                 <w:color w:val="000000"/>
+                <w:sz w:val="34"/>
                 <w:sz w:val="34"/>
                 <w:szCs w:val="34"/>
               </w:rPr>
@@ -2111,48 +2011,13 @@
                 <w:sz w:val="34"/>
                 <w:szCs w:val="34"/>
               </w:rPr>
-              <w:t>......................................................</w:t>
-            </w:r>
-            <w:r>
-              <w:rPr>
-                <w:rFonts w:cs="TH SarabunPSK" w:hint="cs" w:ascii="TH SarabunPSK" w:hAnsi="TH SarabunPSK"/>
-                <w:color w:val="000000"/>
-                <w:sz w:val="34"/>
-                <w:szCs w:val="34"/>
-              </w:rPr>
-              <w:t>.........</w:t>
-            </w:r>
-            <w:r>
-              <w:rPr>
-                <w:rFonts w:cs="TH SarabunPSK" w:ascii="TH SarabunPSK" w:hAnsi="TH SarabunPSK"/>
-                <w:color w:val="000000"/>
-                <w:sz w:val="34"/>
-                <w:szCs w:val="34"/>
-              </w:rPr>
-              <w:t>.....................................</w:t>
-            </w:r>
-            <w:r>
-              <w:rPr>
-                <w:rFonts w:cs="TH SarabunPSK" w:hint="cs" w:ascii="TH SarabunPSK" w:hAnsi="TH SarabunPSK"/>
-                <w:color w:val="000000"/>
-                <w:sz w:val="34"/>
-                <w:szCs w:val="34"/>
-              </w:rPr>
-              <w:t>...</w:t>
-            </w:r>
-            <w:r>
-              <w:rPr>
-                <w:rFonts w:cs="TH SarabunPSK" w:ascii="TH SarabunPSK" w:hAnsi="TH SarabunPSK"/>
-                <w:color w:val="000000"/>
-                <w:sz w:val="34"/>
-                <w:szCs w:val="34"/>
-              </w:rPr>
-              <w:t>...........................................</w:t>
+              <w:t>..................................................................................................................................................</w:t>
             </w:r>
             <w:r>
               <w:rPr>
                 <w:rFonts w:ascii="TH SarabunPSK" w:hAnsi="TH SarabunPSK" w:cs="TH SarabunPSK"/>
                 <w:color w:val="000000"/>
+                <w:sz w:val="34"/>
                 <w:sz w:val="34"/>
                 <w:szCs w:val="34"/>
               </w:rPr>
@@ -2196,6 +2061,7 @@
           <w:rFonts w:ascii="TH SarabunPSK" w:hAnsi="TH SarabunPSK" w:cs="TH SarabunPSK"/>
           <w:color w:val="000000"/>
           <w:sz w:val="34"/>
+          <w:sz w:val="34"/>
           <w:szCs w:val="34"/>
         </w:rPr>
         <w:t>หมายถึง</w:t>
@@ -2207,46 +2073,13 @@
           <w:sz w:val="34"/>
           <w:szCs w:val="34"/>
         </w:rPr>
-        <w:t>............................................................................</w:t>
-      </w:r>
-      <w:r>
-        <w:rPr>
-          <w:rFonts w:cs="TH SarabunPSK" w:hint="cs" w:ascii="TH SarabunPSK" w:hAnsi="TH SarabunPSK"/>
-          <w:color w:val="000000"/>
-          <w:sz w:val="34"/>
-          <w:szCs w:val="34"/>
-        </w:rPr>
-        <w:t>.........</w:t>
-      </w:r>
-      <w:r>
-        <w:rPr>
-          <w:rFonts w:cs="TH SarabunPSK" w:ascii="TH SarabunPSK" w:hAnsi="TH SarabunPSK"/>
-          <w:color w:val="000000"/>
-          <w:sz w:val="34"/>
-          <w:szCs w:val="34"/>
-        </w:rPr>
-        <w:t>..</w:t>
-      </w:r>
-      <w:r>
-        <w:rPr>
-          <w:rFonts w:cs="TH SarabunPSK" w:hint="cs" w:ascii="TH SarabunPSK" w:hAnsi="TH SarabunPSK"/>
-          <w:color w:val="000000"/>
-          <w:sz w:val="34"/>
-          <w:szCs w:val="34"/>
-        </w:rPr>
-        <w:t>...</w:t>
-      </w:r>
-      <w:r>
-        <w:rPr>
-          <w:rFonts w:cs="TH SarabunPSK" w:ascii="TH SarabunPSK" w:hAnsi="TH SarabunPSK"/>
-          <w:color w:val="000000"/>
-          <w:sz w:val="34"/>
-          <w:szCs w:val="34"/>
-        </w:rPr>
+        <w:t>..........................................................................................</w:t>
+      </w:r>
+      <w:r>
         <mc:AlternateContent>
           <mc:Choice Requires="wps">
             <w:drawing>
-              <wp:anchor distT="0" distB="0" distL="0" distR="0" simplePos="0" relativeHeight="23" behindDoc="0" locked="0" layoutInCell="1" allowOverlap="1">
+              <wp:anchor behindDoc="0" distT="0" distB="0" distL="0" distR="0" simplePos="0" locked="0" layoutInCell="1" allowOverlap="1" relativeHeight="23">
                 <wp:simplePos x="0" y="0"/>
                 <wp:positionH relativeFrom="column">
                   <wp:posOffset>17145</wp:posOffset>
@@ -2285,7 +2118,7 @@
                         <w:txbxContent>
                           <w:p>
                             <w:pPr>
-                              <w:pStyle w:val="FrameContentsuser"/>
+                              <w:pStyle w:val="FrameContents"/>
                               <w:ind w:firstLine="1701"/>
                               <w:rPr>
                                 <w:rFonts w:ascii="TH SarabunIT๙" w:hAnsi="TH SarabunIT๙" w:cs="TH SarabunIT๙"/>
@@ -2296,6 +2129,7 @@
                             <w:r>
                               <w:rPr>
                                 <w:rFonts w:cs="TH SarabunIT๙" w:ascii="TH SarabunIT๙" w:hAnsi="TH SarabunIT๙"/>
+                                <w:color w:val="000000"/>
                                 <w:sz w:val="34"/>
                                 <w:szCs w:val="34"/>
                               </w:rPr>
@@ -2315,14 +2149,14 @@
           </mc:Choice>
           <mc:Fallback>
             <w:pict>
-              <v:rect id="shape_0" fillcolor="white" stroked="f" o:allowincell="f" style="position:absolute;margin-left:1.35pt;margin-top:13.5pt;width:471.7pt;height:54.2pt;mso-wrap-style:square;v-text-anchor:top">
-                <v:fill o:detectmouseclick="t" type="solid" color2="black" opacity="0"/>
+              <v:rect id="shape_0" ID="Frame10" path="m0,0l-2147483645,0l-2147483645,-2147483646l0,-2147483646xe" stroked="f" o:allowincell="f" style="position:absolute;margin-left:1.35pt;margin-top:13.5pt;width:471.7pt;height:54.2pt;mso-wrap-style:square;v-text-anchor:top">
+                <v:fill o:detectmouseclick="t" on="false"/>
                 <v:stroke color="#3465a4" joinstyle="round" endcap="flat"/>
                 <v:textbox>
                   <w:txbxContent>
                     <w:p>
                       <w:pPr>
-                        <w:pStyle w:val="FrameContentsuser"/>
+                        <w:pStyle w:val="FrameContents"/>
                         <w:ind w:firstLine="1701"/>
                         <w:rPr>
                           <w:rFonts w:ascii="TH SarabunIT๙" w:hAnsi="TH SarabunIT๙" w:cs="TH SarabunIT๙"/>
@@ -2333,6 +2167,7 @@
                       <w:r>
                         <w:rPr>
                           <w:rFonts w:cs="TH SarabunIT๙" w:ascii="TH SarabunIT๙" w:hAnsi="TH SarabunIT๙"/>
+                          <w:color w:val="000000"/>
                           <w:sz w:val="34"/>
                           <w:szCs w:val="34"/>
                         </w:rPr>
@@ -2394,6 +2229,7 @@
           <w:rFonts w:ascii="TH SarabunPSK" w:hAnsi="TH SarabunPSK" w:cs="TH SarabunPSK"/>
           <w:color w:val="000000"/>
           <w:sz w:val="34"/>
+          <w:sz w:val="34"/>
           <w:szCs w:val="34"/>
         </w:rPr>
         <w:t xml:space="preserve">ด้วย </w:t>
@@ -2405,43 +2241,7 @@
           <w:sz w:val="34"/>
           <w:szCs w:val="34"/>
         </w:rPr>
-        <w:t>.............................................</w:t>
-      </w:r>
-      <w:r>
-        <w:rPr>
-          <w:rFonts w:cs="TH SarabunPSK" w:hint="cs" w:ascii="TH SarabunPSK" w:hAnsi="TH SarabunPSK"/>
-          <w:color w:val="000000"/>
-          <w:sz w:val="34"/>
-          <w:szCs w:val="34"/>
-        </w:rPr>
-        <w:t>..</w:t>
-      </w:r>
-      <w:r>
-        <w:rPr>
-          <w:rFonts w:cs="TH SarabunPSK" w:ascii="TH SarabunPSK" w:hAnsi="TH SarabunPSK"/>
-          <w:color w:val="000000"/>
-          <w:sz w:val="34"/>
-          <w:szCs w:val="34"/>
-        </w:rPr>
-        <w:t>..........</w:t>
-      </w:r>
-      <w:r>
-        <w:rPr>
-          <w:rFonts w:cs="TH SarabunPSK" w:hint="cs" w:ascii="TH SarabunPSK" w:hAnsi="TH SarabunPSK"/>
-          <w:color w:val="000000"/>
-          <w:sz w:val="34"/>
-          <w:szCs w:val="34"/>
-        </w:rPr>
-        <w:t>........</w:t>
-      </w:r>
-      <w:r>
-        <w:rPr>
-          <w:rFonts w:cs="TH SarabunPSK" w:ascii="TH SarabunPSK" w:hAnsi="TH SarabunPSK"/>
-          <w:color w:val="000000"/>
-          <w:sz w:val="34"/>
-          <w:szCs w:val="34"/>
-        </w:rPr>
-        <w:t>...........................................................................</w:t>
+        <w:t>............................................................................................................................................</w:t>
       </w:r>
     </w:p>
     <w:p>
@@ -2461,16 +2261,17 @@
           <w:sz w:val="34"/>
           <w:szCs w:val="34"/>
         </w:rPr>
-        <w:t>......................................................................................................</w:t>
-      </w:r>
-      <w:r>
-        <w:rPr>
-          <w:rFonts w:cs="TH SarabunPSK" w:hint="cs" w:ascii="TH SarabunPSK" w:hAnsi="TH SarabunPSK"/>
-          <w:color w:val="000000"/>
-          <w:sz w:val="34"/>
-          <w:szCs w:val="34"/>
-        </w:rPr>
-        <w:t>..........</w:t>
+        <w:t>............................................................................................................................................................................</w:t>
+      </w:r>
+      <w:r>
+        <w:rPr>
+          <w:rFonts w:ascii="TH SarabunPSK" w:hAnsi="TH SarabunPSK" w:cs="TH SarabunPSK"/>
+          <w:color w:val="000000"/>
+          <w:sz w:val="34"/>
+          <w:sz w:val="34"/>
+          <w:szCs w:val="34"/>
+        </w:rPr>
+        <w:t>ซึ่งต้องหาว่ากระทำความผิดฐาน</w:t>
       </w:r>
       <w:r>
         <w:rPr>
@@ -2479,100 +2280,13 @@
           <w:sz w:val="34"/>
           <w:szCs w:val="34"/>
         </w:rPr>
-        <w:t>.........</w:t>
-      </w:r>
-      <w:r>
-        <w:rPr>
-          <w:rFonts w:cs="TH SarabunPSK" w:hint="cs" w:ascii="TH SarabunPSK" w:hAnsi="TH SarabunPSK"/>
-          <w:color w:val="000000"/>
-          <w:sz w:val="34"/>
-          <w:szCs w:val="34"/>
-        </w:rPr>
-        <w:t>....</w:t>
-      </w:r>
-      <w:r>
-        <w:rPr>
-          <w:rFonts w:cs="TH SarabunPSK" w:ascii="TH SarabunPSK" w:hAnsi="TH SarabunPSK"/>
-          <w:color w:val="000000"/>
-          <w:sz w:val="34"/>
-          <w:szCs w:val="34"/>
-        </w:rPr>
-        <w:t>...............................................</w:t>
-      </w:r>
-      <w:r>
-        <w:rPr>
-          <w:rFonts w:ascii="TH SarabunPSK" w:hAnsi="TH SarabunPSK" w:cs="TH SarabunPSK"/>
-          <w:color w:val="000000"/>
-          <w:sz w:val="34"/>
-          <w:szCs w:val="34"/>
-        </w:rPr>
-        <w:t>ซึ่งต้องหาว่ากระทำ</w:t>
-      </w:r>
-      <w:r>
-        <w:rPr>
-          <w:rFonts w:ascii="TH SarabunPSK" w:hAnsi="TH SarabunPSK" w:hint="cs" w:cs="TH SarabunPSK"/>
-          <w:color w:val="000000"/>
-          <w:sz w:val="34"/>
-          <w:szCs w:val="34"/>
-        </w:rPr>
-        <w:t>ความ</w:t>
-      </w:r>
-      <w:r>
-        <w:rPr>
-          <w:rFonts w:ascii="TH SarabunPSK" w:hAnsi="TH SarabunPSK" w:cs="TH SarabunPSK"/>
-          <w:color w:val="000000"/>
-          <w:sz w:val="34"/>
-          <w:szCs w:val="34"/>
-        </w:rPr>
-        <w:t>ผิดฐาน</w:t>
-      </w:r>
-      <w:r>
-        <w:rPr>
-          <w:rFonts w:cs="TH SarabunPSK" w:ascii="TH SarabunPSK" w:hAnsi="TH SarabunPSK"/>
-          <w:color w:val="000000"/>
-          <w:sz w:val="34"/>
-          <w:szCs w:val="34"/>
-        </w:rPr>
-        <w:t>...........</w:t>
-      </w:r>
-      <w:r>
-        <w:rPr>
-          <w:rFonts w:cs="TH SarabunPSK" w:hint="cs" w:ascii="TH SarabunPSK" w:hAnsi="TH SarabunPSK"/>
-          <w:color w:val="000000"/>
-          <w:sz w:val="34"/>
-          <w:szCs w:val="34"/>
-        </w:rPr>
-        <w:t>.............</w:t>
-      </w:r>
-      <w:r>
-        <w:rPr>
-          <w:rFonts w:cs="TH SarabunPSK" w:ascii="TH SarabunPSK" w:hAnsi="TH SarabunPSK"/>
-          <w:color w:val="000000"/>
-          <w:sz w:val="34"/>
-          <w:szCs w:val="34"/>
-        </w:rPr>
-        <w:t>......................................</w:t>
-      </w:r>
-      <w:r>
-        <w:rPr>
-          <w:rFonts w:cs="TH SarabunPSK" w:hint="cs" w:ascii="TH SarabunPSK" w:hAnsi="TH SarabunPSK"/>
-          <w:color w:val="000000"/>
-          <w:sz w:val="34"/>
-          <w:szCs w:val="34"/>
-        </w:rPr>
-        <w:t>..........</w:t>
-      </w:r>
-      <w:r>
-        <w:rPr>
-          <w:rFonts w:cs="TH SarabunPSK" w:ascii="TH SarabunPSK" w:hAnsi="TH SarabunPSK"/>
-          <w:color w:val="000000"/>
-          <w:sz w:val="34"/>
-          <w:szCs w:val="34"/>
-        </w:rPr>
+        <w:t>........................................................................</w:t>
+      </w:r>
+      <w:r>
         <mc:AlternateContent>
           <mc:Choice Requires="wps">
             <w:drawing>
-              <wp:anchor distT="0" distB="0" distL="0" distR="0" simplePos="0" relativeHeight="25" behindDoc="0" locked="0" layoutInCell="1" allowOverlap="1">
+              <wp:anchor behindDoc="0" distT="0" distB="0" distL="0" distR="0" simplePos="0" locked="0" layoutInCell="1" allowOverlap="1" relativeHeight="25">
                 <wp:simplePos x="0" y="0"/>
                 <wp:positionH relativeFrom="column">
                   <wp:posOffset>17145</wp:posOffset>
@@ -2611,7 +2325,7 @@
                         <w:txbxContent>
                           <w:p>
                             <w:pPr>
-                              <w:pStyle w:val="FrameContentsuser"/>
+                              <w:pStyle w:val="FrameContents"/>
                               <w:ind w:firstLine="2835"/>
                               <w:rPr>
                                 <w:rFonts w:ascii="TH SarabunIT๙" w:hAnsi="TH SarabunIT๙" w:cs="TH SarabunIT๙"/>
@@ -2622,6 +2336,7 @@
                             <w:r>
                               <w:rPr>
                                 <w:rFonts w:cs="TH SarabunIT๙" w:ascii="TH SarabunIT๙" w:hAnsi="TH SarabunIT๙"/>
+                                <w:color w:val="000000"/>
                                 <w:sz w:val="34"/>
                                 <w:szCs w:val="34"/>
                               </w:rPr>
@@ -2641,14 +2356,14 @@
           </mc:Choice>
           <mc:Fallback>
             <w:pict>
-              <v:rect id="shape_0" fillcolor="white" stroked="f" o:allowincell="f" style="position:absolute;margin-left:1.35pt;margin-top:14.1pt;width:471.7pt;height:54.2pt;mso-wrap-style:square;v-text-anchor:top">
-                <v:fill o:detectmouseclick="t" type="solid" color2="black" opacity="0"/>
+              <v:rect id="shape_0" ID="Frame11" path="m0,0l-2147483645,0l-2147483645,-2147483646l0,-2147483646xe" stroked="f" o:allowincell="f" style="position:absolute;margin-left:1.35pt;margin-top:14.1pt;width:471.7pt;height:54.2pt;mso-wrap-style:square;v-text-anchor:top">
+                <v:fill o:detectmouseclick="t" on="false"/>
                 <v:stroke color="#3465a4" joinstyle="round" endcap="flat"/>
                 <v:textbox>
                   <w:txbxContent>
                     <w:p>
                       <w:pPr>
-                        <w:pStyle w:val="FrameContentsuser"/>
+                        <w:pStyle w:val="FrameContents"/>
                         <w:ind w:firstLine="2835"/>
                         <w:rPr>
                           <w:rFonts w:ascii="TH SarabunIT๙" w:hAnsi="TH SarabunIT๙" w:cs="TH SarabunIT๙"/>
@@ -2659,6 +2374,7 @@
                       <w:r>
                         <w:rPr>
                           <w:rFonts w:cs="TH SarabunIT๙" w:ascii="TH SarabunIT๙" w:hAnsi="TH SarabunIT๙"/>
+                          <w:color w:val="000000"/>
                           <w:sz w:val="34"/>
                           <w:szCs w:val="34"/>
                         </w:rPr>
@@ -2700,46 +2416,13 @@
           <w:sz w:val="34"/>
           <w:szCs w:val="34"/>
         </w:rPr>
-        <w:t>...........................................................................</w:t>
-      </w:r>
-      <w:r>
-        <w:rPr>
-          <w:rFonts w:cs="TH SarabunPSK" w:hint="cs" w:ascii="TH SarabunPSK" w:hAnsi="TH SarabunPSK"/>
-          <w:color w:val="000000"/>
-          <w:sz w:val="34"/>
-          <w:szCs w:val="34"/>
-        </w:rPr>
-        <w:t>...</w:t>
-      </w:r>
-      <w:r>
-        <w:rPr>
-          <w:rFonts w:cs="TH SarabunPSK" w:ascii="TH SarabunPSK" w:hAnsi="TH SarabunPSK"/>
-          <w:color w:val="000000"/>
-          <w:sz w:val="34"/>
-          <w:szCs w:val="34"/>
-        </w:rPr>
-        <w:t>.....................................................</w:t>
-      </w:r>
-      <w:r>
-        <w:rPr>
-          <w:rFonts w:cs="TH SarabunPSK" w:hint="cs" w:ascii="TH SarabunPSK" w:hAnsi="TH SarabunPSK"/>
-          <w:color w:val="000000"/>
-          <w:sz w:val="34"/>
-          <w:szCs w:val="34"/>
-        </w:rPr>
-        <w:t>..........</w:t>
-      </w:r>
-      <w:r>
-        <w:rPr>
-          <w:rFonts w:cs="TH SarabunPSK" w:ascii="TH SarabunPSK" w:hAnsi="TH SarabunPSK"/>
-          <w:color w:val="000000"/>
-          <w:sz w:val="34"/>
-          <w:szCs w:val="34"/>
-        </w:rPr>
+        <w:t>.............................................................................................................................................</w:t>
+      </w:r>
+      <w:r>
         <mc:AlternateContent>
           <mc:Choice Requires="wps">
             <w:drawing>
-              <wp:anchor distT="0" distB="0" distL="0" distR="0" simplePos="0" relativeHeight="27" behindDoc="0" locked="0" layoutInCell="1" allowOverlap="1">
+              <wp:anchor behindDoc="0" distT="0" distB="0" distL="0" distR="0" simplePos="0" locked="0" layoutInCell="1" allowOverlap="1" relativeHeight="27">
                 <wp:simplePos x="0" y="0"/>
                 <wp:positionH relativeFrom="column">
                   <wp:posOffset>1765300</wp:posOffset>
@@ -2778,7 +2461,7 @@
                         <w:txbxContent>
                           <w:p>
                             <w:pPr>
-                              <w:pStyle w:val="FrameContentsuser"/>
+                              <w:pStyle w:val="FrameContents"/>
                               <w:rPr>
                                 <w:rFonts w:ascii="TH SarabunIT๙" w:hAnsi="TH SarabunIT๙" w:cs="TH SarabunIT๙"/>
                                 <w:sz w:val="34"/>
@@ -2788,6 +2471,7 @@
                             <w:r>
                               <w:rPr>
                                 <w:rFonts w:cs="TH SarabunIT๙" w:ascii="TH SarabunIT๙" w:hAnsi="TH SarabunIT๙"/>
+                                <w:color w:val="000000"/>
                                 <w:sz w:val="34"/>
                                 <w:szCs w:val="34"/>
                               </w:rPr>
@@ -2807,14 +2491,14 @@
           </mc:Choice>
           <mc:Fallback>
             <w:pict>
-              <v:rect id="shape_0" fillcolor="white" stroked="f" o:allowincell="f" style="position:absolute;margin-left:139pt;margin-top:13.6pt;width:128.4pt;height:31.1pt;mso-wrap-style:square;v-text-anchor:top">
-                <v:fill o:detectmouseclick="t" type="solid" color2="black" opacity="0"/>
+              <v:rect id="shape_0" ID="Frame12" path="m0,0l-2147483645,0l-2147483645,-2147483646l0,-2147483646xe" stroked="f" o:allowincell="f" style="position:absolute;margin-left:139pt;margin-top:13.6pt;width:128.4pt;height:31.1pt;mso-wrap-style:square;v-text-anchor:top">
+                <v:fill o:detectmouseclick="t" on="false"/>
                 <v:stroke color="#3465a4" joinstyle="round" endcap="flat"/>
                 <v:textbox>
                   <w:txbxContent>
                     <w:p>
                       <w:pPr>
-                        <w:pStyle w:val="FrameContentsuser"/>
+                        <w:pStyle w:val="FrameContents"/>
                         <w:rPr>
                           <w:rFonts w:ascii="TH SarabunIT๙" w:hAnsi="TH SarabunIT๙" w:cs="TH SarabunIT๙"/>
                           <w:sz w:val="34"/>
@@ -2824,6 +2508,7 @@
                       <w:r>
                         <w:rPr>
                           <w:rFonts w:cs="TH SarabunIT๙" w:ascii="TH SarabunIT๙" w:hAnsi="TH SarabunIT๙"/>
+                          <w:color w:val="000000"/>
                           <w:sz w:val="34"/>
                           <w:szCs w:val="34"/>
                         </w:rPr>
@@ -2860,24 +2545,19 @@
       </w:pPr>
       <w:r>
         <w:rPr>
-          <w:rFonts w:ascii="TH SarabunPSK" w:hAnsi="TH SarabunPSK" w:hint="cs" w:cs="TH SarabunPSK"/>
-          <w:color w:val="000000"/>
+          <w:rFonts w:ascii="TH SarabunPSK" w:hAnsi="TH SarabunPSK" w:cs="TH SarabunPSK"/>
+          <w:color w:val="000000"/>
+          <w:sz w:val="34"/>
           <w:sz w:val="34"/>
           <w:szCs w:val="34"/>
         </w:rPr>
         <w:t>กรณีมีหลักฐานตามสมควรว่า</w:t>
       </w:r>
       <w:r>
-        <w:rPr>
-          <w:rFonts w:cs="TH SarabunPSK" w:hint="cs" w:ascii="TH SarabunPSK" w:hAnsi="TH SarabunPSK"/>
-          <w:color w:val="000000"/>
-          <w:sz w:val="34"/>
-          <w:szCs w:val="34"/>
-        </w:rPr>
         <mc:AlternateContent>
           <mc:Choice Requires="wps">
             <w:drawing>
-              <wp:anchor distT="0" distB="0" distL="0" distR="0" simplePos="0" relativeHeight="31" behindDoc="0" locked="0" layoutInCell="1" allowOverlap="1">
+              <wp:anchor behindDoc="0" distT="0" distB="0" distL="0" distR="0" simplePos="0" locked="0" layoutInCell="1" allowOverlap="1" relativeHeight="31">
                 <wp:simplePos x="0" y="0"/>
                 <wp:positionH relativeFrom="column">
                   <wp:posOffset>-69850</wp:posOffset>
@@ -2916,7 +2596,7 @@
                         <w:txbxContent>
                           <w:p>
                             <w:pPr>
-                              <w:pStyle w:val="FrameContentsuser"/>
+                              <w:pStyle w:val="FrameContents"/>
                               <w:rPr>
                                 <w:rFonts w:ascii="TH SarabunIT๙" w:hAnsi="TH SarabunIT๙" w:cs="TH SarabunIT๙"/>
                                 <w:sz w:val="34"/>
@@ -2926,6 +2606,7 @@
                             <w:r>
                               <w:rPr>
                                 <w:rFonts w:cs="TH SarabunIT๙" w:ascii="TH SarabunIT๙" w:hAnsi="TH SarabunIT๙"/>
+                                <w:color w:val="000000"/>
                                 <w:sz w:val="34"/>
                                 <w:szCs w:val="34"/>
                               </w:rPr>
@@ -2945,14 +2626,14 @@
           </mc:Choice>
           <mc:Fallback>
             <w:pict>
-              <v:rect id="shape_0" fillcolor="white" stroked="f" o:allowincell="f" style="position:absolute;margin-left:-5.5pt;margin-top:11.7pt;width:128.4pt;height:31.1pt;mso-wrap-style:square;v-text-anchor:top">
-                <v:fill o:detectmouseclick="t" type="solid" color2="black" opacity="0"/>
+              <v:rect id="shape_0" ID="Frame13" path="m0,0l-2147483645,0l-2147483645,-2147483646l0,-2147483646xe" stroked="f" o:allowincell="f" style="position:absolute;margin-left:-5.5pt;margin-top:11.7pt;width:128.4pt;height:31.1pt;mso-wrap-style:square;v-text-anchor:top">
+                <v:fill o:detectmouseclick="t" on="false"/>
                 <v:stroke color="#3465a4" joinstyle="round" endcap="flat"/>
                 <v:textbox>
                   <w:txbxContent>
                     <w:p>
                       <w:pPr>
-                        <w:pStyle w:val="FrameContentsuser"/>
+                        <w:pStyle w:val="FrameContents"/>
                         <w:rPr>
                           <w:rFonts w:ascii="TH SarabunIT๙" w:hAnsi="TH SarabunIT๙" w:cs="TH SarabunIT๙"/>
                           <w:sz w:val="34"/>
@@ -2962,6 +2643,7 @@
                       <w:r>
                         <w:rPr>
                           <w:rFonts w:cs="TH SarabunIT๙" w:ascii="TH SarabunIT๙" w:hAnsi="TH SarabunIT๙"/>
+                          <w:color w:val="000000"/>
                           <w:sz w:val="34"/>
                           <w:szCs w:val="34"/>
                         </w:rPr>
@@ -2978,7 +2660,7 @@
       </w:r>
       <w:r>
         <w:rPr>
-          <w:rFonts w:cs="TH SarabunPSK" w:hint="cs" w:ascii="TH SarabunPSK" w:hAnsi="TH SarabunPSK"/>
+          <w:rFonts w:cs="TH SarabunPSK" w:ascii="TH SarabunPSK" w:hAnsi="TH SarabunPSK"/>
           <w:color w:val="000000"/>
           <w:sz w:val="34"/>
           <w:szCs w:val="34"/>
@@ -3023,6 +2705,7 @@
           <w:rFonts w:ascii="TH SarabunPSK" w:hAnsi="TH SarabunPSK" w:cs="TH SarabunPSK"/>
           <w:color w:val="000000"/>
           <w:sz w:val="34"/>
+          <w:sz w:val="34"/>
           <w:szCs w:val="34"/>
         </w:rPr>
         <w:t>๑</w:t>
@@ -3034,28 +2717,13 @@
           <w:sz w:val="34"/>
           <w:szCs w:val="34"/>
         </w:rPr>
-        <w:t>.</w:t>
-      </w:r>
-      <w:r>
-        <w:rPr>
-          <w:rFonts w:cs="TH SarabunPSK" w:hint="cs" w:ascii="TH SarabunPSK" w:hAnsi="TH SarabunPSK"/>
-          <w:color w:val="000000"/>
-          <w:sz w:val="34"/>
-          <w:szCs w:val="34"/>
-        </w:rPr>
-        <w:t xml:space="preserve"> </w:t>
-      </w:r>
-      <w:r>
-        <w:rPr>
-          <w:rFonts w:ascii="TH SarabunPSK" w:hAnsi="TH SarabunPSK" w:hint="cs" w:cs="TH SarabunPSK"/>
-          <w:color w:val="000000"/>
-          <w:sz w:val="34"/>
-          <w:szCs w:val="34"/>
-        </w:rPr>
+        <w:t xml:space="preserve">. </w:t>
+      </w:r>
+      <w:r>
         <mc:AlternateContent>
           <mc:Choice Requires="wps">
             <w:drawing>
-              <wp:anchor distT="0" distB="0" distL="0" distR="0" simplePos="0" relativeHeight="33" behindDoc="0" locked="0" layoutInCell="1" allowOverlap="1">
+              <wp:anchor behindDoc="0" distT="0" distB="0" distL="0" distR="0" simplePos="0" locked="0" layoutInCell="1" allowOverlap="1" relativeHeight="33">
                 <wp:simplePos x="0" y="0"/>
                 <wp:positionH relativeFrom="column">
                   <wp:posOffset>-69215</wp:posOffset>
@@ -3094,7 +2762,7 @@
                         <w:txbxContent>
                           <w:p>
                             <w:pPr>
-                              <w:pStyle w:val="FrameContentsuser"/>
+                              <w:pStyle w:val="FrameContents"/>
                               <w:rPr>
                                 <w:rFonts w:ascii="TH SarabunIT๙" w:hAnsi="TH SarabunIT๙" w:cs="TH SarabunIT๙"/>
                                 <w:sz w:val="34"/>
@@ -3104,6 +2772,7 @@
                             <w:r>
                               <w:rPr>
                                 <w:rFonts w:cs="TH SarabunIT๙" w:ascii="TH SarabunIT๙" w:hAnsi="TH SarabunIT๙"/>
+                                <w:color w:val="000000"/>
                                 <w:sz w:val="34"/>
                                 <w:szCs w:val="34"/>
                               </w:rPr>
@@ -3123,14 +2792,14 @@
           </mc:Choice>
           <mc:Fallback>
             <w:pict>
-              <v:rect id="shape_0" fillcolor="white" stroked="f" o:allowincell="f" style="position:absolute;margin-left:-5.45pt;margin-top:11.6pt;width:128.4pt;height:31.1pt;mso-wrap-style:square;v-text-anchor:top">
-                <v:fill o:detectmouseclick="t" type="solid" color2="black" opacity="0"/>
+              <v:rect id="shape_0" ID="Frame14" path="m0,0l-2147483645,0l-2147483645,-2147483646l0,-2147483646xe" stroked="f" o:allowincell="f" style="position:absolute;margin-left:-5.45pt;margin-top:11.6pt;width:128.4pt;height:31.1pt;mso-wrap-style:square;v-text-anchor:top">
+                <v:fill o:detectmouseclick="t" on="false"/>
                 <v:stroke color="#3465a4" joinstyle="round" endcap="flat"/>
                 <v:textbox>
                   <w:txbxContent>
                     <w:p>
                       <w:pPr>
-                        <w:pStyle w:val="FrameContentsuser"/>
+                        <w:pStyle w:val="FrameContents"/>
                         <w:rPr>
                           <w:rFonts w:ascii="TH SarabunIT๙" w:hAnsi="TH SarabunIT๙" w:cs="TH SarabunIT๙"/>
                           <w:sz w:val="34"/>
@@ -3140,6 +2809,7 @@
                       <w:r>
                         <w:rPr>
                           <w:rFonts w:cs="TH SarabunIT๙" w:ascii="TH SarabunIT๙" w:hAnsi="TH SarabunIT๙"/>
+                          <w:color w:val="000000"/>
                           <w:sz w:val="34"/>
                           <w:szCs w:val="34"/>
                         </w:rPr>
@@ -3156,8 +2826,9 @@
       </w:r>
       <w:r>
         <w:rPr>
-          <w:rFonts w:ascii="TH SarabunPSK" w:hAnsi="TH SarabunPSK" w:hint="cs" w:cs="TH SarabunPSK"/>
-          <w:color w:val="000000"/>
+          <w:rFonts w:ascii="TH SarabunPSK" w:hAnsi="TH SarabunPSK" w:cs="TH SarabunPSK"/>
+          <w:color w:val="000000"/>
+          <w:sz w:val="34"/>
           <w:sz w:val="34"/>
           <w:szCs w:val="34"/>
         </w:rPr>
@@ -3201,6 +2872,7 @@
           <w:rFonts w:ascii="TH SarabunPSK" w:hAnsi="TH SarabunPSK" w:cs="TH SarabunPSK"/>
           <w:color w:val="000000"/>
           <w:sz w:val="34"/>
+          <w:sz w:val="34"/>
           <w:szCs w:val="34"/>
         </w:rPr>
         <w:t>๒</w:t>
@@ -3212,28 +2884,13 @@
           <w:sz w:val="34"/>
           <w:szCs w:val="34"/>
         </w:rPr>
-        <w:t>.</w:t>
-      </w:r>
-      <w:r>
-        <w:rPr>
-          <w:rFonts w:cs="TH SarabunPSK" w:hint="cs" w:ascii="TH SarabunPSK" w:hAnsi="TH SarabunPSK"/>
-          <w:color w:val="000000"/>
-          <w:sz w:val="34"/>
-          <w:szCs w:val="34"/>
-        </w:rPr>
-        <w:t xml:space="preserve"> </w:t>
-      </w:r>
-      <w:r>
-        <w:rPr>
-          <w:rFonts w:ascii="TH SarabunPSK" w:hAnsi="TH SarabunPSK" w:hint="cs" w:cs="TH SarabunPSK"/>
-          <w:color w:val="000000"/>
-          <w:sz w:val="34"/>
-          <w:szCs w:val="34"/>
-        </w:rPr>
+        <w:t xml:space="preserve">. </w:t>
+      </w:r>
+      <w:r>
         <mc:AlternateContent>
           <mc:Choice Requires="wps">
             <w:drawing>
-              <wp:anchor distT="0" distB="0" distL="0" distR="0" simplePos="0" relativeHeight="35" behindDoc="0" locked="0" layoutInCell="1" allowOverlap="1">
+              <wp:anchor behindDoc="0" distT="0" distB="0" distL="0" distR="0" simplePos="0" locked="0" layoutInCell="1" allowOverlap="1" relativeHeight="35">
                 <wp:simplePos x="0" y="0"/>
                 <wp:positionH relativeFrom="column">
                   <wp:posOffset>290830</wp:posOffset>
@@ -3272,7 +2929,7 @@
                         <w:txbxContent>
                           <w:p>
                             <w:pPr>
-                              <w:pStyle w:val="FrameContentsuser"/>
+                              <w:pStyle w:val="FrameContents"/>
                               <w:rPr>
                                 <w:rFonts w:ascii="TH SarabunIT๙" w:hAnsi="TH SarabunIT๙" w:cs="TH SarabunIT๙"/>
                                 <w:sz w:val="34"/>
@@ -3282,6 +2939,7 @@
                             <w:r>
                               <w:rPr>
                                 <w:rFonts w:cs="TH SarabunIT๙" w:ascii="TH SarabunIT๙" w:hAnsi="TH SarabunIT๙"/>
+                                <w:color w:val="000000"/>
                                 <w:sz w:val="34"/>
                                 <w:szCs w:val="34"/>
                               </w:rPr>
@@ -3301,14 +2959,14 @@
           </mc:Choice>
           <mc:Fallback>
             <w:pict>
-              <v:rect id="shape_0" fillcolor="white" stroked="f" o:allowincell="f" style="position:absolute;margin-left:22.9pt;margin-top:11.55pt;width:128.4pt;height:31.1pt;mso-wrap-style:square;v-text-anchor:top">
-                <v:fill o:detectmouseclick="t" type="solid" color2="black" opacity="0"/>
+              <v:rect id="shape_0" ID="Frame15" path="m0,0l-2147483645,0l-2147483645,-2147483646l0,-2147483646xe" stroked="f" o:allowincell="f" style="position:absolute;margin-left:22.9pt;margin-top:11.55pt;width:128.4pt;height:31.1pt;mso-wrap-style:square;v-text-anchor:top">
+                <v:fill o:detectmouseclick="t" on="false"/>
                 <v:stroke color="#3465a4" joinstyle="round" endcap="flat"/>
                 <v:textbox>
                   <w:txbxContent>
                     <w:p>
                       <w:pPr>
-                        <w:pStyle w:val="FrameContentsuser"/>
+                        <w:pStyle w:val="FrameContents"/>
                         <w:rPr>
                           <w:rFonts w:ascii="TH SarabunIT๙" w:hAnsi="TH SarabunIT๙" w:cs="TH SarabunIT๙"/>
                           <w:sz w:val="34"/>
@@ -3318,6 +2976,7 @@
                       <w:r>
                         <w:rPr>
                           <w:rFonts w:cs="TH SarabunIT๙" w:ascii="TH SarabunIT๙" w:hAnsi="TH SarabunIT๙"/>
+                          <w:color w:val="000000"/>
                           <w:sz w:val="34"/>
                           <w:szCs w:val="34"/>
                         </w:rPr>
@@ -3334,8 +2993,9 @@
       </w:r>
       <w:r>
         <w:rPr>
-          <w:rFonts w:ascii="TH SarabunPSK" w:hAnsi="TH SarabunPSK" w:hint="cs" w:cs="TH SarabunPSK"/>
-          <w:color w:val="000000"/>
+          <w:rFonts w:ascii="TH SarabunPSK" w:hAnsi="TH SarabunPSK" w:cs="TH SarabunPSK"/>
+          <w:color w:val="000000"/>
+          <w:sz w:val="34"/>
           <w:sz w:val="34"/>
           <w:szCs w:val="34"/>
         </w:rPr>
@@ -3385,8 +3045,9 @@
       </w:r>
       <w:r>
         <w:rPr>
-          <w:rFonts w:ascii="TH SarabunPSK" w:hAnsi="TH SarabunPSK" w:hint="cs" w:cs="TH SarabunPSK"/>
-          <w:color w:val="000000"/>
+          <w:rFonts w:ascii="TH SarabunPSK" w:hAnsi="TH SarabunPSK" w:cs="TH SarabunPSK"/>
+          <w:color w:val="000000"/>
+          <w:sz w:val="34"/>
           <w:sz w:val="34"/>
           <w:szCs w:val="34"/>
         </w:rPr>
@@ -3406,39 +3067,16 @@
           <w:rFonts w:ascii="TH SarabunPSK" w:hAnsi="TH SarabunPSK" w:cs="TH SarabunPSK"/>
           <w:color w:val="000000"/>
           <w:sz w:val="34"/>
-          <w:szCs w:val="34"/>
-        </w:rPr>
-        <w:t>๑</w:t>
-      </w:r>
-      <w:r>
-        <w:rPr>
-          <w:rFonts w:ascii="TH SarabunPSK" w:hAnsi="TH SarabunPSK" w:hint="cs" w:cs="TH SarabunPSK"/>
-          <w:color w:val="000000"/>
-          <w:sz w:val="34"/>
-          <w:szCs w:val="34"/>
-        </w:rPr>
-        <w:t xml:space="preserve"> </w:t>
-      </w:r>
-      <w:r>
-        <w:rPr>
-          <w:rFonts w:ascii="TH SarabunPSK" w:hAnsi="TH SarabunPSK" w:cs="TH SarabunPSK"/>
-          <w:color w:val="000000"/>
-          <w:sz w:val="34"/>
-          <w:szCs w:val="34"/>
-        </w:rPr>
-        <w:t>จะ</w:t>
-      </w:r>
-      <w:r>
-        <w:rPr>
-          <w:rFonts w:ascii="TH SarabunPSK" w:hAnsi="TH SarabunPSK" w:hint="cs" w:cs="TH SarabunPSK"/>
-          <w:color w:val="000000"/>
-          <w:sz w:val="34"/>
-          <w:szCs w:val="34"/>
-        </w:rPr>
+          <w:sz w:val="34"/>
+          <w:szCs w:val="34"/>
+        </w:rPr>
+        <w:t>๑ จะ</w:t>
+      </w:r>
+      <w:r>
         <mc:AlternateContent>
           <mc:Choice Requires="wps">
             <w:drawing>
-              <wp:anchor distT="0" distB="0" distL="0" distR="0" simplePos="0" relativeHeight="37" behindDoc="0" locked="0" layoutInCell="1" allowOverlap="1">
+              <wp:anchor behindDoc="0" distT="0" distB="0" distL="0" distR="0" simplePos="0" locked="0" layoutInCell="1" allowOverlap="1" relativeHeight="37">
                 <wp:simplePos x="0" y="0"/>
                 <wp:positionH relativeFrom="column">
                   <wp:posOffset>290830</wp:posOffset>
@@ -3477,7 +3115,7 @@
                         <w:txbxContent>
                           <w:p>
                             <w:pPr>
-                              <w:pStyle w:val="FrameContentsuser"/>
+                              <w:pStyle w:val="FrameContents"/>
                               <w:rPr>
                                 <w:rFonts w:ascii="TH SarabunIT๙" w:hAnsi="TH SarabunIT๙" w:cs="TH SarabunIT๙"/>
                                 <w:sz w:val="34"/>
@@ -3487,6 +3125,7 @@
                             <w:r>
                               <w:rPr>
                                 <w:rFonts w:cs="TH SarabunIT๙" w:ascii="TH SarabunIT๙" w:hAnsi="TH SarabunIT๙"/>
+                                <w:color w:val="000000"/>
                                 <w:sz w:val="34"/>
                                 <w:szCs w:val="34"/>
                               </w:rPr>
@@ -3506,14 +3145,14 @@
           </mc:Choice>
           <mc:Fallback>
             <w:pict>
-              <v:rect id="shape_0" fillcolor="white" stroked="f" o:allowincell="f" style="position:absolute;margin-left:22.9pt;margin-top:12.15pt;width:128.4pt;height:31.1pt;mso-wrap-style:square;v-text-anchor:top">
-                <v:fill o:detectmouseclick="t" type="solid" color2="black" opacity="0"/>
+              <v:rect id="shape_0" ID="Frame16" path="m0,0l-2147483645,0l-2147483645,-2147483646l0,-2147483646xe" stroked="f" o:allowincell="f" style="position:absolute;margin-left:22.9pt;margin-top:12.15pt;width:128.4pt;height:31.1pt;mso-wrap-style:square;v-text-anchor:top">
+                <v:fill o:detectmouseclick="t" on="false"/>
                 <v:stroke color="#3465a4" joinstyle="round" endcap="flat"/>
                 <v:textbox>
                   <w:txbxContent>
                     <w:p>
                       <w:pPr>
-                        <w:pStyle w:val="FrameContentsuser"/>
+                        <w:pStyle w:val="FrameContents"/>
                         <w:rPr>
                           <w:rFonts w:ascii="TH SarabunIT๙" w:hAnsi="TH SarabunIT๙" w:cs="TH SarabunIT๙"/>
                           <w:sz w:val="34"/>
@@ -3523,6 +3162,7 @@
                       <w:r>
                         <w:rPr>
                           <w:rFonts w:cs="TH SarabunIT๙" w:ascii="TH SarabunIT๙" w:hAnsi="TH SarabunIT๙"/>
+                          <w:color w:val="000000"/>
                           <w:sz w:val="34"/>
                           <w:szCs w:val="34"/>
                         </w:rPr>
@@ -3539,8 +3179,9 @@
       </w:r>
       <w:r>
         <w:rPr>
-          <w:rFonts w:ascii="TH SarabunPSK" w:hAnsi="TH SarabunPSK" w:hint="cs" w:cs="TH SarabunPSK"/>
-          <w:color w:val="000000"/>
+          <w:rFonts w:ascii="TH SarabunPSK" w:hAnsi="TH SarabunPSK" w:cs="TH SarabunPSK"/>
+          <w:color w:val="000000"/>
+          <w:sz w:val="34"/>
           <w:sz w:val="34"/>
           <w:szCs w:val="34"/>
         </w:rPr>
@@ -3591,10 +3232,11 @@
       </w:r>
       <w:r>
         <w:rPr>
-          <w:rFonts w:ascii="TH SarabunPSK" w:hAnsi="TH SarabunPSK" w:hint="cs" w:cs="TH SarabunPSK"/>
+          <w:rFonts w:ascii="TH SarabunPSK" w:hAnsi="TH SarabunPSK" w:cs="TH SarabunPSK"/>
           <w:color w:val="000000"/>
           <w:spacing w:val="-4"/>
           <w:sz w:val="34"/>
+          <w:sz w:val="34"/>
           <w:szCs w:val="34"/>
         </w:rPr>
         <w:t>๒</w:t>
@@ -3615,51 +3257,16 @@
           <w:color w:val="000000"/>
           <w:spacing w:val="-4"/>
           <w:sz w:val="34"/>
-          <w:szCs w:val="34"/>
-        </w:rPr>
-        <w:t>๒</w:t>
-      </w:r>
-      <w:r>
-        <w:rPr>
-          <w:rFonts w:ascii="TH SarabunPSK" w:hAnsi="TH SarabunPSK" w:hint="cs" w:cs="TH SarabunPSK"/>
-          <w:color w:val="000000"/>
-          <w:spacing w:val="-4"/>
-          <w:sz w:val="34"/>
-          <w:szCs w:val="34"/>
-        </w:rPr>
-        <w:t xml:space="preserve"> </w:t>
-      </w:r>
-      <w:r>
-        <w:rPr>
-          <w:rFonts w:ascii="TH SarabunPSK" w:hAnsi="TH SarabunPSK" w:cs="TH SarabunPSK"/>
-          <w:color w:val="000000"/>
-          <w:spacing w:val="-4"/>
-          <w:sz w:val="34"/>
-          <w:szCs w:val="34"/>
-        </w:rPr>
-        <w:t>จะ</w:t>
-      </w:r>
-      <w:r>
-        <w:rPr>
-          <w:rFonts w:ascii="TH SarabunPSK" w:hAnsi="TH SarabunPSK" w:hint="cs" w:cs="TH SarabunPSK"/>
-          <w:color w:val="000000"/>
-          <w:spacing w:val="-4"/>
-          <w:sz w:val="34"/>
-          <w:szCs w:val="34"/>
-        </w:rPr>
-        <w:t>ไปยุ่งเหยิง</w:t>
-      </w:r>
-      <w:r>
-        <w:rPr>
-          <w:rFonts w:ascii="TH SarabunPSK" w:hAnsi="TH SarabunPSK" w:hint="cs" w:cs="TH SarabunPSK"/>
-          <w:color w:val="000000"/>
-          <w:sz w:val="34"/>
-          <w:szCs w:val="34"/>
-        </w:rPr>
+          <w:sz w:val="34"/>
+          <w:szCs w:val="34"/>
+        </w:rPr>
+        <w:t>๒ จะไปยุ่งเหยิง</w:t>
+      </w:r>
+      <w:r>
         <mc:AlternateContent>
           <mc:Choice Requires="wps">
             <w:drawing>
-              <wp:anchor distT="0" distB="0" distL="0" distR="0" simplePos="0" relativeHeight="39" behindDoc="0" locked="0" layoutInCell="1" allowOverlap="1">
+              <wp:anchor behindDoc="0" distT="0" distB="0" distL="0" distR="0" simplePos="0" locked="0" layoutInCell="1" allowOverlap="1" relativeHeight="39">
                 <wp:simplePos x="0" y="0"/>
                 <wp:positionH relativeFrom="column">
                   <wp:posOffset>291465</wp:posOffset>
@@ -3698,7 +3305,7 @@
                         <w:txbxContent>
                           <w:p>
                             <w:pPr>
-                              <w:pStyle w:val="FrameContentsuser"/>
+                              <w:pStyle w:val="FrameContents"/>
                               <w:rPr>
                                 <w:rFonts w:ascii="TH SarabunIT๙" w:hAnsi="TH SarabunIT๙" w:cs="TH SarabunIT๙"/>
                                 <w:sz w:val="34"/>
@@ -3708,6 +3315,7 @@
                             <w:r>
                               <w:rPr>
                                 <w:rFonts w:cs="TH SarabunIT๙" w:ascii="TH SarabunIT๙" w:hAnsi="TH SarabunIT๙"/>
+                                <w:color w:val="000000"/>
                                 <w:sz w:val="34"/>
                                 <w:szCs w:val="34"/>
                               </w:rPr>
@@ -3727,14 +3335,14 @@
           </mc:Choice>
           <mc:Fallback>
             <w:pict>
-              <v:rect id="shape_0" fillcolor="white" stroked="f" o:allowincell="f" style="position:absolute;margin-left:22.95pt;margin-top:12.1pt;width:128.4pt;height:31.1pt;mso-wrap-style:square;v-text-anchor:top">
-                <v:fill o:detectmouseclick="t" type="solid" color2="black" opacity="0"/>
+              <v:rect id="shape_0" ID="Frame17" path="m0,0l-2147483645,0l-2147483645,-2147483646l0,-2147483646xe" stroked="f" o:allowincell="f" style="position:absolute;margin-left:22.95pt;margin-top:12.1pt;width:128.4pt;height:31.1pt;mso-wrap-style:square;v-text-anchor:top">
+                <v:fill o:detectmouseclick="t" on="false"/>
                 <v:stroke color="#3465a4" joinstyle="round" endcap="flat"/>
                 <v:textbox>
                   <w:txbxContent>
                     <w:p>
                       <w:pPr>
-                        <w:pStyle w:val="FrameContentsuser"/>
+                        <w:pStyle w:val="FrameContents"/>
                         <w:rPr>
                           <w:rFonts w:ascii="TH SarabunIT๙" w:hAnsi="TH SarabunIT๙" w:cs="TH SarabunIT๙"/>
                           <w:sz w:val="34"/>
@@ -3744,6 +3352,7 @@
                       <w:r>
                         <w:rPr>
                           <w:rFonts w:cs="TH SarabunIT๙" w:ascii="TH SarabunIT๙" w:hAnsi="TH SarabunIT๙"/>
+                          <w:color w:val="000000"/>
                           <w:sz w:val="34"/>
                           <w:szCs w:val="34"/>
                         </w:rPr>
@@ -3760,8 +3369,9 @@
       </w:r>
       <w:r>
         <w:rPr>
-          <w:rFonts w:ascii="TH SarabunPSK" w:hAnsi="TH SarabunPSK" w:hint="cs" w:cs="TH SarabunPSK"/>
-          <w:color w:val="000000"/>
+          <w:rFonts w:ascii="TH SarabunPSK" w:hAnsi="TH SarabunPSK" w:cs="TH SarabunPSK"/>
+          <w:color w:val="000000"/>
+          <w:sz w:val="34"/>
           <w:sz w:val="34"/>
           <w:szCs w:val="34"/>
         </w:rPr>
@@ -3811,8 +3421,9 @@
       </w:r>
       <w:r>
         <w:rPr>
-          <w:rFonts w:ascii="TH SarabunPSK" w:hAnsi="TH SarabunPSK" w:hint="cs" w:cs="TH SarabunPSK"/>
-          <w:color w:val="000000"/>
+          <w:rFonts w:ascii="TH SarabunPSK" w:hAnsi="TH SarabunPSK" w:cs="TH SarabunPSK"/>
+          <w:color w:val="000000"/>
+          <w:sz w:val="34"/>
           <w:sz w:val="34"/>
           <w:szCs w:val="34"/>
         </w:rPr>
@@ -3832,21 +3443,16 @@
           <w:rFonts w:ascii="TH SarabunPSK" w:hAnsi="TH SarabunPSK" w:cs="TH SarabunPSK"/>
           <w:color w:val="000000"/>
           <w:sz w:val="34"/>
+          <w:sz w:val="34"/>
           <w:szCs w:val="34"/>
         </w:rPr>
         <w:t xml:space="preserve">๓ </w:t>
       </w:r>
       <w:r>
-        <w:rPr>
-          <w:rFonts w:ascii="TH SarabunPSK" w:hAnsi="TH SarabunPSK" w:hint="cs" w:cs="TH SarabunPSK"/>
-          <w:color w:val="000000"/>
-          <w:sz w:val="34"/>
-          <w:szCs w:val="34"/>
-        </w:rPr>
         <mc:AlternateContent>
           <mc:Choice Requires="wps">
             <w:drawing>
-              <wp:anchor distT="0" distB="0" distL="0" distR="0" simplePos="0" relativeHeight="41" behindDoc="0" locked="0" layoutInCell="1" allowOverlap="1">
+              <wp:anchor behindDoc="0" distT="0" distB="0" distL="0" distR="0" simplePos="0" locked="0" layoutInCell="1" allowOverlap="1" relativeHeight="41">
                 <wp:simplePos x="0" y="0"/>
                 <wp:positionH relativeFrom="column">
                   <wp:posOffset>-69215</wp:posOffset>
@@ -3885,7 +3491,7 @@
                         <w:txbxContent>
                           <w:p>
                             <w:pPr>
-                              <w:pStyle w:val="FrameContentsuser"/>
+                              <w:pStyle w:val="FrameContents"/>
                               <w:rPr>
                                 <w:rFonts w:ascii="TH SarabunIT๙" w:hAnsi="TH SarabunIT๙" w:cs="TH SarabunIT๙"/>
                                 <w:sz w:val="34"/>
@@ -3895,6 +3501,7 @@
                             <w:r>
                               <w:rPr>
                                 <w:rFonts w:cs="TH SarabunIT๙" w:ascii="TH SarabunIT๙" w:hAnsi="TH SarabunIT๙"/>
+                                <w:color w:val="000000"/>
                                 <w:sz w:val="34"/>
                                 <w:szCs w:val="34"/>
                               </w:rPr>
@@ -3914,14 +3521,14 @@
           </mc:Choice>
           <mc:Fallback>
             <w:pict>
-              <v:rect id="shape_0" fillcolor="white" stroked="f" o:allowincell="f" style="position:absolute;margin-left:-5.45pt;margin-top:11.45pt;width:128.4pt;height:31.1pt;mso-wrap-style:square;v-text-anchor:top">
-                <v:fill o:detectmouseclick="t" type="solid" color2="black" opacity="0"/>
+              <v:rect id="shape_0" ID="Frame18" path="m0,0l-2147483645,0l-2147483645,-2147483646l0,-2147483646xe" stroked="f" o:allowincell="f" style="position:absolute;margin-left:-5.45pt;margin-top:11.45pt;width:128.4pt;height:31.1pt;mso-wrap-style:square;v-text-anchor:top">
+                <v:fill o:detectmouseclick="t" on="false"/>
                 <v:stroke color="#3465a4" joinstyle="round" endcap="flat"/>
                 <v:textbox>
                   <w:txbxContent>
                     <w:p>
                       <w:pPr>
-                        <w:pStyle w:val="FrameContentsuser"/>
+                        <w:pStyle w:val="FrameContents"/>
                         <w:rPr>
                           <w:rFonts w:ascii="TH SarabunIT๙" w:hAnsi="TH SarabunIT๙" w:cs="TH SarabunIT๙"/>
                           <w:sz w:val="34"/>
@@ -3931,6 +3538,7 @@
                       <w:r>
                         <w:rPr>
                           <w:rFonts w:cs="TH SarabunIT๙" w:ascii="TH SarabunIT๙" w:hAnsi="TH SarabunIT๙"/>
+                          <w:color w:val="000000"/>
                           <w:sz w:val="34"/>
                           <w:szCs w:val="34"/>
                         </w:rPr>
@@ -3947,7 +3555,7 @@
         <mc:AlternateContent>
           <mc:Choice Requires="wps">
             <w:drawing>
-              <wp:anchor distT="0" distB="0" distL="0" distR="0" simplePos="0" relativeHeight="43" behindDoc="0" locked="0" layoutInCell="1" allowOverlap="1">
+              <wp:anchor behindDoc="0" distT="0" distB="0" distL="0" distR="0" simplePos="0" locked="0" layoutInCell="1" allowOverlap="1" relativeHeight="43">
                 <wp:simplePos x="0" y="0"/>
                 <wp:positionH relativeFrom="column">
                   <wp:posOffset>660400</wp:posOffset>
@@ -3986,7 +3594,7 @@
                         <w:txbxContent>
                           <w:p>
                             <w:pPr>
-                              <w:pStyle w:val="FrameContentsuser"/>
+                              <w:pStyle w:val="FrameContents"/>
                               <w:rPr>
                                 <w:rFonts w:ascii="TH SarabunIT๙" w:hAnsi="TH SarabunIT๙" w:cs="TH SarabunIT๙"/>
                                 <w:sz w:val="34"/>
@@ -3995,7 +3603,9 @@
                             </w:pPr>
                             <w:r>
                               <w:rPr>
-                                <w:rFonts w:ascii="TH SarabunIT๙" w:hAnsi="TH SarabunIT๙" w:hint="cs" w:cs="TH SarabunIT๙"/>
+                                <w:rFonts w:ascii="TH SarabunIT๙" w:hAnsi="TH SarabunIT๙" w:cs="TH SarabunIT๙"/>
+                                <w:color w:val="000000"/>
+                                <w:sz w:val="34"/>
                                 <w:sz w:val="34"/>
                                 <w:szCs w:val="34"/>
                               </w:rPr>
@@ -4015,14 +3625,14 @@
           </mc:Choice>
           <mc:Fallback>
             <w:pict>
-              <v:rect id="shape_0" fillcolor="white" stroked="f" o:allowincell="f" style="position:absolute;margin-left:52pt;margin-top:12.85pt;width:128.4pt;height:31.1pt;mso-wrap-style:square;v-text-anchor:top">
-                <v:fill o:detectmouseclick="t" type="solid" color2="black" opacity="0"/>
+              <v:rect id="shape_0" ID="Frame19" path="m0,0l-2147483645,0l-2147483645,-2147483646l0,-2147483646xe" stroked="f" o:allowincell="f" style="position:absolute;margin-left:52pt;margin-top:12.85pt;width:128.4pt;height:31.1pt;mso-wrap-style:square;v-text-anchor:top">
+                <v:fill o:detectmouseclick="t" on="false"/>
                 <v:stroke color="#3465a4" joinstyle="round" endcap="flat"/>
                 <v:textbox>
                   <w:txbxContent>
                     <w:p>
                       <w:pPr>
-                        <w:pStyle w:val="FrameContentsuser"/>
+                        <w:pStyle w:val="FrameContents"/>
                         <w:rPr>
                           <w:rFonts w:ascii="TH SarabunIT๙" w:hAnsi="TH SarabunIT๙" w:cs="TH SarabunIT๙"/>
                           <w:sz w:val="34"/>
@@ -4031,7 +3641,9 @@
                       </w:pPr>
                       <w:r>
                         <w:rPr>
-                          <w:rFonts w:ascii="TH SarabunIT๙" w:hAnsi="TH SarabunIT๙" w:hint="cs" w:cs="TH SarabunIT๙"/>
+                          <w:rFonts w:ascii="TH SarabunIT๙" w:hAnsi="TH SarabunIT๙" w:cs="TH SarabunIT๙"/>
+                          <w:color w:val="000000"/>
+                          <w:sz w:val="34"/>
                           <w:sz w:val="34"/>
                           <w:szCs w:val="34"/>
                         </w:rPr>
@@ -4048,8 +3660,9 @@
       </w:r>
       <w:r>
         <w:rPr>
-          <w:rFonts w:ascii="TH SarabunPSK" w:hAnsi="TH SarabunPSK" w:hint="cs" w:cs="TH SarabunPSK"/>
-          <w:color w:val="000000"/>
+          <w:rFonts w:ascii="TH SarabunPSK" w:hAnsi="TH SarabunPSK" w:cs="TH SarabunPSK"/>
+          <w:color w:val="000000"/>
+          <w:sz w:val="34"/>
           <w:sz w:val="34"/>
           <w:szCs w:val="34"/>
         </w:rPr>
@@ -4094,13 +3707,14 @@
           <w:rFonts w:ascii="TH SarabunPSK" w:hAnsi="TH SarabunPSK" w:cs="TH SarabunPSK"/>
           <w:color w:val="000000"/>
           <w:sz w:val="34"/>
+          <w:sz w:val="34"/>
           <w:szCs w:val="34"/>
         </w:rPr>
         <w:t>๓</w:t>
       </w:r>
       <w:r>
         <w:rPr>
-          <w:rFonts w:cs="TH SarabunPSK" w:hint="cs" w:ascii="TH SarabunPSK" w:hAnsi="TH SarabunPSK"/>
+          <w:rFonts w:cs="TH SarabunPSK" w:ascii="TH SarabunPSK" w:hAnsi="TH SarabunPSK"/>
           <w:color w:val="000000"/>
           <w:sz w:val="34"/>
           <w:szCs w:val="34"/>
@@ -4109,24 +3723,19 @@
       </w:r>
       <w:r>
         <w:rPr>
-          <w:rFonts w:ascii="TH SarabunPSK" w:hAnsi="TH SarabunPSK" w:hint="cs" w:cs="TH SarabunPSK"/>
-          <w:color w:val="000000"/>
+          <w:rFonts w:ascii="TH SarabunPSK" w:hAnsi="TH SarabunPSK" w:cs="TH SarabunPSK"/>
+          <w:color w:val="000000"/>
+          <w:sz w:val="34"/>
           <w:sz w:val="34"/>
           <w:szCs w:val="34"/>
         </w:rPr>
         <w:t>อื่นๆ</w:t>
       </w:r>
       <w:r>
-        <w:rPr>
-          <w:rFonts w:cs="TH SarabunPSK" w:hint="cs" w:ascii="TH SarabunPSK" w:hAnsi="TH SarabunPSK"/>
-          <w:color w:val="000000"/>
-          <w:sz w:val="34"/>
-          <w:szCs w:val="34"/>
-        </w:rPr>
         <mc:AlternateContent>
           <mc:Choice Requires="wps">
             <w:drawing>
-              <wp:anchor distT="0" distB="0" distL="0" distR="0" simplePos="0" relativeHeight="29" behindDoc="0" locked="0" layoutInCell="1" allowOverlap="1">
+              <wp:anchor behindDoc="0" distT="0" distB="0" distL="0" distR="0" simplePos="0" locked="0" layoutInCell="1" allowOverlap="1" relativeHeight="29">
                 <wp:simplePos x="0" y="0"/>
                 <wp:positionH relativeFrom="column">
                   <wp:posOffset>2306955</wp:posOffset>
@@ -4165,7 +3774,7 @@
                         <w:txbxContent>
                           <w:p>
                             <w:pPr>
-                              <w:pStyle w:val="FrameContentsuser"/>
+                              <w:pStyle w:val="FrameContents"/>
                               <w:rPr>
                                 <w:rFonts w:ascii="TH SarabunIT๙" w:hAnsi="TH SarabunIT๙" w:cs="TH SarabunIT๙"/>
                               </w:rPr>
@@ -4173,6 +3782,7 @@
                             <w:r>
                               <w:rPr>
                                 <w:rFonts w:cs="TH SarabunIT๙" w:ascii="TH SarabunIT๙" w:hAnsi="TH SarabunIT๙"/>
+                                <w:color w:val="000000"/>
                               </w:rPr>
                               <w:t>{{ acc_full_name }}</w:t>
                             </w:r>
@@ -4190,14 +3800,14 @@
           </mc:Choice>
           <mc:Fallback>
             <w:pict>
-              <v:rect id="shape_0" fillcolor="white" stroked="f" o:allowincell="f" style="position:absolute;margin-left:181.65pt;margin-top:13.3pt;width:128.4pt;height:31.1pt;mso-wrap-style:square;v-text-anchor:top">
-                <v:fill o:detectmouseclick="t" type="solid" color2="black" opacity="0"/>
+              <v:rect id="shape_0" ID="Frame20" path="m0,0l-2147483645,0l-2147483645,-2147483646l0,-2147483646xe" stroked="f" o:allowincell="f" style="position:absolute;margin-left:181.65pt;margin-top:13.3pt;width:128.4pt;height:31.1pt;mso-wrap-style:square;v-text-anchor:top">
+                <v:fill o:detectmouseclick="t" on="false"/>
                 <v:stroke color="#3465a4" joinstyle="round" endcap="flat"/>
                 <v:textbox>
                   <w:txbxContent>
                     <w:p>
                       <w:pPr>
-                        <w:pStyle w:val="FrameContentsuser"/>
+                        <w:pStyle w:val="FrameContents"/>
                         <w:rPr>
                           <w:rFonts w:ascii="TH SarabunIT๙" w:hAnsi="TH SarabunIT๙" w:cs="TH SarabunIT๙"/>
                         </w:rPr>
@@ -4205,6 +3815,7 @@
                       <w:r>
                         <w:rPr>
                           <w:rFonts w:cs="TH SarabunIT๙" w:ascii="TH SarabunIT๙" w:hAnsi="TH SarabunIT๙"/>
+                          <w:color w:val="000000"/>
                         </w:rPr>
                         <w:t>{{ acc_full_name }}</w:t>
                       </w:r>
@@ -4219,7 +3830,7 @@
       </w:r>
       <w:r>
         <w:rPr>
-          <w:rFonts w:cs="TH SarabunPSK" w:hint="cs" w:ascii="TH SarabunPSK" w:hAnsi="TH SarabunPSK"/>
+          <w:rFonts w:cs="TH SarabunPSK" w:ascii="TH SarabunPSK" w:hAnsi="TH SarabunPSK"/>
           <w:color w:val="000000"/>
           <w:sz w:val="34"/>
           <w:szCs w:val="34"/>
@@ -4264,6 +3875,7 @@
           <w:rFonts w:ascii="TH SarabunPSK" w:hAnsi="TH SarabunPSK" w:cs="TH SarabunPSK"/>
           <w:color w:val="000000"/>
           <w:sz w:val="34"/>
+          <w:sz w:val="34"/>
           <w:szCs w:val="34"/>
         </w:rPr>
         <w:t>เพราะฉะนั้นให้ท่านจับตัว</w:t>
@@ -4275,82 +3887,13 @@
           <w:sz w:val="34"/>
           <w:szCs w:val="34"/>
         </w:rPr>
-        <w:t>*......................</w:t>
-      </w:r>
-      <w:r>
-        <w:rPr>
-          <w:rFonts w:cs="TH SarabunPSK" w:hint="cs" w:ascii="TH SarabunPSK" w:hAnsi="TH SarabunPSK"/>
-          <w:color w:val="000000"/>
-          <w:sz w:val="34"/>
-          <w:szCs w:val="34"/>
-        </w:rPr>
-        <w:t>.</w:t>
-      </w:r>
-      <w:r>
-        <w:rPr>
-          <w:rFonts w:cs="TH SarabunPSK" w:ascii="TH SarabunPSK" w:hAnsi="TH SarabunPSK"/>
-          <w:color w:val="000000"/>
-          <w:sz w:val="34"/>
-          <w:szCs w:val="34"/>
-        </w:rPr>
-        <w:t>.....</w:t>
-      </w:r>
-      <w:r>
-        <w:rPr>
-          <w:rFonts w:cs="TH SarabunPSK" w:hint="cs" w:ascii="TH SarabunPSK" w:hAnsi="TH SarabunPSK"/>
-          <w:color w:val="000000"/>
-          <w:sz w:val="34"/>
-          <w:szCs w:val="34"/>
-        </w:rPr>
-        <w:t>.......</w:t>
-      </w:r>
-      <w:r>
-        <w:rPr>
-          <w:rFonts w:cs="TH SarabunPSK" w:ascii="TH SarabunPSK" w:hAnsi="TH SarabunPSK"/>
-          <w:color w:val="000000"/>
-          <w:sz w:val="34"/>
-          <w:szCs w:val="34"/>
-        </w:rPr>
-        <w:t>................</w:t>
-      </w:r>
-      <w:r>
-        <w:rPr>
-          <w:rFonts w:cs="TH SarabunPSK" w:hint="cs" w:ascii="TH SarabunPSK" w:hAnsi="TH SarabunPSK"/>
-          <w:color w:val="000000"/>
-          <w:sz w:val="34"/>
-          <w:szCs w:val="34"/>
-        </w:rPr>
-        <w:t>....</w:t>
-      </w:r>
-      <w:r>
-        <w:rPr>
-          <w:rFonts w:cs="TH SarabunPSK" w:ascii="TH SarabunPSK" w:hAnsi="TH SarabunPSK"/>
-          <w:color w:val="000000"/>
-          <w:sz w:val="34"/>
-          <w:szCs w:val="34"/>
-        </w:rPr>
-        <w:t>...........</w:t>
-      </w:r>
-      <w:r>
-        <w:rPr>
-          <w:rFonts w:cs="TH SarabunPSK" w:hint="cs" w:ascii="TH SarabunPSK" w:hAnsi="TH SarabunPSK"/>
-          <w:color w:val="000000"/>
-          <w:sz w:val="34"/>
-          <w:szCs w:val="34"/>
-        </w:rPr>
-        <w:t>.</w:t>
-      </w:r>
-      <w:r>
-        <w:rPr>
-          <w:rFonts w:cs="TH SarabunPSK" w:ascii="TH SarabunPSK" w:hAnsi="TH SarabunPSK"/>
-          <w:color w:val="000000"/>
-          <w:sz w:val="34"/>
-          <w:szCs w:val="34"/>
-        </w:rPr>
+        <w:t>*...................................................................</w:t>
+      </w:r>
+      <w:r>
         <mc:AlternateContent>
           <mc:Choice Requires="wps">
             <w:drawing>
-              <wp:anchor distT="0" distB="0" distL="0" distR="0" simplePos="0" relativeHeight="45" behindDoc="0" locked="0" layoutInCell="1" allowOverlap="1">
+              <wp:anchor behindDoc="0" distT="0" distB="0" distL="0" distR="0" simplePos="0" locked="0" layoutInCell="1" allowOverlap="1" relativeHeight="45">
                 <wp:simplePos x="0" y="0"/>
                 <wp:positionH relativeFrom="column">
                   <wp:posOffset>1330325</wp:posOffset>
@@ -4389,7 +3932,7 @@
                         <w:txbxContent>
                           <w:p>
                             <w:pPr>
-                              <w:pStyle w:val="FrameContentsuser"/>
+                              <w:pStyle w:val="FrameContents"/>
                               <w:rPr>
                                 <w:rFonts w:ascii="TH SarabunIT๙" w:hAnsi="TH SarabunIT๙" w:cs="TH SarabunIT๙"/>
                               </w:rPr>
@@ -4397,6 +3940,7 @@
                             <w:r>
                               <w:rPr>
                                 <w:rFonts w:cs="TH SarabunIT๙" w:ascii="TH SarabunIT๙" w:hAnsi="TH SarabunIT๙"/>
+                                <w:color w:val="000000"/>
                               </w:rPr>
                               <w:t>{{th_id_1}}</w:t>
                             </w:r>
@@ -4414,14 +3958,14 @@
           </mc:Choice>
           <mc:Fallback>
             <w:pict>
-              <v:rect id="shape_0" fillcolor="white" stroked="f" o:allowincell="f" style="position:absolute;margin-left:104.75pt;margin-top:13.65pt;width:18.15pt;height:31.1pt;mso-wrap-style:square;v-text-anchor:top">
-                <v:fill o:detectmouseclick="t" type="solid" color2="black" opacity="0"/>
+              <v:rect id="shape_0" ID="Frame26" path="m0,0l-2147483645,0l-2147483645,-2147483646l0,-2147483646xe" stroked="f" o:allowincell="f" style="position:absolute;margin-left:104.75pt;margin-top:13.65pt;width:18.15pt;height:31.1pt;mso-wrap-style:square;v-text-anchor:top">
+                <v:fill o:detectmouseclick="t" on="false"/>
                 <v:stroke color="#3465a4" joinstyle="round" endcap="flat"/>
                 <v:textbox>
                   <w:txbxContent>
                     <w:p>
                       <w:pPr>
-                        <w:pStyle w:val="FrameContentsuser"/>
+                        <w:pStyle w:val="FrameContents"/>
                         <w:rPr>
                           <w:rFonts w:ascii="TH SarabunIT๙" w:hAnsi="TH SarabunIT๙" w:cs="TH SarabunIT๙"/>
                         </w:rPr>
@@ -4429,6 +3973,7 @@
                       <w:r>
                         <w:rPr>
                           <w:rFonts w:cs="TH SarabunIT๙" w:ascii="TH SarabunIT๙" w:hAnsi="TH SarabunIT๙"/>
+                          <w:color w:val="000000"/>
                         </w:rPr>
                         <w:t>{{th_id_1}}</w:t>
                       </w:r>
@@ -4443,7 +3988,7 @@
         <mc:AlternateContent>
           <mc:Choice Requires="wps">
             <w:drawing>
-              <wp:anchor distT="0" distB="0" distL="0" distR="0" simplePos="0" relativeHeight="47" behindDoc="0" locked="0" layoutInCell="1" allowOverlap="1">
+              <wp:anchor behindDoc="0" distT="0" distB="0" distL="0" distR="0" simplePos="0" locked="0" layoutInCell="1" allowOverlap="1" relativeHeight="47">
                 <wp:simplePos x="0" y="0"/>
                 <wp:positionH relativeFrom="column">
                   <wp:posOffset>1554480</wp:posOffset>
@@ -4482,7 +4027,7 @@
                         <w:txbxContent>
                           <w:p>
                             <w:pPr>
-                              <w:pStyle w:val="FrameContentsuser"/>
+                              <w:pStyle w:val="FrameContents"/>
                               <w:rPr>
                                 <w:rFonts w:ascii="TH SarabunIT๙" w:hAnsi="TH SarabunIT๙" w:cs="TH SarabunIT๙"/>
                                 <w:spacing w:val="160"/>
@@ -4491,6 +4036,7 @@
                             <w:r>
                               <w:rPr>
                                 <w:rFonts w:cs="TH SarabunIT๙" w:ascii="TH SarabunIT๙" w:hAnsi="TH SarabunIT๙"/>
+                                <w:color w:val="000000"/>
                                 <w:spacing w:val="160"/>
                               </w:rPr>
                               <w:t>{{th_id_2_5}}</w:t>
@@ -4509,14 +4055,14 @@
           </mc:Choice>
           <mc:Fallback>
             <w:pict>
-              <v:rect id="shape_0" fillcolor="white" stroked="f" o:allowincell="f" style="position:absolute;margin-left:122.4pt;margin-top:13.7pt;width:77.6pt;height:31.1pt;mso-wrap-style:square;v-text-anchor:top">
-                <v:fill o:detectmouseclick="t" type="solid" color2="black" opacity="0"/>
+              <v:rect id="shape_0" ID="Frame25" path="m0,0l-2147483645,0l-2147483645,-2147483646l0,-2147483646xe" stroked="f" o:allowincell="f" style="position:absolute;margin-left:122.4pt;margin-top:13.7pt;width:77.6pt;height:31.1pt;mso-wrap-style:square;v-text-anchor:top">
+                <v:fill o:detectmouseclick="t" on="false"/>
                 <v:stroke color="#3465a4" joinstyle="round" endcap="flat"/>
                 <v:textbox>
                   <w:txbxContent>
                     <w:p>
                       <w:pPr>
-                        <w:pStyle w:val="FrameContentsuser"/>
+                        <w:pStyle w:val="FrameContents"/>
                         <w:rPr>
                           <w:rFonts w:ascii="TH SarabunIT๙" w:hAnsi="TH SarabunIT๙" w:cs="TH SarabunIT๙"/>
                           <w:spacing w:val="160"/>
@@ -4525,6 +4071,7 @@
                       <w:r>
                         <w:rPr>
                           <w:rFonts w:cs="TH SarabunIT๙" w:ascii="TH SarabunIT๙" w:hAnsi="TH SarabunIT๙"/>
+                          <w:color w:val="000000"/>
                           <w:spacing w:val="160"/>
                         </w:rPr>
                         <w:t>{{th_id_2_5}}</w:t>
@@ -4540,7 +4087,7 @@
         <mc:AlternateContent>
           <mc:Choice Requires="wps">
             <w:drawing>
-              <wp:anchor distT="0" distB="0" distL="0" distR="0" simplePos="0" relativeHeight="49" behindDoc="0" locked="0" layoutInCell="1" allowOverlap="1">
+              <wp:anchor behindDoc="0" distT="0" distB="0" distL="0" distR="0" simplePos="0" locked="0" layoutInCell="1" allowOverlap="1" relativeHeight="49">
                 <wp:simplePos x="0" y="0"/>
                 <wp:positionH relativeFrom="column">
                   <wp:posOffset>2376805</wp:posOffset>
@@ -4579,7 +4126,7 @@
                         <w:txbxContent>
                           <w:p>
                             <w:pPr>
-                              <w:pStyle w:val="FrameContentsuser"/>
+                              <w:pStyle w:val="FrameContents"/>
                               <w:rPr>
                                 <w:rFonts w:ascii="TH SarabunIT๙" w:hAnsi="TH SarabunIT๙" w:cs="TH SarabunIT๙"/>
                                 <w:spacing w:val="160"/>
@@ -4588,6 +4135,7 @@
                             <w:r>
                               <w:rPr>
                                 <w:rFonts w:cs="TH SarabunIT๙" w:ascii="TH SarabunIT๙" w:hAnsi="TH SarabunIT๙"/>
+                                <w:color w:val="000000"/>
                                 <w:spacing w:val="160"/>
                               </w:rPr>
                               <w:t>{{th_id_6_10}}</w:t>
@@ -4606,14 +4154,14 @@
           </mc:Choice>
           <mc:Fallback>
             <w:pict>
-              <v:rect id="shape_0" fillcolor="white" stroked="f" o:allowincell="f" style="position:absolute;margin-left:187.15pt;margin-top:13.8pt;width:104.45pt;height:31.1pt;mso-wrap-style:square;v-text-anchor:top">
-                <v:fill o:detectmouseclick="t" type="solid" color2="black" opacity="0"/>
+              <v:rect id="shape_0" ID="Frame24" path="m0,0l-2147483645,0l-2147483645,-2147483646l0,-2147483646xe" stroked="f" o:allowincell="f" style="position:absolute;margin-left:187.15pt;margin-top:13.8pt;width:104.45pt;height:31.1pt;mso-wrap-style:square;v-text-anchor:top">
+                <v:fill o:detectmouseclick="t" on="false"/>
                 <v:stroke color="#3465a4" joinstyle="round" endcap="flat"/>
                 <v:textbox>
                   <w:txbxContent>
                     <w:p>
                       <w:pPr>
-                        <w:pStyle w:val="FrameContentsuser"/>
+                        <w:pStyle w:val="FrameContents"/>
                         <w:rPr>
                           <w:rFonts w:ascii="TH SarabunIT๙" w:hAnsi="TH SarabunIT๙" w:cs="TH SarabunIT๙"/>
                           <w:spacing w:val="160"/>
@@ -4622,6 +4170,7 @@
                       <w:r>
                         <w:rPr>
                           <w:rFonts w:cs="TH SarabunIT๙" w:ascii="TH SarabunIT๙" w:hAnsi="TH SarabunIT๙"/>
+                          <w:color w:val="000000"/>
                           <w:spacing w:val="160"/>
                         </w:rPr>
                         <w:t>{{th_id_6_10}}</w:t>
@@ -4637,7 +4186,7 @@
         <mc:AlternateContent>
           <mc:Choice Requires="wps">
             <w:drawing>
-              <wp:anchor distT="0" distB="0" distL="0" distR="0" simplePos="0" relativeHeight="51" behindDoc="0" locked="0" layoutInCell="1" allowOverlap="1">
+              <wp:anchor behindDoc="0" distT="0" distB="0" distL="0" distR="0" simplePos="0" locked="0" layoutInCell="1" allowOverlap="1" relativeHeight="51">
                 <wp:simplePos x="0" y="0"/>
                 <wp:positionH relativeFrom="column">
                   <wp:posOffset>3388995</wp:posOffset>
@@ -4676,7 +4225,7 @@
                         <w:txbxContent>
                           <w:p>
                             <w:pPr>
-                              <w:pStyle w:val="FrameContentsuser"/>
+                              <w:pStyle w:val="FrameContents"/>
                               <w:rPr>
                                 <w:rFonts w:ascii="TH SarabunIT๙" w:hAnsi="TH SarabunIT๙" w:cs="TH SarabunIT๙"/>
                                 <w:spacing w:val="160"/>
@@ -4685,6 +4234,7 @@
                             <w:r>
                               <w:rPr>
                                 <w:rFonts w:cs="TH SarabunIT๙" w:ascii="TH SarabunIT๙" w:hAnsi="TH SarabunIT๙"/>
+                                <w:color w:val="000000"/>
                                 <w:spacing w:val="160"/>
                               </w:rPr>
                               <w:t>{{th_id_11_12}}</w:t>
@@ -4703,14 +4253,14 @@
           </mc:Choice>
           <mc:Fallback>
             <w:pict>
-              <v:rect id="shape_0" fillcolor="white" stroked="f" o:allowincell="f" style="position:absolute;margin-left:266.85pt;margin-top:13.8pt;width:46.95pt;height:31.1pt;mso-wrap-style:square;v-text-anchor:top">
-                <v:fill o:detectmouseclick="t" type="solid" color2="black" opacity="0"/>
+              <v:rect id="shape_0" ID="Frame23" path="m0,0l-2147483645,0l-2147483645,-2147483646l0,-2147483646xe" stroked="f" o:allowincell="f" style="position:absolute;margin-left:266.85pt;margin-top:13.8pt;width:46.95pt;height:31.1pt;mso-wrap-style:square;v-text-anchor:top">
+                <v:fill o:detectmouseclick="t" on="false"/>
                 <v:stroke color="#3465a4" joinstyle="round" endcap="flat"/>
                 <v:textbox>
                   <w:txbxContent>
                     <w:p>
                       <w:pPr>
-                        <w:pStyle w:val="FrameContentsuser"/>
+                        <w:pStyle w:val="FrameContents"/>
                         <w:rPr>
                           <w:rFonts w:ascii="TH SarabunIT๙" w:hAnsi="TH SarabunIT๙" w:cs="TH SarabunIT๙"/>
                           <w:spacing w:val="160"/>
@@ -4719,6 +4269,7 @@
                       <w:r>
                         <w:rPr>
                           <w:rFonts w:cs="TH SarabunIT๙" w:ascii="TH SarabunIT๙" w:hAnsi="TH SarabunIT๙"/>
+                          <w:color w:val="000000"/>
                           <w:spacing w:val="160"/>
                         </w:rPr>
                         <w:t>{{th_id_11_12}}</w:t>
@@ -4734,7 +4285,7 @@
         <mc:AlternateContent>
           <mc:Choice Requires="wps">
             <w:drawing>
-              <wp:anchor distT="0" distB="0" distL="0" distR="0" simplePos="0" relativeHeight="53" behindDoc="0" locked="0" layoutInCell="1" allowOverlap="1">
+              <wp:anchor behindDoc="0" distT="0" distB="0" distL="0" distR="0" simplePos="0" locked="0" layoutInCell="1" allowOverlap="1" relativeHeight="53">
                 <wp:simplePos x="0" y="0"/>
                 <wp:positionH relativeFrom="column">
                   <wp:posOffset>3822065</wp:posOffset>
@@ -4773,7 +4324,7 @@
                         <w:txbxContent>
                           <w:p>
                             <w:pPr>
-                              <w:pStyle w:val="FrameContentsuser"/>
+                              <w:pStyle w:val="FrameContents"/>
                               <w:rPr>
                                 <w:rFonts w:ascii="TH SarabunIT๙" w:hAnsi="TH SarabunIT๙" w:cs="TH SarabunIT๙"/>
                               </w:rPr>
@@ -4781,6 +4332,7 @@
                             <w:r>
                               <w:rPr>
                                 <w:rFonts w:cs="TH SarabunIT๙" w:ascii="TH SarabunIT๙" w:hAnsi="TH SarabunIT๙"/>
+                                <w:color w:val="000000"/>
                               </w:rPr>
                               <w:t>{{th_id_13}}</w:t>
                             </w:r>
@@ -4798,14 +4350,14 @@
           </mc:Choice>
           <mc:Fallback>
             <w:pict>
-              <v:rect id="shape_0" fillcolor="white" stroked="f" o:allowincell="f" style="position:absolute;margin-left:300.95pt;margin-top:13.05pt;width:18.15pt;height:31.1pt;mso-wrap-style:square;v-text-anchor:top">
-                <v:fill o:detectmouseclick="t" type="solid" color2="black" opacity="0"/>
+              <v:rect id="shape_0" ID="Frame22" path="m0,0l-2147483645,0l-2147483645,-2147483646l0,-2147483646xe" stroked="f" o:allowincell="f" style="position:absolute;margin-left:300.95pt;margin-top:13.05pt;width:18.15pt;height:31.1pt;mso-wrap-style:square;v-text-anchor:top">
+                <v:fill o:detectmouseclick="t" on="false"/>
                 <v:stroke color="#3465a4" joinstyle="round" endcap="flat"/>
                 <v:textbox>
                   <w:txbxContent>
                     <w:p>
                       <w:pPr>
-                        <w:pStyle w:val="FrameContentsuser"/>
+                        <w:pStyle w:val="FrameContents"/>
                         <w:rPr>
                           <w:rFonts w:ascii="TH SarabunIT๙" w:hAnsi="TH SarabunIT๙" w:cs="TH SarabunIT๙"/>
                         </w:rPr>
@@ -4813,6 +4365,7 @@
                       <w:r>
                         <w:rPr>
                           <w:rFonts w:cs="TH SarabunIT๙" w:ascii="TH SarabunIT๙" w:hAnsi="TH SarabunIT๙"/>
+                          <w:color w:val="000000"/>
                         </w:rPr>
                         <w:t>{{th_id_13}}</w:t>
                       </w:r>
@@ -4827,7 +4380,7 @@
         <mc:AlternateContent>
           <mc:Choice Requires="wps">
             <w:drawing>
-              <wp:anchor distT="0" distB="0" distL="0" distR="0" simplePos="0" relativeHeight="55" behindDoc="0" locked="0" layoutInCell="1" allowOverlap="1">
+              <wp:anchor behindDoc="0" distT="0" distB="0" distL="0" distR="0" simplePos="0" locked="0" layoutInCell="1" allowOverlap="1" relativeHeight="55">
                 <wp:simplePos x="0" y="0"/>
                 <wp:positionH relativeFrom="column">
                   <wp:posOffset>4460240</wp:posOffset>
@@ -4866,13 +4419,16 @@
                         <w:txbxContent>
                           <w:p>
                             <w:pPr>
-                              <w:pStyle w:val="FrameContentsuser"/>
+                              <w:pStyle w:val="FrameContents"/>
                               <w:jc w:val="center"/>
-                              <w:rPr/>
+                              <w:rPr>
+                                <w:color w:val="000000"/>
+                              </w:rPr>
                             </w:pPr>
                             <w:r>
                               <w:rPr>
                                 <w:rFonts w:cs="TH SarabunIT๙" w:ascii="TH SarabunIT๙" w:hAnsi="TH SarabunIT๙"/>
+                                <w:color w:val="000000"/>
                               </w:rPr>
                               <w:t>{{ acc_origin }}</w:t>
                             </w:r>
@@ -4890,20 +4446,23 @@
           </mc:Choice>
           <mc:Fallback>
             <w:pict>
-              <v:rect id="shape_0" fillcolor="white" stroked="f" o:allowincell="f" style="position:absolute;margin-left:351.2pt;margin-top:13.2pt;width:128.7pt;height:31.1pt;mso-wrap-style:square;v-text-anchor:top">
-                <v:fill o:detectmouseclick="t" type="solid" color2="black" opacity="0"/>
+              <v:rect id="shape_0" ID="Frame21" path="m0,0l-2147483645,0l-2147483645,-2147483646l0,-2147483646xe" stroked="f" o:allowincell="f" style="position:absolute;margin-left:351.2pt;margin-top:13.2pt;width:128.7pt;height:31.1pt;mso-wrap-style:square;v-text-anchor:top">
+                <v:fill o:detectmouseclick="t" on="false"/>
                 <v:stroke color="#3465a4" joinstyle="round" endcap="flat"/>
                 <v:textbox>
                   <w:txbxContent>
                     <w:p>
                       <w:pPr>
-                        <w:pStyle w:val="FrameContentsuser"/>
+                        <w:pStyle w:val="FrameContents"/>
                         <w:jc w:val="center"/>
-                        <w:rPr/>
+                        <w:rPr>
+                          <w:color w:val="000000"/>
+                        </w:rPr>
                       </w:pPr>
                       <w:r>
                         <w:rPr>
                           <w:rFonts w:cs="TH SarabunIT๙" w:ascii="TH SarabunIT๙" w:hAnsi="TH SarabunIT๙"/>
+                          <w:color w:val="000000"/>
                         </w:rPr>
                         <w:t>{{ acc_origin }}</w:t>
                       </w:r>
@@ -4941,6 +4500,7 @@
           <w:rFonts w:ascii="TH SarabunPSK" w:hAnsi="TH SarabunPSK" w:cs="TH SarabunPSK"/>
           <w:color w:val="000000"/>
           <w:sz w:val="34"/>
+          <w:sz w:val="34"/>
           <w:szCs w:val="34"/>
         </w:rPr>
         <w:t xml:space="preserve">เลขประจำตัวประชาชน </w:t>
@@ -4948,7 +4508,11 @@
       <w:r>
         <w:rPr>
           <w:rFonts w:ascii="Wingdings 2" w:hAnsi="Wingdings 2" w:eastAsia="Wingdings 2" w:cs="Wingdings 2"/>
-          <w:color w:val="000000"/>
+          <w:b w:val="false"/>
+          <w:b w:val="false"/>
+          <w:bCs w:val="false"/>
+          <w:color w:val="000000"/>
+          <w:sz w:val="34"/>
           <w:sz w:val="34"/>
           <w:szCs w:val="34"/>
         </w:rPr>
@@ -4956,7 +4520,9 @@
       </w:r>
       <w:r>
         <w:rPr>
-          <w:rFonts w:cs="TH SarabunPSK" w:ascii="TH SarabunPSK" w:hAnsi="TH SarabunPSK"/>
+          <w:rFonts w:eastAsia="Wingdings 2" w:cs="Wingdings 2" w:ascii="TH SarabunPSK" w:hAnsi="TH SarabunPSK"/>
+          <w:b w:val="false"/>
+          <w:bCs w:val="false"/>
           <w:color w:val="000000"/>
           <w:sz w:val="34"/>
           <w:szCs w:val="34"/>
@@ -4966,6 +4532,8 @@
       <w:r>
         <w:rPr>
           <w:rFonts w:eastAsia="Wingdings 2" w:cs="Wingdings 2" w:ascii="Wingdings 2" w:hAnsi="Wingdings 2"/>
+          <w:b w:val="false"/>
+          <w:bCs w:val="false"/>
           <w:color w:val="000000"/>
           <w:sz w:val="34"/>
           <w:szCs w:val="34"/>
@@ -4977,7 +4545,9 @@
       </w:r>
       <w:r>
         <w:rPr>
-          <w:rFonts w:cs="TH SarabunPSK" w:ascii="TH SarabunPSK" w:hAnsi="TH SarabunPSK"/>
+          <w:rFonts w:cs="Wingdings 2" w:ascii="TH SarabunPSK" w:hAnsi="TH SarabunPSK"/>
+          <w:b w:val="false"/>
+          <w:bCs w:val="false"/>
           <w:color w:val="000000"/>
           <w:sz w:val="34"/>
           <w:szCs w:val="34"/>
@@ -4987,6 +4557,8 @@
       <w:r>
         <w:rPr>
           <w:rFonts w:eastAsia="Wingdings 2" w:cs="Wingdings 2" w:ascii="Wingdings 2" w:hAnsi="Wingdings 2"/>
+          <w:b w:val="false"/>
+          <w:bCs w:val="false"/>
           <w:color w:val="000000"/>
           <w:sz w:val="34"/>
           <w:szCs w:val="34"/>
@@ -4999,7 +4571,9 @@
       </w:r>
       <w:r>
         <w:rPr>
-          <w:rFonts w:cs="TH SarabunPSK" w:ascii="TH SarabunPSK" w:hAnsi="TH SarabunPSK"/>
+          <w:rFonts w:cs="Wingdings 2" w:ascii="TH SarabunPSK" w:hAnsi="TH SarabunPSK"/>
+          <w:b w:val="false"/>
+          <w:bCs w:val="false"/>
           <w:color w:val="000000"/>
           <w:sz w:val="34"/>
           <w:szCs w:val="34"/>
@@ -5009,6 +4583,8 @@
       <w:r>
         <w:rPr>
           <w:rFonts w:eastAsia="Wingdings 2" w:cs="Wingdings 2" w:ascii="Wingdings 2" w:hAnsi="Wingdings 2"/>
+          <w:b w:val="false"/>
+          <w:bCs w:val="false"/>
           <w:color w:val="000000"/>
           <w:sz w:val="34"/>
           <w:szCs w:val="34"/>
@@ -5018,87 +4594,61 @@
       </w:r>
       <w:r>
         <w:rPr>
+          <w:rFonts w:cs="Wingdings 2" w:ascii="TH SarabunPSK" w:hAnsi="TH SarabunPSK"/>
+          <w:b w:val="false"/>
+          <w:bCs w:val="false"/>
+          <w:color w:val="000000"/>
+          <w:sz w:val="34"/>
+          <w:szCs w:val="34"/>
+        </w:rPr>
+        <w:t>-</w:t>
+      </w:r>
+      <w:r>
+        <w:rPr>
+          <w:rFonts w:eastAsia="Wingdings 2" w:cs="Wingdings 2" w:ascii="Wingdings 2" w:hAnsi="Wingdings 2"/>
+          <w:b w:val="false"/>
+          <w:bCs w:val="false"/>
+          <w:color w:val="000000"/>
+          <w:sz w:val="34"/>
+          <w:szCs w:val="34"/>
+        </w:rPr>
+        <w:sym w:font="Wingdings 2" w:char="f0a3"/>
+      </w:r>
+      <w:r>
+        <w:rPr>
+          <w:rFonts w:cs="Liberation Sans" w:ascii="Liberation Sans" w:hAnsi="Liberation Sans"/>
+          <w:b w:val="false"/>
+          <w:bCs w:val="false"/>
+          <w:color w:val="000000"/>
+          <w:sz w:val="34"/>
+          <w:szCs w:val="34"/>
+        </w:rPr>
+        <w:t xml:space="preserve"> </w:t>
+      </w:r>
+      <w:r>
+        <w:rPr>
+          <w:rFonts w:ascii="TH SarabunPSK" w:hAnsi="TH SarabunPSK" w:cs="TH SarabunPSK"/>
+          <w:color w:val="000000"/>
+          <w:sz w:val="34"/>
+          <w:sz w:val="34"/>
+          <w:szCs w:val="34"/>
+        </w:rPr>
+        <w:t>เชื้อชาติ</w:t>
+      </w:r>
+      <w:r>
+        <w:rPr>
           <w:rFonts w:cs="TH SarabunPSK" w:ascii="TH SarabunPSK" w:hAnsi="TH SarabunPSK"/>
           <w:color w:val="000000"/>
           <w:sz w:val="34"/>
           <w:szCs w:val="34"/>
         </w:rPr>
-        <w:t>-</w:t>
-      </w:r>
-      <w:r>
-        <w:rPr>
-          <w:rFonts w:eastAsia="Wingdings 2" w:cs="Wingdings 2" w:ascii="Wingdings 2" w:hAnsi="Wingdings 2"/>
-          <w:color w:val="000000"/>
-          <w:sz w:val="34"/>
-          <w:szCs w:val="34"/>
-        </w:rPr>
-        <w:sym w:font="Wingdings 2" w:char="f0a3"/>
-      </w:r>
-      <w:r>
-        <w:rPr>
-          <w:rFonts w:cs="TH SarabunPSK" w:ascii="TH SarabunPSK" w:hAnsi="TH SarabunPSK"/>
-          <w:color w:val="000000"/>
-          <w:sz w:val="34"/>
-          <w:szCs w:val="34"/>
-        </w:rPr>
-        <w:t xml:space="preserve"> </w:t>
-      </w:r>
-      <w:r>
-        <w:rPr>
-          <w:rFonts w:ascii="TH SarabunPSK" w:hAnsi="TH SarabunPSK" w:cs="TH SarabunPSK"/>
-          <w:color w:val="000000"/>
-          <w:sz w:val="34"/>
-          <w:szCs w:val="34"/>
-        </w:rPr>
-        <w:t>เชื้อชาติ</w:t>
-      </w:r>
-      <w:r>
-        <w:rPr>
-          <w:rFonts w:cs="TH SarabunPSK" w:ascii="TH SarabunPSK" w:hAnsi="TH SarabunPSK"/>
-          <w:color w:val="000000"/>
-          <w:sz w:val="34"/>
-          <w:szCs w:val="34"/>
-        </w:rPr>
-        <w:t>...........</w:t>
-      </w:r>
-      <w:r>
-        <w:rPr>
-          <w:rFonts w:cs="TH SarabunPSK" w:hint="cs" w:ascii="TH SarabunPSK" w:hAnsi="TH SarabunPSK"/>
-          <w:color w:val="000000"/>
-          <w:sz w:val="34"/>
-          <w:szCs w:val="34"/>
-        </w:rPr>
-        <w:t>...........</w:t>
-      </w:r>
-      <w:r>
-        <w:rPr>
-          <w:rFonts w:cs="TH SarabunPSK" w:ascii="TH SarabunPSK" w:hAnsi="TH SarabunPSK"/>
-          <w:color w:val="000000"/>
-          <w:sz w:val="34"/>
-          <w:szCs w:val="34"/>
-        </w:rPr>
-        <w:t>...</w:t>
-      </w:r>
-      <w:r>
-        <w:rPr>
-          <w:rFonts w:cs="TH SarabunPSK" w:hint="cs" w:ascii="TH SarabunPSK" w:hAnsi="TH SarabunPSK"/>
-          <w:color w:val="000000"/>
-          <w:sz w:val="34"/>
-          <w:szCs w:val="34"/>
-        </w:rPr>
-        <w:t>.........</w:t>
-      </w:r>
-      <w:r>
-        <w:rPr>
-          <w:rFonts w:cs="TH SarabunPSK" w:ascii="TH SarabunPSK" w:hAnsi="TH SarabunPSK"/>
-          <w:color w:val="000000"/>
-          <w:sz w:val="34"/>
-          <w:szCs w:val="34"/>
-        </w:rPr>
+        <w:t>..................................</w:t>
+      </w:r>
+      <w:r>
         <mc:AlternateContent>
           <mc:Choice Requires="wps">
             <w:drawing>
-              <wp:anchor distT="0" distB="0" distL="0" distR="0" simplePos="0" relativeHeight="57" behindDoc="0" locked="0" layoutInCell="1" allowOverlap="1">
+              <wp:anchor behindDoc="0" distT="0" distB="0" distL="0" distR="0" simplePos="0" locked="0" layoutInCell="1" allowOverlap="1" relativeHeight="57">
                 <wp:simplePos x="0" y="0"/>
                 <wp:positionH relativeFrom="column">
                   <wp:posOffset>427355</wp:posOffset>
@@ -5137,7 +4687,7 @@
                         <w:txbxContent>
                           <w:p>
                             <w:pPr>
-                              <w:pStyle w:val="FrameContentsuser"/>
+                              <w:pStyle w:val="FrameContents"/>
                               <w:rPr>
                                 <w:rFonts w:ascii="TH SarabunIT๙" w:hAnsi="TH SarabunIT๙" w:cs="TH SarabunIT๙"/>
                               </w:rPr>
@@ -5145,6 +4695,7 @@
                             <w:r>
                               <w:rPr>
                                 <w:rFonts w:cs="TH SarabunIT๙" w:ascii="TH SarabunIT๙" w:hAnsi="TH SarabunIT๙"/>
+                                <w:color w:val="000000"/>
                               </w:rPr>
                               <w:t>{{ acc_nation }}</w:t>
                             </w:r>
@@ -5162,14 +4713,14 @@
           </mc:Choice>
           <mc:Fallback>
             <w:pict>
-              <v:rect id="shape_0" fillcolor="white" stroked="f" o:allowincell="f" style="position:absolute;margin-left:33.65pt;margin-top:13.3pt;width:128.4pt;height:31.1pt;mso-wrap-style:square;v-text-anchor:top">
-                <v:fill o:detectmouseclick="t" type="solid" color2="black" opacity="0"/>
+              <v:rect id="shape_0" ID="Frame30" path="m0,0l-2147483645,0l-2147483645,-2147483646l0,-2147483646xe" stroked="f" o:allowincell="f" style="position:absolute;margin-left:33.65pt;margin-top:13.3pt;width:128.4pt;height:31.1pt;mso-wrap-style:square;v-text-anchor:top">
+                <v:fill o:detectmouseclick="t" on="false"/>
                 <v:stroke color="#3465a4" joinstyle="round" endcap="flat"/>
                 <v:textbox>
                   <w:txbxContent>
                     <w:p>
                       <w:pPr>
-                        <w:pStyle w:val="FrameContentsuser"/>
+                        <w:pStyle w:val="FrameContents"/>
                         <w:rPr>
                           <w:rFonts w:ascii="TH SarabunIT๙" w:hAnsi="TH SarabunIT๙" w:cs="TH SarabunIT๙"/>
                         </w:rPr>
@@ -5177,6 +4728,7 @@
                       <w:r>
                         <w:rPr>
                           <w:rFonts w:cs="TH SarabunIT๙" w:ascii="TH SarabunIT๙" w:hAnsi="TH SarabunIT๙"/>
+                          <w:color w:val="000000"/>
                         </w:rPr>
                         <w:t>{{ acc_nation }}</w:t>
                       </w:r>
@@ -5191,7 +4743,7 @@
         <mc:AlternateContent>
           <mc:Choice Requires="wps">
             <w:drawing>
-              <wp:anchor distT="0" distB="0" distL="0" distR="0" simplePos="0" relativeHeight="59" behindDoc="0" locked="0" layoutInCell="1" allowOverlap="1">
+              <wp:anchor behindDoc="0" distT="0" distB="0" distL="0" distR="0" simplePos="0" locked="0" layoutInCell="1" allowOverlap="1" relativeHeight="59">
                 <wp:simplePos x="0" y="0"/>
                 <wp:positionH relativeFrom="column">
                   <wp:posOffset>1936115</wp:posOffset>
@@ -5230,7 +4782,7 @@
                         <w:txbxContent>
                           <w:p>
                             <w:pPr>
-                              <w:pStyle w:val="FrameContentsuser"/>
+                              <w:pStyle w:val="FrameContents"/>
                               <w:rPr>
                                 <w:rFonts w:ascii="TH SarabunIT๙" w:hAnsi="TH SarabunIT๙" w:cs="TH SarabunIT๙"/>
                               </w:rPr>
@@ -5238,6 +4790,7 @@
                             <w:r>
                               <w:rPr>
                                 <w:rFonts w:cs="TH SarabunIT๙" w:ascii="TH SarabunIT๙" w:hAnsi="TH SarabunIT๙"/>
+                                <w:color w:val="000000"/>
                               </w:rPr>
                               <w:t>{{ acc_occupation }}</w:t>
                             </w:r>
@@ -5255,14 +4808,14 @@
           </mc:Choice>
           <mc:Fallback>
             <w:pict>
-              <v:rect id="shape_0" fillcolor="white" stroked="f" o:allowincell="f" style="position:absolute;margin-left:152.45pt;margin-top:13.8pt;width:128.4pt;height:31.1pt;mso-wrap-style:square;v-text-anchor:top">
-                <v:fill o:detectmouseclick="t" type="solid" color2="black" opacity="0"/>
+              <v:rect id="shape_0" ID="Frame29" path="m0,0l-2147483645,0l-2147483645,-2147483646l0,-2147483646xe" stroked="f" o:allowincell="f" style="position:absolute;margin-left:152.45pt;margin-top:13.8pt;width:128.4pt;height:31.1pt;mso-wrap-style:square;v-text-anchor:top">
+                <v:fill o:detectmouseclick="t" on="false"/>
                 <v:stroke color="#3465a4" joinstyle="round" endcap="flat"/>
                 <v:textbox>
                   <w:txbxContent>
                     <w:p>
                       <w:pPr>
-                        <w:pStyle w:val="FrameContentsuser"/>
+                        <w:pStyle w:val="FrameContents"/>
                         <w:rPr>
                           <w:rFonts w:ascii="TH SarabunIT๙" w:hAnsi="TH SarabunIT๙" w:cs="TH SarabunIT๙"/>
                         </w:rPr>
@@ -5270,6 +4823,7 @@
                       <w:r>
                         <w:rPr>
                           <w:rFonts w:cs="TH SarabunIT๙" w:ascii="TH SarabunIT๙" w:hAnsi="TH SarabunIT๙"/>
+                          <w:color w:val="000000"/>
                         </w:rPr>
                         <w:t>{{ acc_occupation }}</w:t>
                       </w:r>
@@ -5284,7 +4838,7 @@
         <mc:AlternateContent>
           <mc:Choice Requires="wps">
             <w:drawing>
-              <wp:anchor distT="0" distB="0" distL="0" distR="0" simplePos="0" relativeHeight="61" behindDoc="0" locked="0" layoutInCell="1" allowOverlap="1">
+              <wp:anchor behindDoc="0" distT="0" distB="0" distL="0" distR="0" simplePos="0" locked="0" layoutInCell="1" allowOverlap="1" relativeHeight="61">
                 <wp:simplePos x="0" y="0"/>
                 <wp:positionH relativeFrom="column">
                   <wp:posOffset>4113530</wp:posOffset>
@@ -5323,7 +4877,7 @@
                         <w:txbxContent>
                           <w:p>
                             <w:pPr>
-                              <w:pStyle w:val="FrameContentsuser"/>
+                              <w:pStyle w:val="FrameContents"/>
                               <w:rPr>
                                 <w:rFonts w:ascii="TH SarabunIT๙" w:hAnsi="TH SarabunIT๙" w:cs="TH SarabunIT๙"/>
                               </w:rPr>
@@ -5331,6 +4885,7 @@
                             <w:r>
                               <w:rPr>
                                 <w:rFonts w:cs="TH SarabunIT๙" w:ascii="TH SarabunIT๙" w:hAnsi="TH SarabunIT๙"/>
+                                <w:color w:val="000000"/>
                               </w:rPr>
                               <w:t>{{ acc_addno }}</w:t>
                             </w:r>
@@ -5348,14 +4903,14 @@
           </mc:Choice>
           <mc:Fallback>
             <w:pict>
-              <v:rect id="shape_0" fillcolor="white" stroked="f" o:allowincell="f" style="position:absolute;margin-left:323.9pt;margin-top:14.4pt;width:128.4pt;height:31.1pt;mso-wrap-style:square;v-text-anchor:top">
-                <v:fill o:detectmouseclick="t" type="solid" color2="black" opacity="0"/>
+              <v:rect id="shape_0" ID="Frame28" path="m0,0l-2147483645,0l-2147483645,-2147483646l0,-2147483646xe" stroked="f" o:allowincell="f" style="position:absolute;margin-left:323.9pt;margin-top:14.4pt;width:128.4pt;height:31.1pt;mso-wrap-style:square;v-text-anchor:top">
+                <v:fill o:detectmouseclick="t" on="false"/>
                 <v:stroke color="#3465a4" joinstyle="round" endcap="flat"/>
                 <v:textbox>
                   <w:txbxContent>
                     <w:p>
                       <w:pPr>
-                        <w:pStyle w:val="FrameContentsuser"/>
+                        <w:pStyle w:val="FrameContents"/>
                         <w:rPr>
                           <w:rFonts w:ascii="TH SarabunIT๙" w:hAnsi="TH SarabunIT๙" w:cs="TH SarabunIT๙"/>
                         </w:rPr>
@@ -5363,6 +4918,7 @@
                       <w:r>
                         <w:rPr>
                           <w:rFonts w:cs="TH SarabunIT๙" w:ascii="TH SarabunIT๙" w:hAnsi="TH SarabunIT๙"/>
+                          <w:color w:val="000000"/>
                         </w:rPr>
                         <w:t>{{ acc_addno }}</w:t>
                       </w:r>
@@ -5377,7 +4933,7 @@
         <mc:AlternateContent>
           <mc:Choice Requires="wps">
             <w:drawing>
-              <wp:anchor distT="0" distB="0" distL="0" distR="0" simplePos="0" relativeHeight="63" behindDoc="0" locked="0" layoutInCell="1" allowOverlap="1">
+              <wp:anchor behindDoc="0" distT="0" distB="0" distL="0" distR="0" simplePos="0" locked="0" layoutInCell="1" allowOverlap="1" relativeHeight="63">
                 <wp:simplePos x="0" y="0"/>
                 <wp:positionH relativeFrom="column">
                   <wp:posOffset>5446395</wp:posOffset>
@@ -5416,7 +4972,7 @@
                         <w:txbxContent>
                           <w:p>
                             <w:pPr>
-                              <w:pStyle w:val="FrameContentsuser"/>
+                              <w:pStyle w:val="FrameContents"/>
                               <w:rPr>
                                 <w:rFonts w:ascii="TH SarabunIT๙" w:hAnsi="TH SarabunIT๙" w:cs="TH SarabunIT๙"/>
                               </w:rPr>
@@ -5424,6 +4980,7 @@
                             <w:r>
                               <w:rPr>
                                 <w:rFonts w:cs="TH SarabunIT๙" w:ascii="TH SarabunIT๙" w:hAnsi="TH SarabunIT๙"/>
+                                <w:color w:val="000000"/>
                               </w:rPr>
                               <w:t>{{ acc_vilno }}</w:t>
                             </w:r>
@@ -5441,14 +4998,14 @@
           </mc:Choice>
           <mc:Fallback>
             <w:pict>
-              <v:rect id="shape_0" fillcolor="white" stroked="f" o:allowincell="f" style="position:absolute;margin-left:428.85pt;margin-top:14.4pt;width:128.4pt;height:31.1pt;mso-wrap-style:square;v-text-anchor:top">
-                <v:fill o:detectmouseclick="t" type="solid" color2="black" opacity="0"/>
+              <v:rect id="shape_0" ID="Frame27" path="m0,0l-2147483645,0l-2147483645,-2147483646l0,-2147483646xe" stroked="f" o:allowincell="f" style="position:absolute;margin-left:428.85pt;margin-top:14.4pt;width:128.4pt;height:31.1pt;mso-wrap-style:square;v-text-anchor:top">
+                <v:fill o:detectmouseclick="t" on="false"/>
                 <v:stroke color="#3465a4" joinstyle="round" endcap="flat"/>
                 <v:textbox>
                   <w:txbxContent>
                     <w:p>
                       <w:pPr>
-                        <w:pStyle w:val="FrameContentsuser"/>
+                        <w:pStyle w:val="FrameContents"/>
                         <w:rPr>
                           <w:rFonts w:ascii="TH SarabunIT๙" w:hAnsi="TH SarabunIT๙" w:cs="TH SarabunIT๙"/>
                         </w:rPr>
@@ -5456,6 +5013,7 @@
                       <w:r>
                         <w:rPr>
                           <w:rFonts w:cs="TH SarabunIT๙" w:ascii="TH SarabunIT๙" w:hAnsi="TH SarabunIT๙"/>
+                          <w:color w:val="000000"/>
                         </w:rPr>
                         <w:t>{{ acc_vilno }}</w:t>
                       </w:r>
@@ -5475,7 +5033,7 @@
           <w:sz w:val="34"/>
           <w:szCs w:val="34"/>
         </w:rPr>
-        <w:t>........</w:t>
+        <w:t>.....</w:t>
       </w:r>
     </w:p>
     <w:p>
@@ -5493,6 +5051,7 @@
           <w:rFonts w:ascii="TH SarabunPSK" w:hAnsi="TH SarabunPSK" w:cs="TH SarabunPSK"/>
           <w:color w:val="000000"/>
           <w:sz w:val="34"/>
+          <w:sz w:val="34"/>
           <w:szCs w:val="34"/>
         </w:rPr>
         <w:t>สัญชาติ</w:t>
@@ -5504,16 +5063,17 @@
           <w:sz w:val="34"/>
           <w:szCs w:val="34"/>
         </w:rPr>
-        <w:t>...............</w:t>
-      </w:r>
-      <w:r>
-        <w:rPr>
-          <w:rFonts w:cs="TH SarabunPSK" w:hint="cs" w:ascii="TH SarabunPSK" w:hAnsi="TH SarabunPSK"/>
-          <w:color w:val="000000"/>
-          <w:sz w:val="34"/>
-          <w:szCs w:val="34"/>
-        </w:rPr>
-        <w:t>..</w:t>
+        <w:t>................................</w:t>
+      </w:r>
+      <w:r>
+        <w:rPr>
+          <w:rFonts w:ascii="TH SarabunPSK" w:hAnsi="TH SarabunPSK" w:cs="TH SarabunPSK"/>
+          <w:color w:val="000000"/>
+          <w:sz w:val="34"/>
+          <w:sz w:val="34"/>
+          <w:szCs w:val="34"/>
+        </w:rPr>
+        <w:t>อาชีพ</w:t>
       </w:r>
       <w:r>
         <w:rPr>
@@ -5522,16 +5082,17 @@
           <w:sz w:val="34"/>
           <w:szCs w:val="34"/>
         </w:rPr>
-        <w:t>.</w:t>
-      </w:r>
-      <w:r>
-        <w:rPr>
-          <w:rFonts w:cs="TH SarabunPSK" w:hint="cs" w:ascii="TH SarabunPSK" w:hAnsi="TH SarabunPSK"/>
-          <w:color w:val="000000"/>
-          <w:sz w:val="34"/>
-          <w:szCs w:val="34"/>
-        </w:rPr>
-        <w:t>....</w:t>
+        <w:t>............................................</w:t>
+      </w:r>
+      <w:r>
+        <w:rPr>
+          <w:rFonts w:ascii="TH SarabunPSK" w:hAnsi="TH SarabunPSK" w:cs="TH SarabunPSK"/>
+          <w:color w:val="000000"/>
+          <w:sz w:val="34"/>
+          <w:sz w:val="34"/>
+          <w:szCs w:val="34"/>
+        </w:rPr>
+        <w:t>อยู่บ้านเลขที่</w:t>
       </w:r>
       <w:r>
         <w:rPr>
@@ -5540,118 +5101,23 @@
           <w:sz w:val="34"/>
           <w:szCs w:val="34"/>
         </w:rPr>
-        <w:t>.</w:t>
-      </w:r>
-      <w:r>
-        <w:rPr>
-          <w:rFonts w:cs="TH SarabunPSK" w:hint="cs" w:ascii="TH SarabunPSK" w:hAnsi="TH SarabunPSK"/>
-          <w:color w:val="000000"/>
-          <w:sz w:val="34"/>
-          <w:szCs w:val="34"/>
-        </w:rPr>
-        <w:t>..</w:t>
-      </w:r>
-      <w:r>
-        <w:rPr>
-          <w:rFonts w:cs="TH SarabunPSK" w:ascii="TH SarabunPSK" w:hAnsi="TH SarabunPSK"/>
-          <w:color w:val="000000"/>
-          <w:sz w:val="34"/>
-          <w:szCs w:val="34"/>
-        </w:rPr>
-        <w:t>.......</w:t>
-      </w:r>
-      <w:r>
-        <w:rPr>
-          <w:rFonts w:ascii="TH SarabunPSK" w:hAnsi="TH SarabunPSK" w:cs="TH SarabunPSK"/>
-          <w:color w:val="000000"/>
-          <w:sz w:val="34"/>
-          <w:szCs w:val="34"/>
-        </w:rPr>
-        <w:t>อาชีพ</w:t>
-      </w:r>
-      <w:r>
-        <w:rPr>
-          <w:rFonts w:cs="TH SarabunPSK" w:ascii="TH SarabunPSK" w:hAnsi="TH SarabunPSK"/>
-          <w:color w:val="000000"/>
-          <w:sz w:val="34"/>
-          <w:szCs w:val="34"/>
-        </w:rPr>
-        <w:t>.................................</w:t>
-      </w:r>
-      <w:r>
-        <w:rPr>
-          <w:rFonts w:cs="TH SarabunPSK" w:hint="cs" w:ascii="TH SarabunPSK" w:hAnsi="TH SarabunPSK"/>
-          <w:color w:val="000000"/>
-          <w:sz w:val="34"/>
-          <w:szCs w:val="34"/>
-        </w:rPr>
-        <w:t>.</w:t>
-      </w:r>
-      <w:r>
-        <w:rPr>
-          <w:rFonts w:cs="TH SarabunPSK" w:ascii="TH SarabunPSK" w:hAnsi="TH SarabunPSK"/>
-          <w:color w:val="000000"/>
-          <w:sz w:val="34"/>
-          <w:szCs w:val="34"/>
-        </w:rPr>
-        <w:t>..........</w:t>
-      </w:r>
-      <w:r>
-        <w:rPr>
-          <w:rFonts w:ascii="TH SarabunPSK" w:hAnsi="TH SarabunPSK" w:cs="TH SarabunPSK"/>
-          <w:color w:val="000000"/>
-          <w:sz w:val="34"/>
-          <w:szCs w:val="34"/>
-        </w:rPr>
-        <w:t>อยู่บ้านเลขที่</w:t>
-      </w:r>
-      <w:r>
-        <w:rPr>
-          <w:rFonts w:cs="TH SarabunPSK" w:ascii="TH SarabunPSK" w:hAnsi="TH SarabunPSK"/>
-          <w:color w:val="000000"/>
-          <w:sz w:val="34"/>
-          <w:szCs w:val="34"/>
-        </w:rPr>
-        <w:t>............</w:t>
-      </w:r>
-      <w:r>
-        <w:rPr>
-          <w:rFonts w:cs="TH SarabunPSK" w:hint="cs" w:ascii="TH SarabunPSK" w:hAnsi="TH SarabunPSK"/>
-          <w:color w:val="000000"/>
-          <w:sz w:val="34"/>
-          <w:szCs w:val="34"/>
-        </w:rPr>
-        <w:t>....</w:t>
-      </w:r>
-      <w:r>
-        <w:rPr>
-          <w:rFonts w:cs="TH SarabunPSK" w:ascii="TH SarabunPSK" w:hAnsi="TH SarabunPSK"/>
-          <w:color w:val="000000"/>
-          <w:sz w:val="34"/>
-          <w:szCs w:val="34"/>
-        </w:rPr>
-        <w:t>...............</w:t>
-      </w:r>
-      <w:r>
-        <w:rPr>
-          <w:rFonts w:ascii="TH SarabunPSK" w:hAnsi="TH SarabunPSK" w:cs="TH SarabunPSK"/>
-          <w:color w:val="000000"/>
+        <w:t>...............................</w:t>
+      </w:r>
+      <w:r>
+        <w:rPr>
+          <w:rFonts w:ascii="TH SarabunPSK" w:hAnsi="TH SarabunPSK" w:cs="TH SarabunPSK"/>
+          <w:color w:val="000000"/>
+          <w:sz w:val="34"/>
           <w:sz w:val="34"/>
           <w:szCs w:val="34"/>
         </w:rPr>
         <w:t>หมู่ที่</w:t>
       </w:r>
       <w:r>
-        <w:rPr>
-          <w:rFonts w:cs="TH SarabunPSK" w:ascii="TH SarabunPSK" w:hAnsi="TH SarabunPSK"/>
-          <w:color w:val="000000"/>
-          <w:sz w:val="34"/>
-          <w:szCs w:val="34"/>
-        </w:rPr>
         <mc:AlternateContent>
           <mc:Choice Requires="wps">
             <w:drawing>
-              <wp:anchor distT="0" distB="0" distL="0" distR="0" simplePos="0" relativeHeight="65" behindDoc="0" locked="0" layoutInCell="1" allowOverlap="1">
+              <wp:anchor behindDoc="0" distT="0" distB="0" distL="0" distR="0" simplePos="0" locked="0" layoutInCell="1" allowOverlap="1" relativeHeight="65">
                 <wp:simplePos x="0" y="0"/>
                 <wp:positionH relativeFrom="column">
                   <wp:posOffset>191135</wp:posOffset>
@@ -5690,13 +5156,16 @@
                         <w:txbxContent>
                           <w:p>
                             <w:pPr>
-                              <w:pStyle w:val="FrameContentsuser"/>
+                              <w:pStyle w:val="FrameContents"/>
                               <w:jc w:val="center"/>
-                              <w:rPr/>
+                              <w:rPr>
+                                <w:color w:val="000000"/>
+                              </w:rPr>
                             </w:pPr>
                             <w:r>
                               <w:rPr>
                                 <w:rFonts w:cs="TH SarabunIT๙" w:ascii="TH SarabunIT๙" w:hAnsi="TH SarabunIT๙"/>
+                                <w:color w:val="000000"/>
                               </w:rPr>
                               <w:t>{{ acc_road }}</w:t>
                             </w:r>
@@ -5714,20 +5183,23 @@
           </mc:Choice>
           <mc:Fallback>
             <w:pict>
-              <v:rect id="shape_0" fillcolor="white" stroked="f" o:allowincell="f" style="position:absolute;margin-left:15.05pt;margin-top:13.3pt;width:131.1pt;height:31.1pt;mso-wrap-style:square;v-text-anchor:top">
-                <v:fill o:detectmouseclick="t" type="solid" color2="black" opacity="0"/>
+              <v:rect id="shape_0" ID="Frame33" path="m0,0l-2147483645,0l-2147483645,-2147483646l0,-2147483646xe" stroked="f" o:allowincell="f" style="position:absolute;margin-left:15.05pt;margin-top:13.3pt;width:131.1pt;height:31.1pt;mso-wrap-style:square;v-text-anchor:top">
+                <v:fill o:detectmouseclick="t" on="false"/>
                 <v:stroke color="#3465a4" joinstyle="round" endcap="flat"/>
                 <v:textbox>
                   <w:txbxContent>
                     <w:p>
                       <w:pPr>
-                        <w:pStyle w:val="FrameContentsuser"/>
+                        <w:pStyle w:val="FrameContents"/>
                         <w:jc w:val="center"/>
-                        <w:rPr/>
+                        <w:rPr>
+                          <w:color w:val="000000"/>
+                        </w:rPr>
                       </w:pPr>
                       <w:r>
                         <w:rPr>
                           <w:rFonts w:cs="TH SarabunIT๙" w:ascii="TH SarabunIT๙" w:hAnsi="TH SarabunIT๙"/>
+                          <w:color w:val="000000"/>
                         </w:rPr>
                         <w:t>{{ acc_road }}</w:t>
                       </w:r>
@@ -5742,7 +5214,7 @@
         <mc:AlternateContent>
           <mc:Choice Requires="wps">
             <w:drawing>
-              <wp:anchor distT="0" distB="0" distL="0" distR="0" simplePos="0" relativeHeight="67" behindDoc="0" locked="0" layoutInCell="1" allowOverlap="1">
+              <wp:anchor behindDoc="0" distT="0" distB="0" distL="0" distR="0" simplePos="0" locked="0" layoutInCell="1" allowOverlap="1" relativeHeight="67">
                 <wp:simplePos x="0" y="0"/>
                 <wp:positionH relativeFrom="column">
                   <wp:posOffset>2320925</wp:posOffset>
@@ -5781,13 +5253,16 @@
                         <w:txbxContent>
                           <w:p>
                             <w:pPr>
-                              <w:pStyle w:val="FrameContentsuser"/>
+                              <w:pStyle w:val="FrameContents"/>
                               <w:jc w:val="center"/>
-                              <w:rPr/>
+                              <w:rPr>
+                                <w:color w:val="000000"/>
+                              </w:rPr>
                             </w:pPr>
                             <w:r>
                               <w:rPr>
                                 <w:rFonts w:cs="TH SarabunIT๙" w:ascii="TH SarabunIT๙" w:hAnsi="TH SarabunIT๙"/>
+                                <w:color w:val="000000"/>
                               </w:rPr>
                               <w:t>{{ acc_soi }}</w:t>
                             </w:r>
@@ -5805,20 +5280,23 @@
           </mc:Choice>
           <mc:Fallback>
             <w:pict>
-              <v:rect id="shape_0" fillcolor="white" stroked="f" o:allowincell="f" style="position:absolute;margin-left:182.75pt;margin-top:13.3pt;width:148.15pt;height:31.1pt;mso-wrap-style:square;v-text-anchor:top">
-                <v:fill o:detectmouseclick="t" type="solid" color2="black" opacity="0"/>
+              <v:rect id="shape_0" ID="Frame32" path="m0,0l-2147483645,0l-2147483645,-2147483646l0,-2147483646xe" stroked="f" o:allowincell="f" style="position:absolute;margin-left:182.75pt;margin-top:13.3pt;width:148.15pt;height:31.1pt;mso-wrap-style:square;v-text-anchor:top">
+                <v:fill o:detectmouseclick="t" on="false"/>
                 <v:stroke color="#3465a4" joinstyle="round" endcap="flat"/>
                 <v:textbox>
                   <w:txbxContent>
                     <w:p>
                       <w:pPr>
-                        <w:pStyle w:val="FrameContentsuser"/>
+                        <w:pStyle w:val="FrameContents"/>
                         <w:jc w:val="center"/>
-                        <w:rPr/>
+                        <w:rPr>
+                          <w:color w:val="000000"/>
+                        </w:rPr>
                       </w:pPr>
                       <w:r>
                         <w:rPr>
                           <w:rFonts w:cs="TH SarabunIT๙" w:ascii="TH SarabunIT๙" w:hAnsi="TH SarabunIT๙"/>
+                          <w:color w:val="000000"/>
                         </w:rPr>
                         <w:t>{{ acc_soi }}</w:t>
                       </w:r>
@@ -5833,7 +5311,7 @@
         <mc:AlternateContent>
           <mc:Choice Requires="wps">
             <w:drawing>
-              <wp:anchor distT="0" distB="0" distL="0" distR="0" simplePos="0" relativeHeight="69" behindDoc="0" locked="0" layoutInCell="1" allowOverlap="1">
+              <wp:anchor behindDoc="0" distT="0" distB="0" distL="0" distR="0" simplePos="0" locked="0" layoutInCell="1" allowOverlap="1" relativeHeight="69">
                 <wp:simplePos x="0" y="0"/>
                 <wp:positionH relativeFrom="column">
                   <wp:posOffset>4576445</wp:posOffset>
@@ -5872,13 +5350,16 @@
                         <w:txbxContent>
                           <w:p>
                             <w:pPr>
-                              <w:pStyle w:val="FrameContentsuser"/>
+                              <w:pStyle w:val="FrameContents"/>
                               <w:jc w:val="center"/>
-                              <w:rPr/>
+                              <w:rPr>
+                                <w:color w:val="000000"/>
+                              </w:rPr>
                             </w:pPr>
                             <w:r>
                               <w:rPr>
                                 <w:rFonts w:cs="TH SarabunIT๙" w:ascii="TH SarabunIT๙" w:hAnsi="TH SarabunIT๙"/>
+                                <w:color w:val="000000"/>
                               </w:rPr>
                               <w:t>{{ acc_near }}</w:t>
                             </w:r>
@@ -5896,20 +5377,23 @@
           </mc:Choice>
           <mc:Fallback>
             <w:pict>
-              <v:rect id="shape_0" fillcolor="white" stroked="f" o:allowincell="f" style="position:absolute;margin-left:360.35pt;margin-top:13.1pt;width:121.55pt;height:31.1pt;mso-wrap-style:square;v-text-anchor:top">
-                <v:fill o:detectmouseclick="t" type="solid" color2="black" opacity="0"/>
+              <v:rect id="shape_0" ID="Frame31" path="m0,0l-2147483645,0l-2147483645,-2147483646l0,-2147483646xe" stroked="f" o:allowincell="f" style="position:absolute;margin-left:360.35pt;margin-top:13.1pt;width:121.55pt;height:31.1pt;mso-wrap-style:square;v-text-anchor:top">
+                <v:fill o:detectmouseclick="t" on="false"/>
                 <v:stroke color="#3465a4" joinstyle="round" endcap="flat"/>
                 <v:textbox>
                   <w:txbxContent>
                     <w:p>
                       <w:pPr>
-                        <w:pStyle w:val="FrameContentsuser"/>
+                        <w:pStyle w:val="FrameContents"/>
                         <w:jc w:val="center"/>
-                        <w:rPr/>
+                        <w:rPr>
+                          <w:color w:val="000000"/>
+                        </w:rPr>
                       </w:pPr>
                       <w:r>
                         <w:rPr>
                           <w:rFonts w:cs="TH SarabunIT๙" w:ascii="TH SarabunIT๙" w:hAnsi="TH SarabunIT๙"/>
+                          <w:color w:val="000000"/>
                         </w:rPr>
                         <w:t>{{ acc_near }}</w:t>
                       </w:r>
@@ -5947,6 +5431,7 @@
           <w:rFonts w:ascii="TH SarabunPSK" w:hAnsi="TH SarabunPSK" w:cs="TH SarabunPSK"/>
           <w:color w:val="000000"/>
           <w:sz w:val="34"/>
+          <w:sz w:val="34"/>
           <w:szCs w:val="34"/>
         </w:rPr>
         <w:t>ถนน</w:t>
@@ -5958,16 +5443,17 @@
           <w:sz w:val="34"/>
           <w:szCs w:val="34"/>
         </w:rPr>
-        <w:t>................</w:t>
-      </w:r>
-      <w:r>
-        <w:rPr>
-          <w:rFonts w:cs="TH SarabunPSK" w:hint="cs" w:ascii="TH SarabunPSK" w:hAnsi="TH SarabunPSK"/>
-          <w:color w:val="000000"/>
-          <w:sz w:val="34"/>
-          <w:szCs w:val="34"/>
-        </w:rPr>
-        <w:t>..............</w:t>
+        <w:t>...........................................</w:t>
+      </w:r>
+      <w:r>
+        <w:rPr>
+          <w:rFonts w:ascii="TH SarabunPSK" w:hAnsi="TH SarabunPSK" w:cs="TH SarabunPSK"/>
+          <w:color w:val="000000"/>
+          <w:sz w:val="34"/>
+          <w:sz w:val="34"/>
+          <w:szCs w:val="34"/>
+        </w:rPr>
+        <w:t>ตรอก</w:t>
       </w:r>
       <w:r>
         <w:rPr>
@@ -5976,16 +5462,17 @@
           <w:sz w:val="34"/>
           <w:szCs w:val="34"/>
         </w:rPr>
-        <w:t>.............</w:t>
-      </w:r>
-      <w:r>
-        <w:rPr>
-          <w:rFonts w:ascii="TH SarabunPSK" w:hAnsi="TH SarabunPSK" w:cs="TH SarabunPSK"/>
-          <w:color w:val="000000"/>
-          <w:sz w:val="34"/>
-          <w:szCs w:val="34"/>
-        </w:rPr>
-        <w:t>ตรอก</w:t>
+        <w:t>/</w:t>
+      </w:r>
+      <w:r>
+        <w:rPr>
+          <w:rFonts w:ascii="TH SarabunPSK" w:hAnsi="TH SarabunPSK" w:cs="TH SarabunPSK"/>
+          <w:color w:val="000000"/>
+          <w:sz w:val="34"/>
+          <w:sz w:val="34"/>
+          <w:szCs w:val="34"/>
+        </w:rPr>
+        <w:t>ซอย</w:t>
       </w:r>
       <w:r>
         <w:rPr>
@@ -5994,16 +5481,17 @@
           <w:sz w:val="34"/>
           <w:szCs w:val="34"/>
         </w:rPr>
-        <w:t>/</w:t>
-      </w:r>
-      <w:r>
-        <w:rPr>
-          <w:rFonts w:ascii="TH SarabunPSK" w:hAnsi="TH SarabunPSK" w:cs="TH SarabunPSK"/>
-          <w:color w:val="000000"/>
-          <w:sz w:val="34"/>
-          <w:szCs w:val="34"/>
-        </w:rPr>
-        <w:t>ซอย</w:t>
+        <w:t>...................................................</w:t>
+      </w:r>
+      <w:r>
+        <w:rPr>
+          <w:rFonts w:ascii="TH SarabunPSK" w:hAnsi="TH SarabunPSK" w:cs="TH SarabunPSK"/>
+          <w:color w:val="000000"/>
+          <w:sz w:val="34"/>
+          <w:sz w:val="34"/>
+          <w:szCs w:val="34"/>
+        </w:rPr>
+        <w:t>ใกล้เคียง</w:t>
       </w:r>
       <w:r>
         <w:rPr>
@@ -6012,82 +5500,13 @@
           <w:sz w:val="34"/>
           <w:szCs w:val="34"/>
         </w:rPr>
-        <w:t>....................................</w:t>
-      </w:r>
-      <w:r>
-        <w:rPr>
-          <w:rFonts w:cs="TH SarabunPSK" w:hint="cs" w:ascii="TH SarabunPSK" w:hAnsi="TH SarabunPSK"/>
-          <w:color w:val="000000"/>
-          <w:sz w:val="34"/>
-          <w:szCs w:val="34"/>
-        </w:rPr>
-        <w:t>.</w:t>
-      </w:r>
-      <w:r>
-        <w:rPr>
-          <w:rFonts w:cs="TH SarabunPSK" w:ascii="TH SarabunPSK" w:hAnsi="TH SarabunPSK"/>
-          <w:color w:val="000000"/>
-          <w:sz w:val="34"/>
-          <w:szCs w:val="34"/>
-        </w:rPr>
-        <w:t>..............</w:t>
-      </w:r>
-      <w:r>
-        <w:rPr>
-          <w:rFonts w:ascii="TH SarabunPSK" w:hAnsi="TH SarabunPSK" w:cs="TH SarabunPSK"/>
-          <w:color w:val="000000"/>
-          <w:sz w:val="34"/>
-          <w:szCs w:val="34"/>
-        </w:rPr>
-        <w:t>ใกล้เคียง</w:t>
-      </w:r>
-      <w:r>
-        <w:rPr>
-          <w:rFonts w:cs="TH SarabunPSK" w:ascii="TH SarabunPSK" w:hAnsi="TH SarabunPSK"/>
-          <w:color w:val="000000"/>
-          <w:sz w:val="34"/>
-          <w:szCs w:val="34"/>
-        </w:rPr>
-        <w:t>............</w:t>
-      </w:r>
-      <w:r>
-        <w:rPr>
-          <w:rFonts w:cs="TH SarabunPSK" w:hint="cs" w:ascii="TH SarabunPSK" w:hAnsi="TH SarabunPSK"/>
-          <w:color w:val="000000"/>
-          <w:sz w:val="34"/>
-          <w:szCs w:val="34"/>
-        </w:rPr>
-        <w:t>.</w:t>
-      </w:r>
-      <w:r>
-        <w:rPr>
-          <w:rFonts w:cs="TH SarabunPSK" w:ascii="TH SarabunPSK" w:hAnsi="TH SarabunPSK"/>
-          <w:color w:val="000000"/>
-          <w:sz w:val="34"/>
-          <w:szCs w:val="34"/>
-        </w:rPr>
-        <w:t>......</w:t>
-      </w:r>
-      <w:r>
-        <w:rPr>
-          <w:rFonts w:cs="TH SarabunPSK" w:hint="cs" w:ascii="TH SarabunPSK" w:hAnsi="TH SarabunPSK"/>
-          <w:color w:val="000000"/>
-          <w:sz w:val="34"/>
-          <w:szCs w:val="34"/>
-        </w:rPr>
-        <w:t>.......</w:t>
-      </w:r>
-      <w:r>
-        <w:rPr>
-          <w:rFonts w:cs="TH SarabunPSK" w:ascii="TH SarabunPSK" w:hAnsi="TH SarabunPSK"/>
-          <w:color w:val="000000"/>
-          <w:sz w:val="34"/>
-          <w:szCs w:val="34"/>
-        </w:rPr>
+        <w:t>..........................</w:t>
+      </w:r>
+      <w:r>
         <mc:AlternateContent>
           <mc:Choice Requires="wps">
             <w:drawing>
-              <wp:anchor distT="0" distB="0" distL="0" distR="0" simplePos="0" relativeHeight="71" behindDoc="0" locked="0" layoutInCell="1" allowOverlap="1">
+              <wp:anchor behindDoc="0" distT="0" distB="0" distL="0" distR="0" simplePos="0" locked="0" layoutInCell="1" allowOverlap="1" relativeHeight="71">
                 <wp:simplePos x="0" y="0"/>
                 <wp:positionH relativeFrom="column">
                   <wp:posOffset>569595</wp:posOffset>
@@ -6126,13 +5545,16 @@
                         <w:txbxContent>
                           <w:p>
                             <w:pPr>
-                              <w:pStyle w:val="FrameContentsuser"/>
+                              <w:pStyle w:val="FrameContents"/>
                               <w:jc w:val="center"/>
-                              <w:rPr/>
+                              <w:rPr>
+                                <w:color w:val="000000"/>
+                              </w:rPr>
                             </w:pPr>
                             <w:r>
                               <w:rPr>
                                 <w:rFonts w:cs="TH SarabunIT๙" w:ascii="TH SarabunIT๙" w:hAnsi="TH SarabunIT๙"/>
+                                <w:color w:val="000000"/>
                               </w:rPr>
                               <w:t>{{ acc_sub_district }}</w:t>
                             </w:r>
@@ -6150,20 +5572,23 @@
           </mc:Choice>
           <mc:Fallback>
             <w:pict>
-              <v:rect id="shape_0" fillcolor="white" stroked="f" o:allowincell="f" style="position:absolute;margin-left:44.85pt;margin-top:13.8pt;width:131.1pt;height:31.1pt;mso-wrap-style:square;v-text-anchor:top">
-                <v:fill o:detectmouseclick="t" type="solid" color2="black" opacity="0"/>
+              <v:rect id="shape_0" ID="Frame36" path="m0,0l-2147483645,0l-2147483645,-2147483646l0,-2147483646xe" stroked="f" o:allowincell="f" style="position:absolute;margin-left:44.85pt;margin-top:13.8pt;width:131.1pt;height:31.1pt;mso-wrap-style:square;v-text-anchor:top">
+                <v:fill o:detectmouseclick="t" on="false"/>
                 <v:stroke color="#3465a4" joinstyle="round" endcap="flat"/>
                 <v:textbox>
                   <w:txbxContent>
                     <w:p>
                       <w:pPr>
-                        <w:pStyle w:val="FrameContentsuser"/>
+                        <w:pStyle w:val="FrameContents"/>
                         <w:jc w:val="center"/>
-                        <w:rPr/>
+                        <w:rPr>
+                          <w:color w:val="000000"/>
+                        </w:rPr>
                       </w:pPr>
                       <w:r>
                         <w:rPr>
                           <w:rFonts w:cs="TH SarabunIT๙" w:ascii="TH SarabunIT๙" w:hAnsi="TH SarabunIT๙"/>
+                          <w:color w:val="000000"/>
                         </w:rPr>
                         <w:t>{{ acc_sub_district }}</w:t>
                       </w:r>
@@ -6178,7 +5603,7 @@
         <mc:AlternateContent>
           <mc:Choice Requires="wps">
             <w:drawing>
-              <wp:anchor distT="0" distB="0" distL="0" distR="0" simplePos="0" relativeHeight="73" behindDoc="0" locked="0" layoutInCell="1" allowOverlap="1">
+              <wp:anchor behindDoc="0" distT="0" distB="0" distL="0" distR="0" simplePos="0" locked="0" layoutInCell="1" allowOverlap="1" relativeHeight="73">
                 <wp:simplePos x="0" y="0"/>
                 <wp:positionH relativeFrom="column">
                   <wp:posOffset>2719705</wp:posOffset>
@@ -6217,13 +5642,16 @@
                         <w:txbxContent>
                           <w:p>
                             <w:pPr>
-                              <w:pStyle w:val="FrameContentsuser"/>
+                              <w:pStyle w:val="FrameContents"/>
                               <w:jc w:val="center"/>
-                              <w:rPr/>
+                              <w:rPr>
+                                <w:color w:val="000000"/>
+                              </w:rPr>
                             </w:pPr>
                             <w:r>
                               <w:rPr>
                                 <w:rFonts w:cs="TH SarabunIT๙" w:ascii="TH SarabunIT๙" w:hAnsi="TH SarabunIT๙"/>
+                                <w:color w:val="000000"/>
                               </w:rPr>
                               <w:t>{{ acc_district }}</w:t>
                             </w:r>
@@ -6241,20 +5669,23 @@
           </mc:Choice>
           <mc:Fallback>
             <w:pict>
-              <v:rect id="shape_0" fillcolor="white" stroked="f" o:allowincell="f" style="position:absolute;margin-left:214.15pt;margin-top:13.8pt;width:119.55pt;height:31.1pt;mso-wrap-style:square;v-text-anchor:top">
-                <v:fill o:detectmouseclick="t" type="solid" color2="black" opacity="0"/>
+              <v:rect id="shape_0" ID="Frame35" path="m0,0l-2147483645,0l-2147483645,-2147483646l0,-2147483646xe" stroked="f" o:allowincell="f" style="position:absolute;margin-left:214.15pt;margin-top:13.8pt;width:119.55pt;height:31.1pt;mso-wrap-style:square;v-text-anchor:top">
+                <v:fill o:detectmouseclick="t" on="false"/>
                 <v:stroke color="#3465a4" joinstyle="round" endcap="flat"/>
                 <v:textbox>
                   <w:txbxContent>
                     <w:p>
                       <w:pPr>
-                        <w:pStyle w:val="FrameContentsuser"/>
+                        <w:pStyle w:val="FrameContents"/>
                         <w:jc w:val="center"/>
-                        <w:rPr/>
+                        <w:rPr>
+                          <w:color w:val="000000"/>
+                        </w:rPr>
                       </w:pPr>
                       <w:r>
                         <w:rPr>
                           <w:rFonts w:cs="TH SarabunIT๙" w:ascii="TH SarabunIT๙" w:hAnsi="TH SarabunIT๙"/>
+                          <w:color w:val="000000"/>
                         </w:rPr>
                         <w:t>{{ acc_district }}</w:t>
                       </w:r>
@@ -6269,7 +5700,7 @@
         <mc:AlternateContent>
           <mc:Choice Requires="wps">
             <w:drawing>
-              <wp:anchor distT="0" distB="0" distL="0" distR="0" simplePos="0" relativeHeight="75" behindDoc="0" locked="0" layoutInCell="1" allowOverlap="1">
+              <wp:anchor behindDoc="0" distT="0" distB="0" distL="0" distR="0" simplePos="0" locked="0" layoutInCell="1" allowOverlap="1" relativeHeight="75">
                 <wp:simplePos x="0" y="0"/>
                 <wp:positionH relativeFrom="column">
                   <wp:posOffset>4531360</wp:posOffset>
@@ -6308,13 +5739,16 @@
                         <w:txbxContent>
                           <w:p>
                             <w:pPr>
-                              <w:pStyle w:val="FrameContentsuser"/>
+                              <w:pStyle w:val="FrameContents"/>
                               <w:jc w:val="center"/>
-                              <w:rPr/>
+                              <w:rPr>
+                                <w:color w:val="000000"/>
+                              </w:rPr>
                             </w:pPr>
                             <w:r>
                               <w:rPr>
                                 <w:rFonts w:cs="TH SarabunIT๙" w:ascii="TH SarabunIT๙" w:hAnsi="TH SarabunIT๙"/>
+                                <w:color w:val="000000"/>
                               </w:rPr>
                               <w:t>{{ acc_province }}</w:t>
                             </w:r>
@@ -6332,20 +5766,23 @@
           </mc:Choice>
           <mc:Fallback>
             <w:pict>
-              <v:rect id="shape_0" fillcolor="white" stroked="f" o:allowincell="f" style="position:absolute;margin-left:356.8pt;margin-top:13.75pt;width:125.1pt;height:31.1pt;mso-wrap-style:square;v-text-anchor:top">
-                <v:fill o:detectmouseclick="t" type="solid" color2="black" opacity="0"/>
+              <v:rect id="shape_0" ID="Frame34" path="m0,0l-2147483645,0l-2147483645,-2147483646l0,-2147483646xe" stroked="f" o:allowincell="f" style="position:absolute;margin-left:356.8pt;margin-top:13.75pt;width:125.1pt;height:31.1pt;mso-wrap-style:square;v-text-anchor:top">
+                <v:fill o:detectmouseclick="t" on="false"/>
                 <v:stroke color="#3465a4" joinstyle="round" endcap="flat"/>
                 <v:textbox>
                   <w:txbxContent>
                     <w:p>
                       <w:pPr>
-                        <w:pStyle w:val="FrameContentsuser"/>
+                        <w:pStyle w:val="FrameContents"/>
                         <w:jc w:val="center"/>
-                        <w:rPr/>
+                        <w:rPr>
+                          <w:color w:val="000000"/>
+                        </w:rPr>
                       </w:pPr>
                       <w:r>
                         <w:rPr>
                           <w:rFonts w:cs="TH SarabunIT๙" w:ascii="TH SarabunIT๙" w:hAnsi="TH SarabunIT๙"/>
+                          <w:color w:val="000000"/>
                         </w:rPr>
                         <w:t>{{ acc_province }}</w:t>
                       </w:r>
@@ -6383,6 +5820,7 @@
           <w:rFonts w:ascii="TH SarabunPSK" w:hAnsi="TH SarabunPSK" w:cs="TH SarabunPSK"/>
           <w:color w:val="000000"/>
           <w:sz w:val="34"/>
+          <w:sz w:val="34"/>
           <w:szCs w:val="34"/>
         </w:rPr>
         <w:t>ตำบล</w:t>
@@ -6401,6 +5839,7 @@
           <w:rFonts w:ascii="TH SarabunPSK" w:hAnsi="TH SarabunPSK" w:cs="TH SarabunPSK"/>
           <w:color w:val="000000"/>
           <w:sz w:val="34"/>
+          <w:sz w:val="34"/>
           <w:szCs w:val="34"/>
         </w:rPr>
         <w:t>แขวง</w:t>
@@ -6419,6 +5858,7 @@
           <w:rFonts w:ascii="TH SarabunPSK" w:hAnsi="TH SarabunPSK" w:cs="TH SarabunPSK"/>
           <w:color w:val="000000"/>
           <w:sz w:val="34"/>
+          <w:sz w:val="34"/>
           <w:szCs w:val="34"/>
         </w:rPr>
         <w:t>อำเภอ</w:t>
@@ -6437,6 +5877,7 @@
           <w:rFonts w:ascii="TH SarabunPSK" w:hAnsi="TH SarabunPSK" w:cs="TH SarabunPSK"/>
           <w:color w:val="000000"/>
           <w:sz w:val="34"/>
+          <w:sz w:val="34"/>
           <w:szCs w:val="34"/>
         </w:rPr>
         <w:t>เขต</w:t>
@@ -6448,16 +5889,17 @@
           <w:sz w:val="34"/>
           <w:szCs w:val="34"/>
         </w:rPr>
-        <w:t>.................</w:t>
-      </w:r>
-      <w:r>
-        <w:rPr>
-          <w:rFonts w:cs="TH SarabunPSK" w:hint="cs" w:ascii="TH SarabunPSK" w:hAnsi="TH SarabunPSK"/>
-          <w:color w:val="000000"/>
-          <w:sz w:val="34"/>
-          <w:szCs w:val="34"/>
-        </w:rPr>
-        <w:t>........</w:t>
+        <w:t>.........................................</w:t>
+      </w:r>
+      <w:r>
+        <w:rPr>
+          <w:rFonts w:ascii="TH SarabunPSK" w:hAnsi="TH SarabunPSK" w:cs="TH SarabunPSK"/>
+          <w:color w:val="000000"/>
+          <w:sz w:val="34"/>
+          <w:sz w:val="34"/>
+          <w:szCs w:val="34"/>
+        </w:rPr>
+        <w:t>จังหวัด</w:t>
       </w:r>
       <w:r>
         <w:rPr>
@@ -6466,82 +5908,13 @@
           <w:sz w:val="34"/>
           <w:szCs w:val="34"/>
         </w:rPr>
-        <w:t>..</w:t>
-      </w:r>
-      <w:r>
-        <w:rPr>
-          <w:rFonts w:cs="TH SarabunPSK" w:hint="cs" w:ascii="TH SarabunPSK" w:hAnsi="TH SarabunPSK"/>
-          <w:color w:val="000000"/>
-          <w:sz w:val="34"/>
-          <w:szCs w:val="34"/>
-        </w:rPr>
-        <w:t>.</w:t>
-      </w:r>
-      <w:r>
-        <w:rPr>
-          <w:rFonts w:cs="TH SarabunPSK" w:ascii="TH SarabunPSK" w:hAnsi="TH SarabunPSK"/>
-          <w:color w:val="000000"/>
-          <w:sz w:val="34"/>
-          <w:szCs w:val="34"/>
-        </w:rPr>
-        <w:t>.</w:t>
-      </w:r>
-      <w:r>
-        <w:rPr>
-          <w:rFonts w:cs="TH SarabunPSK" w:hint="cs" w:ascii="TH SarabunPSK" w:hAnsi="TH SarabunPSK"/>
-          <w:color w:val="000000"/>
-          <w:sz w:val="34"/>
-          <w:szCs w:val="34"/>
-        </w:rPr>
-        <w:t>.</w:t>
-      </w:r>
-      <w:r>
-        <w:rPr>
-          <w:rFonts w:cs="TH SarabunPSK" w:ascii="TH SarabunPSK" w:hAnsi="TH SarabunPSK"/>
-          <w:color w:val="000000"/>
-          <w:sz w:val="34"/>
-          <w:szCs w:val="34"/>
-        </w:rPr>
-        <w:t>...........</w:t>
-      </w:r>
-      <w:r>
-        <w:rPr>
-          <w:rFonts w:ascii="TH SarabunPSK" w:hAnsi="TH SarabunPSK" w:cs="TH SarabunPSK"/>
-          <w:color w:val="000000"/>
-          <w:sz w:val="34"/>
-          <w:szCs w:val="34"/>
-        </w:rPr>
-        <w:t>จังหวัด</w:t>
-      </w:r>
-      <w:r>
-        <w:rPr>
-          <w:rFonts w:cs="TH SarabunPSK" w:ascii="TH SarabunPSK" w:hAnsi="TH SarabunPSK"/>
-          <w:color w:val="000000"/>
-          <w:sz w:val="34"/>
-          <w:szCs w:val="34"/>
-        </w:rPr>
-        <w:t>...................</w:t>
-      </w:r>
-      <w:r>
-        <w:rPr>
-          <w:rFonts w:cs="TH SarabunPSK" w:hint="cs" w:ascii="TH SarabunPSK" w:hAnsi="TH SarabunPSK"/>
-          <w:color w:val="000000"/>
-          <w:sz w:val="34"/>
-          <w:szCs w:val="34"/>
-        </w:rPr>
-        <w:t>.</w:t>
-      </w:r>
-      <w:r>
-        <w:rPr>
-          <w:rFonts w:cs="TH SarabunPSK" w:ascii="TH SarabunPSK" w:hAnsi="TH SarabunPSK"/>
-          <w:color w:val="000000"/>
-          <w:sz w:val="34"/>
-          <w:szCs w:val="34"/>
-        </w:rPr>
+        <w:t>....................</w:t>
+      </w:r>
+      <w:r>
         <mc:AlternateContent>
           <mc:Choice Requires="wps">
             <w:drawing>
-              <wp:anchor distT="0" distB="0" distL="0" distR="0" simplePos="0" relativeHeight="77" behindDoc="0" locked="0" layoutInCell="1" allowOverlap="1">
+              <wp:anchor behindDoc="0" distT="0" distB="0" distL="0" distR="0" simplePos="0" locked="0" layoutInCell="1" allowOverlap="1" relativeHeight="77">
                 <wp:simplePos x="0" y="0"/>
                 <wp:positionH relativeFrom="column">
                   <wp:posOffset>473075</wp:posOffset>
@@ -6580,7 +5953,7 @@
                         <w:txbxContent>
                           <w:p>
                             <w:pPr>
-                              <w:pStyle w:val="FrameContentsuser"/>
+                              <w:pStyle w:val="FrameContents"/>
                               <w:rPr>
                                 <w:rFonts w:ascii="TH SarabunIT๙" w:hAnsi="TH SarabunIT๙" w:cs="TH SarabunIT๙"/>
                               </w:rPr>
@@ -6588,6 +5961,7 @@
                             <w:r>
                               <w:rPr>
                                 <w:rFonts w:cs="TH SarabunIT๙" w:ascii="TH SarabunIT๙" w:hAnsi="TH SarabunIT๙"/>
+                                <w:color w:val="000000"/>
                               </w:rPr>
                               <w:t>{{ acc_tel }}</w:t>
                             </w:r>
@@ -6605,14 +5979,14 @@
           </mc:Choice>
           <mc:Fallback>
             <w:pict>
-              <v:rect id="shape_0" fillcolor="white" stroked="f" o:allowincell="f" style="position:absolute;margin-left:37.25pt;margin-top:13.75pt;width:128.4pt;height:31.1pt;mso-wrap-style:square;v-text-anchor:top">
-                <v:fill o:detectmouseclick="t" type="solid" color2="black" opacity="0"/>
+              <v:rect id="shape_0" ID="Frame37" path="m0,0l-2147483645,0l-2147483645,-2147483646l0,-2147483646xe" stroked="f" o:allowincell="f" style="position:absolute;margin-left:37.25pt;margin-top:13.75pt;width:128.4pt;height:31.1pt;mso-wrap-style:square;v-text-anchor:top">
+                <v:fill o:detectmouseclick="t" on="false"/>
                 <v:stroke color="#3465a4" joinstyle="round" endcap="flat"/>
                 <v:textbox>
                   <w:txbxContent>
                     <w:p>
                       <w:pPr>
-                        <w:pStyle w:val="FrameContentsuser"/>
+                        <w:pStyle w:val="FrameContents"/>
                         <w:rPr>
                           <w:rFonts w:ascii="TH SarabunIT๙" w:hAnsi="TH SarabunIT๙" w:cs="TH SarabunIT๙"/>
                         </w:rPr>
@@ -6620,6 +5994,7 @@
                       <w:r>
                         <w:rPr>
                           <w:rFonts w:cs="TH SarabunIT๙" w:ascii="TH SarabunIT๙" w:hAnsi="TH SarabunIT๙"/>
+                          <w:color w:val="000000"/>
                         </w:rPr>
                         <w:t>{{ acc_tel }}</w:t>
                       </w:r>
@@ -6657,6 +6032,7 @@
           <w:rFonts w:ascii="TH SarabunPSK" w:hAnsi="TH SarabunPSK" w:cs="TH SarabunPSK"/>
           <w:color w:val="000000"/>
           <w:sz w:val="34"/>
+          <w:sz w:val="34"/>
           <w:szCs w:val="34"/>
         </w:rPr>
         <w:t>โทรศัพท์</w:t>
@@ -6668,16 +6044,17 @@
           <w:sz w:val="34"/>
           <w:szCs w:val="34"/>
         </w:rPr>
-        <w:t>.............</w:t>
-      </w:r>
-      <w:r>
-        <w:rPr>
-          <w:rFonts w:cs="TH SarabunPSK" w:hint="cs" w:ascii="TH SarabunPSK" w:hAnsi="TH SarabunPSK"/>
-          <w:color w:val="000000"/>
-          <w:sz w:val="34"/>
-          <w:szCs w:val="34"/>
-        </w:rPr>
-        <w:t>...</w:t>
+        <w:t>..................................................</w:t>
+      </w:r>
+      <w:r>
+        <w:rPr>
+          <w:rFonts w:ascii="TH SarabunPSK" w:hAnsi="TH SarabunPSK" w:cs="TH SarabunPSK"/>
+          <w:color w:val="000000"/>
+          <w:sz w:val="34"/>
+          <w:sz w:val="34"/>
+          <w:szCs w:val="34"/>
+        </w:rPr>
+        <w:t>ไปส่งที่</w:t>
       </w:r>
       <w:r>
         <w:rPr>
@@ -6686,82 +6063,13 @@
           <w:sz w:val="34"/>
           <w:szCs w:val="34"/>
         </w:rPr>
-        <w:t>..................................</w:t>
-      </w:r>
-      <w:r>
-        <w:rPr>
-          <w:rFonts w:ascii="TH SarabunPSK" w:hAnsi="TH SarabunPSK" w:cs="TH SarabunPSK"/>
-          <w:color w:val="000000"/>
-          <w:sz w:val="34"/>
-          <w:szCs w:val="34"/>
-        </w:rPr>
-        <w:t>ไปส่งที่</w:t>
-      </w:r>
-      <w:r>
-        <w:rPr>
-          <w:rFonts w:cs="TH SarabunPSK" w:ascii="TH SarabunPSK" w:hAnsi="TH SarabunPSK"/>
-          <w:color w:val="000000"/>
-          <w:sz w:val="34"/>
-          <w:szCs w:val="34"/>
-        </w:rPr>
-        <w:t>...............</w:t>
-      </w:r>
-      <w:r>
-        <w:rPr>
-          <w:rFonts w:cs="TH SarabunPSK" w:hint="cs" w:ascii="TH SarabunPSK" w:hAnsi="TH SarabunPSK"/>
-          <w:color w:val="000000"/>
-          <w:sz w:val="34"/>
-          <w:szCs w:val="34"/>
-        </w:rPr>
-        <w:t>........</w:t>
-      </w:r>
-      <w:r>
-        <w:rPr>
-          <w:rFonts w:cs="TH SarabunPSK" w:ascii="TH SarabunPSK" w:hAnsi="TH SarabunPSK"/>
-          <w:color w:val="000000"/>
-          <w:sz w:val="34"/>
-          <w:szCs w:val="34"/>
-        </w:rPr>
-        <w:t>..........</w:t>
-      </w:r>
-      <w:r>
-        <w:rPr>
-          <w:rFonts w:cs="TH SarabunPSK" w:hint="cs" w:ascii="TH SarabunPSK" w:hAnsi="TH SarabunPSK"/>
-          <w:color w:val="000000"/>
-          <w:sz w:val="34"/>
-          <w:szCs w:val="34"/>
-        </w:rPr>
-        <w:t>......................................</w:t>
-      </w:r>
-      <w:r>
-        <w:rPr>
-          <w:rFonts w:cs="TH SarabunPSK" w:ascii="TH SarabunPSK" w:hAnsi="TH SarabunPSK"/>
-          <w:color w:val="000000"/>
-          <w:sz w:val="34"/>
-          <w:szCs w:val="34"/>
-        </w:rPr>
-        <w:t>..</w:t>
-      </w:r>
-      <w:r>
-        <w:rPr>
-          <w:rFonts w:cs="TH SarabunPSK" w:hint="cs" w:ascii="TH SarabunPSK" w:hAnsi="TH SarabunPSK"/>
-          <w:color w:val="000000"/>
-          <w:sz w:val="34"/>
-          <w:szCs w:val="34"/>
-        </w:rPr>
-        <w:t>..</w:t>
-      </w:r>
-      <w:r>
-        <w:rPr>
-          <w:rFonts w:cs="TH SarabunPSK" w:ascii="TH SarabunPSK" w:hAnsi="TH SarabunPSK"/>
-          <w:color w:val="000000"/>
-          <w:sz w:val="34"/>
-          <w:szCs w:val="34"/>
-        </w:rPr>
+        <w:t>...........................................................................</w:t>
+      </w:r>
+      <w:r>
         <mc:AlternateContent>
           <mc:Choice Requires="wps">
             <w:drawing>
-              <wp:anchor distT="0" distB="0" distL="0" distR="0" simplePos="0" relativeHeight="79" behindDoc="0" locked="0" layoutInCell="1" allowOverlap="1">
+              <wp:anchor behindDoc="0" distT="0" distB="0" distL="0" distR="0" simplePos="0" locked="0" layoutInCell="1" allowOverlap="1" relativeHeight="79">
                 <wp:simplePos x="0" y="0"/>
                 <wp:positionH relativeFrom="column">
                   <wp:posOffset>836930</wp:posOffset>
@@ -6800,7 +6108,7 @@
                         <w:txbxContent>
                           <w:p>
                             <w:pPr>
-                              <w:pStyle w:val="FrameContentsuser"/>
+                              <w:pStyle w:val="FrameContents"/>
                               <w:rPr>
                                 <w:rFonts w:ascii="TH SarabunIT๙" w:hAnsi="TH SarabunIT๙" w:cs="TH SarabunIT๙"/>
                               </w:rPr>
@@ -6808,6 +6116,7 @@
                             <w:r>
                               <w:rPr>
                                 <w:rFonts w:cs="TH SarabunIT๙" w:ascii="TH SarabunIT๙" w:hAnsi="TH SarabunIT๙"/>
+                                <w:color w:val="000000"/>
                               </w:rPr>
                               <w:t>{{ prescription }}</w:t>
                             </w:r>
@@ -6825,14 +6134,14 @@
           </mc:Choice>
           <mc:Fallback>
             <w:pict>
-              <v:rect id="shape_0" fillcolor="white" stroked="f" o:allowincell="f" style="position:absolute;margin-left:65.9pt;margin-top:13.75pt;width:128.4pt;height:31.1pt;mso-wrap-style:square;v-text-anchor:top">
-                <v:fill o:detectmouseclick="t" type="solid" color2="black" opacity="0"/>
+              <v:rect id="shape_0" ID="Frame41" path="m0,0l-2147483645,0l-2147483645,-2147483646l0,-2147483646xe" stroked="f" o:allowincell="f" style="position:absolute;margin-left:65.9pt;margin-top:13.75pt;width:128.4pt;height:31.1pt;mso-wrap-style:square;v-text-anchor:top">
+                <v:fill o:detectmouseclick="t" on="false"/>
                 <v:stroke color="#3465a4" joinstyle="round" endcap="flat"/>
                 <v:textbox>
                   <w:txbxContent>
                     <w:p>
                       <w:pPr>
-                        <w:pStyle w:val="FrameContentsuser"/>
+                        <w:pStyle w:val="FrameContents"/>
                         <w:rPr>
                           <w:rFonts w:ascii="TH SarabunIT๙" w:hAnsi="TH SarabunIT๙" w:cs="TH SarabunIT๙"/>
                         </w:rPr>
@@ -6840,6 +6149,7 @@
                       <w:r>
                         <w:rPr>
                           <w:rFonts w:cs="TH SarabunIT๙" w:ascii="TH SarabunIT๙" w:hAnsi="TH SarabunIT๙"/>
+                          <w:color w:val="000000"/>
                         </w:rPr>
                         <w:t>{{ prescription }}</w:t>
                       </w:r>
@@ -6854,7 +6164,7 @@
         <mc:AlternateContent>
           <mc:Choice Requires="wps">
             <w:drawing>
-              <wp:anchor distT="0" distB="0" distL="0" distR="0" simplePos="0" relativeHeight="81" behindDoc="0" locked="0" layoutInCell="1" allowOverlap="1">
+              <wp:anchor behindDoc="0" distT="0" distB="0" distL="0" distR="0" simplePos="0" locked="0" layoutInCell="1" allowOverlap="1" relativeHeight="81">
                 <wp:simplePos x="0" y="0"/>
                 <wp:positionH relativeFrom="column">
                   <wp:posOffset>2239010</wp:posOffset>
@@ -6893,13 +6203,16 @@
                         <w:txbxContent>
                           <w:p>
                             <w:pPr>
-                              <w:pStyle w:val="FrameContentsuser"/>
+                              <w:pStyle w:val="FrameContents"/>
                               <w:jc w:val="center"/>
-                              <w:rPr/>
+                              <w:rPr>
+                                <w:color w:val="000000"/>
+                              </w:rPr>
                             </w:pPr>
                             <w:r>
                               <w:rPr>
                                 <w:rFonts w:cs="TH SarabunIT๙" w:ascii="TH SarabunIT๙" w:hAnsi="TH SarabunIT๙"/>
+                                <w:color w:val="000000"/>
                               </w:rPr>
                               <w:t>{{ woa_start_date_day }}</w:t>
                             </w:r>
@@ -6917,20 +6230,23 @@
           </mc:Choice>
           <mc:Fallback>
             <w:pict>
-              <v:rect id="shape_0" fillcolor="white" stroked="f" o:allowincell="f" style="position:absolute;margin-left:176.3pt;margin-top:13.75pt;width:38.75pt;height:31.1pt;mso-wrap-style:square;v-text-anchor:top">
-                <v:fill o:detectmouseclick="t" type="solid" color2="black" opacity="0"/>
+              <v:rect id="shape_0" ID="Frame40" path="m0,0l-2147483645,0l-2147483645,-2147483646l0,-2147483646xe" stroked="f" o:allowincell="f" style="position:absolute;margin-left:176.3pt;margin-top:13.75pt;width:38.75pt;height:31.1pt;mso-wrap-style:square;v-text-anchor:top">
+                <v:fill o:detectmouseclick="t" on="false"/>
                 <v:stroke color="#3465a4" joinstyle="round" endcap="flat"/>
                 <v:textbox>
                   <w:txbxContent>
                     <w:p>
                       <w:pPr>
-                        <w:pStyle w:val="FrameContentsuser"/>
+                        <w:pStyle w:val="FrameContents"/>
                         <w:jc w:val="center"/>
-                        <w:rPr/>
+                        <w:rPr>
+                          <w:color w:val="000000"/>
+                        </w:rPr>
                       </w:pPr>
                       <w:r>
                         <w:rPr>
                           <w:rFonts w:cs="TH SarabunIT๙" w:ascii="TH SarabunIT๙" w:hAnsi="TH SarabunIT๙"/>
+                          <w:color w:val="000000"/>
                         </w:rPr>
                         <w:t>{{ woa_start_date_day }}</w:t>
                       </w:r>
@@ -6945,7 +6261,7 @@
         <mc:AlternateContent>
           <mc:Choice Requires="wps">
             <w:drawing>
-              <wp:anchor distT="0" distB="0" distL="0" distR="0" simplePos="0" relativeHeight="83" behindDoc="0" locked="0" layoutInCell="1" allowOverlap="1">
+              <wp:anchor behindDoc="0" distT="0" distB="0" distL="0" distR="0" simplePos="0" locked="0" layoutInCell="1" allowOverlap="1" relativeHeight="83">
                 <wp:simplePos x="0" y="0"/>
                 <wp:positionH relativeFrom="column">
                   <wp:posOffset>3026410</wp:posOffset>
@@ -6984,7 +6300,7 @@
                         <w:txbxContent>
                           <w:p>
                             <w:pPr>
-                              <w:pStyle w:val="FrameContentsuser"/>
+                              <w:pStyle w:val="FrameContents"/>
                               <w:rPr>
                                 <w:rFonts w:ascii="TH SarabunIT๙" w:hAnsi="TH SarabunIT๙" w:cs="TH SarabunIT๙"/>
                               </w:rPr>
@@ -6992,6 +6308,7 @@
                             <w:r>
                               <w:rPr>
                                 <w:rFonts w:cs="TH SarabunIT๙" w:ascii="TH SarabunIT๙" w:hAnsi="TH SarabunIT๙"/>
+                                <w:color w:val="000000"/>
                               </w:rPr>
                               <w:t>{{ woa_start_date_month }}</w:t>
                             </w:r>
@@ -7009,14 +6326,14 @@
           </mc:Choice>
           <mc:Fallback>
             <w:pict>
-              <v:rect id="shape_0" fillcolor="white" stroked="f" o:allowincell="f" style="position:absolute;margin-left:238.3pt;margin-top:13.1pt;width:95.35pt;height:31.1pt;mso-wrap-style:square;v-text-anchor:top">
-                <v:fill o:detectmouseclick="t" type="solid" color2="black" opacity="0"/>
+              <v:rect id="shape_0" ID="Frame39" path="m0,0l-2147483645,0l-2147483645,-2147483646l0,-2147483646xe" stroked="f" o:allowincell="f" style="position:absolute;margin-left:238.3pt;margin-top:13.1pt;width:95.35pt;height:31.1pt;mso-wrap-style:square;v-text-anchor:top">
+                <v:fill o:detectmouseclick="t" on="false"/>
                 <v:stroke color="#3465a4" joinstyle="round" endcap="flat"/>
                 <v:textbox>
                   <w:txbxContent>
                     <w:p>
                       <w:pPr>
-                        <w:pStyle w:val="FrameContentsuser"/>
+                        <w:pStyle w:val="FrameContents"/>
                         <w:rPr>
                           <w:rFonts w:ascii="TH SarabunIT๙" w:hAnsi="TH SarabunIT๙" w:cs="TH SarabunIT๙"/>
                         </w:rPr>
@@ -7024,6 +6341,7 @@
                       <w:r>
                         <w:rPr>
                           <w:rFonts w:cs="TH SarabunIT๙" w:ascii="TH SarabunIT๙" w:hAnsi="TH SarabunIT๙"/>
+                          <w:color w:val="000000"/>
                         </w:rPr>
                         <w:t>{{ woa_start_date_month }}</w:t>
                       </w:r>
@@ -7038,7 +6356,7 @@
         <mc:AlternateContent>
           <mc:Choice Requires="wps">
             <w:drawing>
-              <wp:anchor distT="0" distB="0" distL="0" distR="0" simplePos="0" relativeHeight="85" behindDoc="0" locked="0" layoutInCell="1" allowOverlap="1">
+              <wp:anchor behindDoc="0" distT="0" distB="0" distL="0" distR="0" simplePos="0" locked="0" layoutInCell="1" allowOverlap="1" relativeHeight="85">
                 <wp:simplePos x="0" y="0"/>
                 <wp:positionH relativeFrom="column">
                   <wp:posOffset>4450715</wp:posOffset>
@@ -7077,7 +6395,7 @@
                         <w:txbxContent>
                           <w:p>
                             <w:pPr>
-                              <w:pStyle w:val="FrameContentsuser"/>
+                              <w:pStyle w:val="FrameContents"/>
                               <w:rPr>
                                 <w:rFonts w:ascii="TH SarabunIT๙" w:hAnsi="TH SarabunIT๙" w:cs="TH SarabunIT๙"/>
                               </w:rPr>
@@ -7085,6 +6403,7 @@
                             <w:r>
                               <w:rPr>
                                 <w:rFonts w:cs="TH SarabunIT๙" w:ascii="TH SarabunIT๙" w:hAnsi="TH SarabunIT๙"/>
+                                <w:color w:val="000000"/>
                               </w:rPr>
                               <w:t>{{ woa_start_date_year }}</w:t>
                             </w:r>
@@ -7102,14 +6421,14 @@
           </mc:Choice>
           <mc:Fallback>
             <w:pict>
-              <v:rect id="shape_0" fillcolor="white" stroked="f" o:allowincell="f" style="position:absolute;margin-left:350.45pt;margin-top:14.3pt;width:36.75pt;height:31.1pt;mso-wrap-style:square;v-text-anchor:top">
-                <v:fill o:detectmouseclick="t" type="solid" color2="black" opacity="0"/>
+              <v:rect id="shape_0" ID="Frame38" path="m0,0l-2147483645,0l-2147483645,-2147483646l0,-2147483646xe" stroked="f" o:allowincell="f" style="position:absolute;margin-left:350.45pt;margin-top:14.3pt;width:36.75pt;height:31.1pt;mso-wrap-style:square;v-text-anchor:top">
+                <v:fill o:detectmouseclick="t" on="false"/>
                 <v:stroke color="#3465a4" joinstyle="round" endcap="flat"/>
                 <v:textbox>
                   <w:txbxContent>
                     <w:p>
                       <w:pPr>
-                        <w:pStyle w:val="FrameContentsuser"/>
+                        <w:pStyle w:val="FrameContents"/>
                         <w:rPr>
                           <w:rFonts w:ascii="TH SarabunIT๙" w:hAnsi="TH SarabunIT๙" w:cs="TH SarabunIT๙"/>
                         </w:rPr>
@@ -7117,6 +6436,7 @@
                       <w:r>
                         <w:rPr>
                           <w:rFonts w:cs="TH SarabunIT๙" w:ascii="TH SarabunIT๙" w:hAnsi="TH SarabunIT๙"/>
+                          <w:color w:val="000000"/>
                         </w:rPr>
                         <w:t>{{ woa_start_date_year }}</w:t>
                       </w:r>
@@ -7156,6 +6476,7 @@
           <w:color w:val="000000"/>
           <w:spacing w:val="-4"/>
           <w:sz w:val="34"/>
+          <w:sz w:val="34"/>
           <w:szCs w:val="34"/>
         </w:rPr>
         <w:t>ภายในอายุความ</w:t>
@@ -7168,17 +6489,18 @@
           <w:sz w:val="34"/>
           <w:szCs w:val="34"/>
         </w:rPr>
-        <w:t>.......</w:t>
-      </w:r>
-      <w:r>
-        <w:rPr>
-          <w:rFonts w:cs="TH SarabunPSK" w:hint="cs" w:ascii="TH SarabunPSK" w:hAnsi="TH SarabunPSK"/>
+        <w:t>..............</w:t>
+      </w:r>
+      <w:r>
+        <w:rPr>
+          <w:rFonts w:ascii="TH SarabunPSK" w:hAnsi="TH SarabunPSK" w:cs="TH SarabunPSK"/>
           <w:color w:val="000000"/>
           <w:spacing w:val="-4"/>
           <w:sz w:val="34"/>
-          <w:szCs w:val="34"/>
-        </w:rPr>
-        <w:t>..</w:t>
+          <w:sz w:val="34"/>
+          <w:szCs w:val="34"/>
+        </w:rPr>
+        <w:t>ปี  นับตั้งแต่วันที่</w:t>
       </w:r>
       <w:r>
         <w:rPr>
@@ -7188,17 +6510,18 @@
           <w:sz w:val="34"/>
           <w:szCs w:val="34"/>
         </w:rPr>
-        <w:t>..</w:t>
-      </w:r>
-      <w:r>
-        <w:rPr>
-          <w:rFonts w:cs="TH SarabunPSK" w:hint="cs" w:ascii="TH SarabunPSK" w:hAnsi="TH SarabunPSK"/>
+        <w:t>.............</w:t>
+      </w:r>
+      <w:r>
+        <w:rPr>
+          <w:rFonts w:ascii="TH SarabunPSK" w:hAnsi="TH SarabunPSK" w:cs="TH SarabunPSK"/>
           <w:color w:val="000000"/>
           <w:spacing w:val="-4"/>
           <w:sz w:val="34"/>
-          <w:szCs w:val="34"/>
-        </w:rPr>
-        <w:t>..</w:t>
+          <w:sz w:val="34"/>
+          <w:szCs w:val="34"/>
+        </w:rPr>
+        <w:t>เดือน</w:t>
       </w:r>
       <w:r>
         <w:rPr>
@@ -7208,6 +6531,27 @@
           <w:sz w:val="34"/>
           <w:szCs w:val="34"/>
         </w:rPr>
+        <w:t>................................</w:t>
+      </w:r>
+      <w:r>
+        <w:rPr>
+          <w:rFonts w:ascii="TH SarabunPSK" w:hAnsi="TH SarabunPSK" w:cs="TH SarabunPSK"/>
+          <w:color w:val="000000"/>
+          <w:spacing w:val="-4"/>
+          <w:sz w:val="34"/>
+          <w:sz w:val="34"/>
+          <w:szCs w:val="34"/>
+        </w:rPr>
+        <w:t>พ</w:t>
+      </w:r>
+      <w:r>
+        <w:rPr>
+          <w:rFonts w:cs="TH SarabunPSK" w:ascii="TH SarabunPSK" w:hAnsi="TH SarabunPSK"/>
+          <w:color w:val="000000"/>
+          <w:spacing w:val="-4"/>
+          <w:sz w:val="34"/>
+          <w:szCs w:val="34"/>
+        </w:rPr>
         <w:t>.</w:t>
       </w:r>
       <w:r>
@@ -7216,19 +6560,20 @@
           <w:color w:val="000000"/>
           <w:spacing w:val="-4"/>
           <w:sz w:val="34"/>
-          <w:szCs w:val="34"/>
-        </w:rPr>
-        <w:t xml:space="preserve">ปี </w:t>
-      </w:r>
-      <w:r>
-        <w:rPr>
-          <w:rFonts w:ascii="TH SarabunPSK" w:hAnsi="TH SarabunPSK" w:hint="cs" w:cs="TH SarabunPSK"/>
+          <w:sz w:val="34"/>
+          <w:szCs w:val="34"/>
+        </w:rPr>
+        <w:t>ศ</w:t>
+      </w:r>
+      <w:r>
+        <w:rPr>
+          <w:rFonts w:cs="TH SarabunPSK" w:ascii="TH SarabunPSK" w:hAnsi="TH SarabunPSK"/>
           <w:color w:val="000000"/>
           <w:spacing w:val="-4"/>
           <w:sz w:val="34"/>
           <w:szCs w:val="34"/>
         </w:rPr>
-        <w:t xml:space="preserve"> </w:t>
+        <w:t xml:space="preserve">. </w:t>
       </w:r>
       <w:r>
         <w:rPr>
@@ -7236,9 +6581,10 @@
           <w:color w:val="000000"/>
           <w:spacing w:val="-4"/>
           <w:sz w:val="34"/>
-          <w:szCs w:val="34"/>
-        </w:rPr>
-        <w:t>นับตั้งแต่วันที่</w:t>
+          <w:sz w:val="34"/>
+          <w:szCs w:val="34"/>
+        </w:rPr>
+        <w:t>๒๕</w:t>
       </w:r>
       <w:r>
         <w:rPr>
@@ -7248,7 +6594,7 @@
           <w:sz w:val="34"/>
           <w:szCs w:val="34"/>
         </w:rPr>
-        <w:t>.............</w:t>
+        <w:t xml:space="preserve">............ </w:t>
       </w:r>
       <w:r>
         <w:rPr>
@@ -7256,6 +6602,36 @@
           <w:color w:val="000000"/>
           <w:spacing w:val="-4"/>
           <w:sz w:val="34"/>
+          <w:sz w:val="34"/>
+          <w:szCs w:val="34"/>
+        </w:rPr>
+        <w:t>เพื่อจะได้</w:t>
+      </w:r>
+      <w:r>
+        <w:rPr>
+          <w:rFonts w:ascii="TH SarabunPSK" w:hAnsi="TH SarabunPSK" w:cs="TH SarabunPSK"/>
+          <w:color w:val="000000"/>
+          <w:sz w:val="34"/>
+          <w:sz w:val="34"/>
+          <w:szCs w:val="34"/>
+        </w:rPr>
+        <w:t>ดำเนินการตามกฎหมาย แต่ไม่เกินวันที่</w:t>
+      </w:r>
+      <w:r>
+        <w:rPr>
+          <w:rFonts w:cs="TH SarabunPSK" w:ascii="TH SarabunPSK" w:hAnsi="TH SarabunPSK"/>
+          <w:color w:val="000000"/>
+          <w:sz w:val="34"/>
+          <w:szCs w:val="34"/>
+        </w:rPr>
+        <w:t>................</w:t>
+      </w:r>
+      <w:r>
+        <w:rPr>
+          <w:rFonts w:ascii="TH SarabunPSK" w:hAnsi="TH SarabunPSK" w:cs="TH SarabunPSK"/>
+          <w:color w:val="000000"/>
+          <w:sz w:val="34"/>
+          <w:sz w:val="34"/>
           <w:szCs w:val="34"/>
         </w:rPr>
         <w:t>เดือน</w:t>
@@ -7264,17 +6640,25 @@
         <w:rPr>
           <w:rFonts w:cs="TH SarabunPSK" w:ascii="TH SarabunPSK" w:hAnsi="TH SarabunPSK"/>
           <w:color w:val="000000"/>
-          <w:spacing w:val="-4"/>
-          <w:sz w:val="34"/>
-          <w:szCs w:val="34"/>
-        </w:rPr>
-        <w:t>......</w:t>
-      </w:r>
-      <w:r>
-        <w:rPr>
-          <w:rFonts w:cs="TH SarabunPSK" w:hint="cs" w:ascii="TH SarabunPSK" w:hAnsi="TH SarabunPSK"/>
-          <w:color w:val="000000"/>
-          <w:spacing w:val="-4"/>
+          <w:sz w:val="34"/>
+          <w:szCs w:val="34"/>
+        </w:rPr>
+        <w:t>...............................................</w:t>
+      </w:r>
+      <w:r>
+        <w:rPr>
+          <w:rFonts w:ascii="TH SarabunPSK" w:hAnsi="TH SarabunPSK" w:cs="TH SarabunPSK"/>
+          <w:color w:val="000000"/>
+          <w:sz w:val="34"/>
+          <w:sz w:val="34"/>
+          <w:szCs w:val="34"/>
+        </w:rPr>
+        <w:t>พ</w:t>
+      </w:r>
+      <w:r>
+        <w:rPr>
+          <w:rFonts w:cs="TH SarabunPSK" w:ascii="TH SarabunPSK" w:hAnsi="TH SarabunPSK"/>
+          <w:color w:val="000000"/>
           <w:sz w:val="34"/>
           <w:szCs w:val="34"/>
         </w:rPr>
@@ -7282,270 +6666,47 @@
       </w:r>
       <w:r>
         <w:rPr>
+          <w:rFonts w:ascii="TH SarabunPSK" w:hAnsi="TH SarabunPSK" w:cs="TH SarabunPSK"/>
+          <w:color w:val="000000"/>
+          <w:sz w:val="34"/>
+          <w:sz w:val="34"/>
+          <w:szCs w:val="34"/>
+        </w:rPr>
+        <w:t>ศ</w:t>
+      </w:r>
+      <w:r>
+        <w:rPr>
           <w:rFonts w:cs="TH SarabunPSK" w:ascii="TH SarabunPSK" w:hAnsi="TH SarabunPSK"/>
           <w:color w:val="000000"/>
-          <w:spacing w:val="-4"/>
-          <w:sz w:val="34"/>
-          <w:szCs w:val="34"/>
-        </w:rPr>
-        <w:t>.........</w:t>
-      </w:r>
-      <w:r>
-        <w:rPr>
-          <w:rFonts w:cs="TH SarabunPSK" w:hint="cs" w:ascii="TH SarabunPSK" w:hAnsi="TH SarabunPSK"/>
-          <w:color w:val="000000"/>
-          <w:spacing w:val="-4"/>
-          <w:sz w:val="34"/>
-          <w:szCs w:val="34"/>
-        </w:rPr>
-        <w:t>.........</w:t>
+          <w:sz w:val="34"/>
+          <w:szCs w:val="34"/>
+        </w:rPr>
+        <w:t xml:space="preserve">. </w:t>
+      </w:r>
+      <w:r>
+        <w:rPr>
+          <w:rFonts w:ascii="TH SarabunPSK" w:hAnsi="TH SarabunPSK" w:cs="TH SarabunPSK"/>
+          <w:color w:val="000000"/>
+          <w:sz w:val="34"/>
+          <w:sz w:val="34"/>
+          <w:szCs w:val="34"/>
+        </w:rPr>
+        <w:t>๒๕</w:t>
       </w:r>
       <w:r>
         <w:rPr>
           <w:rFonts w:cs="TH SarabunPSK" w:ascii="TH SarabunPSK" w:hAnsi="TH SarabunPSK"/>
           <w:color w:val="000000"/>
-          <w:spacing w:val="-4"/>
-          <w:sz w:val="34"/>
-          <w:szCs w:val="34"/>
-        </w:rPr>
-        <w:t>.......</w:t>
-      </w:r>
-      <w:r>
-        <w:rPr>
-          <w:rFonts w:ascii="TH SarabunPSK" w:hAnsi="TH SarabunPSK" w:cs="TH SarabunPSK"/>
-          <w:color w:val="000000"/>
-          <w:spacing w:val="-4"/>
-          <w:sz w:val="34"/>
-          <w:szCs w:val="34"/>
-        </w:rPr>
-        <w:t>พ</w:t>
-      </w:r>
-      <w:r>
-        <w:rPr>
-          <w:rFonts w:cs="TH SarabunPSK" w:ascii="TH SarabunPSK" w:hAnsi="TH SarabunPSK"/>
-          <w:color w:val="000000"/>
-          <w:spacing w:val="-4"/>
-          <w:sz w:val="34"/>
-          <w:szCs w:val="34"/>
-        </w:rPr>
-        <w:t>.</w:t>
-      </w:r>
-      <w:r>
-        <w:rPr>
-          <w:rFonts w:ascii="TH SarabunPSK" w:hAnsi="TH SarabunPSK" w:cs="TH SarabunPSK"/>
-          <w:color w:val="000000"/>
-          <w:spacing w:val="-4"/>
-          <w:sz w:val="34"/>
-          <w:szCs w:val="34"/>
-        </w:rPr>
-        <w:t>ศ</w:t>
-      </w:r>
-      <w:r>
-        <w:rPr>
-          <w:rFonts w:cs="TH SarabunPSK" w:ascii="TH SarabunPSK" w:hAnsi="TH SarabunPSK"/>
-          <w:color w:val="000000"/>
-          <w:spacing w:val="-4"/>
-          <w:sz w:val="34"/>
-          <w:szCs w:val="34"/>
-        </w:rPr>
-        <w:t>.</w:t>
-      </w:r>
-      <w:r>
-        <w:rPr>
-          <w:rFonts w:cs="TH SarabunPSK" w:hint="cs" w:ascii="TH SarabunPSK" w:hAnsi="TH SarabunPSK"/>
-          <w:color w:val="000000"/>
-          <w:spacing w:val="-4"/>
-          <w:sz w:val="34"/>
-          <w:szCs w:val="34"/>
-        </w:rPr>
-        <w:t xml:space="preserve"> </w:t>
-      </w:r>
-      <w:r>
-        <w:rPr>
-          <w:rFonts w:ascii="TH SarabunPSK" w:hAnsi="TH SarabunPSK" w:cs="TH SarabunPSK"/>
-          <w:color w:val="000000"/>
-          <w:spacing w:val="-4"/>
-          <w:sz w:val="34"/>
-          <w:szCs w:val="34"/>
-        </w:rPr>
-        <w:t>๒๕</w:t>
-      </w:r>
-      <w:r>
-        <w:rPr>
-          <w:rFonts w:cs="TH SarabunPSK" w:hint="cs" w:ascii="TH SarabunPSK" w:hAnsi="TH SarabunPSK"/>
-          <w:color w:val="000000"/>
-          <w:spacing w:val="-4"/>
-          <w:sz w:val="34"/>
-          <w:szCs w:val="34"/>
-        </w:rPr>
-        <w:t>............</w:t>
-      </w:r>
-      <w:r>
-        <w:rPr>
-          <w:rFonts w:cs="TH SarabunPSK" w:ascii="TH SarabunPSK" w:hAnsi="TH SarabunPSK"/>
-          <w:color w:val="000000"/>
-          <w:spacing w:val="-4"/>
-          <w:sz w:val="34"/>
-          <w:szCs w:val="34"/>
-        </w:rPr>
-        <w:t xml:space="preserve"> </w:t>
-      </w:r>
-      <w:r>
-        <w:rPr>
-          <w:rFonts w:ascii="TH SarabunPSK" w:hAnsi="TH SarabunPSK" w:cs="TH SarabunPSK"/>
-          <w:color w:val="000000"/>
-          <w:spacing w:val="-4"/>
-          <w:sz w:val="34"/>
-          <w:szCs w:val="34"/>
-        </w:rPr>
-        <w:t>เพื่อจะได้</w:t>
-      </w:r>
-      <w:r>
-        <w:rPr>
-          <w:rFonts w:ascii="TH SarabunPSK" w:hAnsi="TH SarabunPSK" w:cs="TH SarabunPSK"/>
-          <w:color w:val="000000"/>
-          <w:sz w:val="34"/>
-          <w:szCs w:val="34"/>
-        </w:rPr>
-        <w:t>ดำเนินการตามกฎหมาย แต่ไม่เกินวันที่</w:t>
-      </w:r>
-      <w:r>
-        <w:rPr>
-          <w:rFonts w:cs="TH SarabunPSK" w:ascii="TH SarabunPSK" w:hAnsi="TH SarabunPSK"/>
-          <w:color w:val="000000"/>
-          <w:sz w:val="34"/>
-          <w:szCs w:val="34"/>
-        </w:rPr>
-        <w:t>..</w:t>
-      </w:r>
-      <w:r>
-        <w:rPr>
-          <w:rFonts w:cs="TH SarabunPSK" w:hint="cs" w:ascii="TH SarabunPSK" w:hAnsi="TH SarabunPSK"/>
-          <w:color w:val="000000"/>
-          <w:sz w:val="34"/>
-          <w:szCs w:val="34"/>
-        </w:rPr>
-        <w:t>..</w:t>
-      </w:r>
-      <w:r>
-        <w:rPr>
-          <w:rFonts w:cs="TH SarabunPSK" w:ascii="TH SarabunPSK" w:hAnsi="TH SarabunPSK"/>
-          <w:color w:val="000000"/>
-          <w:sz w:val="34"/>
-          <w:szCs w:val="34"/>
-        </w:rPr>
-        <w:t>............</w:t>
-      </w:r>
-      <w:r>
-        <w:rPr>
-          <w:rFonts w:ascii="TH SarabunPSK" w:hAnsi="TH SarabunPSK" w:cs="TH SarabunPSK"/>
-          <w:color w:val="000000"/>
-          <w:sz w:val="34"/>
-          <w:szCs w:val="34"/>
-        </w:rPr>
-        <w:t>เดือน</w:t>
-      </w:r>
-      <w:r>
-        <w:rPr>
-          <w:rFonts w:cs="TH SarabunPSK" w:ascii="TH SarabunPSK" w:hAnsi="TH SarabunPSK"/>
-          <w:color w:val="000000"/>
-          <w:sz w:val="34"/>
-          <w:szCs w:val="34"/>
-        </w:rPr>
-        <w:t>.................</w:t>
-      </w:r>
-      <w:r>
-        <w:rPr>
-          <w:rFonts w:cs="TH SarabunPSK" w:hint="cs" w:ascii="TH SarabunPSK" w:hAnsi="TH SarabunPSK"/>
-          <w:color w:val="000000"/>
-          <w:sz w:val="34"/>
-          <w:szCs w:val="34"/>
-        </w:rPr>
-        <w:t>.....................</w:t>
-      </w:r>
-      <w:r>
-        <w:rPr>
-          <w:rFonts w:cs="TH SarabunPSK" w:ascii="TH SarabunPSK" w:hAnsi="TH SarabunPSK"/>
-          <w:color w:val="000000"/>
-          <w:sz w:val="34"/>
-          <w:szCs w:val="34"/>
-        </w:rPr>
-        <w:t>.........</w:t>
-      </w:r>
-      <w:r>
-        <w:rPr>
-          <w:rFonts w:ascii="TH SarabunPSK" w:hAnsi="TH SarabunPSK" w:cs="TH SarabunPSK"/>
-          <w:color w:val="000000"/>
-          <w:sz w:val="34"/>
-          <w:szCs w:val="34"/>
-        </w:rPr>
-        <w:t>พ</w:t>
-      </w:r>
-      <w:r>
-        <w:rPr>
-          <w:rFonts w:cs="TH SarabunPSK" w:ascii="TH SarabunPSK" w:hAnsi="TH SarabunPSK"/>
-          <w:color w:val="000000"/>
-          <w:sz w:val="34"/>
-          <w:szCs w:val="34"/>
-        </w:rPr>
-        <w:t>.</w:t>
-      </w:r>
-      <w:r>
-        <w:rPr>
-          <w:rFonts w:ascii="TH SarabunPSK" w:hAnsi="TH SarabunPSK" w:cs="TH SarabunPSK"/>
-          <w:color w:val="000000"/>
-          <w:sz w:val="34"/>
-          <w:szCs w:val="34"/>
-        </w:rPr>
-        <w:t>ศ</w:t>
-      </w:r>
-      <w:r>
-        <w:rPr>
-          <w:rFonts w:cs="TH SarabunPSK" w:ascii="TH SarabunPSK" w:hAnsi="TH SarabunPSK"/>
-          <w:color w:val="000000"/>
-          <w:sz w:val="34"/>
-          <w:szCs w:val="34"/>
-        </w:rPr>
-        <w:t xml:space="preserve">. </w:t>
-      </w:r>
-      <w:r>
-        <w:rPr>
-          <w:rFonts w:ascii="TH SarabunPSK" w:hAnsi="TH SarabunPSK" w:cs="TH SarabunPSK"/>
-          <w:color w:val="000000"/>
-          <w:sz w:val="34"/>
-          <w:szCs w:val="34"/>
-        </w:rPr>
-        <w:t>๒๕</w:t>
-      </w:r>
-      <w:r>
-        <w:rPr>
-          <w:rFonts w:cs="TH SarabunPSK" w:ascii="TH SarabunPSK" w:hAnsi="TH SarabunPSK"/>
-          <w:color w:val="000000"/>
-          <w:sz w:val="34"/>
-          <w:szCs w:val="34"/>
-        </w:rPr>
-        <w:t>........</w:t>
-      </w:r>
-      <w:r>
-        <w:rPr>
-          <w:rFonts w:cs="TH SarabunPSK" w:hint="cs" w:ascii="TH SarabunPSK" w:hAnsi="TH SarabunPSK"/>
-          <w:color w:val="000000"/>
-          <w:sz w:val="34"/>
-          <w:szCs w:val="34"/>
-        </w:rPr>
-        <w:t>..</w:t>
-      </w:r>
-      <w:r>
-        <w:rPr>
-          <w:rFonts w:cs="TH SarabunPSK" w:ascii="TH SarabunPSK" w:hAnsi="TH SarabunPSK"/>
-          <w:color w:val="000000"/>
-          <w:sz w:val="34"/>
-          <w:szCs w:val="34"/>
-        </w:rPr>
+          <w:sz w:val="34"/>
+          <w:szCs w:val="34"/>
+        </w:rPr>
+        <w:t>..........</w:t>
+      </w:r>
+      <w:r>
         <mc:AlternateContent>
           <mc:Choice Requires="wps">
             <w:drawing>
-              <wp:anchor distT="0" distB="0" distL="0" distR="0" simplePos="0" relativeHeight="87" behindDoc="0" locked="0" layoutInCell="1" allowOverlap="1">
+              <wp:anchor behindDoc="0" distT="0" distB="0" distL="0" distR="0" simplePos="0" locked="0" layoutInCell="1" allowOverlap="1" relativeHeight="87">
                 <wp:simplePos x="0" y="0"/>
                 <wp:positionH relativeFrom="column">
                   <wp:posOffset>1731645</wp:posOffset>
@@ -7584,13 +6745,16 @@
                         <w:txbxContent>
                           <w:p>
                             <w:pPr>
-                              <w:pStyle w:val="FrameContentsuser"/>
+                              <w:pStyle w:val="FrameContents"/>
                               <w:jc w:val="center"/>
-                              <w:rPr/>
+                              <w:rPr>
+                                <w:color w:val="000000"/>
+                              </w:rPr>
                             </w:pPr>
                             <w:r>
                               <w:rPr>
                                 <w:rFonts w:cs="TH SarabunIT๙" w:ascii="TH SarabunIT๙" w:hAnsi="TH SarabunIT๙"/>
+                                <w:color w:val="000000"/>
                               </w:rPr>
                               <w:t>{{ woa_end_date_day }}</w:t>
                             </w:r>
@@ -7608,20 +6772,23 @@
           </mc:Choice>
           <mc:Fallback>
             <w:pict>
-              <v:rect id="shape_0" fillcolor="white" stroked="f" o:allowincell="f" style="position:absolute;margin-left:136.35pt;margin-top:14.6pt;width:47.25pt;height:31.1pt;mso-wrap-style:square;v-text-anchor:top">
-                <v:fill o:detectmouseclick="t" type="solid" color2="black" opacity="0"/>
+              <v:rect id="shape_0" ID="Frame44" path="m0,0l-2147483645,0l-2147483645,-2147483646l0,-2147483646xe" stroked="f" o:allowincell="f" style="position:absolute;margin-left:136.35pt;margin-top:14.6pt;width:47.25pt;height:31.1pt;mso-wrap-style:square;v-text-anchor:top">
+                <v:fill o:detectmouseclick="t" on="false"/>
                 <v:stroke color="#3465a4" joinstyle="round" endcap="flat"/>
                 <v:textbox>
                   <w:txbxContent>
                     <w:p>
                       <w:pPr>
-                        <w:pStyle w:val="FrameContentsuser"/>
+                        <w:pStyle w:val="FrameContents"/>
                         <w:jc w:val="center"/>
-                        <w:rPr/>
+                        <w:rPr>
+                          <w:color w:val="000000"/>
+                        </w:rPr>
                       </w:pPr>
                       <w:r>
                         <w:rPr>
                           <w:rFonts w:cs="TH SarabunIT๙" w:ascii="TH SarabunIT๙" w:hAnsi="TH SarabunIT๙"/>
+                          <w:color w:val="000000"/>
                         </w:rPr>
                         <w:t>{{ woa_end_date_day }}</w:t>
                       </w:r>
@@ -7636,7 +6803,7 @@
         <mc:AlternateContent>
           <mc:Choice Requires="wps">
             <w:drawing>
-              <wp:anchor distT="0" distB="0" distL="0" distR="0" simplePos="0" relativeHeight="89" behindDoc="0" locked="0" layoutInCell="1" allowOverlap="1">
+              <wp:anchor behindDoc="0" distT="0" distB="0" distL="0" distR="0" simplePos="0" locked="0" layoutInCell="1" allowOverlap="1" relativeHeight="89">
                 <wp:simplePos x="0" y="0"/>
                 <wp:positionH relativeFrom="column">
                   <wp:posOffset>2969260</wp:posOffset>
@@ -7675,7 +6842,7 @@
                         <w:txbxContent>
                           <w:p>
                             <w:pPr>
-                              <w:pStyle w:val="FrameContentsuser"/>
+                              <w:pStyle w:val="FrameContents"/>
                               <w:rPr>
                                 <w:rFonts w:ascii="TH SarabunIT๙" w:hAnsi="TH SarabunIT๙" w:cs="TH SarabunIT๙"/>
                               </w:rPr>
@@ -7683,6 +6850,7 @@
                             <w:r>
                               <w:rPr>
                                 <w:rFonts w:cs="TH SarabunIT๙" w:ascii="TH SarabunIT๙" w:hAnsi="TH SarabunIT๙"/>
+                                <w:color w:val="000000"/>
                               </w:rPr>
                               <w:t>{{ woa_end_date_month }}</w:t>
                             </w:r>
@@ -7700,14 +6868,14 @@
           </mc:Choice>
           <mc:Fallback>
             <w:pict>
-              <v:rect id="shape_0" fillcolor="white" stroked="f" o:allowincell="f" style="position:absolute;margin-left:233.8pt;margin-top:14.55pt;width:95.35pt;height:31.1pt;mso-wrap-style:square;v-text-anchor:top">
-                <v:fill o:detectmouseclick="t" type="solid" color2="black" opacity="0"/>
+              <v:rect id="shape_0" ID="Frame45" path="m0,0l-2147483645,0l-2147483645,-2147483646l0,-2147483646xe" stroked="f" o:allowincell="f" style="position:absolute;margin-left:233.8pt;margin-top:14.55pt;width:95.35pt;height:31.1pt;mso-wrap-style:square;v-text-anchor:top">
+                <v:fill o:detectmouseclick="t" on="false"/>
                 <v:stroke color="#3465a4" joinstyle="round" endcap="flat"/>
                 <v:textbox>
                   <w:txbxContent>
                     <w:p>
                       <w:pPr>
-                        <w:pStyle w:val="FrameContentsuser"/>
+                        <w:pStyle w:val="FrameContents"/>
                         <w:rPr>
                           <w:rFonts w:ascii="TH SarabunIT๙" w:hAnsi="TH SarabunIT๙" w:cs="TH SarabunIT๙"/>
                         </w:rPr>
@@ -7715,6 +6883,7 @@
                       <w:r>
                         <w:rPr>
                           <w:rFonts w:cs="TH SarabunIT๙" w:ascii="TH SarabunIT๙" w:hAnsi="TH SarabunIT๙"/>
+                          <w:color w:val="000000"/>
                         </w:rPr>
                         <w:t>{{ woa_end_date_month }}</w:t>
                       </w:r>
@@ -7729,7 +6898,7 @@
         <mc:AlternateContent>
           <mc:Choice Requires="wps">
             <w:drawing>
-              <wp:anchor distT="0" distB="0" distL="0" distR="0" simplePos="0" relativeHeight="91" behindDoc="0" locked="0" layoutInCell="1" allowOverlap="1">
+              <wp:anchor behindDoc="0" distT="0" distB="0" distL="0" distR="0" simplePos="0" locked="0" layoutInCell="1" allowOverlap="1" relativeHeight="91">
                 <wp:simplePos x="0" y="0"/>
                 <wp:positionH relativeFrom="column">
                   <wp:posOffset>4735830</wp:posOffset>
@@ -7768,7 +6937,7 @@
                         <w:txbxContent>
                           <w:p>
                             <w:pPr>
-                              <w:pStyle w:val="FrameContentsuser"/>
+                              <w:pStyle w:val="FrameContents"/>
                               <w:rPr>
                                 <w:rFonts w:ascii="TH SarabunIT๙" w:hAnsi="TH SarabunIT๙" w:cs="TH SarabunIT๙"/>
                               </w:rPr>
@@ -7776,6 +6945,7 @@
                             <w:r>
                               <w:rPr>
                                 <w:rFonts w:cs="TH SarabunIT๙" w:ascii="TH SarabunIT๙" w:hAnsi="TH SarabunIT๙"/>
+                                <w:color w:val="000000"/>
                               </w:rPr>
                               <w:t>{{ woa_end_date_year }}</w:t>
                             </w:r>
@@ -7793,14 +6963,14 @@
           </mc:Choice>
           <mc:Fallback>
             <w:pict>
-              <v:rect id="shape_0" fillcolor="white" stroked="f" o:allowincell="f" style="position:absolute;margin-left:372.9pt;margin-top:14.55pt;width:61.45pt;height:31.1pt;mso-wrap-style:square;v-text-anchor:top">
-                <v:fill o:detectmouseclick="t" type="solid" color2="black" opacity="0"/>
+              <v:rect id="shape_0" ID="Frame43" path="m0,0l-2147483645,0l-2147483645,-2147483646l0,-2147483646xe" stroked="f" o:allowincell="f" style="position:absolute;margin-left:372.9pt;margin-top:14.55pt;width:61.45pt;height:31.1pt;mso-wrap-style:square;v-text-anchor:top">
+                <v:fill o:detectmouseclick="t" on="false"/>
                 <v:stroke color="#3465a4" joinstyle="round" endcap="flat"/>
                 <v:textbox>
                   <w:txbxContent>
                     <w:p>
                       <w:pPr>
-                        <w:pStyle w:val="FrameContentsuser"/>
+                        <w:pStyle w:val="FrameContents"/>
                         <w:rPr>
                           <w:rFonts w:ascii="TH SarabunIT๙" w:hAnsi="TH SarabunIT๙" w:cs="TH SarabunIT๙"/>
                         </w:rPr>
@@ -7808,6 +6978,7 @@
                       <w:r>
                         <w:rPr>
                           <w:rFonts w:cs="TH SarabunIT๙" w:ascii="TH SarabunIT๙" w:hAnsi="TH SarabunIT๙"/>
+                          <w:color w:val="000000"/>
                         </w:rPr>
                         <w:t>{{ woa_end_date_year }}</w:t>
                       </w:r>
@@ -7822,7 +6993,7 @@
         <mc:AlternateContent>
           <mc:Choice Requires="wps">
             <w:drawing>
-              <wp:anchor distT="0" distB="0" distL="0" distR="0" simplePos="0" relativeHeight="93" behindDoc="0" locked="0" layoutInCell="1" allowOverlap="1">
+              <wp:anchor behindDoc="0" distT="0" distB="0" distL="0" distR="0" simplePos="0" locked="0" layoutInCell="1" allowOverlap="1" relativeHeight="93">
                 <wp:simplePos x="0" y="0"/>
                 <wp:positionH relativeFrom="column">
                   <wp:posOffset>3582670</wp:posOffset>
@@ -7861,7 +7032,7 @@
                         <w:txbxContent>
                           <w:p>
                             <w:pPr>
-                              <w:pStyle w:val="FrameContentsuser"/>
+                              <w:pStyle w:val="FrameContents"/>
                               <w:rPr>
                                 <w:rFonts w:ascii="TH SarabunIT๙" w:hAnsi="TH SarabunIT๙" w:cs="TH SarabunIT๙"/>
                               </w:rPr>
@@ -7869,6 +7040,7 @@
                             <w:r>
                               <w:rPr>
                                 <w:rFonts w:cs="TH SarabunIT๙" w:ascii="TH SarabunIT๙" w:hAnsi="TH SarabunIT๙"/>
+                                <w:color w:val="000000"/>
                               </w:rPr>
                               <w:t>{{ judge_name }}</w:t>
                             </w:r>
@@ -7886,14 +7058,14 @@
           </mc:Choice>
           <mc:Fallback>
             <w:pict>
-              <v:rect id="shape_0" fillcolor="white" stroked="f" o:allowincell="f" style="position:absolute;margin-left:282.1pt;margin-top:38.95pt;width:95.35pt;height:31.1pt;mso-wrap-style:square;v-text-anchor:top">
-                <v:fill o:detectmouseclick="t" type="solid" color2="black" opacity="0"/>
+              <v:rect id="shape_0" ID="Frame42" path="m0,0l-2147483645,0l-2147483645,-2147483646l0,-2147483646xe" stroked="f" o:allowincell="f" style="position:absolute;margin-left:282.1pt;margin-top:38.95pt;width:95.35pt;height:31.1pt;mso-wrap-style:square;v-text-anchor:top">
+                <v:fill o:detectmouseclick="t" on="false"/>
                 <v:stroke color="#3465a4" joinstyle="round" endcap="flat"/>
                 <v:textbox>
                   <w:txbxContent>
                     <w:p>
                       <w:pPr>
-                        <w:pStyle w:val="FrameContentsuser"/>
+                        <w:pStyle w:val="FrameContents"/>
                         <w:rPr>
                           <w:rFonts w:ascii="TH SarabunIT๙" w:hAnsi="TH SarabunIT๙" w:cs="TH SarabunIT๙"/>
                         </w:rPr>
@@ -7901,6 +7073,7 @@
                       <w:r>
                         <w:rPr>
                           <w:rFonts w:cs="TH SarabunIT๙" w:ascii="TH SarabunIT๙" w:hAnsi="TH SarabunIT๙"/>
+                          <w:color w:val="000000"/>
                         </w:rPr>
                         <w:t>{{ judge_name }}</w:t>
                       </w:r>
@@ -7940,16 +7113,7 @@
           <w:sz w:val="36"/>
           <w:szCs w:val="36"/>
         </w:rPr>
-        <w:t xml:space="preserve">                                                                  </w:t>
-      </w:r>
-      <w:r>
-        <w:rPr>
-          <w:rFonts w:cs="Angsana New" w:hint="cs" w:ascii="Angsana New" w:hAnsi="Angsana New"/>
-          <w:color w:val="000000"/>
-          <w:sz w:val="36"/>
-          <w:szCs w:val="36"/>
-        </w:rPr>
-        <w:t xml:space="preserve">     </w:t>
+        <w:t xml:space="preserve">                                                                       </w:t>
       </w:r>
       <w:r>
         <w:rPr>
@@ -7958,30 +7122,13 @@
           <w:sz w:val="34"/>
           <w:szCs w:val="34"/>
         </w:rPr>
-        <w:t>..............................................</w:t>
-      </w:r>
-      <w:r>
-        <w:rPr>
-          <w:rFonts w:cs="TH SarabunPSK" w:hint="cs" w:ascii="TH SarabunPSK" w:hAnsi="TH SarabunPSK"/>
-          <w:color w:val="000000"/>
-          <w:sz w:val="34"/>
-          <w:szCs w:val="34"/>
-        </w:rPr>
-        <w:t>.</w:t>
-      </w:r>
-      <w:r>
-        <w:rPr>
-          <w:rFonts w:cs="TH SarabunPSK" w:ascii="TH SarabunPSK" w:hAnsi="TH SarabunPSK"/>
-          <w:color w:val="000000"/>
-          <w:sz w:val="34"/>
-          <w:szCs w:val="34"/>
-        </w:rPr>
-        <w:t>...............................</w:t>
-      </w:r>
-      <w:r>
-        <w:rPr>
-          <w:rFonts w:ascii="TH SarabunPSK" w:hAnsi="TH SarabunPSK" w:cs="TH SarabunPSK"/>
-          <w:color w:val="000000"/>
+        <w:t>..............................................................................</w:t>
+      </w:r>
+      <w:r>
+        <w:rPr>
+          <w:rFonts w:ascii="TH SarabunPSK" w:hAnsi="TH SarabunPSK" w:cs="TH SarabunPSK"/>
+          <w:color w:val="000000"/>
+          <w:sz w:val="34"/>
           <w:sz w:val="34"/>
           <w:szCs w:val="34"/>
         </w:rPr>
@@ -8020,6 +7167,7 @@
         <w:rPr>
           <w:rFonts w:ascii="TH SarabunPSK" w:hAnsi="TH SarabunPSK" w:cs="TH SarabunPSK"/>
           <w:sz w:val="30"/>
+          <w:sz w:val="30"/>
           <w:szCs w:val="30"/>
         </w:rPr>
         <w:t>พลิก</w:t>
@@ -8048,6 +7196,7 @@
           <w:b/>
           <w:b/>
           <w:bCs/>
+          <w:sz w:val="30"/>
           <w:sz w:val="30"/>
           <w:szCs w:val="30"/>
         </w:rPr>
@@ -8069,6 +7218,7 @@
           <w:b/>
           <w:b/>
           <w:bCs/>
+          <w:sz w:val="30"/>
           <w:sz w:val="30"/>
           <w:szCs w:val="30"/>
         </w:rPr>
@@ -8157,6 +7307,7 @@
           <w:rFonts w:ascii="TH SarabunPSK" w:hAnsi="TH SarabunPSK" w:cs="TH SarabunPSK"/>
           <w:color w:val="000000"/>
           <w:sz w:val="44"/>
+          <w:sz w:val="44"/>
           <w:szCs w:val="44"/>
           <w:u w:val="single"/>
         </w:rPr>
@@ -8185,7 +7336,7 @@
       </w:r>
       <w:r>
         <w:rPr>
-          <w:rFonts w:cs="TH SarabunPSK" w:hint="cs" w:ascii="TH SarabunPSK" w:hAnsi="TH SarabunPSK"/>
+          <w:rFonts w:cs="TH SarabunPSK" w:ascii="TH SarabunPSK" w:hAnsi="TH SarabunPSK"/>
           <w:color w:val="000000"/>
           <w:sz w:val="34"/>
           <w:szCs w:val="34"/>
@@ -8197,6 +7348,7 @@
           <w:rFonts w:ascii="TH SarabunPSK" w:hAnsi="TH SarabunPSK" w:cs="TH SarabunPSK"/>
           <w:color w:val="000000"/>
           <w:sz w:val="34"/>
+          <w:sz w:val="34"/>
           <w:szCs w:val="34"/>
         </w:rPr>
         <w:t>วันที่</w:t>
@@ -8208,11 +7360,40 @@
           <w:sz w:val="34"/>
           <w:szCs w:val="34"/>
         </w:rPr>
-        <w:t>..........</w:t>
-      </w:r>
-      <w:r>
-        <w:rPr>
-          <w:rFonts w:cs="TH SarabunPSK" w:hint="cs" w:ascii="TH SarabunPSK" w:hAnsi="TH SarabunPSK"/>
+        <w:t>..............</w:t>
+      </w:r>
+      <w:r>
+        <w:rPr>
+          <w:rFonts w:ascii="TH SarabunPSK" w:hAnsi="TH SarabunPSK" w:cs="TH SarabunPSK"/>
+          <w:color w:val="000000"/>
+          <w:sz w:val="34"/>
+          <w:sz w:val="34"/>
+          <w:szCs w:val="34"/>
+        </w:rPr>
+        <w:t>เดือน</w:t>
+      </w:r>
+      <w:r>
+        <w:rPr>
+          <w:rFonts w:cs="TH SarabunPSK" w:ascii="TH SarabunPSK" w:hAnsi="TH SarabunPSK"/>
+          <w:color w:val="000000"/>
+          <w:sz w:val="34"/>
+          <w:szCs w:val="34"/>
+        </w:rPr>
+        <w:t>............................................</w:t>
+      </w:r>
+      <w:r>
+        <w:rPr>
+          <w:rFonts w:ascii="TH SarabunPSK" w:hAnsi="TH SarabunPSK" w:cs="TH SarabunPSK"/>
+          <w:color w:val="000000"/>
+          <w:sz w:val="34"/>
+          <w:sz w:val="34"/>
+          <w:szCs w:val="34"/>
+        </w:rPr>
+        <w:t>พ</w:t>
+      </w:r>
+      <w:r>
+        <w:rPr>
+          <w:rFonts w:cs="TH SarabunPSK" w:ascii="TH SarabunPSK" w:hAnsi="TH SarabunPSK"/>
           <w:color w:val="000000"/>
           <w:sz w:val="34"/>
           <w:szCs w:val="34"/>
@@ -8221,71 +7402,28 @@
       </w:r>
       <w:r>
         <w:rPr>
+          <w:rFonts w:ascii="TH SarabunPSK" w:hAnsi="TH SarabunPSK" w:cs="TH SarabunPSK"/>
+          <w:color w:val="000000"/>
+          <w:sz w:val="34"/>
+          <w:sz w:val="34"/>
+          <w:szCs w:val="34"/>
+        </w:rPr>
+        <w:t>ศ</w:t>
+      </w:r>
+      <w:r>
+        <w:rPr>
           <w:rFonts w:cs="TH SarabunPSK" w:ascii="TH SarabunPSK" w:hAnsi="TH SarabunPSK"/>
           <w:color w:val="000000"/>
           <w:sz w:val="34"/>
           <w:szCs w:val="34"/>
         </w:rPr>
-        <w:t>...</w:t>
-      </w:r>
-      <w:r>
-        <w:rPr>
-          <w:rFonts w:ascii="TH SarabunPSK" w:hAnsi="TH SarabunPSK" w:cs="TH SarabunPSK"/>
-          <w:color w:val="000000"/>
-          <w:sz w:val="34"/>
-          <w:szCs w:val="34"/>
-        </w:rPr>
-        <w:t>เดือน</w:t>
-      </w:r>
-      <w:r>
-        <w:rPr>
-          <w:rFonts w:cs="TH SarabunPSK" w:ascii="TH SarabunPSK" w:hAnsi="TH SarabunPSK"/>
-          <w:color w:val="000000"/>
-          <w:sz w:val="34"/>
-          <w:szCs w:val="34"/>
-        </w:rPr>
-        <w:t>............................................</w:t>
-      </w:r>
-      <w:r>
-        <w:rPr>
-          <w:rFonts w:ascii="TH SarabunPSK" w:hAnsi="TH SarabunPSK" w:cs="TH SarabunPSK"/>
-          <w:color w:val="000000"/>
-          <w:sz w:val="34"/>
-          <w:szCs w:val="34"/>
-        </w:rPr>
-        <w:t>พ</w:t>
-      </w:r>
-      <w:r>
-        <w:rPr>
-          <w:rFonts w:cs="TH SarabunPSK" w:ascii="TH SarabunPSK" w:hAnsi="TH SarabunPSK"/>
-          <w:color w:val="000000"/>
-          <w:sz w:val="34"/>
-          <w:szCs w:val="34"/>
-        </w:rPr>
-        <w:t>.</w:t>
-      </w:r>
-      <w:r>
-        <w:rPr>
-          <w:rFonts w:ascii="TH SarabunPSK" w:hAnsi="TH SarabunPSK" w:cs="TH SarabunPSK"/>
-          <w:color w:val="000000"/>
-          <w:sz w:val="34"/>
-          <w:szCs w:val="34"/>
-        </w:rPr>
-        <w:t>ศ</w:t>
-      </w:r>
-      <w:r>
-        <w:rPr>
-          <w:rFonts w:cs="TH SarabunPSK" w:ascii="TH SarabunPSK" w:hAnsi="TH SarabunPSK"/>
-          <w:color w:val="000000"/>
-          <w:sz w:val="34"/>
-          <w:szCs w:val="34"/>
-        </w:rPr>
         <w:t xml:space="preserve">. </w:t>
       </w:r>
       <w:r>
         <w:rPr>
           <w:rFonts w:ascii="TH SarabunPSK" w:hAnsi="TH SarabunPSK" w:cs="TH SarabunPSK"/>
           <w:color w:val="000000"/>
+          <w:sz w:val="34"/>
           <w:sz w:val="34"/>
           <w:szCs w:val="34"/>
         </w:rPr>
@@ -8318,6 +7456,7 @@
           <w:rFonts w:ascii="TH SarabunPSK" w:hAnsi="TH SarabunPSK" w:cs="TH SarabunPSK"/>
           <w:color w:val="000000"/>
           <w:sz w:val="34"/>
+          <w:sz w:val="34"/>
           <w:szCs w:val="34"/>
         </w:rPr>
         <w:t>เจ้าพนักงานผู้จัดการตามหมายได้แจ้งข้อความในหมายให้แก่ผู้เกี่ยวข้องทราบและได้ส่งหมาย</w:t>
@@ -8327,6 +7466,7 @@
           <w:rFonts w:ascii="TH SarabunPSK" w:hAnsi="TH SarabunPSK" w:cs="TH SarabunPSK"/>
           <w:color w:val="000000"/>
           <w:spacing w:val="8"/>
+          <w:sz w:val="34"/>
           <w:sz w:val="34"/>
           <w:szCs w:val="34"/>
         </w:rPr>
@@ -8389,16 +7529,7 @@
           <w:sz w:val="36"/>
           <w:szCs w:val="36"/>
         </w:rPr>
-        <w:t xml:space="preserve">                              </w:t>
-      </w:r>
-      <w:r>
-        <w:rPr>
-          <w:rFonts w:cs="TH SarabunPSK" w:hint="cs" w:ascii="TH SarabunPSK" w:hAnsi="TH SarabunPSK"/>
-          <w:color w:val="000000"/>
-          <w:sz w:val="36"/>
-          <w:szCs w:val="36"/>
-        </w:rPr>
-        <w:t xml:space="preserve">     </w:t>
+        <w:t xml:space="preserve">                                   </w:t>
       </w:r>
       <w:r>
         <w:rPr>
@@ -8413,6 +7544,7 @@
         <w:rPr>
           <w:rFonts w:ascii="TH SarabunPSK" w:hAnsi="TH SarabunPSK" w:cs="TH SarabunPSK"/>
           <w:color w:val="000000"/>
+          <w:sz w:val="34"/>
           <w:sz w:val="34"/>
           <w:szCs w:val="34"/>
         </w:rPr>
@@ -8444,6 +7576,7 @@
           <w:rFonts w:ascii="TH SarabunPSK" w:hAnsi="TH SarabunPSK" w:cs="TH SarabunPSK"/>
           <w:color w:val="000000"/>
           <w:sz w:val="34"/>
+          <w:sz w:val="34"/>
           <w:szCs w:val="34"/>
         </w:rPr>
         <w:t>ข้าพเจ้าผู้มีชื่อข้างท้ายนี้ได้รับทราบข้อความในหมาย และได้ตรวจดูหมายแล้ว</w:t>
@@ -8482,7 +7615,7 @@
       </w:pPr>
       <w:r>
         <w:rPr>
-          <w:rFonts w:cs="TH SarabunPSK" w:hint="cs" w:ascii="TH SarabunPSK" w:hAnsi="TH SarabunPSK"/>
+          <w:rFonts w:cs="TH SarabunPSK" w:ascii="TH SarabunPSK" w:hAnsi="TH SarabunPSK"/>
           <w:color w:val="000000"/>
           <w:sz w:val="34"/>
           <w:szCs w:val="34"/>
@@ -8491,53 +7624,18 @@
       </w:r>
       <w:r>
         <w:rPr>
-          <w:rFonts w:cs="TH SarabunPSK" w:hint="cs" w:ascii="TH SarabunPSK" w:hAnsi="TH SarabunPSK"/>
-          <w:color w:val="000000"/>
-          <w:sz w:val="34"/>
-          <w:szCs w:val="34"/>
-        </w:rPr>
-        <w:t>.</w:t>
-      </w:r>
-      <w:r>
-        <w:rPr>
           <w:rFonts w:cs="TH SarabunPSK" w:ascii="TH SarabunPSK" w:hAnsi="TH SarabunPSK"/>
           <w:color w:val="000000"/>
           <w:sz w:val="34"/>
           <w:szCs w:val="34"/>
         </w:rPr>
-        <w:t>..............................</w:t>
-      </w:r>
-      <w:r>
-        <w:rPr>
-          <w:rFonts w:cs="TH SarabunPSK" w:hint="cs" w:ascii="TH SarabunPSK" w:hAnsi="TH SarabunPSK"/>
-          <w:color w:val="000000"/>
-          <w:sz w:val="34"/>
-          <w:szCs w:val="34"/>
-        </w:rPr>
-        <w:t>.........................</w:t>
-      </w:r>
-      <w:r>
-        <w:rPr>
-          <w:rFonts w:cs="TH SarabunPSK" w:ascii="TH SarabunPSK" w:hAnsi="TH SarabunPSK"/>
-          <w:color w:val="000000"/>
-          <w:sz w:val="34"/>
-          <w:szCs w:val="34"/>
-        </w:rPr>
-        <w:t>.....</w:t>
-      </w:r>
-      <w:r>
-        <w:rPr>
-          <w:rFonts w:cs="TH SarabunPSK" w:hint="cs" w:ascii="TH SarabunPSK" w:hAnsi="TH SarabunPSK"/>
-          <w:color w:val="000000"/>
-          <w:sz w:val="34"/>
-          <w:szCs w:val="34"/>
-        </w:rPr>
-        <w:t>...</w:t>
-      </w:r>
-      <w:r>
-        <w:rPr>
-          <w:rFonts w:ascii="TH SarabunPSK" w:hAnsi="TH SarabunPSK" w:cs="TH SarabunPSK"/>
-          <w:color w:val="000000"/>
+        <w:t>................................................................</w:t>
+      </w:r>
+      <w:r>
+        <w:rPr>
+          <w:rFonts w:ascii="TH SarabunPSK" w:hAnsi="TH SarabunPSK" w:cs="TH SarabunPSK"/>
+          <w:color w:val="000000"/>
+          <w:sz w:val="34"/>
           <w:sz w:val="34"/>
           <w:szCs w:val="34"/>
         </w:rPr>
@@ -8552,6 +7650,7 @@
           <w:rFonts w:ascii="TH SarabunPSK" w:hAnsi="TH SarabunPSK" w:cs="TH SarabunPSK"/>
           <w:b/>
           <w:bCs/>
+          <w:i/>
           <w:i/>
           <w:iCs/>
           <w:color w:val="000000"/>
@@ -8588,6 +7687,7 @@
           <w:b/>
           <w:bCs/>
           <w:i/>
+          <w:i/>
           <w:iCs/>
           <w:color w:val="000000"/>
           <w:sz w:val="34"/>
@@ -8619,6 +7719,7 @@
           <w:b/>
           <w:bCs/>
           <w:i/>
+          <w:i/>
           <w:iCs/>
           <w:color w:val="000000"/>
           <w:sz w:val="34"/>
@@ -8658,6 +7759,7 @@
           <w:rFonts w:ascii="TH SarabunPSK" w:hAnsi="TH SarabunPSK" w:cs="TH SarabunPSK"/>
           <w:color w:val="000000"/>
           <w:sz w:val="34"/>
+          <w:sz w:val="34"/>
           <w:szCs w:val="34"/>
           <w:u w:val="single"/>
         </w:rPr>
@@ -8691,24 +7793,16 @@
           <w:color w:val="000000"/>
           <w:spacing w:val="-4"/>
           <w:sz w:val="34"/>
-          <w:szCs w:val="34"/>
-        </w:rPr>
-        <w:t xml:space="preserve">เจ้าพนักงานผู้จัดการตามหมายพึงปฏิบัติตามกฎหมาย </w:t>
-      </w:r>
-      <w:r>
-        <w:rPr>
-          <w:rFonts w:ascii="TH SarabunPSK" w:hAnsi="TH SarabunPSK" w:hint="cs" w:cs="TH SarabunPSK"/>
-          <w:color w:val="000000"/>
-          <w:spacing w:val="-4"/>
-          <w:sz w:val="34"/>
-          <w:szCs w:val="34"/>
-        </w:rPr>
-        <w:t>และต้องแจ้งข้อกล่าวหาให้ผู้ถูกจับทราบ</w:t>
-      </w:r>
-      <w:r>
-        <w:rPr>
-          <w:rFonts w:ascii="TH SarabunPSK" w:hAnsi="TH SarabunPSK" w:hint="cs" w:cs="TH SarabunPSK"/>
-          <w:color w:val="000000"/>
+          <w:sz w:val="34"/>
+          <w:szCs w:val="34"/>
+        </w:rPr>
+        <w:t>เจ้าพนักงานผู้จัดการตามหมายพึงปฏิบัติตามกฎหมาย และต้องแจ้งข้อกล่าวหาให้ผู้ถูกจับทราบ</w:t>
+      </w:r>
+      <w:r>
+        <w:rPr>
+          <w:rFonts w:ascii="TH SarabunPSK" w:hAnsi="TH SarabunPSK" w:cs="TH SarabunPSK"/>
+          <w:color w:val="000000"/>
+          <w:sz w:val="34"/>
           <w:sz w:val="34"/>
           <w:szCs w:val="34"/>
         </w:rPr>
@@ -8723,6 +7817,7 @@
           <w:rFonts w:ascii="TH SarabunPSK" w:hAnsi="TH SarabunPSK" w:cs="TH SarabunPSK"/>
           <w:b/>
           <w:bCs/>
+          <w:i/>
           <w:i/>
           <w:iCs/>
           <w:color w:val="000000"/>
@@ -8812,7 +7907,7 @@
 </file>
 
 <file path=word/header1.xml><?xml version="1.0" encoding="utf-8"?>
-<w:hdr xmlns:o="urn:schemas-microsoft-com:office:office" xmlns:r="http://schemas.openxmlformats.org/officeDocument/2006/relationships" xmlns:v="urn:schemas-microsoft-com:vml" xmlns:w="http://schemas.openxmlformats.org/wordprocessingml/2006/main" xmlns:w10="urn:schemas-microsoft-com:office:word" xmlns:wp="http://schemas.openxmlformats.org/drawingml/2006/wordprocessingDrawing" xmlns:pic="http://schemas.openxmlformats.org/drawingml/2006/picture" xmlns:wps="http://schemas.microsoft.com/office/word/2010/wordprocessingShape" xmlns:wpg="http://schemas.microsoft.com/office/word/2010/wordprocessingGroup" xmlns:mc="http://schemas.openxmlformats.org/markup-compatibility/2006" xmlns:wp14="http://schemas.microsoft.com/office/word/2010/wordprocessingDrawing" xmlns:w14="http://schemas.microsoft.com/office/word/2010/wordml" xmlns:w15="http://schemas.microsoft.com/office/word/2012/wordml" mc:Ignorable="w14 wp14 w15">
+<w:hdr xmlns:o="urn:schemas-microsoft-com:office:office" xmlns:r="http://schemas.openxmlformats.org/officeDocument/2006/relationships" xmlns:v="urn:schemas-microsoft-com:vml" xmlns:w="http://schemas.openxmlformats.org/wordprocessingml/2006/main" xmlns:w10="urn:schemas-microsoft-com:office:word" xmlns:wp="http://schemas.openxmlformats.org/drawingml/2006/wordprocessingDrawing" xmlns:wps="http://schemas.microsoft.com/office/word/2010/wordprocessingShape" xmlns:wpg="http://schemas.microsoft.com/office/word/2010/wordprocessingGroup" xmlns:mc="http://schemas.openxmlformats.org/markup-compatibility/2006" xmlns:wp14="http://schemas.microsoft.com/office/word/2010/wordprocessingDrawing" xmlns:w14="http://schemas.microsoft.com/office/word/2010/wordml" xmlns:w15="http://schemas.microsoft.com/office/word/2012/wordml" mc:Ignorable="w14 wp14 w15">
   <w:p>
     <w:pPr>
       <w:pStyle w:val="Header"/>
@@ -8823,7 +7918,7 @@
       <mc:AlternateContent>
         <mc:Choice Requires="wps">
           <w:drawing>
-            <wp:anchor distT="0" distB="0" distL="0" distR="0" simplePos="0" relativeHeight="3" behindDoc="1" locked="0" layoutInCell="0" allowOverlap="1">
+            <wp:anchor behindDoc="1" distT="0" distB="0" distL="0" distR="0" simplePos="0" locked="0" layoutInCell="0" allowOverlap="1" relativeHeight="2">
               <wp:simplePos x="0" y="0"/>
               <wp:positionH relativeFrom="page">
                 <wp:posOffset>6972300</wp:posOffset>
@@ -8884,8 +7979,8 @@
         </mc:Choice>
         <mc:Fallback>
           <w:pict>
-            <v:rect id="shape_0" fillcolor="white" stroked="f" o:allowincell="f" style="position:absolute;margin-left:549pt;margin-top:0.35pt;width:1.1pt;height:18.45pt;mso-wrap-style:none;v-text-anchor:middle;mso-position-horizontal-relative:page">
-              <v:fill o:detectmouseclick="t" type="solid" color2="black" opacity="0"/>
+            <v:rect id="shape_0" ID="Frame46" path="m0,0l-2147483645,0l-2147483645,-2147483646l0,-2147483646xe" stroked="f" o:allowincell="f" style="position:absolute;margin-left:549pt;margin-top:0.35pt;width:1.1pt;height:18.45pt;mso-wrap-style:none;v-text-anchor:middle;mso-position-horizontal-relative:page">
+              <v:fill o:detectmouseclick="t" on="false"/>
               <v:stroke color="#3465a4" joinstyle="round" endcap="flat"/>
               <v:textbox>
                 <w:txbxContent>
@@ -8913,7 +8008,7 @@
 </file>
 
 <file path=word/header2.xml><?xml version="1.0" encoding="utf-8"?>
-<w:hdr xmlns:o="urn:schemas-microsoft-com:office:office" xmlns:r="http://schemas.openxmlformats.org/officeDocument/2006/relationships" xmlns:v="urn:schemas-microsoft-com:vml" xmlns:w="http://schemas.openxmlformats.org/wordprocessingml/2006/main" xmlns:w10="urn:schemas-microsoft-com:office:word" xmlns:wp="http://schemas.openxmlformats.org/drawingml/2006/wordprocessingDrawing" xmlns:pic="http://schemas.openxmlformats.org/drawingml/2006/picture" xmlns:wps="http://schemas.microsoft.com/office/word/2010/wordprocessingShape" xmlns:wpg="http://schemas.microsoft.com/office/word/2010/wordprocessingGroup" xmlns:mc="http://schemas.openxmlformats.org/markup-compatibility/2006" xmlns:wp14="http://schemas.microsoft.com/office/word/2010/wordprocessingDrawing" xmlns:w14="http://schemas.microsoft.com/office/word/2010/wordml" xmlns:w15="http://schemas.microsoft.com/office/word/2012/wordml" mc:Ignorable="w14 wp14 w15">
+<w:hdr xmlns:o="urn:schemas-microsoft-com:office:office" xmlns:r="http://schemas.openxmlformats.org/officeDocument/2006/relationships" xmlns:v="urn:schemas-microsoft-com:vml" xmlns:w="http://schemas.openxmlformats.org/wordprocessingml/2006/main" xmlns:w10="urn:schemas-microsoft-com:office:word" xmlns:wp="http://schemas.openxmlformats.org/drawingml/2006/wordprocessingDrawing" xmlns:wps="http://schemas.microsoft.com/office/word/2010/wordprocessingShape" xmlns:wpg="http://schemas.microsoft.com/office/word/2010/wordprocessingGroup" xmlns:mc="http://schemas.openxmlformats.org/markup-compatibility/2006" xmlns:wp14="http://schemas.microsoft.com/office/word/2010/wordprocessingDrawing" xmlns:w14="http://schemas.microsoft.com/office/word/2010/wordml" xmlns:w15="http://schemas.microsoft.com/office/word/2012/wordml" mc:Ignorable="w14 wp14 w15">
   <w:p>
     <w:pPr>
       <w:pStyle w:val="Header"/>
@@ -8924,7 +8019,7 @@
       <mc:AlternateContent>
         <mc:Choice Requires="wps">
           <w:drawing>
-            <wp:anchor distT="0" distB="0" distL="0" distR="0" simplePos="0" relativeHeight="5" behindDoc="1" locked="0" layoutInCell="0" allowOverlap="1">
+            <wp:anchor behindDoc="1" distT="0" distB="0" distL="0" distR="0" simplePos="0" locked="0" layoutInCell="0" allowOverlap="1" relativeHeight="4">
               <wp:simplePos x="0" y="0"/>
               <wp:positionH relativeFrom="margin">
                 <wp:align>center</wp:align>
@@ -8985,8 +8080,8 @@
         </mc:Choice>
         <mc:Fallback>
           <w:pict>
-            <v:rect id="shape_0" fillcolor="white" stroked="f" o:allowincell="f" style="position:absolute;margin-left:0pt;margin-top:0.05pt;width:1.1pt;height:1.1pt;mso-wrap-style:none;v-text-anchor:middle;mso-position-horizontal:center;mso-position-horizontal-relative:margin">
-              <v:fill o:detectmouseclick="t" type="solid" color2="black" opacity="0"/>
+            <v:rect id="shape_0" ID="Frame47" path="m0,0l-2147483645,0l-2147483645,-2147483646l0,-2147483646xe" stroked="f" o:allowincell="f" style="position:absolute;margin-left:0pt;margin-top:0.05pt;width:1.1pt;height:1.1pt;mso-wrap-style:none;v-text-anchor:middle;mso-position-horizontal:center;mso-position-horizontal-relative:margin">
+              <v:fill o:detectmouseclick="t" on="false"/>
               <v:stroke color="#3465a4" joinstyle="round" endcap="flat"/>
               <v:textbox>
                 <w:txbxContent>
@@ -9014,7 +8109,7 @@
 </file>
 
 <file path=word/header3.xml><?xml version="1.0" encoding="utf-8"?>
-<w:hdr xmlns:o="urn:schemas-microsoft-com:office:office" xmlns:r="http://schemas.openxmlformats.org/officeDocument/2006/relationships" xmlns:v="urn:schemas-microsoft-com:vml" xmlns:w="http://schemas.openxmlformats.org/wordprocessingml/2006/main" xmlns:w10="urn:schemas-microsoft-com:office:word" xmlns:wp="http://schemas.openxmlformats.org/drawingml/2006/wordprocessingDrawing" xmlns:pic="http://schemas.openxmlformats.org/drawingml/2006/picture" xmlns:wps="http://schemas.microsoft.com/office/word/2010/wordprocessingShape" xmlns:wpg="http://schemas.microsoft.com/office/word/2010/wordprocessingGroup" xmlns:mc="http://schemas.openxmlformats.org/markup-compatibility/2006" xmlns:wp14="http://schemas.microsoft.com/office/word/2010/wordprocessingDrawing" xmlns:w14="http://schemas.microsoft.com/office/word/2010/wordml" xmlns:w15="http://schemas.microsoft.com/office/word/2012/wordml" mc:Ignorable="w14 wp14 w15">
+<w:hdr xmlns:o="urn:schemas-microsoft-com:office:office" xmlns:r="http://schemas.openxmlformats.org/officeDocument/2006/relationships" xmlns:v="urn:schemas-microsoft-com:vml" xmlns:w="http://schemas.openxmlformats.org/wordprocessingml/2006/main" xmlns:w10="urn:schemas-microsoft-com:office:word" xmlns:wp="http://schemas.openxmlformats.org/drawingml/2006/wordprocessingDrawing" xmlns:wps="http://schemas.microsoft.com/office/word/2010/wordprocessingShape" xmlns:wpg="http://schemas.microsoft.com/office/word/2010/wordprocessingGroup" xmlns:mc="http://schemas.openxmlformats.org/markup-compatibility/2006" xmlns:wp14="http://schemas.microsoft.com/office/word/2010/wordprocessingDrawing" xmlns:w14="http://schemas.microsoft.com/office/word/2010/wordml" xmlns:w15="http://schemas.microsoft.com/office/word/2012/wordml" mc:Ignorable="w14 wp14 w15">
   <w:p>
     <w:pPr>
       <w:pStyle w:val="Header"/>
@@ -9440,7 +8535,7 @@
     </w:rPr>
   </w:style>
   <w:style w:type="paragraph" w:styleId="Heading1">
-    <w:name w:val="heading 1"/>
+    <w:name w:val="Heading 1"/>
     <w:basedOn w:val="Normal"/>
     <w:next w:val="Normal"/>
     <w:qFormat/>
@@ -9454,7 +8549,7 @@
     </w:rPr>
   </w:style>
   <w:style w:type="paragraph" w:styleId="Heading2">
-    <w:name w:val="heading 2"/>
+    <w:name w:val="Heading 2"/>
     <w:basedOn w:val="Normal"/>
     <w:next w:val="Normal"/>
     <w:qFormat/>
@@ -9477,7 +8572,7 @@
     <w:rPr/>
   </w:style>
   <w:style w:type="character" w:styleId="PageNumber">
-    <w:name w:val="page number"/>
+    <w:name w:val="Page Number"/>
     <w:basedOn w:val="DefaultParagraphFont"/>
     <w:rPr/>
   </w:style>
@@ -9513,7 +8608,7 @@
     </w:rPr>
   </w:style>
   <w:style w:type="paragraph" w:styleId="Caption">
-    <w:name w:val="caption"/>
+    <w:name w:val="Caption"/>
     <w:basedOn w:val="Normal"/>
     <w:qFormat/>
     <w:pPr>
@@ -9547,7 +8642,7 @@
     <w:rPr/>
   </w:style>
   <w:style w:type="paragraph" w:styleId="Header">
-    <w:name w:val="header"/>
+    <w:name w:val="Header"/>
     <w:basedOn w:val="Normal"/>
     <w:pPr>
       <w:tabs>
@@ -9561,7 +8656,7 @@
     </w:rPr>
   </w:style>
   <w:style w:type="paragraph" w:styleId="Footer">
-    <w:name w:val="footer"/>
+    <w:name w:val="Footer"/>
     <w:basedOn w:val="Normal"/>
     <w:pPr>
       <w:tabs>
@@ -9596,13 +8691,6 @@
       <w:sz w:val="16"/>
       <w:szCs w:val="18"/>
     </w:rPr>
-  </w:style>
-  <w:style w:type="paragraph" w:styleId="FrameContentsuser">
-    <w:name w:val="Frame Contents (user)"/>
-    <w:basedOn w:val="Normal"/>
-    <w:qFormat/>
-    <w:pPr/>
-    <w:rPr/>
   </w:style>
   <w:style w:type="paragraph" w:styleId="FrameContents">
     <w:name w:val="Frame Contents"/>
